--- a/experiment 6 - Damped Harmonic Oscillator/FUNDAMENTAL PHYSICS EXPERIMENT 6.docx
+++ b/experiment 6 - Damped Harmonic Oscillator/FUNDAMENTAL PHYSICS EXPERIMENT 6.docx
@@ -46,8 +46,18 @@
           <w:sz w:val="20"/>
           <w:szCs w:val="22"/>
         </w:rPr>
-        <w:t>2025160133 조한흠</w:t>
-      </w:r>
+        <w:t xml:space="preserve">2025160133 </w:t>
+      </w:r>
+      <w:proofErr w:type="spellStart"/>
+      <w:r>
+        <w:rPr>
+          <w:rFonts w:hint="eastAsia"/>
+          <w:sz w:val="20"/>
+          <w:szCs w:val="22"/>
+        </w:rPr>
+        <w:t>조한흠</w:t>
+      </w:r>
+      <w:proofErr w:type="spellEnd"/>
     </w:p>
     <w:p>
       <w:pPr>
@@ -553,7 +563,7 @@
                     <pic:cNvPicPr/>
                   </pic:nvPicPr>
                   <pic:blipFill>
-                    <a:blip r:embed="rId5">
+                    <a:blip r:embed="rId6">
                       <a:extLst>
                         <a:ext uri="{28A0092B-C50C-407E-A947-70E740481C1C}">
                           <a14:useLocalDpi xmlns:a14="http://schemas.microsoft.com/office/drawing/2010/main" val="0"/>
@@ -970,7 +980,7 @@
                     <pic:cNvPicPr/>
                   </pic:nvPicPr>
                   <pic:blipFill>
-                    <a:blip r:embed="rId6">
+                    <a:blip r:embed="rId7">
                       <a:extLst>
                         <a:ext uri="{28A0092B-C50C-407E-A947-70E740481C1C}">
                           <a14:useLocalDpi xmlns:a14="http://schemas.microsoft.com/office/drawing/2010/main" val="0"/>
@@ -1838,13 +1848,23 @@
           </m:sub>
         </m:sSub>
       </m:oMath>
-      <w:r>
-        <w:rPr>
-          <w:rFonts w:hint="eastAsia"/>
-          <w:sz w:val="20"/>
-          <w:szCs w:val="22"/>
-        </w:rPr>
-        <w:t xml:space="preserve">라고 하자. 첫 번째 방법으로 구한 고유 각진동수는 실제로 관측한 값이므로 </w:t>
+      <w:proofErr w:type="spellStart"/>
+      <w:r>
+        <w:rPr>
+          <w:rFonts w:hint="eastAsia"/>
+          <w:sz w:val="20"/>
+          <w:szCs w:val="22"/>
+        </w:rPr>
+        <w:t>라고</w:t>
+      </w:r>
+      <w:proofErr w:type="spellEnd"/>
+      <w:r>
+        <w:rPr>
+          <w:rFonts w:hint="eastAsia"/>
+          <w:sz w:val="20"/>
+          <w:szCs w:val="22"/>
+        </w:rPr>
+        <w:t xml:space="preserve"> 하자. 첫 번째 방법으로 구한 고유 각진동수는 실제로 관측한 값이므로 </w:t>
       </w:r>
       <m:oMath>
         <m:sSub>
@@ -1879,13 +1899,23 @@
           </m:sub>
         </m:sSub>
       </m:oMath>
-      <w:r>
-        <w:rPr>
-          <w:rFonts w:hint="eastAsia"/>
-          <w:sz w:val="20"/>
-          <w:szCs w:val="22"/>
-        </w:rPr>
-        <w:t xml:space="preserve">라고 하자. </w:t>
+      <w:proofErr w:type="spellStart"/>
+      <w:r>
+        <w:rPr>
+          <w:rFonts w:hint="eastAsia"/>
+          <w:sz w:val="20"/>
+          <w:szCs w:val="22"/>
+        </w:rPr>
+        <w:t>라고</w:t>
+      </w:r>
+      <w:proofErr w:type="spellEnd"/>
+      <w:r>
+        <w:rPr>
+          <w:rFonts w:hint="eastAsia"/>
+          <w:sz w:val="20"/>
+          <w:szCs w:val="22"/>
+        </w:rPr>
+        <w:t xml:space="preserve"> 하자. </w:t>
       </w:r>
       <w:r>
         <w:rPr>
@@ -2468,7 +2498,25 @@
           <w:sz w:val="20"/>
           <w:szCs w:val="22"/>
         </w:rPr>
-        <w:t xml:space="preserve">는 driving force의 각진동수이다. </w:t>
+        <w:t xml:space="preserve">는 driving force의 </w:t>
+      </w:r>
+      <w:proofErr w:type="spellStart"/>
+      <w:r>
+        <w:rPr>
+          <w:rFonts w:hint="eastAsia"/>
+          <w:sz w:val="20"/>
+          <w:szCs w:val="22"/>
+        </w:rPr>
+        <w:t>각진동수이다</w:t>
+      </w:r>
+      <w:proofErr w:type="spellEnd"/>
+      <w:r>
+        <w:rPr>
+          <w:rFonts w:hint="eastAsia"/>
+          <w:sz w:val="20"/>
+          <w:szCs w:val="22"/>
+        </w:rPr>
+        <w:t xml:space="preserve">. </w:t>
       </w:r>
     </w:p>
     <w:p>
@@ -2546,13 +2594,23 @@
           </m:e>
         </m:d>
       </m:oMath>
-      <w:r>
-        <w:rPr>
-          <w:rFonts w:hint="eastAsia"/>
-          <w:sz w:val="20"/>
-          <w:szCs w:val="22"/>
-        </w:rPr>
-        <w:t xml:space="preserve">를 대입하자. 이를 대입하고, 코사인과 사인의 덧셈공식을 이용하여 </w:t>
+      <w:proofErr w:type="spellStart"/>
+      <w:r>
+        <w:rPr>
+          <w:rFonts w:hint="eastAsia"/>
+          <w:sz w:val="20"/>
+          <w:szCs w:val="22"/>
+        </w:rPr>
+        <w:t>를</w:t>
+      </w:r>
+      <w:proofErr w:type="spellEnd"/>
+      <w:r>
+        <w:rPr>
+          <w:rFonts w:hint="eastAsia"/>
+          <w:sz w:val="20"/>
+          <w:szCs w:val="22"/>
+        </w:rPr>
+        <w:t xml:space="preserve"> 대입하자. 이를 대입하고, 코사인과 사인의 덧셈공식을 이용하여 </w:t>
       </w:r>
       <m:oMath>
         <m:r>
@@ -4147,7 +4205,43 @@
           <w:sz w:val="20"/>
           <w:szCs w:val="22"/>
         </w:rPr>
-        <w:t xml:space="preserve">값은 얻은 driving force와 angle의 그래프의 진폭이 1이 되도록 정규화한 뒤, arccos를 취하고, 두 값의 차를 구해서 얻을 수 있다. </w:t>
+        <w:t xml:space="preserve">값은 얻은 driving force와 angle의 그래프의 진폭이 1이 되도록 </w:t>
+      </w:r>
+      <w:proofErr w:type="spellStart"/>
+      <w:r>
+        <w:rPr>
+          <w:rFonts w:hint="eastAsia"/>
+          <w:sz w:val="20"/>
+          <w:szCs w:val="22"/>
+        </w:rPr>
+        <w:t>정규화한</w:t>
+      </w:r>
+      <w:proofErr w:type="spellEnd"/>
+      <w:r>
+        <w:rPr>
+          <w:rFonts w:hint="eastAsia"/>
+          <w:sz w:val="20"/>
+          <w:szCs w:val="22"/>
+        </w:rPr>
+        <w:t xml:space="preserve"> 뒤, </w:t>
+      </w:r>
+      <w:proofErr w:type="spellStart"/>
+      <w:r>
+        <w:rPr>
+          <w:rFonts w:hint="eastAsia"/>
+          <w:sz w:val="20"/>
+          <w:szCs w:val="22"/>
+        </w:rPr>
+        <w:t>arccos</w:t>
+      </w:r>
+      <w:proofErr w:type="spellEnd"/>
+      <w:r>
+        <w:rPr>
+          <w:rFonts w:hint="eastAsia"/>
+          <w:sz w:val="20"/>
+          <w:szCs w:val="22"/>
+        </w:rPr>
+        <w:t xml:space="preserve">를 취하고, 두 값의 차를 구해서 얻을 수 있다. </w:t>
       </w:r>
     </w:p>
     <w:p>
@@ -4181,7 +4275,7 @@
                     <pic:cNvPicPr/>
                   </pic:nvPicPr>
                   <pic:blipFill>
-                    <a:blip r:embed="rId7">
+                    <a:blip r:embed="rId8">
                       <a:extLst>
                         <a:ext uri="{28A0092B-C50C-407E-A947-70E740481C1C}">
                           <a14:useLocalDpi xmlns:a14="http://schemas.microsoft.com/office/drawing/2010/main" val="0"/>
@@ -4230,7 +4324,7 @@
                     <pic:cNvPicPr/>
                   </pic:nvPicPr>
                   <pic:blipFill>
-                    <a:blip r:embed="rId8">
+                    <a:blip r:embed="rId9">
                       <a:extLst>
                         <a:ext uri="{28A0092B-C50C-407E-A947-70E740481C1C}">
                           <a14:useLocalDpi xmlns:a14="http://schemas.microsoft.com/office/drawing/2010/main" val="0"/>
@@ -4326,7 +4420,7 @@
                     <pic:cNvPicPr/>
                   </pic:nvPicPr>
                   <pic:blipFill>
-                    <a:blip r:embed="rId9" cstate="print">
+                    <a:blip r:embed="rId10" cstate="print">
                       <a:extLst>
                         <a:ext uri="{28A0092B-C50C-407E-A947-70E740481C1C}">
                           <a14:useLocalDpi xmlns:a14="http://schemas.microsoft.com/office/drawing/2010/main" val="0"/>
@@ -4374,7 +4468,7 @@
                     <pic:cNvPicPr/>
                   </pic:nvPicPr>
                   <pic:blipFill>
-                    <a:blip r:embed="rId10">
+                    <a:blip r:embed="rId11">
                       <a:extLst>
                         <a:ext uri="{28A0092B-C50C-407E-A947-70E740481C1C}">
                           <a14:useLocalDpi xmlns:a14="http://schemas.microsoft.com/office/drawing/2010/main" val="0"/>
@@ -5416,13 +5510,23 @@
           <w:szCs w:val="22"/>
         </w:rPr>
       </w:pPr>
-      <w:r>
-        <w:rPr>
-          <w:rFonts w:hint="eastAsia"/>
-          <w:sz w:val="20"/>
-          <w:szCs w:val="22"/>
-        </w:rPr>
-        <w:t xml:space="preserve">를 생각하면 </w:t>
+      <w:proofErr w:type="spellStart"/>
+      <w:r>
+        <w:rPr>
+          <w:rFonts w:hint="eastAsia"/>
+          <w:sz w:val="20"/>
+          <w:szCs w:val="22"/>
+        </w:rPr>
+        <w:t>를</w:t>
+      </w:r>
+      <w:proofErr w:type="spellEnd"/>
+      <w:r>
+        <w:rPr>
+          <w:rFonts w:hint="eastAsia"/>
+          <w:sz w:val="20"/>
+          <w:szCs w:val="22"/>
+        </w:rPr>
+        <w:t xml:space="preserve"> 생각하면 </w:t>
       </w:r>
       <w:r>
         <w:rPr>
@@ -7485,13 +7589,23 @@
           </m:sup>
         </m:sSup>
       </m:oMath>
-      <w:r>
-        <w:rPr>
-          <w:rFonts w:hint="eastAsia"/>
-          <w:sz w:val="20"/>
-          <w:szCs w:val="22"/>
-        </w:rPr>
-        <w:t xml:space="preserve">를 얻을 수 있다. </w:t>
+      <w:proofErr w:type="spellStart"/>
+      <w:r>
+        <w:rPr>
+          <w:rFonts w:hint="eastAsia"/>
+          <w:sz w:val="20"/>
+          <w:szCs w:val="22"/>
+        </w:rPr>
+        <w:t>를</w:t>
+      </w:r>
+      <w:proofErr w:type="spellEnd"/>
+      <w:r>
+        <w:rPr>
+          <w:rFonts w:hint="eastAsia"/>
+          <w:sz w:val="20"/>
+          <w:szCs w:val="22"/>
+        </w:rPr>
+        <w:t xml:space="preserve"> 얻을 수 있다. </w:t>
       </w:r>
     </w:p>
     <w:p>
@@ -7525,7 +7639,7 @@
                     <pic:cNvPicPr/>
                   </pic:nvPicPr>
                   <pic:blipFill>
-                    <a:blip r:embed="rId11" cstate="print">
+                    <a:blip r:embed="rId12" cstate="print">
                       <a:extLst>
                         <a:ext uri="{28A0092B-C50C-407E-A947-70E740481C1C}">
                           <a14:useLocalDpi xmlns:a14="http://schemas.microsoft.com/office/drawing/2010/main" val="0"/>
@@ -7574,7 +7688,7 @@
                     <pic:cNvPicPr/>
                   </pic:nvPicPr>
                   <pic:blipFill>
-                    <a:blip r:embed="rId12" cstate="print">
+                    <a:blip r:embed="rId13" cstate="print">
                       <a:extLst>
                         <a:ext uri="{28A0092B-C50C-407E-A947-70E740481C1C}">
                           <a14:useLocalDpi xmlns:a14="http://schemas.microsoft.com/office/drawing/2010/main" val="0"/>
@@ -7615,7 +7729,25 @@
           <w:sz w:val="20"/>
           <w:szCs w:val="22"/>
         </w:rPr>
-        <w:t xml:space="preserve">&lt;figure 7: freq vs amp 4mm&gt; </w:t>
+        <w:t xml:space="preserve">&lt;figure 7: </w:t>
+      </w:r>
+      <w:proofErr w:type="spellStart"/>
+      <w:r>
+        <w:rPr>
+          <w:rFonts w:hint="eastAsia"/>
+          <w:sz w:val="20"/>
+          <w:szCs w:val="22"/>
+        </w:rPr>
+        <w:t>freq</w:t>
+      </w:r>
+      <w:proofErr w:type="spellEnd"/>
+      <w:r>
+        <w:rPr>
+          <w:rFonts w:hint="eastAsia"/>
+          <w:sz w:val="20"/>
+          <w:szCs w:val="22"/>
+        </w:rPr>
+        <w:t xml:space="preserve"> vs amp 4mm&gt; </w:t>
       </w:r>
       <w:r>
         <w:rPr>
@@ -7637,7 +7769,25 @@
           <w:sz w:val="20"/>
           <w:szCs w:val="22"/>
         </w:rPr>
-        <w:t>&lt;figure 8: freq vs amp 4.5mm&gt;</w:t>
+        <w:t xml:space="preserve">&lt;figure 8: </w:t>
+      </w:r>
+      <w:proofErr w:type="spellStart"/>
+      <w:r>
+        <w:rPr>
+          <w:rFonts w:hint="eastAsia"/>
+          <w:sz w:val="20"/>
+          <w:szCs w:val="22"/>
+        </w:rPr>
+        <w:t>freq</w:t>
+      </w:r>
+      <w:proofErr w:type="spellEnd"/>
+      <w:r>
+        <w:rPr>
+          <w:rFonts w:hint="eastAsia"/>
+          <w:sz w:val="20"/>
+          <w:szCs w:val="22"/>
+        </w:rPr>
+        <w:t xml:space="preserve"> vs amp 4.5mm&gt;</w:t>
       </w:r>
     </w:p>
     <w:p>
@@ -7670,7 +7820,7 @@
                     <pic:cNvPicPr/>
                   </pic:nvPicPr>
                   <pic:blipFill>
-                    <a:blip r:embed="rId13" cstate="print">
+                    <a:blip r:embed="rId14" cstate="print">
                       <a:extLst>
                         <a:ext uri="{28A0092B-C50C-407E-A947-70E740481C1C}">
                           <a14:useLocalDpi xmlns:a14="http://schemas.microsoft.com/office/drawing/2010/main" val="0"/>
@@ -7700,18 +7850,5083 @@
     <w:p>
       <w:pPr>
         <w:rPr>
-          <w:rFonts w:hint="eastAsia"/>
-          <w:sz w:val="20"/>
-          <w:szCs w:val="22"/>
-        </w:rPr>
-      </w:pPr>
-      <w:r>
-        <w:rPr>
-          <w:rFonts w:hint="eastAsia"/>
-          <w:sz w:val="20"/>
-          <w:szCs w:val="22"/>
-        </w:rPr>
-        <w:t>&lt;figure 9: freq vs amp 5mm&gt;</w:t>
+          <w:sz w:val="20"/>
+          <w:szCs w:val="22"/>
+        </w:rPr>
+      </w:pPr>
+      <w:r>
+        <w:rPr>
+          <w:rFonts w:hint="eastAsia"/>
+          <w:sz w:val="20"/>
+          <w:szCs w:val="22"/>
+        </w:rPr>
+        <w:t xml:space="preserve">&lt;figure 9: </w:t>
+      </w:r>
+      <w:proofErr w:type="spellStart"/>
+      <w:r>
+        <w:rPr>
+          <w:rFonts w:hint="eastAsia"/>
+          <w:sz w:val="20"/>
+          <w:szCs w:val="22"/>
+        </w:rPr>
+        <w:t>freq</w:t>
+      </w:r>
+      <w:proofErr w:type="spellEnd"/>
+      <w:r>
+        <w:rPr>
+          <w:rFonts w:hint="eastAsia"/>
+          <w:sz w:val="20"/>
+          <w:szCs w:val="22"/>
+        </w:rPr>
+        <w:t xml:space="preserve"> vs amp 5mm</w:t>
+      </w:r>
+      <w:r>
+        <w:rPr>
+          <w:rFonts w:hint="eastAsia"/>
+          <w:sz w:val="20"/>
+          <w:szCs w:val="22"/>
+        </w:rPr>
+        <w:t>&gt;</w:t>
+      </w:r>
+    </w:p>
+    <w:p>
+      <w:pPr>
+        <w:rPr>
+          <w:sz w:val="20"/>
+          <w:szCs w:val="22"/>
+        </w:rPr>
+      </w:pPr>
+      <w:r>
+        <w:rPr>
+          <w:rFonts w:hint="eastAsia"/>
+          <w:sz w:val="20"/>
+          <w:szCs w:val="22"/>
+        </w:rPr>
+        <w:t xml:space="preserve">위의 데이터는 frequency와 amplitude를 모든 </w:t>
+      </w:r>
+      <w:proofErr w:type="spellStart"/>
+      <w:r>
+        <w:rPr>
+          <w:rFonts w:hint="eastAsia"/>
+          <w:sz w:val="20"/>
+          <w:szCs w:val="22"/>
+        </w:rPr>
+        <w:t>댐핑</w:t>
+      </w:r>
+      <w:proofErr w:type="spellEnd"/>
+      <w:r>
+        <w:rPr>
+          <w:rFonts w:hint="eastAsia"/>
+          <w:sz w:val="20"/>
+          <w:szCs w:val="22"/>
+        </w:rPr>
+        <w:t xml:space="preserve"> 조건에 대해 나타낸 것이다. </w:t>
+      </w:r>
+      <w:r>
+        <w:rPr>
+          <w:sz w:val="20"/>
+          <w:szCs w:val="22"/>
+        </w:rPr>
+        <w:t>F</w:t>
+      </w:r>
+      <w:r>
+        <w:rPr>
+          <w:rFonts w:hint="eastAsia"/>
+          <w:sz w:val="20"/>
+          <w:szCs w:val="22"/>
+        </w:rPr>
+        <w:t>requency에 2</w:t>
+      </w:r>
+      <m:oMath>
+        <m:r>
+          <w:rPr>
+            <w:rFonts w:ascii="Cambria Math" w:hAnsi="Cambria Math"/>
+            <w:sz w:val="20"/>
+            <w:szCs w:val="22"/>
+          </w:rPr>
+          <m:t>π</m:t>
+        </m:r>
+      </m:oMath>
+      <w:r>
+        <w:rPr>
+          <w:rFonts w:hint="eastAsia"/>
+          <w:sz w:val="20"/>
+          <w:szCs w:val="22"/>
+        </w:rPr>
+        <w:t xml:space="preserve">를 곱하고, amplitude는 역수를 취한 뒤 제곱하여 </w:t>
+      </w:r>
+      <m:oMath>
+        <m:sSup>
+          <m:sSupPr>
+            <m:ctrlPr>
+              <w:rPr>
+                <w:rFonts w:ascii="Cambria Math" w:hAnsi="Cambria Math"/>
+                <w:sz w:val="20"/>
+                <w:szCs w:val="22"/>
+              </w:rPr>
+            </m:ctrlPr>
+          </m:sSupPr>
+          <m:e>
+            <m:r>
+              <w:rPr>
+                <w:rFonts w:ascii="Cambria Math" w:hAnsi="Cambria Math"/>
+                <w:sz w:val="20"/>
+                <w:szCs w:val="22"/>
+              </w:rPr>
+              <m:t>A</m:t>
+            </m:r>
+          </m:e>
+          <m:sup>
+            <m:r>
+              <w:rPr>
+                <w:rFonts w:ascii="Cambria Math" w:hAnsi="Cambria Math"/>
+                <w:sz w:val="20"/>
+                <w:szCs w:val="22"/>
+              </w:rPr>
+              <m:t>-2</m:t>
+            </m:r>
+          </m:sup>
+        </m:sSup>
+        <m:r>
+          <w:rPr>
+            <w:rFonts w:ascii="Cambria Math" w:hAnsi="Cambria Math"/>
+            <w:sz w:val="20"/>
+            <w:szCs w:val="22"/>
+          </w:rPr>
+          <m:t>,</m:t>
+        </m:r>
+        <m:sSup>
+          <m:sSupPr>
+            <m:ctrlPr>
+              <w:rPr>
+                <w:rFonts w:ascii="Cambria Math" w:hAnsi="Cambria Math"/>
+                <w:sz w:val="20"/>
+                <w:szCs w:val="22"/>
+              </w:rPr>
+            </m:ctrlPr>
+          </m:sSupPr>
+          <m:e>
+            <m:r>
+              <w:rPr>
+                <w:rFonts w:ascii="Cambria Math" w:hAnsi="Cambria Math"/>
+                <w:sz w:val="20"/>
+                <w:szCs w:val="22"/>
+              </w:rPr>
+              <m:t>ω</m:t>
+            </m:r>
+          </m:e>
+          <m:sup>
+            <m:r>
+              <w:rPr>
+                <w:rFonts w:ascii="Cambria Math" w:hAnsi="Cambria Math"/>
+                <w:sz w:val="20"/>
+                <w:szCs w:val="22"/>
+              </w:rPr>
+              <m:t>2</m:t>
+            </m:r>
+          </m:sup>
+        </m:sSup>
+      </m:oMath>
+      <w:r>
+        <w:rPr>
+          <w:rFonts w:hint="eastAsia"/>
+          <w:sz w:val="20"/>
+          <w:szCs w:val="22"/>
+        </w:rPr>
+        <w:t xml:space="preserve">을 구할 수 있다. 이를 </w:t>
+      </w:r>
+      <m:oMath>
+        <m:r>
+          <w:rPr>
+            <w:rFonts w:ascii="Cambria Math" w:hAnsi="Cambria Math"/>
+            <w:sz w:val="20"/>
+            <w:szCs w:val="22"/>
+          </w:rPr>
+          <m:t>y=α</m:t>
+        </m:r>
+        <m:sSup>
+          <m:sSupPr>
+            <m:ctrlPr>
+              <w:rPr>
+                <w:rFonts w:ascii="Cambria Math" w:hAnsi="Cambria Math"/>
+                <w:sz w:val="20"/>
+                <w:szCs w:val="22"/>
+              </w:rPr>
+            </m:ctrlPr>
+          </m:sSupPr>
+          <m:e>
+            <m:r>
+              <w:rPr>
+                <w:rFonts w:ascii="Cambria Math" w:hAnsi="Cambria Math"/>
+                <w:sz w:val="20"/>
+                <w:szCs w:val="22"/>
+              </w:rPr>
+              <m:t>x</m:t>
+            </m:r>
+          </m:e>
+          <m:sup>
+            <m:r>
+              <w:rPr>
+                <w:rFonts w:ascii="Cambria Math" w:hAnsi="Cambria Math"/>
+                <w:sz w:val="20"/>
+                <w:szCs w:val="22"/>
+              </w:rPr>
+              <m:t>2</m:t>
+            </m:r>
+          </m:sup>
+        </m:sSup>
+        <m:r>
+          <w:rPr>
+            <w:rFonts w:ascii="Cambria Math" w:hAnsi="Cambria Math"/>
+            <w:sz w:val="20"/>
+            <w:szCs w:val="22"/>
+          </w:rPr>
+          <m:t>+βx+γ</m:t>
+        </m:r>
+      </m:oMath>
+      <w:r>
+        <w:rPr>
+          <w:rFonts w:hint="eastAsia"/>
+          <w:sz w:val="20"/>
+          <w:szCs w:val="22"/>
+        </w:rPr>
+        <w:t xml:space="preserve">꼴로 </w:t>
+      </w:r>
+      <w:proofErr w:type="spellStart"/>
+      <w:r>
+        <w:rPr>
+          <w:rFonts w:hint="eastAsia"/>
+          <w:sz w:val="20"/>
+          <w:szCs w:val="22"/>
+        </w:rPr>
+        <w:t>피팅하면</w:t>
+      </w:r>
+      <w:proofErr w:type="spellEnd"/>
+      <w:r>
+        <w:rPr>
+          <w:rFonts w:hint="eastAsia"/>
+          <w:sz w:val="20"/>
+          <w:szCs w:val="22"/>
+        </w:rPr>
+        <w:t xml:space="preserve"> 다음과 같은 결과를 얻을 수 있다.</w:t>
+      </w:r>
+    </w:p>
+    <w:p>
+      <w:pPr>
+        <w:rPr>
+          <w:sz w:val="20"/>
+          <w:szCs w:val="22"/>
+        </w:rPr>
+      </w:pPr>
+      <w:r>
+        <w:rPr>
+          <w:rFonts w:hint="eastAsia"/>
+          <w:noProof/>
+          <w:sz w:val="20"/>
+          <w:szCs w:val="22"/>
+        </w:rPr>
+        <w:drawing>
+          <wp:inline distT="0" distB="0" distL="0" distR="0" wp14:anchorId="1B0C8063" wp14:editId="58620DC9">
+            <wp:extent cx="3308350" cy="2481446"/>
+            <wp:effectExtent l="0" t="0" r="6350" b="0"/>
+            <wp:docPr id="416029582" name="그림 11"/>
+            <wp:cNvGraphicFramePr>
+              <a:graphicFrameLocks xmlns:a="http://schemas.openxmlformats.org/drawingml/2006/main" noChangeAspect="1"/>
+            </wp:cNvGraphicFramePr>
+            <a:graphic xmlns:a="http://schemas.openxmlformats.org/drawingml/2006/main">
+              <a:graphicData uri="http://schemas.openxmlformats.org/drawingml/2006/picture">
+                <pic:pic xmlns:pic="http://schemas.openxmlformats.org/drawingml/2006/picture">
+                  <pic:nvPicPr>
+                    <pic:cNvPr id="416029582" name="그림 416029582"/>
+                    <pic:cNvPicPr/>
+                  </pic:nvPicPr>
+                  <pic:blipFill>
+                    <a:blip r:embed="rId15">
+                      <a:extLst>
+                        <a:ext uri="{28A0092B-C50C-407E-A947-70E740481C1C}">
+                          <a14:useLocalDpi xmlns:a14="http://schemas.microsoft.com/office/drawing/2010/main" val="0"/>
+                        </a:ext>
+                      </a:extLst>
+                    </a:blip>
+                    <a:stretch>
+                      <a:fillRect/>
+                    </a:stretch>
+                  </pic:blipFill>
+                  <pic:spPr>
+                    <a:xfrm>
+                      <a:off x="0" y="0"/>
+                      <a:ext cx="3325434" cy="2494260"/>
+                    </a:xfrm>
+                    <a:prstGeom prst="rect">
+                      <a:avLst/>
+                    </a:prstGeom>
+                  </pic:spPr>
+                </pic:pic>
+              </a:graphicData>
+            </a:graphic>
+          </wp:inline>
+        </w:drawing>
+      </w:r>
+    </w:p>
+    <w:p>
+      <w:pPr>
+        <w:rPr>
+          <w:sz w:val="20"/>
+          <w:szCs w:val="22"/>
+        </w:rPr>
+      </w:pPr>
+      <w:r>
+        <w:rPr>
+          <w:rFonts w:hint="eastAsia"/>
+          <w:sz w:val="20"/>
+          <w:szCs w:val="22"/>
+        </w:rPr>
+        <w:t>&lt;figure 10: A</w:t>
+      </w:r>
+      <w:r>
+        <w:rPr>
+          <w:rFonts w:hint="eastAsia"/>
+          <w:sz w:val="20"/>
+          <w:szCs w:val="22"/>
+          <w:vertAlign w:val="superscript"/>
+        </w:rPr>
+        <w:t>-2</w:t>
+      </w:r>
+      <w:r>
+        <w:rPr>
+          <w:rFonts w:hint="eastAsia"/>
+          <w:sz w:val="20"/>
+          <w:szCs w:val="22"/>
+        </w:rPr>
+        <w:t xml:space="preserve"> vs w</w:t>
+      </w:r>
+      <w:r>
+        <w:rPr>
+          <w:rFonts w:hint="eastAsia"/>
+          <w:sz w:val="20"/>
+          <w:szCs w:val="22"/>
+          <w:vertAlign w:val="superscript"/>
+        </w:rPr>
+        <w:t>2</w:t>
+      </w:r>
+      <w:r>
+        <w:rPr>
+          <w:rFonts w:hint="eastAsia"/>
+          <w:sz w:val="20"/>
+          <w:szCs w:val="22"/>
+        </w:rPr>
+        <w:t xml:space="preserve"> fitting: 4mm&gt;</w:t>
+      </w:r>
+    </w:p>
+    <w:p>
+      <w:pPr>
+        <w:rPr>
+          <w:sz w:val="20"/>
+          <w:szCs w:val="22"/>
+        </w:rPr>
+      </w:pPr>
+    </w:p>
+    <w:p>
+      <w:pPr>
+        <w:rPr>
+          <w:rFonts w:hint="eastAsia"/>
+          <w:sz w:val="20"/>
+          <w:szCs w:val="22"/>
+        </w:rPr>
+      </w:pPr>
+      <w:r>
+        <w:rPr>
+          <w:rFonts w:hint="eastAsia"/>
+          <w:sz w:val="20"/>
+          <w:szCs w:val="22"/>
+        </w:rPr>
+        <w:lastRenderedPageBreak/>
+        <w:t>4mm 떨어져 있을 때:</w:t>
+      </w:r>
+    </w:p>
+    <w:p>
+      <w:pPr>
+        <w:rPr>
+          <w:rFonts w:hint="eastAsia"/>
+          <w:sz w:val="20"/>
+          <w:szCs w:val="22"/>
+        </w:rPr>
+      </w:pPr>
+      <w:r>
+        <w:rPr>
+          <w:sz w:val="20"/>
+          <w:szCs w:val="22"/>
+        </w:rPr>
+        <w:t>alpha=0.00330</w:t>
+      </w:r>
+      <w:r>
+        <w:rPr>
+          <w:rFonts w:hint="eastAsia"/>
+          <w:sz w:val="20"/>
+          <w:szCs w:val="22"/>
+        </w:rPr>
+        <w:t>6</w:t>
+      </w:r>
+      <w:r>
+        <w:rPr>
+          <w:sz w:val="20"/>
+          <w:szCs w:val="22"/>
+        </w:rPr>
+        <w:br/>
+      </w:r>
+      <w:r>
+        <w:rPr>
+          <w:sz w:val="20"/>
+          <w:szCs w:val="22"/>
+        </w:rPr>
+        <w:t>beta=-0.10024</w:t>
+      </w:r>
+      <w:r>
+        <w:rPr>
+          <w:sz w:val="20"/>
+          <w:szCs w:val="22"/>
+        </w:rPr>
+        <w:br/>
+      </w:r>
+      <w:r>
+        <w:rPr>
+          <w:sz w:val="20"/>
+          <w:szCs w:val="22"/>
+        </w:rPr>
+        <w:t>gamma=0.8189</w:t>
+      </w:r>
+      <w:r>
+        <w:rPr>
+          <w:rFonts w:hint="eastAsia"/>
+          <w:sz w:val="20"/>
+          <w:szCs w:val="22"/>
+        </w:rPr>
+        <w:t>9</w:t>
+      </w:r>
+      <w:r>
+        <w:rPr>
+          <w:sz w:val="20"/>
+          <w:szCs w:val="22"/>
+        </w:rPr>
+        <w:br/>
+      </w:r>
+      <w:r>
+        <w:rPr>
+          <w:sz w:val="20"/>
+          <w:szCs w:val="22"/>
+        </w:rPr>
+        <w:t>(gamma/alpha)^0.25 = 3.96738</w:t>
+      </w:r>
+      <w:r>
+        <w:rPr>
+          <w:sz w:val="20"/>
+          <w:szCs w:val="22"/>
+        </w:rPr>
+        <w:br/>
+      </w:r>
+      <w:r>
+        <w:rPr>
+          <w:sz w:val="20"/>
+          <w:szCs w:val="22"/>
+        </w:rPr>
+        <w:t>RMSE=0.013163</w:t>
+      </w:r>
+      <w:r>
+        <w:rPr>
+          <w:sz w:val="20"/>
+          <w:szCs w:val="22"/>
+        </w:rPr>
+        <w:br/>
+      </w:r>
+      <w:r>
+        <w:rPr>
+          <w:sz w:val="20"/>
+          <w:szCs w:val="22"/>
+        </w:rPr>
+        <w:t>R^2=0.95843</w:t>
+      </w:r>
+    </w:p>
+    <w:p>
+      <w:pPr>
+        <w:rPr>
+          <w:sz w:val="20"/>
+          <w:szCs w:val="22"/>
+        </w:rPr>
+      </w:pPr>
+      <w:r>
+        <w:rPr>
+          <w:rFonts w:hint="eastAsia"/>
+          <w:noProof/>
+          <w:sz w:val="20"/>
+          <w:szCs w:val="22"/>
+        </w:rPr>
+        <w:drawing>
+          <wp:inline distT="0" distB="0" distL="0" distR="0" wp14:anchorId="766B80E1" wp14:editId="1FD3C1E5">
+            <wp:extent cx="3594100" cy="2695774"/>
+            <wp:effectExtent l="0" t="0" r="6350" b="9525"/>
+            <wp:docPr id="780920725" name="그림 12"/>
+            <wp:cNvGraphicFramePr>
+              <a:graphicFrameLocks xmlns:a="http://schemas.openxmlformats.org/drawingml/2006/main" noChangeAspect="1"/>
+            </wp:cNvGraphicFramePr>
+            <a:graphic xmlns:a="http://schemas.openxmlformats.org/drawingml/2006/main">
+              <a:graphicData uri="http://schemas.openxmlformats.org/drawingml/2006/picture">
+                <pic:pic xmlns:pic="http://schemas.openxmlformats.org/drawingml/2006/picture">
+                  <pic:nvPicPr>
+                    <pic:cNvPr id="780920725" name="그림 780920725"/>
+                    <pic:cNvPicPr/>
+                  </pic:nvPicPr>
+                  <pic:blipFill>
+                    <a:blip r:embed="rId16">
+                      <a:extLst>
+                        <a:ext uri="{28A0092B-C50C-407E-A947-70E740481C1C}">
+                          <a14:useLocalDpi xmlns:a14="http://schemas.microsoft.com/office/drawing/2010/main" val="0"/>
+                        </a:ext>
+                      </a:extLst>
+                    </a:blip>
+                    <a:stretch>
+                      <a:fillRect/>
+                    </a:stretch>
+                  </pic:blipFill>
+                  <pic:spPr>
+                    <a:xfrm>
+                      <a:off x="0" y="0"/>
+                      <a:ext cx="3602927" cy="2702394"/>
+                    </a:xfrm>
+                    <a:prstGeom prst="rect">
+                      <a:avLst/>
+                    </a:prstGeom>
+                  </pic:spPr>
+                </pic:pic>
+              </a:graphicData>
+            </a:graphic>
+          </wp:inline>
+        </w:drawing>
+      </w:r>
+    </w:p>
+    <w:p>
+      <w:pPr>
+        <w:rPr>
+          <w:sz w:val="20"/>
+          <w:szCs w:val="22"/>
+        </w:rPr>
+      </w:pPr>
+      <w:r>
+        <w:rPr>
+          <w:rFonts w:hint="eastAsia"/>
+          <w:sz w:val="20"/>
+          <w:szCs w:val="22"/>
+        </w:rPr>
+        <w:t>&lt;figure 11: A</w:t>
+      </w:r>
+      <w:r>
+        <w:rPr>
+          <w:rFonts w:hint="eastAsia"/>
+          <w:sz w:val="20"/>
+          <w:szCs w:val="22"/>
+          <w:vertAlign w:val="superscript"/>
+        </w:rPr>
+        <w:t>-2</w:t>
+      </w:r>
+      <w:r>
+        <w:rPr>
+          <w:rFonts w:hint="eastAsia"/>
+          <w:sz w:val="20"/>
+          <w:szCs w:val="22"/>
+        </w:rPr>
+        <w:t xml:space="preserve"> vs w</w:t>
+      </w:r>
+      <w:r>
+        <w:rPr>
+          <w:rFonts w:hint="eastAsia"/>
+          <w:sz w:val="20"/>
+          <w:szCs w:val="22"/>
+          <w:vertAlign w:val="superscript"/>
+        </w:rPr>
+        <w:t>2</w:t>
+      </w:r>
+      <w:r>
+        <w:rPr>
+          <w:rFonts w:hint="eastAsia"/>
+          <w:sz w:val="20"/>
+          <w:szCs w:val="22"/>
+        </w:rPr>
+        <w:t xml:space="preserve"> fitting: 4.5mm&gt;</w:t>
+      </w:r>
+    </w:p>
+    <w:p>
+      <w:pPr>
+        <w:rPr>
+          <w:rFonts w:hint="eastAsia"/>
+          <w:sz w:val="20"/>
+          <w:szCs w:val="22"/>
+        </w:rPr>
+      </w:pPr>
+      <w:r>
+        <w:rPr>
+          <w:sz w:val="20"/>
+          <w:szCs w:val="22"/>
+        </w:rPr>
+        <w:t>alpha=0.00325887</w:t>
+      </w:r>
+      <w:r>
+        <w:rPr>
+          <w:sz w:val="20"/>
+          <w:szCs w:val="22"/>
+        </w:rPr>
+        <w:br/>
+      </w:r>
+      <w:r>
+        <w:rPr>
+          <w:sz w:val="20"/>
+          <w:szCs w:val="22"/>
+        </w:rPr>
+        <w:t>beta=-0.10014173</w:t>
+      </w:r>
+      <w:r>
+        <w:rPr>
+          <w:rFonts w:hint="eastAsia"/>
+          <w:sz w:val="20"/>
+          <w:szCs w:val="22"/>
+        </w:rPr>
+        <w:t>7</w:t>
+      </w:r>
+      <w:r>
+        <w:rPr>
+          <w:sz w:val="20"/>
+          <w:szCs w:val="22"/>
+        </w:rPr>
+        <w:br/>
+      </w:r>
+      <w:r>
+        <w:rPr>
+          <w:sz w:val="20"/>
+          <w:szCs w:val="22"/>
+        </w:rPr>
+        <w:t>gamma=0.8221</w:t>
+      </w:r>
+      <w:r>
+        <w:rPr>
+          <w:rFonts w:hint="eastAsia"/>
+          <w:sz w:val="20"/>
+          <w:szCs w:val="22"/>
+        </w:rPr>
+        <w:t>10</w:t>
+      </w:r>
+      <w:r>
+        <w:rPr>
+          <w:sz w:val="20"/>
+          <w:szCs w:val="22"/>
+        </w:rPr>
+        <w:br/>
+      </w:r>
+      <w:r>
+        <w:rPr>
+          <w:sz w:val="20"/>
+          <w:szCs w:val="22"/>
+        </w:rPr>
+        <w:t>(gamma/alpha)^0.25 = 3.98534</w:t>
+      </w:r>
+      <w:r>
+        <w:rPr>
+          <w:rFonts w:hint="eastAsia"/>
+          <w:sz w:val="20"/>
+          <w:szCs w:val="22"/>
+        </w:rPr>
+        <w:t>2</w:t>
+      </w:r>
+      <w:r>
+        <w:rPr>
+          <w:sz w:val="20"/>
+          <w:szCs w:val="22"/>
+        </w:rPr>
+        <w:br/>
+      </w:r>
+      <w:r>
+        <w:rPr>
+          <w:sz w:val="20"/>
+          <w:szCs w:val="22"/>
+        </w:rPr>
+        <w:t>RMSE=0.0111045</w:t>
+      </w:r>
+      <w:r>
+        <w:rPr>
+          <w:sz w:val="20"/>
+          <w:szCs w:val="22"/>
+        </w:rPr>
+        <w:br/>
+      </w:r>
+      <w:r>
+        <w:rPr>
+          <w:sz w:val="20"/>
+          <w:szCs w:val="22"/>
+        </w:rPr>
+        <w:t>R^2=0.96731</w:t>
+      </w:r>
+      <w:r>
+        <w:rPr>
+          <w:rFonts w:hint="eastAsia"/>
+          <w:sz w:val="20"/>
+          <w:szCs w:val="22"/>
+        </w:rPr>
+        <w:t>7</w:t>
+      </w:r>
+    </w:p>
+    <w:p>
+      <w:pPr>
+        <w:rPr>
+          <w:sz w:val="20"/>
+          <w:szCs w:val="22"/>
+        </w:rPr>
+      </w:pPr>
+      <w:r>
+        <w:rPr>
+          <w:rFonts w:hint="eastAsia"/>
+          <w:noProof/>
+          <w:sz w:val="20"/>
+          <w:szCs w:val="22"/>
+        </w:rPr>
+        <w:lastRenderedPageBreak/>
+        <w:drawing>
+          <wp:inline distT="0" distB="0" distL="0" distR="0" wp14:anchorId="19B4EFBB" wp14:editId="195CB462">
+            <wp:extent cx="3486150" cy="2614806"/>
+            <wp:effectExtent l="0" t="0" r="0" b="0"/>
+            <wp:docPr id="1517977559" name="그림 13"/>
+            <wp:cNvGraphicFramePr>
+              <a:graphicFrameLocks xmlns:a="http://schemas.openxmlformats.org/drawingml/2006/main" noChangeAspect="1"/>
+            </wp:cNvGraphicFramePr>
+            <a:graphic xmlns:a="http://schemas.openxmlformats.org/drawingml/2006/main">
+              <a:graphicData uri="http://schemas.openxmlformats.org/drawingml/2006/picture">
+                <pic:pic xmlns:pic="http://schemas.openxmlformats.org/drawingml/2006/picture">
+                  <pic:nvPicPr>
+                    <pic:cNvPr id="1517977559" name="그림 1517977559"/>
+                    <pic:cNvPicPr/>
+                  </pic:nvPicPr>
+                  <pic:blipFill>
+                    <a:blip r:embed="rId17">
+                      <a:extLst>
+                        <a:ext uri="{28A0092B-C50C-407E-A947-70E740481C1C}">
+                          <a14:useLocalDpi xmlns:a14="http://schemas.microsoft.com/office/drawing/2010/main" val="0"/>
+                        </a:ext>
+                      </a:extLst>
+                    </a:blip>
+                    <a:stretch>
+                      <a:fillRect/>
+                    </a:stretch>
+                  </pic:blipFill>
+                  <pic:spPr>
+                    <a:xfrm>
+                      <a:off x="0" y="0"/>
+                      <a:ext cx="3498406" cy="2623999"/>
+                    </a:xfrm>
+                    <a:prstGeom prst="rect">
+                      <a:avLst/>
+                    </a:prstGeom>
+                  </pic:spPr>
+                </pic:pic>
+              </a:graphicData>
+            </a:graphic>
+          </wp:inline>
+        </w:drawing>
+      </w:r>
+    </w:p>
+    <w:p>
+      <w:pPr>
+        <w:rPr>
+          <w:sz w:val="20"/>
+          <w:szCs w:val="22"/>
+        </w:rPr>
+      </w:pPr>
+      <w:r>
+        <w:rPr>
+          <w:rFonts w:hint="eastAsia"/>
+          <w:sz w:val="20"/>
+          <w:szCs w:val="22"/>
+        </w:rPr>
+        <w:t>&lt;figure 12: A</w:t>
+      </w:r>
+      <w:r>
+        <w:rPr>
+          <w:rFonts w:hint="eastAsia"/>
+          <w:sz w:val="20"/>
+          <w:szCs w:val="22"/>
+          <w:vertAlign w:val="superscript"/>
+        </w:rPr>
+        <w:t>-2</w:t>
+      </w:r>
+      <w:r>
+        <w:rPr>
+          <w:rFonts w:hint="eastAsia"/>
+          <w:sz w:val="20"/>
+          <w:szCs w:val="22"/>
+        </w:rPr>
+        <w:t xml:space="preserve"> vs w</w:t>
+      </w:r>
+      <w:r>
+        <w:rPr>
+          <w:rFonts w:hint="eastAsia"/>
+          <w:sz w:val="20"/>
+          <w:szCs w:val="22"/>
+          <w:vertAlign w:val="superscript"/>
+        </w:rPr>
+        <w:t>2</w:t>
+      </w:r>
+      <w:r>
+        <w:rPr>
+          <w:rFonts w:hint="eastAsia"/>
+          <w:sz w:val="20"/>
+          <w:szCs w:val="22"/>
+        </w:rPr>
+        <w:t xml:space="preserve"> fitting: 5mm&gt;</w:t>
+      </w:r>
+    </w:p>
+    <w:p>
+      <w:pPr>
+        <w:rPr>
+          <w:sz w:val="20"/>
+          <w:szCs w:val="22"/>
+        </w:rPr>
+      </w:pPr>
+      <w:r>
+        <w:rPr>
+          <w:sz w:val="20"/>
+          <w:szCs w:val="22"/>
+        </w:rPr>
+        <w:t>alpha=0.003261453</w:t>
+      </w:r>
+      <w:r>
+        <w:rPr>
+          <w:sz w:val="20"/>
+          <w:szCs w:val="22"/>
+        </w:rPr>
+        <w:br/>
+      </w:r>
+      <w:r>
+        <w:rPr>
+          <w:sz w:val="20"/>
+          <w:szCs w:val="22"/>
+        </w:rPr>
+        <w:t>beta=-0.09993831</w:t>
+      </w:r>
+      <w:r>
+        <w:rPr>
+          <w:sz w:val="20"/>
+          <w:szCs w:val="22"/>
+        </w:rPr>
+        <w:br/>
+      </w:r>
+      <w:r>
+        <w:rPr>
+          <w:sz w:val="20"/>
+          <w:szCs w:val="22"/>
+        </w:rPr>
+        <w:t>gamma=0.827683</w:t>
+      </w:r>
+      <w:r>
+        <w:rPr>
+          <w:sz w:val="20"/>
+          <w:szCs w:val="22"/>
+        </w:rPr>
+        <w:br/>
+      </w:r>
+      <w:r>
+        <w:rPr>
+          <w:sz w:val="20"/>
+          <w:szCs w:val="22"/>
+        </w:rPr>
+        <w:t>(gamma/alpha)^0.25 = 3.991289</w:t>
+      </w:r>
+      <w:r>
+        <w:rPr>
+          <w:sz w:val="20"/>
+          <w:szCs w:val="22"/>
+        </w:rPr>
+        <w:br/>
+      </w:r>
+      <w:r>
+        <w:rPr>
+          <w:sz w:val="20"/>
+          <w:szCs w:val="22"/>
+        </w:rPr>
+        <w:t>RMSE=0.0102065</w:t>
+      </w:r>
+      <w:r>
+        <w:rPr>
+          <w:sz w:val="20"/>
+          <w:szCs w:val="22"/>
+        </w:rPr>
+        <w:br/>
+      </w:r>
+      <w:r>
+        <w:rPr>
+          <w:sz w:val="20"/>
+          <w:szCs w:val="22"/>
+        </w:rPr>
+        <w:t>R^2=0.976944</w:t>
+      </w:r>
+    </w:p>
+    <w:p>
+      <w:pPr>
+        <w:pStyle w:val="a6"/>
+        <w:numPr>
+          <w:ilvl w:val="0"/>
+          <w:numId w:val="3"/>
+        </w:numPr>
+        <w:rPr>
+          <w:sz w:val="24"/>
+          <w:szCs w:val="28"/>
+        </w:rPr>
+      </w:pPr>
+      <w:r>
+        <w:rPr>
+          <w:rFonts w:hint="eastAsia"/>
+          <w:sz w:val="24"/>
+          <w:szCs w:val="28"/>
+        </w:rPr>
+        <w:t>DISCUSSION</w:t>
+      </w:r>
+    </w:p>
+    <w:p>
+      <w:pPr>
+        <w:rPr>
+          <w:sz w:val="20"/>
+          <w:szCs w:val="22"/>
+        </w:rPr>
+      </w:pPr>
+      <w:r>
+        <w:rPr>
+          <w:rFonts w:hint="eastAsia"/>
+          <w:sz w:val="20"/>
+          <w:szCs w:val="22"/>
+        </w:rPr>
+        <w:t xml:space="preserve"> 첫 번째 실험에서, 실험 데이터로부터 고유 각진동수를 구할 때 진동의 진폭이 시간에 따라 줄어드는 것은 무시하였다. 하지만, 감쇄 진동을 할 경우에 일반적으로 그 진동수가 감쇄진동이 아닐 때보다 조금 줄어든다. 그렇다면, 1번 실험에서 발생한 -0.015%의 오차는 감쇄의 효과로 인해 진동수가 줄어들었기 때문일 수 있다. </w:t>
+      </w:r>
+    </w:p>
+    <w:p>
+      <w:pPr>
+        <w:rPr>
+          <w:sz w:val="20"/>
+          <w:szCs w:val="22"/>
+        </w:rPr>
+      </w:pPr>
+      <w:r>
+        <w:rPr>
+          <w:rFonts w:hint="eastAsia"/>
+          <w:sz w:val="20"/>
+          <w:szCs w:val="22"/>
+        </w:rPr>
+        <w:t xml:space="preserve"> </w:t>
+      </w:r>
+      <w:r>
+        <w:rPr>
+          <w:rFonts w:hint="eastAsia"/>
+          <w:sz w:val="20"/>
+          <w:szCs w:val="22"/>
+        </w:rPr>
+        <w:t xml:space="preserve">이를 설명하기 위해 이론적인 배경을 서술해보겠다. 감쇄 진동이 각속도에 비례하는 항으로 표현된다고 생각하면, </w:t>
+      </w:r>
+    </w:p>
+    <w:p>
+      <w:pPr>
+        <w:rPr>
+          <w:sz w:val="20"/>
+          <w:szCs w:val="22"/>
+        </w:rPr>
+      </w:pPr>
+      <m:oMathPara>
+        <m:oMath>
+          <m:f>
+            <m:fPr>
+              <m:ctrlPr>
+                <w:rPr>
+                  <w:rFonts w:ascii="Cambria Math" w:hAnsi="Cambria Math"/>
+                  <w:sz w:val="20"/>
+                  <w:szCs w:val="22"/>
+                </w:rPr>
+              </m:ctrlPr>
+            </m:fPr>
+            <m:num>
+              <m:sSup>
+                <m:sSupPr>
+                  <m:ctrlPr>
+                    <w:rPr>
+                      <w:rFonts w:ascii="Cambria Math" w:hAnsi="Cambria Math"/>
+                      <w:sz w:val="20"/>
+                      <w:szCs w:val="22"/>
+                    </w:rPr>
+                  </m:ctrlPr>
+                </m:sSupPr>
+                <m:e>
+                  <m:r>
+                    <w:rPr>
+                      <w:rFonts w:ascii="Cambria Math" w:hAnsi="Cambria Math"/>
+                      <w:sz w:val="20"/>
+                      <w:szCs w:val="22"/>
+                    </w:rPr>
+                    <m:t>d</m:t>
+                  </m:r>
+                </m:e>
+                <m:sup>
+                  <m:r>
+                    <w:rPr>
+                      <w:rFonts w:ascii="Cambria Math" w:hAnsi="Cambria Math"/>
+                      <w:sz w:val="20"/>
+                      <w:szCs w:val="22"/>
+                    </w:rPr>
+                    <m:t>2</m:t>
+                  </m:r>
+                </m:sup>
+              </m:sSup>
+              <m:r>
+                <w:rPr>
+                  <w:rFonts w:ascii="Cambria Math" w:hAnsi="Cambria Math"/>
+                  <w:sz w:val="20"/>
+                  <w:szCs w:val="22"/>
+                </w:rPr>
+                <m:t>θ</m:t>
+              </m:r>
+            </m:num>
+            <m:den>
+              <m:r>
+                <w:rPr>
+                  <w:rFonts w:ascii="Cambria Math" w:hAnsi="Cambria Math"/>
+                  <w:sz w:val="20"/>
+                  <w:szCs w:val="22"/>
+                </w:rPr>
+                <m:t>d</m:t>
+              </m:r>
+              <m:sSup>
+                <m:sSupPr>
+                  <m:ctrlPr>
+                    <w:rPr>
+                      <w:rFonts w:ascii="Cambria Math" w:hAnsi="Cambria Math"/>
+                      <w:sz w:val="20"/>
+                      <w:szCs w:val="22"/>
+                    </w:rPr>
+                  </m:ctrlPr>
+                </m:sSupPr>
+                <m:e>
+                  <m:r>
+                    <w:rPr>
+                      <w:rFonts w:ascii="Cambria Math" w:hAnsi="Cambria Math"/>
+                      <w:sz w:val="20"/>
+                      <w:szCs w:val="22"/>
+                    </w:rPr>
+                    <m:t>t</m:t>
+                  </m:r>
+                </m:e>
+                <m:sup>
+                  <m:r>
+                    <w:rPr>
+                      <w:rFonts w:ascii="Cambria Math" w:hAnsi="Cambria Math"/>
+                      <w:sz w:val="20"/>
+                      <w:szCs w:val="22"/>
+                    </w:rPr>
+                    <m:t>2</m:t>
+                  </m:r>
+                </m:sup>
+              </m:sSup>
+            </m:den>
+          </m:f>
+          <m:r>
+            <w:rPr>
+              <w:rFonts w:ascii="Cambria Math" w:hAnsi="Cambria Math"/>
+              <w:sz w:val="20"/>
+              <w:szCs w:val="22"/>
+            </w:rPr>
+            <m:t>+2β</m:t>
+          </m:r>
+          <m:f>
+            <m:fPr>
+              <m:ctrlPr>
+                <w:rPr>
+                  <w:rFonts w:ascii="Cambria Math" w:hAnsi="Cambria Math"/>
+                  <w:sz w:val="20"/>
+                  <w:szCs w:val="22"/>
+                </w:rPr>
+              </m:ctrlPr>
+            </m:fPr>
+            <m:num>
+              <m:r>
+                <w:rPr>
+                  <w:rFonts w:ascii="Cambria Math" w:hAnsi="Cambria Math"/>
+                  <w:sz w:val="20"/>
+                  <w:szCs w:val="22"/>
+                </w:rPr>
+                <m:t>dθ</m:t>
+              </m:r>
+            </m:num>
+            <m:den>
+              <m:r>
+                <w:rPr>
+                  <w:rFonts w:ascii="Cambria Math" w:hAnsi="Cambria Math"/>
+                  <w:sz w:val="20"/>
+                  <w:szCs w:val="22"/>
+                </w:rPr>
+                <m:t>dt</m:t>
+              </m:r>
+            </m:den>
+          </m:f>
+          <m:r>
+            <w:rPr>
+              <w:rFonts w:ascii="Cambria Math" w:hAnsi="Cambria Math"/>
+              <w:sz w:val="20"/>
+              <w:szCs w:val="22"/>
+            </w:rPr>
+            <m:t>+</m:t>
+          </m:r>
+          <m:sSubSup>
+            <m:sSubSupPr>
+              <m:ctrlPr>
+                <w:rPr>
+                  <w:rFonts w:ascii="Cambria Math" w:hAnsi="Cambria Math"/>
+                  <w:sz w:val="20"/>
+                  <w:szCs w:val="22"/>
+                </w:rPr>
+              </m:ctrlPr>
+            </m:sSubSupPr>
+            <m:e>
+              <m:r>
+                <w:rPr>
+                  <w:rFonts w:ascii="Cambria Math" w:hAnsi="Cambria Math"/>
+                  <w:sz w:val="20"/>
+                  <w:szCs w:val="22"/>
+                </w:rPr>
+                <m:t>ω</m:t>
+              </m:r>
+            </m:e>
+            <m:sub>
+              <m:r>
+                <w:rPr>
+                  <w:rFonts w:ascii="Cambria Math" w:hAnsi="Cambria Math"/>
+                  <w:sz w:val="20"/>
+                  <w:szCs w:val="22"/>
+                </w:rPr>
+                <m:t>0</m:t>
+              </m:r>
+            </m:sub>
+            <m:sup>
+              <m:r>
+                <w:rPr>
+                  <w:rFonts w:ascii="Cambria Math" w:hAnsi="Cambria Math"/>
+                  <w:sz w:val="20"/>
+                  <w:szCs w:val="22"/>
+                </w:rPr>
+                <m:t>2</m:t>
+              </m:r>
+            </m:sup>
+          </m:sSubSup>
+          <m:r>
+            <w:rPr>
+              <w:rFonts w:ascii="Cambria Math" w:hAnsi="Cambria Math"/>
+              <w:sz w:val="20"/>
+              <w:szCs w:val="22"/>
+            </w:rPr>
+            <m:t>θ=0</m:t>
+          </m:r>
+        </m:oMath>
+      </m:oMathPara>
+    </w:p>
+    <w:p>
+      <w:pPr>
+        <w:rPr>
+          <w:sz w:val="20"/>
+          <w:szCs w:val="22"/>
+        </w:rPr>
+      </w:pPr>
+      <w:r>
+        <w:rPr>
+          <w:rFonts w:hint="eastAsia"/>
+          <w:sz w:val="20"/>
+          <w:szCs w:val="22"/>
+        </w:rPr>
+        <w:t xml:space="preserve">이다. 이에 </w:t>
+      </w:r>
+      <m:oMath>
+        <m:r>
+          <w:rPr>
+            <w:rFonts w:ascii="Cambria Math" w:hAnsi="Cambria Math"/>
+            <w:sz w:val="20"/>
+            <w:szCs w:val="22"/>
+          </w:rPr>
+          <m:t>θ</m:t>
+        </m:r>
+        <m:d>
+          <m:dPr>
+            <m:ctrlPr>
+              <w:rPr>
+                <w:rFonts w:ascii="Cambria Math" w:hAnsi="Cambria Math"/>
+                <w:sz w:val="20"/>
+                <w:szCs w:val="22"/>
+              </w:rPr>
+            </m:ctrlPr>
+          </m:dPr>
+          <m:e>
+            <m:r>
+              <w:rPr>
+                <w:rFonts w:ascii="Cambria Math" w:hAnsi="Cambria Math"/>
+                <w:sz w:val="20"/>
+                <w:szCs w:val="22"/>
+              </w:rPr>
+              <m:t>t</m:t>
+            </m:r>
+          </m:e>
+        </m:d>
+        <m:r>
+          <w:rPr>
+            <w:rFonts w:ascii="Cambria Math" w:hAnsi="Cambria Math"/>
+            <w:sz w:val="20"/>
+            <w:szCs w:val="22"/>
+          </w:rPr>
+          <m:t>=</m:t>
+        </m:r>
+        <m:sSup>
+          <m:sSupPr>
+            <m:ctrlPr>
+              <w:rPr>
+                <w:rFonts w:ascii="Cambria Math" w:hAnsi="Cambria Math"/>
+                <w:sz w:val="20"/>
+                <w:szCs w:val="22"/>
+              </w:rPr>
+            </m:ctrlPr>
+          </m:sSupPr>
+          <m:e>
+            <m:r>
+              <w:rPr>
+                <w:rFonts w:ascii="Cambria Math" w:hAnsi="Cambria Math"/>
+                <w:sz w:val="20"/>
+                <w:szCs w:val="22"/>
+              </w:rPr>
+              <m:t>e</m:t>
+            </m:r>
+          </m:e>
+          <m:sup>
+            <m:r>
+              <w:rPr>
+                <w:rFonts w:ascii="Cambria Math" w:hAnsi="Cambria Math"/>
+                <w:sz w:val="20"/>
+                <w:szCs w:val="22"/>
+              </w:rPr>
+              <m:t>αt</m:t>
+            </m:r>
+          </m:sup>
+        </m:sSup>
+      </m:oMath>
+      <w:r>
+        <w:rPr>
+          <w:rFonts w:hint="eastAsia"/>
+          <w:sz w:val="20"/>
+          <w:szCs w:val="22"/>
+        </w:rPr>
+        <w:t xml:space="preserve">라는 ansatz를 대입한다고 생각하면, </w:t>
+      </w:r>
+    </w:p>
+    <w:p>
+      <w:pPr>
+        <w:rPr>
+          <w:sz w:val="20"/>
+          <w:szCs w:val="22"/>
+        </w:rPr>
+      </w:pPr>
+      <m:oMathPara>
+        <m:oMath>
+          <m:sSup>
+            <m:sSupPr>
+              <m:ctrlPr>
+                <w:rPr>
+                  <w:rFonts w:ascii="Cambria Math" w:hAnsi="Cambria Math"/>
+                  <w:sz w:val="20"/>
+                  <w:szCs w:val="22"/>
+                </w:rPr>
+              </m:ctrlPr>
+            </m:sSupPr>
+            <m:e>
+              <m:r>
+                <w:rPr>
+                  <w:rFonts w:ascii="Cambria Math" w:hAnsi="Cambria Math"/>
+                  <w:sz w:val="20"/>
+                  <w:szCs w:val="22"/>
+                </w:rPr>
+                <m:t>α</m:t>
+              </m:r>
+            </m:e>
+            <m:sup>
+              <m:r>
+                <w:rPr>
+                  <w:rFonts w:ascii="Cambria Math" w:hAnsi="Cambria Math"/>
+                  <w:sz w:val="20"/>
+                  <w:szCs w:val="22"/>
+                </w:rPr>
+                <m:t>2</m:t>
+              </m:r>
+            </m:sup>
+          </m:sSup>
+          <m:r>
+            <w:rPr>
+              <w:rFonts w:ascii="Cambria Math" w:hAnsi="Cambria Math"/>
+              <w:sz w:val="20"/>
+              <w:szCs w:val="22"/>
+            </w:rPr>
+            <m:t>+2βα+</m:t>
+          </m:r>
+          <m:sSubSup>
+            <m:sSubSupPr>
+              <m:ctrlPr>
+                <w:rPr>
+                  <w:rFonts w:ascii="Cambria Math" w:hAnsi="Cambria Math"/>
+                  <w:sz w:val="20"/>
+                  <w:szCs w:val="22"/>
+                </w:rPr>
+              </m:ctrlPr>
+            </m:sSubSupPr>
+            <m:e>
+              <m:r>
+                <w:rPr>
+                  <w:rFonts w:ascii="Cambria Math" w:hAnsi="Cambria Math"/>
+                  <w:sz w:val="20"/>
+                  <w:szCs w:val="22"/>
+                </w:rPr>
+                <m:t>ω</m:t>
+              </m:r>
+            </m:e>
+            <m:sub>
+              <m:r>
+                <w:rPr>
+                  <w:rFonts w:ascii="Cambria Math" w:hAnsi="Cambria Math"/>
+                  <w:sz w:val="20"/>
+                  <w:szCs w:val="22"/>
+                </w:rPr>
+                <m:t>0</m:t>
+              </m:r>
+            </m:sub>
+            <m:sup>
+              <m:r>
+                <w:rPr>
+                  <w:rFonts w:ascii="Cambria Math" w:hAnsi="Cambria Math"/>
+                  <w:sz w:val="20"/>
+                  <w:szCs w:val="22"/>
+                </w:rPr>
+                <m:t>2</m:t>
+              </m:r>
+            </m:sup>
+          </m:sSubSup>
+          <m:r>
+            <w:rPr>
+              <w:rFonts w:ascii="Cambria Math" w:hAnsi="Cambria Math"/>
+              <w:sz w:val="20"/>
+              <w:szCs w:val="22"/>
+            </w:rPr>
+            <m:t>=0</m:t>
+          </m:r>
+        </m:oMath>
+      </m:oMathPara>
+    </w:p>
+    <w:p>
+      <w:pPr>
+        <w:rPr>
+          <w:sz w:val="20"/>
+          <w:szCs w:val="22"/>
+        </w:rPr>
+      </w:pPr>
+      <w:r>
+        <w:rPr>
+          <w:rFonts w:hint="eastAsia"/>
+          <w:sz w:val="20"/>
+          <w:szCs w:val="22"/>
+        </w:rPr>
+        <w:t xml:space="preserve">이고, 이는 </w:t>
+      </w:r>
+    </w:p>
+    <w:p>
+      <w:pPr>
+        <w:rPr>
+          <w:sz w:val="20"/>
+          <w:szCs w:val="22"/>
+        </w:rPr>
+      </w:pPr>
+      <m:oMathPara>
+        <m:oMath>
+          <m:r>
+            <w:rPr>
+              <w:rFonts w:ascii="Cambria Math" w:hAnsi="Cambria Math"/>
+              <w:sz w:val="20"/>
+              <w:szCs w:val="22"/>
+            </w:rPr>
+            <m:t>α=-β±i</m:t>
+          </m:r>
+          <m:rad>
+            <m:radPr>
+              <m:degHide m:val="1"/>
+              <m:ctrlPr>
+                <w:rPr>
+                  <w:rFonts w:ascii="Cambria Math" w:hAnsi="Cambria Math"/>
+                  <w:sz w:val="20"/>
+                  <w:szCs w:val="22"/>
+                </w:rPr>
+              </m:ctrlPr>
+            </m:radPr>
+            <m:deg/>
+            <m:e>
+              <m:sSubSup>
+                <m:sSubSupPr>
+                  <m:ctrlPr>
+                    <w:rPr>
+                      <w:rFonts w:ascii="Cambria Math" w:hAnsi="Cambria Math"/>
+                      <w:sz w:val="20"/>
+                      <w:szCs w:val="22"/>
+                    </w:rPr>
+                  </m:ctrlPr>
+                </m:sSubSupPr>
+                <m:e>
+                  <m:r>
+                    <w:rPr>
+                      <w:rFonts w:ascii="Cambria Math" w:hAnsi="Cambria Math"/>
+                      <w:sz w:val="20"/>
+                      <w:szCs w:val="22"/>
+                    </w:rPr>
+                    <m:t>ω</m:t>
+                  </m:r>
+                </m:e>
+                <m:sub>
+                  <m:r>
+                    <w:rPr>
+                      <w:rFonts w:ascii="Cambria Math" w:hAnsi="Cambria Math"/>
+                      <w:sz w:val="20"/>
+                      <w:szCs w:val="22"/>
+                    </w:rPr>
+                    <m:t>0</m:t>
+                  </m:r>
+                </m:sub>
+                <m:sup>
+                  <m:r>
+                    <w:rPr>
+                      <w:rFonts w:ascii="Cambria Math" w:hAnsi="Cambria Math"/>
+                      <w:sz w:val="20"/>
+                      <w:szCs w:val="22"/>
+                    </w:rPr>
+                    <m:t>2</m:t>
+                  </m:r>
+                </m:sup>
+              </m:sSubSup>
+              <m:r>
+                <w:rPr>
+                  <w:rFonts w:ascii="Cambria Math" w:hAnsi="Cambria Math"/>
+                  <w:sz w:val="20"/>
+                  <w:szCs w:val="22"/>
+                </w:rPr>
+                <m:t>-</m:t>
+              </m:r>
+              <m:sSup>
+                <m:sSupPr>
+                  <m:ctrlPr>
+                    <w:rPr>
+                      <w:rFonts w:ascii="Cambria Math" w:hAnsi="Cambria Math"/>
+                      <w:sz w:val="20"/>
+                      <w:szCs w:val="22"/>
+                    </w:rPr>
+                  </m:ctrlPr>
+                </m:sSupPr>
+                <m:e>
+                  <m:r>
+                    <w:rPr>
+                      <w:rFonts w:ascii="Cambria Math" w:hAnsi="Cambria Math"/>
+                      <w:sz w:val="20"/>
+                      <w:szCs w:val="22"/>
+                    </w:rPr>
+                    <m:t>β</m:t>
+                  </m:r>
+                </m:e>
+                <m:sup>
+                  <m:r>
+                    <w:rPr>
+                      <w:rFonts w:ascii="Cambria Math" w:hAnsi="Cambria Math"/>
+                      <w:sz w:val="20"/>
+                      <w:szCs w:val="22"/>
+                    </w:rPr>
+                    <m:t>2</m:t>
+                  </m:r>
+                </m:sup>
+              </m:sSup>
+            </m:e>
+          </m:rad>
+        </m:oMath>
+      </m:oMathPara>
+    </w:p>
+    <w:p>
+      <w:pPr>
+        <w:rPr>
+          <w:sz w:val="20"/>
+          <w:szCs w:val="22"/>
+        </w:rPr>
+      </w:pPr>
+      <w:proofErr w:type="spellStart"/>
+      <w:r>
+        <w:rPr>
+          <w:rFonts w:hint="eastAsia"/>
+          <w:sz w:val="20"/>
+          <w:szCs w:val="22"/>
+        </w:rPr>
+        <w:t>으로</w:t>
+      </w:r>
+      <w:proofErr w:type="spellEnd"/>
+      <w:r>
+        <w:rPr>
+          <w:rFonts w:hint="eastAsia"/>
+          <w:sz w:val="20"/>
+          <w:szCs w:val="22"/>
+        </w:rPr>
+        <w:t xml:space="preserve"> 쓸 수 있다. 이 때, </w:t>
+      </w:r>
+      <m:oMath>
+        <m:r>
+          <w:rPr>
+            <w:rFonts w:ascii="Cambria Math" w:hAnsi="Cambria Math"/>
+            <w:sz w:val="20"/>
+            <w:szCs w:val="22"/>
+          </w:rPr>
+          <m:t>θ</m:t>
+        </m:r>
+      </m:oMath>
+      <w:r>
+        <w:rPr>
+          <w:rFonts w:hint="eastAsia"/>
+          <w:sz w:val="20"/>
+          <w:szCs w:val="22"/>
+        </w:rPr>
+        <w:t>가 실수라는 조건을 고려하면</w:t>
+      </w:r>
+    </w:p>
+    <w:p>
+      <w:pPr>
+        <w:rPr>
+          <w:sz w:val="20"/>
+          <w:szCs w:val="22"/>
+        </w:rPr>
+      </w:pPr>
+      <m:oMathPara>
+        <m:oMath>
+          <m:r>
+            <w:rPr>
+              <w:rFonts w:ascii="Cambria Math" w:hAnsi="Cambria Math"/>
+              <w:sz w:val="20"/>
+              <w:szCs w:val="22"/>
+            </w:rPr>
+            <w:lastRenderedPageBreak/>
+            <m:t>θ</m:t>
+          </m:r>
+          <m:d>
+            <m:dPr>
+              <m:ctrlPr>
+                <w:rPr>
+                  <w:rFonts w:ascii="Cambria Math" w:hAnsi="Cambria Math"/>
+                  <w:sz w:val="20"/>
+                  <w:szCs w:val="22"/>
+                </w:rPr>
+              </m:ctrlPr>
+            </m:dPr>
+            <m:e>
+              <m:r>
+                <w:rPr>
+                  <w:rFonts w:ascii="Cambria Math" w:hAnsi="Cambria Math"/>
+                  <w:sz w:val="20"/>
+                  <w:szCs w:val="22"/>
+                </w:rPr>
+                <m:t>t</m:t>
+              </m:r>
+            </m:e>
+          </m:d>
+          <m:r>
+            <w:rPr>
+              <w:rFonts w:ascii="Cambria Math" w:hAnsi="Cambria Math"/>
+              <w:sz w:val="20"/>
+              <w:szCs w:val="22"/>
+            </w:rPr>
+            <m:t>=A</m:t>
+          </m:r>
+          <m:sSup>
+            <m:sSupPr>
+              <m:ctrlPr>
+                <w:rPr>
+                  <w:rFonts w:ascii="Cambria Math" w:hAnsi="Cambria Math"/>
+                  <w:sz w:val="20"/>
+                  <w:szCs w:val="22"/>
+                </w:rPr>
+              </m:ctrlPr>
+            </m:sSupPr>
+            <m:e>
+              <m:r>
+                <w:rPr>
+                  <w:rFonts w:ascii="Cambria Math" w:hAnsi="Cambria Math"/>
+                  <w:sz w:val="20"/>
+                  <w:szCs w:val="22"/>
+                </w:rPr>
+                <m:t>e</m:t>
+              </m:r>
+            </m:e>
+            <m:sup>
+              <m:r>
+                <w:rPr>
+                  <w:rFonts w:ascii="Cambria Math" w:hAnsi="Cambria Math"/>
+                  <w:sz w:val="20"/>
+                  <w:szCs w:val="22"/>
+                </w:rPr>
+                <m:t>-βt</m:t>
+              </m:r>
+            </m:sup>
+          </m:sSup>
+          <m:r>
+            <w:rPr>
+              <w:rFonts w:ascii="Cambria Math" w:hAnsi="Cambria Math"/>
+              <w:sz w:val="20"/>
+              <w:szCs w:val="22"/>
+            </w:rPr>
+            <m:t>cos</m:t>
+          </m:r>
+          <m:d>
+            <m:dPr>
+              <m:ctrlPr>
+                <w:rPr>
+                  <w:rFonts w:ascii="Cambria Math" w:hAnsi="Cambria Math"/>
+                  <w:sz w:val="20"/>
+                  <w:szCs w:val="22"/>
+                </w:rPr>
+              </m:ctrlPr>
+            </m:dPr>
+            <m:e>
+              <m:rad>
+                <m:radPr>
+                  <m:degHide m:val="1"/>
+                  <m:ctrlPr>
+                    <w:rPr>
+                      <w:rFonts w:ascii="Cambria Math" w:hAnsi="Cambria Math"/>
+                      <w:sz w:val="20"/>
+                      <w:szCs w:val="22"/>
+                    </w:rPr>
+                  </m:ctrlPr>
+                </m:radPr>
+                <m:deg/>
+                <m:e>
+                  <m:sSubSup>
+                    <m:sSubSupPr>
+                      <m:ctrlPr>
+                        <w:rPr>
+                          <w:rFonts w:ascii="Cambria Math" w:hAnsi="Cambria Math"/>
+                          <w:sz w:val="20"/>
+                          <w:szCs w:val="22"/>
+                        </w:rPr>
+                      </m:ctrlPr>
+                    </m:sSubSupPr>
+                    <m:e>
+                      <m:r>
+                        <w:rPr>
+                          <w:rFonts w:ascii="Cambria Math" w:hAnsi="Cambria Math"/>
+                          <w:sz w:val="20"/>
+                          <w:szCs w:val="22"/>
+                        </w:rPr>
+                        <m:t>ω</m:t>
+                      </m:r>
+                    </m:e>
+                    <m:sub>
+                      <m:r>
+                        <w:rPr>
+                          <w:rFonts w:ascii="Cambria Math" w:hAnsi="Cambria Math"/>
+                          <w:sz w:val="20"/>
+                          <w:szCs w:val="22"/>
+                        </w:rPr>
+                        <m:t>0</m:t>
+                      </m:r>
+                    </m:sub>
+                    <m:sup>
+                      <m:r>
+                        <w:rPr>
+                          <w:rFonts w:ascii="Cambria Math" w:hAnsi="Cambria Math"/>
+                          <w:sz w:val="20"/>
+                          <w:szCs w:val="22"/>
+                        </w:rPr>
+                        <m:t>2</m:t>
+                      </m:r>
+                    </m:sup>
+                  </m:sSubSup>
+                  <m:r>
+                    <w:rPr>
+                      <w:rFonts w:ascii="Cambria Math" w:hAnsi="Cambria Math"/>
+                      <w:sz w:val="20"/>
+                      <w:szCs w:val="22"/>
+                    </w:rPr>
+                    <m:t>-</m:t>
+                  </m:r>
+                  <m:sSup>
+                    <m:sSupPr>
+                      <m:ctrlPr>
+                        <w:rPr>
+                          <w:rFonts w:ascii="Cambria Math" w:hAnsi="Cambria Math"/>
+                          <w:sz w:val="20"/>
+                          <w:szCs w:val="22"/>
+                        </w:rPr>
+                      </m:ctrlPr>
+                    </m:sSupPr>
+                    <m:e>
+                      <m:r>
+                        <w:rPr>
+                          <w:rFonts w:ascii="Cambria Math" w:hAnsi="Cambria Math"/>
+                          <w:sz w:val="20"/>
+                          <w:szCs w:val="22"/>
+                        </w:rPr>
+                        <m:t>β</m:t>
+                      </m:r>
+                    </m:e>
+                    <m:sup>
+                      <m:r>
+                        <w:rPr>
+                          <w:rFonts w:ascii="Cambria Math" w:hAnsi="Cambria Math"/>
+                          <w:sz w:val="20"/>
+                          <w:szCs w:val="22"/>
+                        </w:rPr>
+                        <m:t>2</m:t>
+                      </m:r>
+                    </m:sup>
+                  </m:sSup>
+                </m:e>
+              </m:rad>
+              <m:r>
+                <w:rPr>
+                  <w:rFonts w:ascii="Cambria Math" w:hAnsi="Cambria Math"/>
+                  <w:sz w:val="20"/>
+                  <w:szCs w:val="22"/>
+                </w:rPr>
+                <m:t>t</m:t>
+              </m:r>
+            </m:e>
+          </m:d>
+        </m:oMath>
+      </m:oMathPara>
+    </w:p>
+    <w:p>
+      <w:pPr>
+        <w:rPr>
+          <w:sz w:val="20"/>
+          <w:szCs w:val="22"/>
+        </w:rPr>
+      </w:pPr>
+      <w:r>
+        <w:rPr>
+          <w:rFonts w:hint="eastAsia"/>
+          <w:sz w:val="20"/>
+          <w:szCs w:val="22"/>
+        </w:rPr>
+        <w:t xml:space="preserve">로 적을 수 있다. 이 때, A는 이 진동의 초기 진폭이다. 이제, 이 진동의 </w:t>
+      </w:r>
+      <w:proofErr w:type="spellStart"/>
+      <w:r>
+        <w:rPr>
+          <w:rFonts w:hint="eastAsia"/>
+          <w:sz w:val="20"/>
+          <w:szCs w:val="22"/>
+        </w:rPr>
+        <w:t>극값이</w:t>
+      </w:r>
+      <w:proofErr w:type="spellEnd"/>
+      <w:r>
+        <w:rPr>
+          <w:rFonts w:hint="eastAsia"/>
+          <w:sz w:val="20"/>
+          <w:szCs w:val="22"/>
+        </w:rPr>
+        <w:t xml:space="preserve"> 발생하는 주기를 계산해보자. 그러기 위해서는 </w:t>
+      </w:r>
+      <m:oMath>
+        <m:r>
+          <w:rPr>
+            <w:rFonts w:ascii="Cambria Math" w:hAnsi="Cambria Math"/>
+            <w:sz w:val="20"/>
+            <w:szCs w:val="22"/>
+          </w:rPr>
+          <m:t>θ</m:t>
+        </m:r>
+        <m:d>
+          <m:dPr>
+            <m:ctrlPr>
+              <w:rPr>
+                <w:rFonts w:ascii="Cambria Math" w:hAnsi="Cambria Math"/>
+                <w:sz w:val="20"/>
+                <w:szCs w:val="22"/>
+              </w:rPr>
+            </m:ctrlPr>
+          </m:dPr>
+          <m:e>
+            <m:r>
+              <w:rPr>
+                <w:rFonts w:ascii="Cambria Math" w:hAnsi="Cambria Math"/>
+                <w:sz w:val="20"/>
+                <w:szCs w:val="22"/>
+              </w:rPr>
+              <m:t>t</m:t>
+            </m:r>
+          </m:e>
+        </m:d>
+      </m:oMath>
+      <w:r>
+        <w:rPr>
+          <w:rFonts w:hint="eastAsia"/>
+          <w:sz w:val="20"/>
+          <w:szCs w:val="22"/>
+        </w:rPr>
+        <w:t xml:space="preserve">의 </w:t>
+      </w:r>
+      <w:proofErr w:type="spellStart"/>
+      <w:r>
+        <w:rPr>
+          <w:rFonts w:hint="eastAsia"/>
+          <w:sz w:val="20"/>
+          <w:szCs w:val="22"/>
+        </w:rPr>
+        <w:t>시간미분을</w:t>
+      </w:r>
+      <w:proofErr w:type="spellEnd"/>
+      <w:r>
+        <w:rPr>
+          <w:rFonts w:hint="eastAsia"/>
+          <w:sz w:val="20"/>
+          <w:szCs w:val="22"/>
+        </w:rPr>
+        <w:t xml:space="preserve"> 구하면 된다.</w:t>
+      </w:r>
+    </w:p>
+    <w:p>
+      <w:pPr>
+        <w:rPr>
+          <w:sz w:val="20"/>
+          <w:szCs w:val="22"/>
+        </w:rPr>
+      </w:pPr>
+      <m:oMathPara>
+        <m:oMath>
+          <m:f>
+            <m:fPr>
+              <m:ctrlPr>
+                <w:rPr>
+                  <w:rFonts w:ascii="Cambria Math" w:hAnsi="Cambria Math"/>
+                  <w:sz w:val="20"/>
+                  <w:szCs w:val="22"/>
+                </w:rPr>
+              </m:ctrlPr>
+            </m:fPr>
+            <m:num>
+              <m:r>
+                <w:rPr>
+                  <w:rFonts w:ascii="Cambria Math" w:hAnsi="Cambria Math"/>
+                  <w:sz w:val="20"/>
+                  <w:szCs w:val="22"/>
+                </w:rPr>
+                <m:t>dθ</m:t>
+              </m:r>
+            </m:num>
+            <m:den>
+              <m:r>
+                <w:rPr>
+                  <w:rFonts w:ascii="Cambria Math" w:hAnsi="Cambria Math"/>
+                  <w:sz w:val="20"/>
+                  <w:szCs w:val="22"/>
+                </w:rPr>
+                <m:t>dt</m:t>
+              </m:r>
+            </m:den>
+          </m:f>
+          <m:r>
+            <w:rPr>
+              <w:rFonts w:ascii="Cambria Math" w:hAnsi="Cambria Math"/>
+              <w:sz w:val="20"/>
+              <w:szCs w:val="22"/>
+            </w:rPr>
+            <m:t>=A</m:t>
+          </m:r>
+          <m:d>
+            <m:dPr>
+              <m:ctrlPr>
+                <w:rPr>
+                  <w:rFonts w:ascii="Cambria Math" w:hAnsi="Cambria Math"/>
+                  <w:sz w:val="20"/>
+                  <w:szCs w:val="22"/>
+                </w:rPr>
+              </m:ctrlPr>
+            </m:dPr>
+            <m:e>
+              <m:r>
+                <w:rPr>
+                  <w:rFonts w:ascii="Cambria Math" w:hAnsi="Cambria Math"/>
+                  <w:sz w:val="20"/>
+                  <w:szCs w:val="22"/>
+                </w:rPr>
+                <m:t>-β</m:t>
+              </m:r>
+              <m:sSup>
+                <m:sSupPr>
+                  <m:ctrlPr>
+                    <w:rPr>
+                      <w:rFonts w:ascii="Cambria Math" w:hAnsi="Cambria Math"/>
+                      <w:sz w:val="20"/>
+                      <w:szCs w:val="22"/>
+                    </w:rPr>
+                  </m:ctrlPr>
+                </m:sSupPr>
+                <m:e>
+                  <m:r>
+                    <w:rPr>
+                      <w:rFonts w:ascii="Cambria Math" w:hAnsi="Cambria Math"/>
+                      <w:sz w:val="20"/>
+                      <w:szCs w:val="22"/>
+                    </w:rPr>
+                    <m:t>e</m:t>
+                  </m:r>
+                </m:e>
+                <m:sup>
+                  <m:r>
+                    <w:rPr>
+                      <w:rFonts w:ascii="Cambria Math" w:hAnsi="Cambria Math"/>
+                      <w:sz w:val="20"/>
+                      <w:szCs w:val="22"/>
+                    </w:rPr>
+                    <m:t>-βt</m:t>
+                  </m:r>
+                </m:sup>
+              </m:sSup>
+              <m:r>
+                <w:rPr>
+                  <w:rFonts w:ascii="Cambria Math" w:hAnsi="Cambria Math"/>
+                  <w:sz w:val="20"/>
+                  <w:szCs w:val="22"/>
+                </w:rPr>
+                <m:t>cos</m:t>
+              </m:r>
+              <m:d>
+                <m:dPr>
+                  <m:ctrlPr>
+                    <w:rPr>
+                      <w:rFonts w:ascii="Cambria Math" w:hAnsi="Cambria Math"/>
+                      <w:sz w:val="20"/>
+                      <w:szCs w:val="22"/>
+                    </w:rPr>
+                  </m:ctrlPr>
+                </m:dPr>
+                <m:e>
+                  <m:rad>
+                    <m:radPr>
+                      <m:degHide m:val="1"/>
+                      <m:ctrlPr>
+                        <w:rPr>
+                          <w:rFonts w:ascii="Cambria Math" w:hAnsi="Cambria Math"/>
+                          <w:sz w:val="20"/>
+                          <w:szCs w:val="22"/>
+                        </w:rPr>
+                      </m:ctrlPr>
+                    </m:radPr>
+                    <m:deg/>
+                    <m:e>
+                      <m:sSubSup>
+                        <m:sSubSupPr>
+                          <m:ctrlPr>
+                            <w:rPr>
+                              <w:rFonts w:ascii="Cambria Math" w:hAnsi="Cambria Math"/>
+                              <w:sz w:val="20"/>
+                              <w:szCs w:val="22"/>
+                            </w:rPr>
+                          </m:ctrlPr>
+                        </m:sSubSupPr>
+                        <m:e>
+                          <m:r>
+                            <w:rPr>
+                              <w:rFonts w:ascii="Cambria Math" w:hAnsi="Cambria Math"/>
+                              <w:sz w:val="20"/>
+                              <w:szCs w:val="22"/>
+                            </w:rPr>
+                            <m:t>ω</m:t>
+                          </m:r>
+                        </m:e>
+                        <m:sub>
+                          <m:r>
+                            <w:rPr>
+                              <w:rFonts w:ascii="Cambria Math" w:hAnsi="Cambria Math"/>
+                              <w:sz w:val="20"/>
+                              <w:szCs w:val="22"/>
+                            </w:rPr>
+                            <m:t>0</m:t>
+                          </m:r>
+                        </m:sub>
+                        <m:sup>
+                          <m:r>
+                            <w:rPr>
+                              <w:rFonts w:ascii="Cambria Math" w:hAnsi="Cambria Math"/>
+                              <w:sz w:val="20"/>
+                              <w:szCs w:val="22"/>
+                            </w:rPr>
+                            <m:t>2</m:t>
+                          </m:r>
+                        </m:sup>
+                      </m:sSubSup>
+                      <m:r>
+                        <w:rPr>
+                          <w:rFonts w:ascii="Cambria Math" w:hAnsi="Cambria Math"/>
+                          <w:sz w:val="20"/>
+                          <w:szCs w:val="22"/>
+                        </w:rPr>
+                        <m:t>-</m:t>
+                      </m:r>
+                      <m:sSup>
+                        <m:sSupPr>
+                          <m:ctrlPr>
+                            <w:rPr>
+                              <w:rFonts w:ascii="Cambria Math" w:hAnsi="Cambria Math"/>
+                              <w:sz w:val="20"/>
+                              <w:szCs w:val="22"/>
+                            </w:rPr>
+                          </m:ctrlPr>
+                        </m:sSupPr>
+                        <m:e>
+                          <m:r>
+                            <w:rPr>
+                              <w:rFonts w:ascii="Cambria Math" w:hAnsi="Cambria Math"/>
+                              <w:sz w:val="20"/>
+                              <w:szCs w:val="22"/>
+                            </w:rPr>
+                            <m:t>β</m:t>
+                          </m:r>
+                        </m:e>
+                        <m:sup>
+                          <m:r>
+                            <w:rPr>
+                              <w:rFonts w:ascii="Cambria Math" w:hAnsi="Cambria Math"/>
+                              <w:sz w:val="20"/>
+                              <w:szCs w:val="22"/>
+                            </w:rPr>
+                            <m:t>2</m:t>
+                          </m:r>
+                        </m:sup>
+                      </m:sSup>
+                    </m:e>
+                  </m:rad>
+                  <m:r>
+                    <w:rPr>
+                      <w:rFonts w:ascii="Cambria Math" w:hAnsi="Cambria Math"/>
+                      <w:sz w:val="20"/>
+                      <w:szCs w:val="22"/>
+                    </w:rPr>
+                    <m:t>t</m:t>
+                  </m:r>
+                </m:e>
+              </m:d>
+              <m:r>
+                <w:rPr>
+                  <w:rFonts w:ascii="Cambria Math" w:hAnsi="Cambria Math"/>
+                  <w:sz w:val="20"/>
+                  <w:szCs w:val="22"/>
+                </w:rPr>
+                <m:t>-</m:t>
+              </m:r>
+              <m:sSup>
+                <m:sSupPr>
+                  <m:ctrlPr>
+                    <w:rPr>
+                      <w:rFonts w:ascii="Cambria Math" w:hAnsi="Cambria Math"/>
+                      <w:sz w:val="20"/>
+                      <w:szCs w:val="22"/>
+                    </w:rPr>
+                  </m:ctrlPr>
+                </m:sSupPr>
+                <m:e>
+                  <m:r>
+                    <w:rPr>
+                      <w:rFonts w:ascii="Cambria Math" w:hAnsi="Cambria Math"/>
+                      <w:sz w:val="20"/>
+                      <w:szCs w:val="22"/>
+                    </w:rPr>
+                    <m:t>e</m:t>
+                  </m:r>
+                </m:e>
+                <m:sup>
+                  <m:r>
+                    <w:rPr>
+                      <w:rFonts w:ascii="Cambria Math" w:hAnsi="Cambria Math"/>
+                      <w:sz w:val="20"/>
+                      <w:szCs w:val="22"/>
+                    </w:rPr>
+                    <m:t>-βt</m:t>
+                  </m:r>
+                </m:sup>
+              </m:sSup>
+              <m:r>
+                <w:rPr>
+                  <w:rFonts w:ascii="Cambria Math" w:hAnsi="Cambria Math"/>
+                  <w:sz w:val="20"/>
+                  <w:szCs w:val="22"/>
+                </w:rPr>
+                <m:t>sin</m:t>
+              </m:r>
+              <m:d>
+                <m:dPr>
+                  <m:ctrlPr>
+                    <w:rPr>
+                      <w:rFonts w:ascii="Cambria Math" w:hAnsi="Cambria Math"/>
+                      <w:sz w:val="20"/>
+                      <w:szCs w:val="22"/>
+                    </w:rPr>
+                  </m:ctrlPr>
+                </m:dPr>
+                <m:e>
+                  <m:rad>
+                    <m:radPr>
+                      <m:degHide m:val="1"/>
+                      <m:ctrlPr>
+                        <w:rPr>
+                          <w:rFonts w:ascii="Cambria Math" w:hAnsi="Cambria Math"/>
+                          <w:sz w:val="20"/>
+                          <w:szCs w:val="22"/>
+                        </w:rPr>
+                      </m:ctrlPr>
+                    </m:radPr>
+                    <m:deg/>
+                    <m:e>
+                      <m:sSubSup>
+                        <m:sSubSupPr>
+                          <m:ctrlPr>
+                            <w:rPr>
+                              <w:rFonts w:ascii="Cambria Math" w:hAnsi="Cambria Math"/>
+                              <w:sz w:val="20"/>
+                              <w:szCs w:val="22"/>
+                            </w:rPr>
+                          </m:ctrlPr>
+                        </m:sSubSupPr>
+                        <m:e>
+                          <m:r>
+                            <w:rPr>
+                              <w:rFonts w:ascii="Cambria Math" w:hAnsi="Cambria Math"/>
+                              <w:sz w:val="20"/>
+                              <w:szCs w:val="22"/>
+                            </w:rPr>
+                            <m:t>ω</m:t>
+                          </m:r>
+                        </m:e>
+                        <m:sub>
+                          <m:r>
+                            <w:rPr>
+                              <w:rFonts w:ascii="Cambria Math" w:hAnsi="Cambria Math"/>
+                              <w:sz w:val="20"/>
+                              <w:szCs w:val="22"/>
+                            </w:rPr>
+                            <m:t>0</m:t>
+                          </m:r>
+                        </m:sub>
+                        <m:sup>
+                          <m:r>
+                            <w:rPr>
+                              <w:rFonts w:ascii="Cambria Math" w:hAnsi="Cambria Math"/>
+                              <w:sz w:val="20"/>
+                              <w:szCs w:val="22"/>
+                            </w:rPr>
+                            <m:t>2</m:t>
+                          </m:r>
+                        </m:sup>
+                      </m:sSubSup>
+                      <m:r>
+                        <w:rPr>
+                          <w:rFonts w:ascii="Cambria Math" w:hAnsi="Cambria Math"/>
+                          <w:sz w:val="20"/>
+                          <w:szCs w:val="22"/>
+                        </w:rPr>
+                        <m:t>-</m:t>
+                      </m:r>
+                      <m:sSup>
+                        <m:sSupPr>
+                          <m:ctrlPr>
+                            <w:rPr>
+                              <w:rFonts w:ascii="Cambria Math" w:hAnsi="Cambria Math"/>
+                              <w:sz w:val="20"/>
+                              <w:szCs w:val="22"/>
+                            </w:rPr>
+                          </m:ctrlPr>
+                        </m:sSupPr>
+                        <m:e>
+                          <m:r>
+                            <w:rPr>
+                              <w:rFonts w:ascii="Cambria Math" w:hAnsi="Cambria Math"/>
+                              <w:sz w:val="20"/>
+                              <w:szCs w:val="22"/>
+                            </w:rPr>
+                            <m:t>β</m:t>
+                          </m:r>
+                        </m:e>
+                        <m:sup>
+                          <m:r>
+                            <w:rPr>
+                              <w:rFonts w:ascii="Cambria Math" w:hAnsi="Cambria Math"/>
+                              <w:sz w:val="20"/>
+                              <w:szCs w:val="22"/>
+                            </w:rPr>
+                            <m:t>2</m:t>
+                          </m:r>
+                        </m:sup>
+                      </m:sSup>
+                    </m:e>
+                  </m:rad>
+                  <m:r>
+                    <w:rPr>
+                      <w:rFonts w:ascii="Cambria Math" w:hAnsi="Cambria Math"/>
+                      <w:sz w:val="20"/>
+                      <w:szCs w:val="22"/>
+                    </w:rPr>
+                    <m:t>t</m:t>
+                  </m:r>
+                </m:e>
+              </m:d>
+              <m:r>
+                <w:rPr>
+                  <w:rFonts w:ascii="Cambria Math" w:hAnsi="Cambria Math"/>
+                  <w:sz w:val="20"/>
+                  <w:szCs w:val="22"/>
+                </w:rPr>
+                <m:t>⋅</m:t>
+              </m:r>
+              <m:rad>
+                <m:radPr>
+                  <m:degHide m:val="1"/>
+                  <m:ctrlPr>
+                    <w:rPr>
+                      <w:rFonts w:ascii="Cambria Math" w:hAnsi="Cambria Math"/>
+                      <w:sz w:val="20"/>
+                      <w:szCs w:val="22"/>
+                    </w:rPr>
+                  </m:ctrlPr>
+                </m:radPr>
+                <m:deg/>
+                <m:e>
+                  <m:sSubSup>
+                    <m:sSubSupPr>
+                      <m:ctrlPr>
+                        <w:rPr>
+                          <w:rFonts w:ascii="Cambria Math" w:hAnsi="Cambria Math"/>
+                          <w:sz w:val="20"/>
+                          <w:szCs w:val="22"/>
+                        </w:rPr>
+                      </m:ctrlPr>
+                    </m:sSubSupPr>
+                    <m:e>
+                      <m:r>
+                        <w:rPr>
+                          <w:rFonts w:ascii="Cambria Math" w:hAnsi="Cambria Math"/>
+                          <w:sz w:val="20"/>
+                          <w:szCs w:val="22"/>
+                        </w:rPr>
+                        <m:t>ω</m:t>
+                      </m:r>
+                    </m:e>
+                    <m:sub>
+                      <m:r>
+                        <w:rPr>
+                          <w:rFonts w:ascii="Cambria Math" w:hAnsi="Cambria Math"/>
+                          <w:sz w:val="20"/>
+                          <w:szCs w:val="22"/>
+                        </w:rPr>
+                        <m:t>0</m:t>
+                      </m:r>
+                    </m:sub>
+                    <m:sup>
+                      <m:r>
+                        <w:rPr>
+                          <w:rFonts w:ascii="Cambria Math" w:hAnsi="Cambria Math"/>
+                          <w:sz w:val="20"/>
+                          <w:szCs w:val="22"/>
+                        </w:rPr>
+                        <m:t>2</m:t>
+                      </m:r>
+                    </m:sup>
+                  </m:sSubSup>
+                  <m:r>
+                    <w:rPr>
+                      <w:rFonts w:ascii="Cambria Math" w:hAnsi="Cambria Math"/>
+                      <w:sz w:val="20"/>
+                      <w:szCs w:val="22"/>
+                    </w:rPr>
+                    <m:t>-</m:t>
+                  </m:r>
+                  <m:sSup>
+                    <m:sSupPr>
+                      <m:ctrlPr>
+                        <w:rPr>
+                          <w:rFonts w:ascii="Cambria Math" w:hAnsi="Cambria Math"/>
+                          <w:sz w:val="20"/>
+                          <w:szCs w:val="22"/>
+                        </w:rPr>
+                      </m:ctrlPr>
+                    </m:sSupPr>
+                    <m:e>
+                      <m:r>
+                        <w:rPr>
+                          <w:rFonts w:ascii="Cambria Math" w:hAnsi="Cambria Math"/>
+                          <w:sz w:val="20"/>
+                          <w:szCs w:val="22"/>
+                        </w:rPr>
+                        <m:t>β</m:t>
+                      </m:r>
+                    </m:e>
+                    <m:sup>
+                      <m:r>
+                        <w:rPr>
+                          <w:rFonts w:ascii="Cambria Math" w:hAnsi="Cambria Math"/>
+                          <w:sz w:val="20"/>
+                          <w:szCs w:val="22"/>
+                        </w:rPr>
+                        <m:t>2</m:t>
+                      </m:r>
+                    </m:sup>
+                  </m:sSup>
+                </m:e>
+              </m:rad>
+            </m:e>
+          </m:d>
+          <m:r>
+            <w:rPr>
+              <w:rFonts w:ascii="Cambria Math" w:hAnsi="Cambria Math"/>
+              <w:sz w:val="20"/>
+              <w:szCs w:val="22"/>
+            </w:rPr>
+            <m:t>=0</m:t>
+          </m:r>
+        </m:oMath>
+      </m:oMathPara>
+    </w:p>
+    <w:p>
+      <w:pPr>
+        <w:rPr>
+          <w:sz w:val="20"/>
+          <w:szCs w:val="22"/>
+        </w:rPr>
+      </w:pPr>
+      <w:r>
+        <w:rPr>
+          <w:rFonts w:hint="eastAsia"/>
+          <w:sz w:val="20"/>
+          <w:szCs w:val="22"/>
+        </w:rPr>
+        <w:t>그리고, 이를 정리하면</w:t>
+      </w:r>
+    </w:p>
+    <w:p>
+      <w:pPr>
+        <w:rPr>
+          <w:sz w:val="20"/>
+          <w:szCs w:val="22"/>
+        </w:rPr>
+      </w:pPr>
+      <m:oMathPara>
+        <m:oMath>
+          <m:r>
+            <w:rPr>
+              <w:rFonts w:ascii="Cambria Math" w:hAnsi="Cambria Math"/>
+              <w:sz w:val="20"/>
+              <w:szCs w:val="22"/>
+            </w:rPr>
+            <m:t>tan</m:t>
+          </m:r>
+          <m:d>
+            <m:dPr>
+              <m:ctrlPr>
+                <w:rPr>
+                  <w:rFonts w:ascii="Cambria Math" w:hAnsi="Cambria Math"/>
+                  <w:sz w:val="20"/>
+                  <w:szCs w:val="22"/>
+                </w:rPr>
+              </m:ctrlPr>
+            </m:dPr>
+            <m:e>
+              <m:rad>
+                <m:radPr>
+                  <m:degHide m:val="1"/>
+                  <m:ctrlPr>
+                    <w:rPr>
+                      <w:rFonts w:ascii="Cambria Math" w:hAnsi="Cambria Math"/>
+                      <w:sz w:val="20"/>
+                      <w:szCs w:val="22"/>
+                    </w:rPr>
+                  </m:ctrlPr>
+                </m:radPr>
+                <m:deg/>
+                <m:e>
+                  <m:sSubSup>
+                    <m:sSubSupPr>
+                      <m:ctrlPr>
+                        <w:rPr>
+                          <w:rFonts w:ascii="Cambria Math" w:hAnsi="Cambria Math"/>
+                          <w:sz w:val="20"/>
+                          <w:szCs w:val="22"/>
+                        </w:rPr>
+                      </m:ctrlPr>
+                    </m:sSubSupPr>
+                    <m:e>
+                      <m:r>
+                        <w:rPr>
+                          <w:rFonts w:ascii="Cambria Math" w:hAnsi="Cambria Math"/>
+                          <w:sz w:val="20"/>
+                          <w:szCs w:val="22"/>
+                        </w:rPr>
+                        <m:t>ω</m:t>
+                      </m:r>
+                    </m:e>
+                    <m:sub>
+                      <m:r>
+                        <w:rPr>
+                          <w:rFonts w:ascii="Cambria Math" w:hAnsi="Cambria Math"/>
+                          <w:sz w:val="20"/>
+                          <w:szCs w:val="22"/>
+                        </w:rPr>
+                        <m:t>0</m:t>
+                      </m:r>
+                    </m:sub>
+                    <m:sup>
+                      <m:r>
+                        <w:rPr>
+                          <w:rFonts w:ascii="Cambria Math" w:hAnsi="Cambria Math"/>
+                          <w:sz w:val="20"/>
+                          <w:szCs w:val="22"/>
+                        </w:rPr>
+                        <m:t>2</m:t>
+                      </m:r>
+                    </m:sup>
+                  </m:sSubSup>
+                  <m:r>
+                    <w:rPr>
+                      <w:rFonts w:ascii="Cambria Math" w:hAnsi="Cambria Math"/>
+                      <w:sz w:val="20"/>
+                      <w:szCs w:val="22"/>
+                    </w:rPr>
+                    <m:t>-</m:t>
+                  </m:r>
+                  <m:sSup>
+                    <m:sSupPr>
+                      <m:ctrlPr>
+                        <w:rPr>
+                          <w:rFonts w:ascii="Cambria Math" w:hAnsi="Cambria Math"/>
+                          <w:sz w:val="20"/>
+                          <w:szCs w:val="22"/>
+                        </w:rPr>
+                      </m:ctrlPr>
+                    </m:sSupPr>
+                    <m:e>
+                      <m:r>
+                        <w:rPr>
+                          <w:rFonts w:ascii="Cambria Math" w:hAnsi="Cambria Math"/>
+                          <w:sz w:val="20"/>
+                          <w:szCs w:val="22"/>
+                        </w:rPr>
+                        <m:t>β</m:t>
+                      </m:r>
+                    </m:e>
+                    <m:sup>
+                      <m:r>
+                        <w:rPr>
+                          <w:rFonts w:ascii="Cambria Math" w:hAnsi="Cambria Math"/>
+                          <w:sz w:val="20"/>
+                          <w:szCs w:val="22"/>
+                        </w:rPr>
+                        <m:t>2</m:t>
+                      </m:r>
+                    </m:sup>
+                  </m:sSup>
+                </m:e>
+              </m:rad>
+              <m:r>
+                <w:rPr>
+                  <w:rFonts w:ascii="Cambria Math" w:hAnsi="Cambria Math"/>
+                  <w:sz w:val="20"/>
+                  <w:szCs w:val="22"/>
+                </w:rPr>
+                <m:t>t</m:t>
+              </m:r>
+            </m:e>
+          </m:d>
+          <m:r>
+            <w:rPr>
+              <w:rFonts w:ascii="Cambria Math" w:hAnsi="Cambria Math"/>
+              <w:sz w:val="20"/>
+              <w:szCs w:val="22"/>
+            </w:rPr>
+            <m:t>=</m:t>
+          </m:r>
+          <m:f>
+            <m:fPr>
+              <m:ctrlPr>
+                <w:rPr>
+                  <w:rFonts w:ascii="Cambria Math" w:hAnsi="Cambria Math"/>
+                  <w:sz w:val="20"/>
+                  <w:szCs w:val="22"/>
+                </w:rPr>
+              </m:ctrlPr>
+            </m:fPr>
+            <m:num>
+              <m:r>
+                <w:rPr>
+                  <w:rFonts w:ascii="Cambria Math" w:hAnsi="Cambria Math"/>
+                  <w:sz w:val="20"/>
+                  <w:szCs w:val="22"/>
+                </w:rPr>
+                <m:t>-β</m:t>
+              </m:r>
+            </m:num>
+            <m:den>
+              <m:rad>
+                <m:radPr>
+                  <m:degHide m:val="1"/>
+                  <m:ctrlPr>
+                    <w:rPr>
+                      <w:rFonts w:ascii="Cambria Math" w:hAnsi="Cambria Math"/>
+                      <w:sz w:val="20"/>
+                      <w:szCs w:val="22"/>
+                    </w:rPr>
+                  </m:ctrlPr>
+                </m:radPr>
+                <m:deg/>
+                <m:e>
+                  <m:sSubSup>
+                    <m:sSubSupPr>
+                      <m:ctrlPr>
+                        <w:rPr>
+                          <w:rFonts w:ascii="Cambria Math" w:hAnsi="Cambria Math"/>
+                          <w:sz w:val="20"/>
+                          <w:szCs w:val="22"/>
+                        </w:rPr>
+                      </m:ctrlPr>
+                    </m:sSubSupPr>
+                    <m:e>
+                      <m:r>
+                        <w:rPr>
+                          <w:rFonts w:ascii="Cambria Math" w:hAnsi="Cambria Math"/>
+                          <w:sz w:val="20"/>
+                          <w:szCs w:val="22"/>
+                        </w:rPr>
+                        <m:t>ω</m:t>
+                      </m:r>
+                    </m:e>
+                    <m:sub>
+                      <m:r>
+                        <w:rPr>
+                          <w:rFonts w:ascii="Cambria Math" w:hAnsi="Cambria Math"/>
+                          <w:sz w:val="20"/>
+                          <w:szCs w:val="22"/>
+                        </w:rPr>
+                        <m:t>0</m:t>
+                      </m:r>
+                    </m:sub>
+                    <m:sup>
+                      <m:r>
+                        <w:rPr>
+                          <w:rFonts w:ascii="Cambria Math" w:hAnsi="Cambria Math"/>
+                          <w:sz w:val="20"/>
+                          <w:szCs w:val="22"/>
+                        </w:rPr>
+                        <m:t>2</m:t>
+                      </m:r>
+                    </m:sup>
+                  </m:sSubSup>
+                  <m:r>
+                    <w:rPr>
+                      <w:rFonts w:ascii="Cambria Math" w:hAnsi="Cambria Math"/>
+                      <w:sz w:val="20"/>
+                      <w:szCs w:val="22"/>
+                    </w:rPr>
+                    <m:t>-</m:t>
+                  </m:r>
+                  <m:sSup>
+                    <m:sSupPr>
+                      <m:ctrlPr>
+                        <w:rPr>
+                          <w:rFonts w:ascii="Cambria Math" w:hAnsi="Cambria Math"/>
+                          <w:sz w:val="20"/>
+                          <w:szCs w:val="22"/>
+                        </w:rPr>
+                      </m:ctrlPr>
+                    </m:sSupPr>
+                    <m:e>
+                      <m:r>
+                        <w:rPr>
+                          <w:rFonts w:ascii="Cambria Math" w:hAnsi="Cambria Math"/>
+                          <w:sz w:val="20"/>
+                          <w:szCs w:val="22"/>
+                        </w:rPr>
+                        <m:t>β</m:t>
+                      </m:r>
+                    </m:e>
+                    <m:sup>
+                      <m:r>
+                        <w:rPr>
+                          <w:rFonts w:ascii="Cambria Math" w:hAnsi="Cambria Math"/>
+                          <w:sz w:val="20"/>
+                          <w:szCs w:val="22"/>
+                        </w:rPr>
+                        <m:t>2</m:t>
+                      </m:r>
+                    </m:sup>
+                  </m:sSup>
+                </m:e>
+              </m:rad>
+            </m:den>
+          </m:f>
+        </m:oMath>
+      </m:oMathPara>
+    </w:p>
+    <w:p>
+      <w:pPr>
+        <w:rPr>
+          <w:sz w:val="20"/>
+          <w:szCs w:val="22"/>
+        </w:rPr>
+      </w:pPr>
+      <w:r>
+        <w:rPr>
+          <w:rFonts w:hint="eastAsia"/>
+          <w:sz w:val="20"/>
+          <w:szCs w:val="22"/>
+        </w:rPr>
+        <w:t xml:space="preserve">임을 알 수 있다. 즉, </w:t>
+      </w:r>
+    </w:p>
+    <w:p>
+      <w:pPr>
+        <w:rPr>
+          <w:sz w:val="20"/>
+          <w:szCs w:val="22"/>
+        </w:rPr>
+      </w:pPr>
+      <m:oMathPara>
+        <m:oMath>
+          <m:sSub>
+            <m:sSubPr>
+              <m:ctrlPr>
+                <w:rPr>
+                  <w:rFonts w:ascii="Cambria Math" w:hAnsi="Cambria Math"/>
+                  <w:sz w:val="20"/>
+                  <w:szCs w:val="22"/>
+                </w:rPr>
+              </m:ctrlPr>
+            </m:sSubPr>
+            <m:e>
+              <m:r>
+                <w:rPr>
+                  <w:rFonts w:ascii="Cambria Math" w:hAnsi="Cambria Math"/>
+                  <w:sz w:val="20"/>
+                  <w:szCs w:val="22"/>
+                </w:rPr>
+                <m:t>t</m:t>
+              </m:r>
+            </m:e>
+            <m:sub>
+              <m:r>
+                <w:rPr>
+                  <w:rFonts w:ascii="Cambria Math" w:hAnsi="Cambria Math"/>
+                  <w:sz w:val="20"/>
+                  <w:szCs w:val="22"/>
+                </w:rPr>
+                <m:t>extreme</m:t>
+              </m:r>
+            </m:sub>
+          </m:sSub>
+          <m:r>
+            <w:rPr>
+              <w:rFonts w:ascii="Cambria Math" w:hAnsi="Cambria Math"/>
+              <w:sz w:val="20"/>
+              <w:szCs w:val="22"/>
+            </w:rPr>
+            <m:t>=</m:t>
+          </m:r>
+          <m:f>
+            <m:fPr>
+              <m:ctrlPr>
+                <w:rPr>
+                  <w:rFonts w:ascii="Cambria Math" w:hAnsi="Cambria Math"/>
+                  <w:sz w:val="20"/>
+                  <w:szCs w:val="22"/>
+                </w:rPr>
+              </m:ctrlPr>
+            </m:fPr>
+            <m:num>
+              <m:r>
+                <w:rPr>
+                  <w:rFonts w:ascii="Cambria Math" w:hAnsi="Cambria Math"/>
+                  <w:sz w:val="20"/>
+                  <w:szCs w:val="22"/>
+                </w:rPr>
+                <m:t>1</m:t>
+              </m:r>
+            </m:num>
+            <m:den>
+              <m:rad>
+                <m:radPr>
+                  <m:degHide m:val="1"/>
+                  <m:ctrlPr>
+                    <w:rPr>
+                      <w:rFonts w:ascii="Cambria Math" w:hAnsi="Cambria Math"/>
+                      <w:sz w:val="20"/>
+                      <w:szCs w:val="22"/>
+                    </w:rPr>
+                  </m:ctrlPr>
+                </m:radPr>
+                <m:deg/>
+                <m:e>
+                  <m:sSubSup>
+                    <m:sSubSupPr>
+                      <m:ctrlPr>
+                        <w:rPr>
+                          <w:rFonts w:ascii="Cambria Math" w:hAnsi="Cambria Math"/>
+                          <w:sz w:val="20"/>
+                          <w:szCs w:val="22"/>
+                        </w:rPr>
+                      </m:ctrlPr>
+                    </m:sSubSupPr>
+                    <m:e>
+                      <m:r>
+                        <w:rPr>
+                          <w:rFonts w:ascii="Cambria Math" w:hAnsi="Cambria Math"/>
+                          <w:sz w:val="20"/>
+                          <w:szCs w:val="22"/>
+                        </w:rPr>
+                        <m:t>ω</m:t>
+                      </m:r>
+                    </m:e>
+                    <m:sub>
+                      <m:r>
+                        <w:rPr>
+                          <w:rFonts w:ascii="Cambria Math" w:hAnsi="Cambria Math"/>
+                          <w:sz w:val="20"/>
+                          <w:szCs w:val="22"/>
+                        </w:rPr>
+                        <m:t>0</m:t>
+                      </m:r>
+                    </m:sub>
+                    <m:sup>
+                      <m:r>
+                        <w:rPr>
+                          <w:rFonts w:ascii="Cambria Math" w:hAnsi="Cambria Math"/>
+                          <w:sz w:val="20"/>
+                          <w:szCs w:val="22"/>
+                        </w:rPr>
+                        <m:t>2</m:t>
+                      </m:r>
+                    </m:sup>
+                  </m:sSubSup>
+                  <m:r>
+                    <w:rPr>
+                      <w:rFonts w:ascii="Cambria Math" w:hAnsi="Cambria Math"/>
+                      <w:sz w:val="20"/>
+                      <w:szCs w:val="22"/>
+                    </w:rPr>
+                    <m:t>-</m:t>
+                  </m:r>
+                  <m:sSup>
+                    <m:sSupPr>
+                      <m:ctrlPr>
+                        <w:rPr>
+                          <w:rFonts w:ascii="Cambria Math" w:hAnsi="Cambria Math"/>
+                          <w:sz w:val="20"/>
+                          <w:szCs w:val="22"/>
+                        </w:rPr>
+                      </m:ctrlPr>
+                    </m:sSupPr>
+                    <m:e>
+                      <m:r>
+                        <w:rPr>
+                          <w:rFonts w:ascii="Cambria Math" w:hAnsi="Cambria Math"/>
+                          <w:sz w:val="20"/>
+                          <w:szCs w:val="22"/>
+                        </w:rPr>
+                        <m:t>β</m:t>
+                      </m:r>
+                    </m:e>
+                    <m:sup>
+                      <m:r>
+                        <w:rPr>
+                          <w:rFonts w:ascii="Cambria Math" w:hAnsi="Cambria Math"/>
+                          <w:sz w:val="20"/>
+                          <w:szCs w:val="22"/>
+                        </w:rPr>
+                        <m:t>2</m:t>
+                      </m:r>
+                    </m:sup>
+                  </m:sSup>
+                </m:e>
+              </m:rad>
+            </m:den>
+          </m:f>
+          <m:d>
+            <m:dPr>
+              <m:ctrlPr>
+                <w:rPr>
+                  <w:rFonts w:ascii="Cambria Math" w:hAnsi="Cambria Math"/>
+                  <w:sz w:val="20"/>
+                  <w:szCs w:val="22"/>
+                </w:rPr>
+              </m:ctrlPr>
+            </m:dPr>
+            <m:e>
+              <m:r>
+                <w:rPr>
+                  <w:rFonts w:ascii="Cambria Math" w:hAnsi="Cambria Math"/>
+                  <w:sz w:val="20"/>
+                  <w:szCs w:val="22"/>
+                </w:rPr>
+                <m:t>ta</m:t>
+              </m:r>
+              <m:sSup>
+                <m:sSupPr>
+                  <m:ctrlPr>
+                    <w:rPr>
+                      <w:rFonts w:ascii="Cambria Math" w:hAnsi="Cambria Math"/>
+                      <w:sz w:val="20"/>
+                      <w:szCs w:val="22"/>
+                    </w:rPr>
+                  </m:ctrlPr>
+                </m:sSupPr>
+                <m:e>
+                  <m:r>
+                    <w:rPr>
+                      <w:rFonts w:ascii="Cambria Math" w:hAnsi="Cambria Math"/>
+                      <w:sz w:val="20"/>
+                      <w:szCs w:val="22"/>
+                    </w:rPr>
+                    <m:t>n</m:t>
+                  </m:r>
+                </m:e>
+                <m:sup>
+                  <m:r>
+                    <w:rPr>
+                      <w:rFonts w:ascii="Cambria Math" w:hAnsi="Cambria Math"/>
+                      <w:sz w:val="20"/>
+                      <w:szCs w:val="22"/>
+                    </w:rPr>
+                    <m:t>-1</m:t>
+                  </m:r>
+                </m:sup>
+              </m:sSup>
+              <m:d>
+                <m:dPr>
+                  <m:ctrlPr>
+                    <w:rPr>
+                      <w:rFonts w:ascii="Cambria Math" w:hAnsi="Cambria Math"/>
+                      <w:sz w:val="20"/>
+                      <w:szCs w:val="22"/>
+                    </w:rPr>
+                  </m:ctrlPr>
+                </m:dPr>
+                <m:e>
+                  <m:f>
+                    <m:fPr>
+                      <m:ctrlPr>
+                        <w:rPr>
+                          <w:rFonts w:ascii="Cambria Math" w:hAnsi="Cambria Math"/>
+                          <w:sz w:val="20"/>
+                          <w:szCs w:val="22"/>
+                        </w:rPr>
+                      </m:ctrlPr>
+                    </m:fPr>
+                    <m:num>
+                      <m:r>
+                        <w:rPr>
+                          <w:rFonts w:ascii="Cambria Math" w:hAnsi="Cambria Math"/>
+                          <w:sz w:val="20"/>
+                          <w:szCs w:val="22"/>
+                        </w:rPr>
+                        <m:t>-β</m:t>
+                      </m:r>
+                    </m:num>
+                    <m:den>
+                      <m:rad>
+                        <m:radPr>
+                          <m:degHide m:val="1"/>
+                          <m:ctrlPr>
+                            <w:rPr>
+                              <w:rFonts w:ascii="Cambria Math" w:hAnsi="Cambria Math"/>
+                              <w:sz w:val="20"/>
+                              <w:szCs w:val="22"/>
+                            </w:rPr>
+                          </m:ctrlPr>
+                        </m:radPr>
+                        <m:deg/>
+                        <m:e>
+                          <m:sSubSup>
+                            <m:sSubSupPr>
+                              <m:ctrlPr>
+                                <w:rPr>
+                                  <w:rFonts w:ascii="Cambria Math" w:hAnsi="Cambria Math"/>
+                                  <w:sz w:val="20"/>
+                                  <w:szCs w:val="22"/>
+                                </w:rPr>
+                              </m:ctrlPr>
+                            </m:sSubSupPr>
+                            <m:e>
+                              <m:r>
+                                <w:rPr>
+                                  <w:rFonts w:ascii="Cambria Math" w:hAnsi="Cambria Math"/>
+                                  <w:sz w:val="20"/>
+                                  <w:szCs w:val="22"/>
+                                </w:rPr>
+                                <m:t>ω</m:t>
+                              </m:r>
+                            </m:e>
+                            <m:sub>
+                              <m:r>
+                                <w:rPr>
+                                  <w:rFonts w:ascii="Cambria Math" w:hAnsi="Cambria Math"/>
+                                  <w:sz w:val="20"/>
+                                  <w:szCs w:val="22"/>
+                                </w:rPr>
+                                <m:t>0</m:t>
+                              </m:r>
+                            </m:sub>
+                            <m:sup>
+                              <m:r>
+                                <w:rPr>
+                                  <w:rFonts w:ascii="Cambria Math" w:hAnsi="Cambria Math"/>
+                                  <w:sz w:val="20"/>
+                                  <w:szCs w:val="22"/>
+                                </w:rPr>
+                                <m:t>2</m:t>
+                              </m:r>
+                            </m:sup>
+                          </m:sSubSup>
+                          <m:r>
+                            <w:rPr>
+                              <w:rFonts w:ascii="Cambria Math" w:hAnsi="Cambria Math"/>
+                              <w:sz w:val="20"/>
+                              <w:szCs w:val="22"/>
+                            </w:rPr>
+                            <m:t>-</m:t>
+                          </m:r>
+                          <m:sSup>
+                            <m:sSupPr>
+                              <m:ctrlPr>
+                                <w:rPr>
+                                  <w:rFonts w:ascii="Cambria Math" w:hAnsi="Cambria Math"/>
+                                  <w:sz w:val="20"/>
+                                  <w:szCs w:val="22"/>
+                                </w:rPr>
+                              </m:ctrlPr>
+                            </m:sSupPr>
+                            <m:e>
+                              <m:r>
+                                <w:rPr>
+                                  <w:rFonts w:ascii="Cambria Math" w:hAnsi="Cambria Math"/>
+                                  <w:sz w:val="20"/>
+                                  <w:szCs w:val="22"/>
+                                </w:rPr>
+                                <m:t>β</m:t>
+                              </m:r>
+                            </m:e>
+                            <m:sup>
+                              <m:r>
+                                <w:rPr>
+                                  <w:rFonts w:ascii="Cambria Math" w:hAnsi="Cambria Math"/>
+                                  <w:sz w:val="20"/>
+                                  <w:szCs w:val="22"/>
+                                </w:rPr>
+                                <m:t>2</m:t>
+                              </m:r>
+                            </m:sup>
+                          </m:sSup>
+                        </m:e>
+                      </m:rad>
+                    </m:den>
+                  </m:f>
+                </m:e>
+              </m:d>
+              <m:r>
+                <w:rPr>
+                  <w:rFonts w:ascii="Cambria Math" w:hAnsi="Cambria Math"/>
+                  <w:sz w:val="20"/>
+                  <w:szCs w:val="22"/>
+                </w:rPr>
+                <m:t>+nπ</m:t>
+              </m:r>
+            </m:e>
+          </m:d>
+        </m:oMath>
+      </m:oMathPara>
+    </w:p>
+    <w:p>
+      <w:pPr>
+        <w:rPr>
+          <w:sz w:val="20"/>
+          <w:szCs w:val="22"/>
+        </w:rPr>
+      </w:pPr>
+      <w:r>
+        <w:rPr>
+          <w:rFonts w:hint="eastAsia"/>
+          <w:sz w:val="20"/>
+          <w:szCs w:val="22"/>
+        </w:rPr>
+        <w:t>이다. 이 때, n은 자연수이다. (t&gt;0)</w:t>
+      </w:r>
+    </w:p>
+    <w:p>
+      <w:pPr>
+        <w:rPr>
+          <w:sz w:val="20"/>
+          <w:szCs w:val="22"/>
+        </w:rPr>
+      </w:pPr>
+      <w:r>
+        <w:rPr>
+          <w:rFonts w:hint="eastAsia"/>
+          <w:sz w:val="20"/>
+          <w:szCs w:val="22"/>
+        </w:rPr>
+        <w:t xml:space="preserve">즉, 주기를 구하면 </w:t>
+      </w:r>
+      <w:proofErr w:type="spellStart"/>
+      <w:r>
+        <w:rPr>
+          <w:rFonts w:hint="eastAsia"/>
+          <w:sz w:val="20"/>
+          <w:szCs w:val="22"/>
+        </w:rPr>
+        <w:t>극값이</w:t>
+      </w:r>
+      <w:proofErr w:type="spellEnd"/>
+      <w:r>
+        <w:rPr>
+          <w:rFonts w:hint="eastAsia"/>
+          <w:sz w:val="20"/>
+          <w:szCs w:val="22"/>
+        </w:rPr>
+        <w:t xml:space="preserve"> 두 번 생기는 시간이므로, </w:t>
+      </w:r>
+    </w:p>
+    <w:p>
+      <w:pPr>
+        <w:rPr>
+          <w:sz w:val="20"/>
+          <w:szCs w:val="22"/>
+        </w:rPr>
+      </w:pPr>
+      <m:oMathPara>
+        <m:oMath>
+          <m:r>
+            <w:rPr>
+              <w:rFonts w:ascii="Cambria Math" w:hAnsi="Cambria Math"/>
+              <w:sz w:val="20"/>
+              <w:szCs w:val="22"/>
+            </w:rPr>
+            <m:t>T=</m:t>
+          </m:r>
+          <m:f>
+            <m:fPr>
+              <m:ctrlPr>
+                <w:rPr>
+                  <w:rFonts w:ascii="Cambria Math" w:hAnsi="Cambria Math"/>
+                  <w:sz w:val="20"/>
+                  <w:szCs w:val="22"/>
+                </w:rPr>
+              </m:ctrlPr>
+            </m:fPr>
+            <m:num>
+              <m:r>
+                <w:rPr>
+                  <w:rFonts w:ascii="Cambria Math" w:hAnsi="Cambria Math"/>
+                  <w:sz w:val="20"/>
+                  <w:szCs w:val="22"/>
+                </w:rPr>
+                <m:t>2π</m:t>
+              </m:r>
+            </m:num>
+            <m:den>
+              <m:rad>
+                <m:radPr>
+                  <m:degHide m:val="1"/>
+                  <m:ctrlPr>
+                    <w:rPr>
+                      <w:rFonts w:ascii="Cambria Math" w:hAnsi="Cambria Math"/>
+                      <w:sz w:val="20"/>
+                      <w:szCs w:val="22"/>
+                    </w:rPr>
+                  </m:ctrlPr>
+                </m:radPr>
+                <m:deg/>
+                <m:e>
+                  <m:sSubSup>
+                    <m:sSubSupPr>
+                      <m:ctrlPr>
+                        <w:rPr>
+                          <w:rFonts w:ascii="Cambria Math" w:hAnsi="Cambria Math"/>
+                          <w:sz w:val="20"/>
+                          <w:szCs w:val="22"/>
+                        </w:rPr>
+                      </m:ctrlPr>
+                    </m:sSubSupPr>
+                    <m:e>
+                      <m:r>
+                        <w:rPr>
+                          <w:rFonts w:ascii="Cambria Math" w:hAnsi="Cambria Math"/>
+                          <w:sz w:val="20"/>
+                          <w:szCs w:val="22"/>
+                        </w:rPr>
+                        <m:t>ω</m:t>
+                      </m:r>
+                    </m:e>
+                    <m:sub>
+                      <m:r>
+                        <w:rPr>
+                          <w:rFonts w:ascii="Cambria Math" w:hAnsi="Cambria Math"/>
+                          <w:sz w:val="20"/>
+                          <w:szCs w:val="22"/>
+                        </w:rPr>
+                        <m:t>0</m:t>
+                      </m:r>
+                    </m:sub>
+                    <m:sup>
+                      <m:r>
+                        <w:rPr>
+                          <w:rFonts w:ascii="Cambria Math" w:hAnsi="Cambria Math"/>
+                          <w:sz w:val="20"/>
+                          <w:szCs w:val="22"/>
+                        </w:rPr>
+                        <m:t>2</m:t>
+                      </m:r>
+                    </m:sup>
+                  </m:sSubSup>
+                  <m:r>
+                    <w:rPr>
+                      <w:rFonts w:ascii="Cambria Math" w:hAnsi="Cambria Math"/>
+                      <w:sz w:val="20"/>
+                      <w:szCs w:val="22"/>
+                    </w:rPr>
+                    <m:t>-</m:t>
+                  </m:r>
+                  <m:sSup>
+                    <m:sSupPr>
+                      <m:ctrlPr>
+                        <w:rPr>
+                          <w:rFonts w:ascii="Cambria Math" w:hAnsi="Cambria Math"/>
+                          <w:sz w:val="20"/>
+                          <w:szCs w:val="22"/>
+                        </w:rPr>
+                      </m:ctrlPr>
+                    </m:sSupPr>
+                    <m:e>
+                      <m:r>
+                        <w:rPr>
+                          <w:rFonts w:ascii="Cambria Math" w:hAnsi="Cambria Math"/>
+                          <w:sz w:val="20"/>
+                          <w:szCs w:val="22"/>
+                        </w:rPr>
+                        <m:t>β</m:t>
+                      </m:r>
+                    </m:e>
+                    <m:sup>
+                      <m:r>
+                        <w:rPr>
+                          <w:rFonts w:ascii="Cambria Math" w:hAnsi="Cambria Math"/>
+                          <w:sz w:val="20"/>
+                          <w:szCs w:val="22"/>
+                        </w:rPr>
+                        <m:t>2</m:t>
+                      </m:r>
+                    </m:sup>
+                  </m:sSup>
+                </m:e>
+              </m:rad>
+            </m:den>
+          </m:f>
+        </m:oMath>
+      </m:oMathPara>
+    </w:p>
+    <w:p>
+      <w:pPr>
+        <w:rPr>
+          <w:sz w:val="20"/>
+          <w:szCs w:val="22"/>
+        </w:rPr>
+      </w:pPr>
+      <w:r>
+        <w:rPr>
+          <w:rFonts w:hint="eastAsia"/>
+          <w:sz w:val="20"/>
+          <w:szCs w:val="22"/>
+        </w:rPr>
+        <w:t xml:space="preserve">이다. </w:t>
+      </w:r>
+    </w:p>
+    <w:p>
+      <w:pPr>
+        <w:rPr>
+          <w:sz w:val="20"/>
+          <w:szCs w:val="22"/>
+        </w:rPr>
+      </w:pPr>
+      <w:r>
+        <w:rPr>
+          <w:rFonts w:hint="eastAsia"/>
+          <w:sz w:val="20"/>
+          <w:szCs w:val="22"/>
+        </w:rPr>
+        <w:t xml:space="preserve">그리고, 이를 이용해 각진동수를 구하면 </w:t>
+      </w:r>
+    </w:p>
+    <w:p>
+      <w:pPr>
+        <w:rPr>
+          <w:sz w:val="20"/>
+          <w:szCs w:val="22"/>
+        </w:rPr>
+      </w:pPr>
+      <m:oMathPara>
+        <m:oMath>
+          <m:sSub>
+            <m:sSubPr>
+              <m:ctrlPr>
+                <w:rPr>
+                  <w:rFonts w:ascii="Cambria Math" w:hAnsi="Cambria Math"/>
+                  <w:sz w:val="20"/>
+                  <w:szCs w:val="22"/>
+                </w:rPr>
+              </m:ctrlPr>
+            </m:sSubPr>
+            <m:e>
+              <m:r>
+                <w:rPr>
+                  <w:rFonts w:ascii="Cambria Math" w:hAnsi="Cambria Math"/>
+                  <w:sz w:val="20"/>
+                  <w:szCs w:val="22"/>
+                </w:rPr>
+                <m:t>ω</m:t>
+              </m:r>
+            </m:e>
+            <m:sub>
+              <m:r>
+                <w:rPr>
+                  <w:rFonts w:ascii="Cambria Math" w:hAnsi="Cambria Math"/>
+                  <w:sz w:val="20"/>
+                  <w:szCs w:val="22"/>
+                </w:rPr>
+                <m:t>experiment</m:t>
+              </m:r>
+            </m:sub>
+          </m:sSub>
+          <m:r>
+            <w:rPr>
+              <w:rFonts w:ascii="Cambria Math" w:hAnsi="Cambria Math"/>
+              <w:sz w:val="20"/>
+              <w:szCs w:val="22"/>
+            </w:rPr>
+            <m:t>=</m:t>
+          </m:r>
+          <m:rad>
+            <m:radPr>
+              <m:degHide m:val="1"/>
+              <m:ctrlPr>
+                <w:rPr>
+                  <w:rFonts w:ascii="Cambria Math" w:hAnsi="Cambria Math"/>
+                  <w:sz w:val="20"/>
+                  <w:szCs w:val="22"/>
+                </w:rPr>
+              </m:ctrlPr>
+            </m:radPr>
+            <m:deg/>
+            <m:e>
+              <m:sSubSup>
+                <m:sSubSupPr>
+                  <m:ctrlPr>
+                    <w:rPr>
+                      <w:rFonts w:ascii="Cambria Math" w:hAnsi="Cambria Math"/>
+                      <w:sz w:val="20"/>
+                      <w:szCs w:val="22"/>
+                    </w:rPr>
+                  </m:ctrlPr>
+                </m:sSubSupPr>
+                <m:e>
+                  <m:r>
+                    <w:rPr>
+                      <w:rFonts w:ascii="Cambria Math" w:hAnsi="Cambria Math"/>
+                      <w:sz w:val="20"/>
+                      <w:szCs w:val="22"/>
+                    </w:rPr>
+                    <m:t>ω</m:t>
+                  </m:r>
+                </m:e>
+                <m:sub>
+                  <m:r>
+                    <w:rPr>
+                      <w:rFonts w:ascii="Cambria Math" w:hAnsi="Cambria Math"/>
+                      <w:sz w:val="20"/>
+                      <w:szCs w:val="22"/>
+                    </w:rPr>
+                    <m:t>0</m:t>
+                  </m:r>
+                </m:sub>
+                <m:sup>
+                  <m:r>
+                    <w:rPr>
+                      <w:rFonts w:ascii="Cambria Math" w:hAnsi="Cambria Math"/>
+                      <w:sz w:val="20"/>
+                      <w:szCs w:val="22"/>
+                    </w:rPr>
+                    <m:t>2</m:t>
+                  </m:r>
+                </m:sup>
+              </m:sSubSup>
+              <m:r>
+                <w:rPr>
+                  <w:rFonts w:ascii="Cambria Math" w:hAnsi="Cambria Math"/>
+                  <w:sz w:val="20"/>
+                  <w:szCs w:val="22"/>
+                </w:rPr>
+                <m:t>-</m:t>
+              </m:r>
+              <m:sSup>
+                <m:sSupPr>
+                  <m:ctrlPr>
+                    <w:rPr>
+                      <w:rFonts w:ascii="Cambria Math" w:hAnsi="Cambria Math"/>
+                      <w:sz w:val="20"/>
+                      <w:szCs w:val="22"/>
+                    </w:rPr>
+                  </m:ctrlPr>
+                </m:sSupPr>
+                <m:e>
+                  <m:r>
+                    <w:rPr>
+                      <w:rFonts w:ascii="Cambria Math" w:hAnsi="Cambria Math"/>
+                      <w:sz w:val="20"/>
+                      <w:szCs w:val="22"/>
+                    </w:rPr>
+                    <m:t>β</m:t>
+                  </m:r>
+                </m:e>
+                <m:sup>
+                  <m:r>
+                    <w:rPr>
+                      <w:rFonts w:ascii="Cambria Math" w:hAnsi="Cambria Math"/>
+                      <w:sz w:val="20"/>
+                      <w:szCs w:val="22"/>
+                    </w:rPr>
+                    <m:t>2</m:t>
+                  </m:r>
+                </m:sup>
+              </m:sSup>
+            </m:e>
+          </m:rad>
+        </m:oMath>
+      </m:oMathPara>
+    </w:p>
+    <w:p>
+      <w:pPr>
+        <w:rPr>
+          <w:sz w:val="20"/>
+          <w:szCs w:val="22"/>
+        </w:rPr>
+      </w:pPr>
+      <w:r>
+        <w:rPr>
+          <w:rFonts w:hint="eastAsia"/>
+          <w:sz w:val="20"/>
+          <w:szCs w:val="22"/>
+        </w:rPr>
+        <w:t xml:space="preserve">이다. </w:t>
+      </w:r>
+      <w:r>
+        <w:rPr>
+          <w:rFonts w:hint="eastAsia"/>
+          <w:sz w:val="20"/>
+          <w:szCs w:val="22"/>
+        </w:rPr>
+        <w:t xml:space="preserve">실험에서 구한 값이 이론적으로 예상되는 값 보다 조금 작았던 것을 감안하면 이는 이론적으로 합당해 보인다. 실제로 갖고 있는 값을 이용해 </w:t>
+      </w:r>
+      <m:oMath>
+        <m:r>
+          <w:rPr>
+            <w:rFonts w:ascii="Cambria Math" w:hAnsi="Cambria Math"/>
+            <w:sz w:val="20"/>
+            <w:szCs w:val="22"/>
+          </w:rPr>
+          <m:t>β</m:t>
+        </m:r>
+      </m:oMath>
+      <w:r>
+        <w:rPr>
+          <w:rFonts w:hint="eastAsia"/>
+          <w:sz w:val="20"/>
+          <w:szCs w:val="22"/>
+        </w:rPr>
+        <w:t xml:space="preserve">를 구해보면, </w:t>
+      </w:r>
+    </w:p>
+    <w:p>
+      <w:pPr>
+        <w:rPr>
+          <w:sz w:val="20"/>
+          <w:szCs w:val="22"/>
+        </w:rPr>
+      </w:pPr>
+      <m:oMathPara>
+        <m:oMath>
+          <m:r>
+            <w:rPr>
+              <w:rFonts w:ascii="Cambria Math" w:hAnsi="Cambria Math"/>
+              <w:sz w:val="20"/>
+              <w:szCs w:val="22"/>
+            </w:rPr>
+            <m:t>β=</m:t>
+          </m:r>
+          <m:rad>
+            <m:radPr>
+              <m:degHide m:val="1"/>
+              <m:ctrlPr>
+                <w:rPr>
+                  <w:rFonts w:ascii="Cambria Math" w:hAnsi="Cambria Math"/>
+                  <w:sz w:val="20"/>
+                  <w:szCs w:val="22"/>
+                </w:rPr>
+              </m:ctrlPr>
+            </m:radPr>
+            <m:deg/>
+            <m:e>
+              <m:sSubSup>
+                <m:sSubSupPr>
+                  <m:ctrlPr>
+                    <w:rPr>
+                      <w:rFonts w:ascii="Cambria Math" w:hAnsi="Cambria Math"/>
+                      <w:sz w:val="20"/>
+                      <w:szCs w:val="22"/>
+                    </w:rPr>
+                  </m:ctrlPr>
+                </m:sSubSupPr>
+                <m:e>
+                  <m:r>
+                    <w:rPr>
+                      <w:rFonts w:ascii="Cambria Math" w:hAnsi="Cambria Math"/>
+                      <w:sz w:val="20"/>
+                      <w:szCs w:val="22"/>
+                    </w:rPr>
+                    <m:t>ω</m:t>
+                  </m:r>
+                </m:e>
+                <m:sub>
+                  <m:r>
+                    <w:rPr>
+                      <w:rFonts w:ascii="Cambria Math" w:hAnsi="Cambria Math"/>
+                      <w:sz w:val="20"/>
+                      <w:szCs w:val="22"/>
+                    </w:rPr>
+                    <m:t>experiment</m:t>
+                  </m:r>
+                </m:sub>
+                <m:sup>
+                  <m:r>
+                    <w:rPr>
+                      <w:rFonts w:ascii="Cambria Math" w:hAnsi="Cambria Math"/>
+                      <w:sz w:val="20"/>
+                      <w:szCs w:val="22"/>
+                    </w:rPr>
+                    <m:t>2</m:t>
+                  </m:r>
+                </m:sup>
+              </m:sSubSup>
+              <m:r>
+                <w:rPr>
+                  <w:rFonts w:ascii="Cambria Math" w:hAnsi="Cambria Math"/>
+                  <w:sz w:val="20"/>
+                  <w:szCs w:val="22"/>
+                </w:rPr>
+                <m:t>-</m:t>
+              </m:r>
+              <m:sSubSup>
+                <m:sSubSupPr>
+                  <m:ctrlPr>
+                    <w:rPr>
+                      <w:rFonts w:ascii="Cambria Math" w:hAnsi="Cambria Math"/>
+                      <w:sz w:val="20"/>
+                      <w:szCs w:val="22"/>
+                    </w:rPr>
+                  </m:ctrlPr>
+                </m:sSubSupPr>
+                <m:e>
+                  <m:r>
+                    <w:rPr>
+                      <w:rFonts w:ascii="Cambria Math" w:hAnsi="Cambria Math"/>
+                      <w:sz w:val="20"/>
+                      <w:szCs w:val="22"/>
+                    </w:rPr>
+                    <m:t>ω</m:t>
+                  </m:r>
+                </m:e>
+                <m:sub>
+                  <m:r>
+                    <w:rPr>
+                      <w:rFonts w:ascii="Cambria Math" w:hAnsi="Cambria Math"/>
+                      <w:sz w:val="20"/>
+                      <w:szCs w:val="22"/>
+                    </w:rPr>
+                    <m:t>0</m:t>
+                  </m:r>
+                </m:sub>
+                <m:sup>
+                  <m:r>
+                    <w:rPr>
+                      <w:rFonts w:ascii="Cambria Math" w:hAnsi="Cambria Math"/>
+                      <w:sz w:val="20"/>
+                      <w:szCs w:val="22"/>
+                    </w:rPr>
+                    <m:t>2</m:t>
+                  </m:r>
+                </m:sup>
+              </m:sSubSup>
+            </m:e>
+          </m:rad>
+          <m:r>
+            <w:rPr>
+              <w:rFonts w:ascii="Cambria Math" w:hAnsi="Cambria Math"/>
+              <w:sz w:val="20"/>
+              <w:szCs w:val="22"/>
+            </w:rPr>
+            <m:t>=</m:t>
+          </m:r>
+          <m:r>
+            <w:rPr>
+              <w:rFonts w:ascii="Cambria Math" w:hAnsi="Cambria Math"/>
+              <w:sz w:val="20"/>
+              <w:szCs w:val="22"/>
+            </w:rPr>
+            <m:t>0.14636</m:t>
+          </m:r>
+          <m:r>
+            <w:rPr>
+              <w:rFonts w:ascii="Cambria Math" w:hAnsi="Cambria Math"/>
+              <w:sz w:val="20"/>
+              <w:szCs w:val="22"/>
+            </w:rPr>
+            <m:t>7 Hz</m:t>
+          </m:r>
+        </m:oMath>
+      </m:oMathPara>
+    </w:p>
+    <w:p>
+      <w:pPr>
+        <w:rPr>
+          <w:sz w:val="20"/>
+          <w:szCs w:val="22"/>
+        </w:rPr>
+      </w:pPr>
+      <w:r>
+        <w:rPr>
+          <w:rFonts w:hint="eastAsia"/>
+          <w:sz w:val="20"/>
+          <w:szCs w:val="22"/>
+        </w:rPr>
+        <w:t xml:space="preserve">이다. </w:t>
+      </w:r>
+    </w:p>
+    <w:p>
+      <w:pPr>
+        <w:rPr>
+          <w:sz w:val="20"/>
+          <w:szCs w:val="22"/>
+        </w:rPr>
+      </w:pPr>
+      <w:r>
+        <w:rPr>
+          <w:rFonts w:hint="eastAsia"/>
+          <w:sz w:val="20"/>
+          <w:szCs w:val="22"/>
+        </w:rPr>
+        <w:t xml:space="preserve">실험을 통해 얻은 데이터에서 진동의 초기 진폭을 구하고, 이를 방금 구한 </w:t>
+      </w:r>
+      <m:oMath>
+        <m:r>
+          <w:rPr>
+            <w:rFonts w:ascii="Cambria Math" w:hAnsi="Cambria Math"/>
+            <w:sz w:val="20"/>
+            <w:szCs w:val="22"/>
+          </w:rPr>
+          <m:t>β</m:t>
+        </m:r>
+      </m:oMath>
+      <w:r>
+        <w:rPr>
+          <w:rFonts w:hint="eastAsia"/>
+          <w:sz w:val="20"/>
+          <w:szCs w:val="22"/>
+        </w:rPr>
+        <w:t xml:space="preserve">를 이용해 이론적으로 예상되는 감쇄 진동을 </w:t>
+      </w:r>
+      <w:r>
+        <w:rPr>
+          <w:rFonts w:hint="eastAsia"/>
+          <w:sz w:val="20"/>
+          <w:szCs w:val="22"/>
+        </w:rPr>
+        <w:t>구하고 실제 데이터와 비교해보면 다음과 같다.</w:t>
+      </w:r>
+    </w:p>
+    <w:p>
+      <w:pPr>
+        <w:rPr>
+          <w:sz w:val="20"/>
+          <w:szCs w:val="22"/>
+        </w:rPr>
+      </w:pPr>
+      <w:r>
+        <w:rPr>
+          <w:rFonts w:hint="eastAsia"/>
+          <w:noProof/>
+          <w:sz w:val="20"/>
+          <w:szCs w:val="22"/>
+        </w:rPr>
+        <w:lastRenderedPageBreak/>
+        <w:drawing>
+          <wp:inline distT="0" distB="0" distL="0" distR="0" wp14:anchorId="59202933" wp14:editId="49EFAEA7">
+            <wp:extent cx="3854450" cy="2891051"/>
+            <wp:effectExtent l="0" t="0" r="0" b="5080"/>
+            <wp:docPr id="1951538678" name="그림 14"/>
+            <wp:cNvGraphicFramePr>
+              <a:graphicFrameLocks xmlns:a="http://schemas.openxmlformats.org/drawingml/2006/main" noChangeAspect="1"/>
+            </wp:cNvGraphicFramePr>
+            <a:graphic xmlns:a="http://schemas.openxmlformats.org/drawingml/2006/main">
+              <a:graphicData uri="http://schemas.openxmlformats.org/drawingml/2006/picture">
+                <pic:pic xmlns:pic="http://schemas.openxmlformats.org/drawingml/2006/picture">
+                  <pic:nvPicPr>
+                    <pic:cNvPr id="1951538678" name="그림 1951538678"/>
+                    <pic:cNvPicPr/>
+                  </pic:nvPicPr>
+                  <pic:blipFill>
+                    <a:blip r:embed="rId18">
+                      <a:extLst>
+                        <a:ext uri="{28A0092B-C50C-407E-A947-70E740481C1C}">
+                          <a14:useLocalDpi xmlns:a14="http://schemas.microsoft.com/office/drawing/2010/main" val="0"/>
+                        </a:ext>
+                      </a:extLst>
+                    </a:blip>
+                    <a:stretch>
+                      <a:fillRect/>
+                    </a:stretch>
+                  </pic:blipFill>
+                  <pic:spPr>
+                    <a:xfrm>
+                      <a:off x="0" y="0"/>
+                      <a:ext cx="3874823" cy="2906332"/>
+                    </a:xfrm>
+                    <a:prstGeom prst="rect">
+                      <a:avLst/>
+                    </a:prstGeom>
+                  </pic:spPr>
+                </pic:pic>
+              </a:graphicData>
+            </a:graphic>
+          </wp:inline>
+        </w:drawing>
+      </w:r>
+    </w:p>
+    <w:p>
+      <w:pPr>
+        <w:rPr>
+          <w:sz w:val="20"/>
+          <w:szCs w:val="22"/>
+        </w:rPr>
+      </w:pPr>
+      <w:r>
+        <w:rPr>
+          <w:rFonts w:hint="eastAsia"/>
+          <w:sz w:val="20"/>
+          <w:szCs w:val="22"/>
+        </w:rPr>
+        <w:t>&lt;figure 13: real data: red, theoretical data: blue&gt;</w:t>
+      </w:r>
+    </w:p>
+    <w:p>
+      <w:pPr>
+        <w:rPr>
+          <w:sz w:val="20"/>
+          <w:szCs w:val="22"/>
+        </w:rPr>
+      </w:pPr>
+      <w:r>
+        <w:rPr>
+          <w:rFonts w:hint="eastAsia"/>
+          <w:sz w:val="20"/>
+          <w:szCs w:val="22"/>
+        </w:rPr>
+        <w:t>이 그래프는 피팅으로 구한 것은 아니지만, 여전히 이론적인 식과 실제 데이터를 비교할 수는 있다. 이를 통해 RMSE와 R</w:t>
+      </w:r>
+      <w:r>
+        <w:rPr>
+          <w:rFonts w:hint="eastAsia"/>
+          <w:sz w:val="20"/>
+          <w:szCs w:val="22"/>
+          <w:vertAlign w:val="superscript"/>
+        </w:rPr>
+        <w:t>2</w:t>
+      </w:r>
+      <w:r>
+        <w:rPr>
+          <w:rFonts w:hint="eastAsia"/>
+          <w:sz w:val="20"/>
+          <w:szCs w:val="22"/>
+        </w:rPr>
+        <w:t>를 구하면 다음과 같다.</w:t>
+      </w:r>
+    </w:p>
+    <w:p>
+      <w:pPr>
+        <w:rPr>
+          <w:sz w:val="20"/>
+          <w:szCs w:val="22"/>
+        </w:rPr>
+      </w:pPr>
+      <w:r>
+        <w:rPr>
+          <w:sz w:val="20"/>
+          <w:szCs w:val="22"/>
+        </w:rPr>
+        <w:t>RMSE=3.17362e-05</w:t>
+      </w:r>
+      <w:r>
+        <w:rPr>
+          <w:sz w:val="20"/>
+          <w:szCs w:val="22"/>
+        </w:rPr>
+        <w:br/>
+      </w:r>
+      <w:r>
+        <w:rPr>
+          <w:sz w:val="20"/>
+          <w:szCs w:val="22"/>
+        </w:rPr>
+        <w:t>R^2=0.9903</w:t>
+      </w:r>
+      <w:r>
+        <w:rPr>
+          <w:rFonts w:hint="eastAsia"/>
+          <w:sz w:val="20"/>
+          <w:szCs w:val="22"/>
+        </w:rPr>
+        <w:t>1</w:t>
+      </w:r>
+    </w:p>
+    <w:p>
+      <w:pPr>
+        <w:rPr>
+          <w:sz w:val="20"/>
+          <w:szCs w:val="22"/>
+        </w:rPr>
+      </w:pPr>
+      <w:r>
+        <w:rPr>
+          <w:rFonts w:hint="eastAsia"/>
+          <w:sz w:val="20"/>
+          <w:szCs w:val="22"/>
+        </w:rPr>
+        <w:t xml:space="preserve">이를 통해 감쇄 진동의 이론적 모델에서 구해지는 고유 진동수와 실험으로 구한 진동수를 비교하는 것은 합당하다고 볼 수 있다. </w:t>
+      </w:r>
+    </w:p>
+    <w:p>
+      <w:pPr>
+        <w:rPr>
+          <w:sz w:val="20"/>
+          <w:szCs w:val="22"/>
+        </w:rPr>
+      </w:pPr>
+    </w:p>
+    <w:p>
+      <w:pPr>
+        <w:rPr>
+          <w:sz w:val="20"/>
+          <w:szCs w:val="22"/>
+        </w:rPr>
+      </w:pPr>
+      <w:r>
+        <w:rPr>
+          <w:rFonts w:hint="eastAsia"/>
+          <w:sz w:val="20"/>
+          <w:szCs w:val="22"/>
+        </w:rPr>
+        <w:t xml:space="preserve">두 번째 실험을 생각하자. </w:t>
+      </w:r>
+      <w:r>
+        <w:rPr>
+          <w:rFonts w:hint="eastAsia"/>
+          <w:sz w:val="20"/>
+          <w:szCs w:val="22"/>
+        </w:rPr>
+        <w:t xml:space="preserve">이 실험에서 구한 </w:t>
+      </w:r>
+      <m:oMath>
+        <m:r>
+          <w:rPr>
+            <w:rFonts w:ascii="Cambria Math" w:hAnsi="Cambria Math"/>
+            <w:sz w:val="20"/>
+            <w:szCs w:val="22"/>
+          </w:rPr>
+          <m:t>α,β,γ,</m:t>
+        </m:r>
+        <m:sSup>
+          <m:sSupPr>
+            <m:ctrlPr>
+              <w:rPr>
+                <w:rFonts w:ascii="Cambria Math" w:hAnsi="Cambria Math"/>
+                <w:sz w:val="20"/>
+                <w:szCs w:val="22"/>
+              </w:rPr>
+            </m:ctrlPr>
+          </m:sSupPr>
+          <m:e>
+            <m:f>
+              <m:fPr>
+                <m:ctrlPr>
+                  <w:rPr>
+                    <w:rFonts w:ascii="Cambria Math" w:hAnsi="Cambria Math"/>
+                    <w:sz w:val="20"/>
+                    <w:szCs w:val="22"/>
+                  </w:rPr>
+                </m:ctrlPr>
+              </m:fPr>
+              <m:num>
+                <m:r>
+                  <w:rPr>
+                    <w:rFonts w:ascii="Cambria Math" w:hAnsi="Cambria Math"/>
+                    <w:sz w:val="20"/>
+                    <w:szCs w:val="22"/>
+                  </w:rPr>
+                  <m:t>γ</m:t>
+                </m:r>
+              </m:num>
+              <m:den>
+                <m:r>
+                  <w:rPr>
+                    <w:rFonts w:ascii="Cambria Math" w:hAnsi="Cambria Math"/>
+                    <w:sz w:val="20"/>
+                    <w:szCs w:val="22"/>
+                  </w:rPr>
+                  <m:t>α</m:t>
+                </m:r>
+              </m:den>
+            </m:f>
+          </m:e>
+          <m:sup>
+            <m:r>
+              <w:rPr>
+                <w:rFonts w:ascii="Cambria Math" w:hAnsi="Cambria Math"/>
+                <w:sz w:val="20"/>
+                <w:szCs w:val="22"/>
+              </w:rPr>
+              <m:t>1/4</m:t>
+            </m:r>
+          </m:sup>
+        </m:sSup>
+      </m:oMath>
+      <w:r>
+        <w:rPr>
+          <w:rFonts w:hint="eastAsia"/>
+          <w:sz w:val="20"/>
+          <w:szCs w:val="22"/>
+        </w:rPr>
+        <w:t>의 의미는 무엇일까?</w:t>
+      </w:r>
+    </w:p>
+    <w:p>
+      <w:pPr>
+        <w:rPr>
+          <w:sz w:val="20"/>
+          <w:szCs w:val="22"/>
+        </w:rPr>
+      </w:pPr>
+      <w:r>
+        <w:rPr>
+          <w:rFonts w:hint="eastAsia"/>
+          <w:sz w:val="20"/>
+          <w:szCs w:val="22"/>
+        </w:rPr>
+        <w:t>이는 위에서 이론적 배경을 설명하는 과정에서 이미 언급되었지만 다시 한번 명확히 정리해보겠다. 처음에 우리가 갖고 있던 이론적인 식은 다음과 같다.</w:t>
+      </w:r>
+    </w:p>
+    <w:p>
+      <w:pPr>
+        <w:rPr>
+          <w:sz w:val="20"/>
+          <w:szCs w:val="22"/>
+        </w:rPr>
+      </w:pPr>
+      <m:oMathPara>
+        <m:oMath>
+          <m:r>
+            <w:rPr>
+              <w:rFonts w:ascii="Cambria Math" w:hAnsi="Cambria Math"/>
+              <w:sz w:val="20"/>
+              <w:szCs w:val="22"/>
+            </w:rPr>
+            <m:t>A=</m:t>
+          </m:r>
+          <m:f>
+            <m:fPr>
+              <m:ctrlPr>
+                <w:rPr>
+                  <w:rFonts w:ascii="Cambria Math" w:hAnsi="Cambria Math"/>
+                  <w:sz w:val="20"/>
+                  <w:szCs w:val="22"/>
+                </w:rPr>
+              </m:ctrlPr>
+            </m:fPr>
+            <m:num>
+              <m:r>
+                <w:rPr>
+                  <w:rFonts w:ascii="Cambria Math" w:hAnsi="Cambria Math"/>
+                  <w:sz w:val="20"/>
+                  <w:szCs w:val="22"/>
+                </w:rPr>
+                <m:t>k</m:t>
+              </m:r>
+            </m:num>
+            <m:den>
+              <m:rad>
+                <m:radPr>
+                  <m:degHide m:val="1"/>
+                  <m:ctrlPr>
+                    <w:rPr>
+                      <w:rFonts w:ascii="Cambria Math" w:hAnsi="Cambria Math"/>
+                      <w:sz w:val="20"/>
+                      <w:szCs w:val="22"/>
+                    </w:rPr>
+                  </m:ctrlPr>
+                </m:radPr>
+                <m:deg/>
+                <m:e>
+                  <m:sSup>
+                    <m:sSupPr>
+                      <m:ctrlPr>
+                        <w:rPr>
+                          <w:rFonts w:ascii="Cambria Math" w:hAnsi="Cambria Math"/>
+                          <w:sz w:val="20"/>
+                          <w:szCs w:val="22"/>
+                        </w:rPr>
+                      </m:ctrlPr>
+                    </m:sSupPr>
+                    <m:e>
+                      <m:d>
+                        <m:dPr>
+                          <m:ctrlPr>
+                            <w:rPr>
+                              <w:rFonts w:ascii="Cambria Math" w:hAnsi="Cambria Math"/>
+                              <w:sz w:val="20"/>
+                              <w:szCs w:val="22"/>
+                            </w:rPr>
+                          </m:ctrlPr>
+                        </m:dPr>
+                        <m:e>
+                          <m:r>
+                            <w:rPr>
+                              <w:rFonts w:ascii="Cambria Math" w:hAnsi="Cambria Math"/>
+                              <w:sz w:val="20"/>
+                              <w:szCs w:val="22"/>
+                            </w:rPr>
+                            <m:t>2</m:t>
+                          </m:r>
+                          <m:r>
+                            <w:rPr>
+                              <w:rFonts w:ascii="Cambria Math" w:hAnsi="Cambria Math"/>
+                              <w:sz w:val="20"/>
+                              <w:szCs w:val="22"/>
+                            </w:rPr>
+                            <m:t>c</m:t>
+                          </m:r>
+                          <m:r>
+                            <w:rPr>
+                              <w:rFonts w:ascii="Cambria Math" w:hAnsi="Cambria Math"/>
+                              <w:sz w:val="20"/>
+                              <w:szCs w:val="22"/>
+                            </w:rPr>
+                            <m:t>ω</m:t>
+                          </m:r>
+                        </m:e>
+                      </m:d>
+                    </m:e>
+                    <m:sup>
+                      <m:r>
+                        <w:rPr>
+                          <w:rFonts w:ascii="Cambria Math" w:hAnsi="Cambria Math"/>
+                          <w:sz w:val="20"/>
+                          <w:szCs w:val="22"/>
+                        </w:rPr>
+                        <m:t>2</m:t>
+                      </m:r>
+                    </m:sup>
+                  </m:sSup>
+                  <m:r>
+                    <w:rPr>
+                      <w:rFonts w:ascii="Cambria Math" w:hAnsi="Cambria Math"/>
+                      <w:sz w:val="20"/>
+                      <w:szCs w:val="22"/>
+                    </w:rPr>
+                    <m:t>+</m:t>
+                  </m:r>
+                  <m:sSup>
+                    <m:sSupPr>
+                      <m:ctrlPr>
+                        <w:rPr>
+                          <w:rFonts w:ascii="Cambria Math" w:hAnsi="Cambria Math"/>
+                          <w:sz w:val="20"/>
+                          <w:szCs w:val="22"/>
+                        </w:rPr>
+                      </m:ctrlPr>
+                    </m:sSupPr>
+                    <m:e>
+                      <m:d>
+                        <m:dPr>
+                          <m:ctrlPr>
+                            <w:rPr>
+                              <w:rFonts w:ascii="Cambria Math" w:hAnsi="Cambria Math"/>
+                              <w:sz w:val="20"/>
+                              <w:szCs w:val="22"/>
+                            </w:rPr>
+                          </m:ctrlPr>
+                        </m:dPr>
+                        <m:e>
+                          <m:sSup>
+                            <m:sSupPr>
+                              <m:ctrlPr>
+                                <w:rPr>
+                                  <w:rFonts w:ascii="Cambria Math" w:hAnsi="Cambria Math"/>
+                                  <w:sz w:val="20"/>
+                                  <w:szCs w:val="22"/>
+                                </w:rPr>
+                              </m:ctrlPr>
+                            </m:sSupPr>
+                            <m:e>
+                              <m:r>
+                                <w:rPr>
+                                  <w:rFonts w:ascii="Cambria Math" w:hAnsi="Cambria Math"/>
+                                  <w:sz w:val="20"/>
+                                  <w:szCs w:val="22"/>
+                                </w:rPr>
+                                <m:t>ω</m:t>
+                              </m:r>
+                            </m:e>
+                            <m:sup>
+                              <m:r>
+                                <w:rPr>
+                                  <w:rFonts w:ascii="Cambria Math" w:hAnsi="Cambria Math"/>
+                                  <w:sz w:val="20"/>
+                                  <w:szCs w:val="22"/>
+                                </w:rPr>
+                                <m:t>2</m:t>
+                              </m:r>
+                            </m:sup>
+                          </m:sSup>
+                          <m:r>
+                            <w:rPr>
+                              <w:rFonts w:ascii="Cambria Math" w:hAnsi="Cambria Math"/>
+                              <w:sz w:val="20"/>
+                              <w:szCs w:val="22"/>
+                            </w:rPr>
+                            <m:t>-</m:t>
+                          </m:r>
+                          <m:sSubSup>
+                            <m:sSubSupPr>
+                              <m:ctrlPr>
+                                <w:rPr>
+                                  <w:rFonts w:ascii="Cambria Math" w:hAnsi="Cambria Math"/>
+                                  <w:sz w:val="20"/>
+                                  <w:szCs w:val="22"/>
+                                </w:rPr>
+                              </m:ctrlPr>
+                            </m:sSubSupPr>
+                            <m:e>
+                              <m:r>
+                                <w:rPr>
+                                  <w:rFonts w:ascii="Cambria Math" w:hAnsi="Cambria Math"/>
+                                  <w:sz w:val="20"/>
+                                  <w:szCs w:val="22"/>
+                                </w:rPr>
+                                <m:t>ω</m:t>
+                              </m:r>
+                            </m:e>
+                            <m:sub>
+                              <m:r>
+                                <w:rPr>
+                                  <w:rFonts w:ascii="Cambria Math" w:hAnsi="Cambria Math"/>
+                                  <w:sz w:val="20"/>
+                                  <w:szCs w:val="22"/>
+                                </w:rPr>
+                                <m:t>0</m:t>
+                              </m:r>
+                            </m:sub>
+                            <m:sup>
+                              <m:r>
+                                <w:rPr>
+                                  <w:rFonts w:ascii="Cambria Math" w:hAnsi="Cambria Math"/>
+                                  <w:sz w:val="20"/>
+                                  <w:szCs w:val="22"/>
+                                </w:rPr>
+                                <m:t>2</m:t>
+                              </m:r>
+                            </m:sup>
+                          </m:sSubSup>
+                        </m:e>
+                      </m:d>
+                    </m:e>
+                    <m:sup>
+                      <m:r>
+                        <w:rPr>
+                          <w:rFonts w:ascii="Cambria Math" w:hAnsi="Cambria Math"/>
+                          <w:sz w:val="20"/>
+                          <w:szCs w:val="22"/>
+                        </w:rPr>
+                        <m:t>2</m:t>
+                      </m:r>
+                    </m:sup>
+                  </m:sSup>
+                </m:e>
+              </m:rad>
+            </m:den>
+          </m:f>
+        </m:oMath>
+      </m:oMathPara>
+    </w:p>
+    <w:p>
+      <w:pPr>
+        <w:rPr>
+          <w:sz w:val="20"/>
+          <w:szCs w:val="22"/>
+        </w:rPr>
+      </w:pPr>
+      <w:r>
+        <w:rPr>
+          <w:rFonts w:hint="eastAsia"/>
+          <w:sz w:val="20"/>
+          <w:szCs w:val="22"/>
+        </w:rPr>
+        <w:t xml:space="preserve">여기서 A는 감쇄 진동을 나타내는 미분방정식의 해의 진폭, 즉 회전하는 원반의 이론적인 진폭이다. 그리고 k는 driving force의 진폭이다. </w:t>
+      </w:r>
+      <m:oMath>
+        <m:r>
+          <w:rPr>
+            <w:rFonts w:ascii="Cambria Math" w:hAnsi="Cambria Math"/>
+            <w:sz w:val="20"/>
+            <w:szCs w:val="22"/>
+          </w:rPr>
+          <m:t>ω</m:t>
+        </m:r>
+      </m:oMath>
+      <w:r>
+        <w:rPr>
+          <w:rFonts w:hint="eastAsia"/>
+          <w:sz w:val="20"/>
+          <w:szCs w:val="22"/>
+        </w:rPr>
+        <w:t xml:space="preserve">는 driving force의 </w:t>
+      </w:r>
+      <w:proofErr w:type="spellStart"/>
+      <w:r>
+        <w:rPr>
+          <w:rFonts w:hint="eastAsia"/>
+          <w:sz w:val="20"/>
+          <w:szCs w:val="22"/>
+        </w:rPr>
+        <w:t>각진동수이고</w:t>
+      </w:r>
+      <w:proofErr w:type="spellEnd"/>
+      <w:r>
+        <w:rPr>
+          <w:rFonts w:hint="eastAsia"/>
+          <w:sz w:val="20"/>
+          <w:szCs w:val="22"/>
+        </w:rPr>
+        <w:t xml:space="preserve">, </w:t>
+      </w:r>
+      <m:oMath>
+        <m:sSub>
+          <m:sSubPr>
+            <m:ctrlPr>
+              <w:rPr>
+                <w:rFonts w:ascii="Cambria Math" w:hAnsi="Cambria Math"/>
+                <w:sz w:val="20"/>
+                <w:szCs w:val="22"/>
+              </w:rPr>
+            </m:ctrlPr>
+          </m:sSubPr>
+          <m:e>
+            <m:r>
+              <w:rPr>
+                <w:rFonts w:ascii="Cambria Math" w:hAnsi="Cambria Math"/>
+                <w:sz w:val="20"/>
+                <w:szCs w:val="22"/>
+              </w:rPr>
+              <m:t>ω</m:t>
+            </m:r>
+          </m:e>
+          <m:sub>
+            <m:r>
+              <w:rPr>
+                <w:rFonts w:ascii="Cambria Math" w:hAnsi="Cambria Math"/>
+                <w:sz w:val="20"/>
+                <w:szCs w:val="22"/>
+              </w:rPr>
+              <m:t>0</m:t>
+            </m:r>
+          </m:sub>
+        </m:sSub>
+      </m:oMath>
+      <w:r>
+        <w:rPr>
+          <w:rFonts w:hint="eastAsia"/>
+          <w:sz w:val="20"/>
+          <w:szCs w:val="22"/>
+        </w:rPr>
+        <w:t xml:space="preserve">는 driving force가 없을 때의 고유 </w:t>
+      </w:r>
+      <w:proofErr w:type="spellStart"/>
+      <w:r>
+        <w:rPr>
+          <w:rFonts w:hint="eastAsia"/>
+          <w:sz w:val="20"/>
+          <w:szCs w:val="22"/>
+        </w:rPr>
+        <w:t>각진동수이다</w:t>
+      </w:r>
+      <w:proofErr w:type="spellEnd"/>
+      <w:r>
+        <w:rPr>
+          <w:rFonts w:hint="eastAsia"/>
+          <w:sz w:val="20"/>
+          <w:szCs w:val="22"/>
+        </w:rPr>
+        <w:t xml:space="preserve">. 마지막으로 c는 감쇄를 발생시키는 항의 계수의 절반이다. (감쇄를 일으키는 항을 </w:t>
+      </w:r>
+      <m:oMath>
+        <m:r>
+          <w:rPr>
+            <w:rFonts w:ascii="Cambria Math" w:hAnsi="Cambria Math"/>
+            <w:sz w:val="20"/>
+            <w:szCs w:val="22"/>
+          </w:rPr>
+          <m:t>2</m:t>
+        </m:r>
+        <m:r>
+          <w:rPr>
+            <w:rFonts w:ascii="Cambria Math" w:hAnsi="Cambria Math"/>
+            <w:sz w:val="20"/>
+            <w:szCs w:val="22"/>
+          </w:rPr>
+          <m:t>c</m:t>
+        </m:r>
+        <m:f>
+          <m:fPr>
+            <m:ctrlPr>
+              <w:rPr>
+                <w:rFonts w:ascii="Cambria Math" w:hAnsi="Cambria Math"/>
+                <w:sz w:val="20"/>
+                <w:szCs w:val="22"/>
+              </w:rPr>
+            </m:ctrlPr>
+          </m:fPr>
+          <m:num>
+            <m:r>
+              <w:rPr>
+                <w:rFonts w:ascii="Cambria Math" w:hAnsi="Cambria Math"/>
+                <w:sz w:val="20"/>
+                <w:szCs w:val="22"/>
+              </w:rPr>
+              <m:t>dθ</m:t>
+            </m:r>
+          </m:num>
+          <m:den>
+            <m:r>
+              <w:rPr>
+                <w:rFonts w:ascii="Cambria Math" w:hAnsi="Cambria Math"/>
+                <w:sz w:val="20"/>
+                <w:szCs w:val="22"/>
+              </w:rPr>
+              <m:t>dt</m:t>
+            </m:r>
+          </m:den>
+        </m:f>
+      </m:oMath>
+      <w:r>
+        <w:rPr>
+          <w:rFonts w:hint="eastAsia"/>
+          <w:sz w:val="20"/>
+          <w:szCs w:val="22"/>
+        </w:rPr>
+        <w:t>라고 본다.)</w:t>
+      </w:r>
+    </w:p>
+    <w:p>
+      <w:pPr>
+        <w:rPr>
+          <w:sz w:val="20"/>
+          <w:szCs w:val="22"/>
+        </w:rPr>
+      </w:pPr>
+      <w:r>
+        <w:rPr>
+          <w:rFonts w:hint="eastAsia"/>
+          <w:sz w:val="20"/>
+          <w:szCs w:val="22"/>
+        </w:rPr>
+        <w:t xml:space="preserve">이 식을 변형하면 </w:t>
+      </w:r>
+      <m:oMath>
+        <m:r>
+          <w:rPr>
+            <w:rFonts w:ascii="Cambria Math" w:hAnsi="Cambria Math"/>
+            <w:sz w:val="20"/>
+            <w:szCs w:val="22"/>
+          </w:rPr>
+          <m:t>α,β,γ,</m:t>
+        </m:r>
+        <m:sSup>
+          <m:sSupPr>
+            <m:ctrlPr>
+              <w:rPr>
+                <w:rFonts w:ascii="Cambria Math" w:hAnsi="Cambria Math"/>
+                <w:sz w:val="20"/>
+                <w:szCs w:val="22"/>
+              </w:rPr>
+            </m:ctrlPr>
+          </m:sSupPr>
+          <m:e>
+            <m:f>
+              <m:fPr>
+                <m:ctrlPr>
+                  <w:rPr>
+                    <w:rFonts w:ascii="Cambria Math" w:hAnsi="Cambria Math"/>
+                    <w:sz w:val="20"/>
+                    <w:szCs w:val="22"/>
+                  </w:rPr>
+                </m:ctrlPr>
+              </m:fPr>
+              <m:num>
+                <m:r>
+                  <w:rPr>
+                    <w:rFonts w:ascii="Cambria Math" w:hAnsi="Cambria Math"/>
+                    <w:sz w:val="20"/>
+                    <w:szCs w:val="22"/>
+                  </w:rPr>
+                  <m:t>γ</m:t>
+                </m:r>
+              </m:num>
+              <m:den>
+                <m:r>
+                  <w:rPr>
+                    <w:rFonts w:ascii="Cambria Math" w:hAnsi="Cambria Math"/>
+                    <w:sz w:val="20"/>
+                    <w:szCs w:val="22"/>
+                  </w:rPr>
+                  <m:t>α</m:t>
+                </m:r>
+              </m:den>
+            </m:f>
+          </m:e>
+          <m:sup>
+            <m:r>
+              <w:rPr>
+                <w:rFonts w:ascii="Cambria Math" w:hAnsi="Cambria Math"/>
+                <w:sz w:val="20"/>
+                <w:szCs w:val="22"/>
+              </w:rPr>
+              <m:t>1/4</m:t>
+            </m:r>
+          </m:sup>
+        </m:sSup>
+      </m:oMath>
+      <w:proofErr w:type="spellStart"/>
+      <w:r>
+        <w:rPr>
+          <w:rFonts w:hint="eastAsia"/>
+          <w:sz w:val="20"/>
+          <w:szCs w:val="22"/>
+        </w:rPr>
+        <w:t>를</w:t>
+      </w:r>
+      <w:proofErr w:type="spellEnd"/>
+      <w:r>
+        <w:rPr>
+          <w:rFonts w:hint="eastAsia"/>
+          <w:sz w:val="20"/>
+          <w:szCs w:val="22"/>
+        </w:rPr>
+        <w:t xml:space="preserve"> 얻을 수 있다. </w:t>
+      </w:r>
+    </w:p>
+    <w:p>
+      <w:pPr>
+        <w:rPr>
+          <w:sz w:val="20"/>
+          <w:szCs w:val="22"/>
+        </w:rPr>
+      </w:pPr>
+      <m:oMathPara>
+        <m:oMath>
+          <m:r>
+            <w:rPr>
+              <w:rFonts w:ascii="Cambria Math" w:hAnsi="Cambria Math"/>
+              <w:sz w:val="20"/>
+              <w:szCs w:val="22"/>
+            </w:rPr>
+            <m:t>A=</m:t>
+          </m:r>
+          <m:f>
+            <m:fPr>
+              <m:ctrlPr>
+                <w:rPr>
+                  <w:rFonts w:ascii="Cambria Math" w:hAnsi="Cambria Math"/>
+                  <w:sz w:val="20"/>
+                  <w:szCs w:val="22"/>
+                </w:rPr>
+              </m:ctrlPr>
+            </m:fPr>
+            <m:num>
+              <m:r>
+                <w:rPr>
+                  <w:rFonts w:ascii="Cambria Math" w:hAnsi="Cambria Math"/>
+                  <w:sz w:val="20"/>
+                  <w:szCs w:val="22"/>
+                </w:rPr>
+                <m:t>1</m:t>
+              </m:r>
+            </m:num>
+            <m:den>
+              <m:rad>
+                <m:radPr>
+                  <m:degHide m:val="1"/>
+                  <m:ctrlPr>
+                    <w:rPr>
+                      <w:rFonts w:ascii="Cambria Math" w:hAnsi="Cambria Math"/>
+                      <w:sz w:val="20"/>
+                      <w:szCs w:val="22"/>
+                    </w:rPr>
+                  </m:ctrlPr>
+                </m:radPr>
+                <m:deg/>
+                <m:e>
+                  <m:f>
+                    <m:fPr>
+                      <m:ctrlPr>
+                        <w:rPr>
+                          <w:rFonts w:ascii="Cambria Math" w:hAnsi="Cambria Math"/>
+                          <w:sz w:val="20"/>
+                          <w:szCs w:val="22"/>
+                        </w:rPr>
+                      </m:ctrlPr>
+                    </m:fPr>
+                    <m:num>
+                      <m:sSup>
+                        <m:sSupPr>
+                          <m:ctrlPr>
+                            <w:rPr>
+                              <w:rFonts w:ascii="Cambria Math" w:hAnsi="Cambria Math"/>
+                              <w:sz w:val="20"/>
+                              <w:szCs w:val="22"/>
+                            </w:rPr>
+                          </m:ctrlPr>
+                        </m:sSupPr>
+                        <m:e>
+                          <m:r>
+                            <w:rPr>
+                              <w:rFonts w:ascii="Cambria Math" w:hAnsi="Cambria Math"/>
+                              <w:sz w:val="20"/>
+                              <w:szCs w:val="22"/>
+                            </w:rPr>
+                            <m:t>ω</m:t>
+                          </m:r>
+                        </m:e>
+                        <m:sup>
+                          <m:r>
+                            <w:rPr>
+                              <w:rFonts w:ascii="Cambria Math" w:hAnsi="Cambria Math"/>
+                              <w:sz w:val="20"/>
+                              <w:szCs w:val="22"/>
+                            </w:rPr>
+                            <m:t>4</m:t>
+                          </m:r>
+                        </m:sup>
+                      </m:sSup>
+                    </m:num>
+                    <m:den>
+                      <m:r>
+                        <w:rPr>
+                          <w:rFonts w:ascii="Cambria Math" w:hAnsi="Cambria Math"/>
+                          <w:sz w:val="20"/>
+                          <w:szCs w:val="22"/>
+                        </w:rPr>
+                        <m:t>k</m:t>
+                      </m:r>
+                    </m:den>
+                  </m:f>
+                  <m:r>
+                    <w:rPr>
+                      <w:rFonts w:ascii="Cambria Math" w:hAnsi="Cambria Math"/>
+                      <w:sz w:val="20"/>
+                      <w:szCs w:val="22"/>
+                    </w:rPr>
+                    <m:t>+</m:t>
+                  </m:r>
+                  <m:d>
+                    <m:dPr>
+                      <m:ctrlPr>
+                        <w:rPr>
+                          <w:rFonts w:ascii="Cambria Math" w:hAnsi="Cambria Math"/>
+                          <w:sz w:val="20"/>
+                          <w:szCs w:val="22"/>
+                        </w:rPr>
+                      </m:ctrlPr>
+                    </m:dPr>
+                    <m:e>
+                      <m:r>
+                        <w:rPr>
+                          <w:rFonts w:ascii="Cambria Math" w:hAnsi="Cambria Math"/>
+                          <w:sz w:val="20"/>
+                          <w:szCs w:val="22"/>
+                        </w:rPr>
+                        <m:t>4</m:t>
+                      </m:r>
+                      <m:sSup>
+                        <m:sSupPr>
+                          <m:ctrlPr>
+                            <w:rPr>
+                              <w:rFonts w:ascii="Cambria Math" w:hAnsi="Cambria Math"/>
+                              <w:sz w:val="20"/>
+                              <w:szCs w:val="22"/>
+                            </w:rPr>
+                          </m:ctrlPr>
+                        </m:sSupPr>
+                        <m:e>
+                          <m:r>
+                            <w:rPr>
+                              <w:rFonts w:ascii="Cambria Math" w:hAnsi="Cambria Math"/>
+                              <w:sz w:val="20"/>
+                              <w:szCs w:val="22"/>
+                            </w:rPr>
+                            <m:t>c</m:t>
+                          </m:r>
+                        </m:e>
+                        <m:sup>
+                          <m:r>
+                            <w:rPr>
+                              <w:rFonts w:ascii="Cambria Math" w:hAnsi="Cambria Math"/>
+                              <w:sz w:val="20"/>
+                              <w:szCs w:val="22"/>
+                            </w:rPr>
+                            <m:t>2</m:t>
+                          </m:r>
+                        </m:sup>
+                      </m:sSup>
+                      <m:r>
+                        <w:rPr>
+                          <w:rFonts w:ascii="Cambria Math" w:hAnsi="Cambria Math"/>
+                          <w:sz w:val="20"/>
+                          <w:szCs w:val="22"/>
+                        </w:rPr>
+                        <m:t>-2</m:t>
+                      </m:r>
+                      <m:sSubSup>
+                        <m:sSubSupPr>
+                          <m:ctrlPr>
+                            <w:rPr>
+                              <w:rFonts w:ascii="Cambria Math" w:hAnsi="Cambria Math"/>
+                              <w:sz w:val="20"/>
+                              <w:szCs w:val="22"/>
+                            </w:rPr>
+                          </m:ctrlPr>
+                        </m:sSubSupPr>
+                        <m:e>
+                          <m:r>
+                            <w:rPr>
+                              <w:rFonts w:ascii="Cambria Math" w:hAnsi="Cambria Math"/>
+                              <w:sz w:val="20"/>
+                              <w:szCs w:val="22"/>
+                            </w:rPr>
+                            <m:t>ω</m:t>
+                          </m:r>
+                        </m:e>
+                        <m:sub>
+                          <m:r>
+                            <w:rPr>
+                              <w:rFonts w:ascii="Cambria Math" w:hAnsi="Cambria Math"/>
+                              <w:sz w:val="20"/>
+                              <w:szCs w:val="22"/>
+                            </w:rPr>
+                            <m:t>0</m:t>
+                          </m:r>
+                        </m:sub>
+                        <m:sup>
+                          <m:r>
+                            <w:rPr>
+                              <w:rFonts w:ascii="Cambria Math" w:hAnsi="Cambria Math"/>
+                              <w:sz w:val="20"/>
+                              <w:szCs w:val="22"/>
+                            </w:rPr>
+                            <m:t>2</m:t>
+                          </m:r>
+                        </m:sup>
+                      </m:sSubSup>
+                    </m:e>
+                  </m:d>
+                  <m:f>
+                    <m:fPr>
+                      <m:ctrlPr>
+                        <w:rPr>
+                          <w:rFonts w:ascii="Cambria Math" w:hAnsi="Cambria Math"/>
+                          <w:sz w:val="20"/>
+                          <w:szCs w:val="22"/>
+                        </w:rPr>
+                      </m:ctrlPr>
+                    </m:fPr>
+                    <m:num>
+                      <m:sSup>
+                        <m:sSupPr>
+                          <m:ctrlPr>
+                            <w:rPr>
+                              <w:rFonts w:ascii="Cambria Math" w:hAnsi="Cambria Math"/>
+                              <w:sz w:val="20"/>
+                              <w:szCs w:val="22"/>
+                            </w:rPr>
+                          </m:ctrlPr>
+                        </m:sSupPr>
+                        <m:e>
+                          <m:r>
+                            <w:rPr>
+                              <w:rFonts w:ascii="Cambria Math" w:hAnsi="Cambria Math"/>
+                              <w:sz w:val="20"/>
+                              <w:szCs w:val="22"/>
+                            </w:rPr>
+                            <m:t>ω</m:t>
+                          </m:r>
+                        </m:e>
+                        <m:sup>
+                          <m:r>
+                            <w:rPr>
+                              <w:rFonts w:ascii="Cambria Math" w:hAnsi="Cambria Math"/>
+                              <w:sz w:val="20"/>
+                              <w:szCs w:val="22"/>
+                            </w:rPr>
+                            <m:t>2</m:t>
+                          </m:r>
+                        </m:sup>
+                      </m:sSup>
+                    </m:num>
+                    <m:den>
+                      <m:r>
+                        <w:rPr>
+                          <w:rFonts w:ascii="Cambria Math" w:hAnsi="Cambria Math"/>
+                          <w:sz w:val="20"/>
+                          <w:szCs w:val="22"/>
+                        </w:rPr>
+                        <m:t>k</m:t>
+                      </m:r>
+                    </m:den>
+                  </m:f>
+                  <m:r>
+                    <w:rPr>
+                      <w:rFonts w:ascii="Cambria Math" w:hAnsi="Cambria Math"/>
+                      <w:sz w:val="20"/>
+                      <w:szCs w:val="22"/>
+                    </w:rPr>
+                    <m:t>+</m:t>
+                  </m:r>
+                  <m:f>
+                    <m:fPr>
+                      <m:ctrlPr>
+                        <w:rPr>
+                          <w:rFonts w:ascii="Cambria Math" w:hAnsi="Cambria Math"/>
+                          <w:sz w:val="20"/>
+                          <w:szCs w:val="22"/>
+                        </w:rPr>
+                      </m:ctrlPr>
+                    </m:fPr>
+                    <m:num>
+                      <m:sSubSup>
+                        <m:sSubSupPr>
+                          <m:ctrlPr>
+                            <w:rPr>
+                              <w:rFonts w:ascii="Cambria Math" w:hAnsi="Cambria Math"/>
+                              <w:sz w:val="20"/>
+                              <w:szCs w:val="22"/>
+                            </w:rPr>
+                          </m:ctrlPr>
+                        </m:sSubSupPr>
+                        <m:e>
+                          <m:r>
+                            <w:rPr>
+                              <w:rFonts w:ascii="Cambria Math" w:hAnsi="Cambria Math"/>
+                              <w:sz w:val="20"/>
+                              <w:szCs w:val="22"/>
+                            </w:rPr>
+                            <m:t>ω</m:t>
+                          </m:r>
+                        </m:e>
+                        <m:sub>
+                          <m:r>
+                            <w:rPr>
+                              <w:rFonts w:ascii="Cambria Math" w:hAnsi="Cambria Math"/>
+                              <w:sz w:val="20"/>
+                              <w:szCs w:val="22"/>
+                            </w:rPr>
+                            <m:t>0</m:t>
+                          </m:r>
+                        </m:sub>
+                        <m:sup>
+                          <m:r>
+                            <w:rPr>
+                              <w:rFonts w:ascii="Cambria Math" w:hAnsi="Cambria Math"/>
+                              <w:sz w:val="20"/>
+                              <w:szCs w:val="22"/>
+                            </w:rPr>
+                            <m:t>4</m:t>
+                          </m:r>
+                        </m:sup>
+                      </m:sSubSup>
+                    </m:num>
+                    <m:den>
+                      <m:r>
+                        <w:rPr>
+                          <w:rFonts w:ascii="Cambria Math" w:hAnsi="Cambria Math"/>
+                          <w:sz w:val="20"/>
+                          <w:szCs w:val="22"/>
+                        </w:rPr>
+                        <m:t>k</m:t>
+                      </m:r>
+                    </m:den>
+                  </m:f>
+                </m:e>
+              </m:rad>
+            </m:den>
+          </m:f>
+        </m:oMath>
+      </m:oMathPara>
+    </w:p>
+    <w:p>
+      <w:pPr>
+        <w:rPr>
+          <w:sz w:val="20"/>
+          <w:szCs w:val="22"/>
+        </w:rPr>
+      </w:pPr>
+      <w:r>
+        <w:rPr>
+          <w:rFonts w:hint="eastAsia"/>
+          <w:sz w:val="20"/>
+          <w:szCs w:val="22"/>
+        </w:rPr>
+        <w:lastRenderedPageBreak/>
+        <w:t xml:space="preserve">이고, </w:t>
+      </w:r>
+    </w:p>
+    <w:p>
+      <w:pPr>
+        <w:rPr>
+          <w:sz w:val="20"/>
+          <w:szCs w:val="22"/>
+        </w:rPr>
+      </w:pPr>
+      <m:oMathPara>
+        <m:oMath>
+          <m:r>
+            <w:rPr>
+              <w:rFonts w:ascii="Cambria Math" w:hAnsi="Cambria Math"/>
+              <w:sz w:val="20"/>
+              <w:szCs w:val="22"/>
+            </w:rPr>
+            <m:t>α=</m:t>
+          </m:r>
+          <m:f>
+            <m:fPr>
+              <m:ctrlPr>
+                <w:rPr>
+                  <w:rFonts w:ascii="Cambria Math" w:hAnsi="Cambria Math"/>
+                  <w:sz w:val="20"/>
+                  <w:szCs w:val="22"/>
+                </w:rPr>
+              </m:ctrlPr>
+            </m:fPr>
+            <m:num>
+              <m:r>
+                <w:rPr>
+                  <w:rFonts w:ascii="Cambria Math" w:hAnsi="Cambria Math"/>
+                  <w:sz w:val="20"/>
+                  <w:szCs w:val="22"/>
+                </w:rPr>
+                <m:t>1</m:t>
+              </m:r>
+            </m:num>
+            <m:den>
+              <m:r>
+                <w:rPr>
+                  <w:rFonts w:ascii="Cambria Math" w:hAnsi="Cambria Math"/>
+                  <w:sz w:val="20"/>
+                  <w:szCs w:val="22"/>
+                </w:rPr>
+                <m:t>k</m:t>
+              </m:r>
+            </m:den>
+          </m:f>
+          <m:r>
+            <w:rPr>
+              <w:rFonts w:ascii="Cambria Math" w:hAnsi="Cambria Math"/>
+              <w:sz w:val="20"/>
+              <w:szCs w:val="22"/>
+            </w:rPr>
+            <m:t>,β=</m:t>
+          </m:r>
+          <m:f>
+            <m:fPr>
+              <m:ctrlPr>
+                <w:rPr>
+                  <w:rFonts w:ascii="Cambria Math" w:hAnsi="Cambria Math"/>
+                  <w:sz w:val="20"/>
+                  <w:szCs w:val="22"/>
+                </w:rPr>
+              </m:ctrlPr>
+            </m:fPr>
+            <m:num>
+              <m:r>
+                <w:rPr>
+                  <w:rFonts w:ascii="Cambria Math" w:hAnsi="Cambria Math"/>
+                  <w:sz w:val="20"/>
+                  <w:szCs w:val="22"/>
+                </w:rPr>
+                <m:t>4</m:t>
+              </m:r>
+              <m:sSup>
+                <m:sSupPr>
+                  <m:ctrlPr>
+                    <w:rPr>
+                      <w:rFonts w:ascii="Cambria Math" w:hAnsi="Cambria Math"/>
+                      <w:sz w:val="20"/>
+                      <w:szCs w:val="22"/>
+                    </w:rPr>
+                  </m:ctrlPr>
+                </m:sSupPr>
+                <m:e>
+                  <m:r>
+                    <w:rPr>
+                      <w:rFonts w:ascii="Cambria Math" w:hAnsi="Cambria Math"/>
+                      <w:sz w:val="20"/>
+                      <w:szCs w:val="22"/>
+                    </w:rPr>
+                    <m:t>c</m:t>
+                  </m:r>
+                </m:e>
+                <m:sup>
+                  <m:r>
+                    <w:rPr>
+                      <w:rFonts w:ascii="Cambria Math" w:hAnsi="Cambria Math"/>
+                      <w:sz w:val="20"/>
+                      <w:szCs w:val="22"/>
+                    </w:rPr>
+                    <m:t>2</m:t>
+                  </m:r>
+                </m:sup>
+              </m:sSup>
+              <m:r>
+                <w:rPr>
+                  <w:rFonts w:ascii="Cambria Math" w:hAnsi="Cambria Math"/>
+                  <w:sz w:val="20"/>
+                  <w:szCs w:val="22"/>
+                </w:rPr>
+                <m:t>-2</m:t>
+              </m:r>
+              <m:sSubSup>
+                <m:sSubSupPr>
+                  <m:ctrlPr>
+                    <w:rPr>
+                      <w:rFonts w:ascii="Cambria Math" w:hAnsi="Cambria Math"/>
+                      <w:sz w:val="20"/>
+                      <w:szCs w:val="22"/>
+                    </w:rPr>
+                  </m:ctrlPr>
+                </m:sSubSupPr>
+                <m:e>
+                  <m:r>
+                    <w:rPr>
+                      <w:rFonts w:ascii="Cambria Math" w:hAnsi="Cambria Math"/>
+                      <w:sz w:val="20"/>
+                      <w:szCs w:val="22"/>
+                    </w:rPr>
+                    <m:t>ω</m:t>
+                  </m:r>
+                </m:e>
+                <m:sub>
+                  <m:r>
+                    <w:rPr>
+                      <w:rFonts w:ascii="Cambria Math" w:hAnsi="Cambria Math"/>
+                      <w:sz w:val="20"/>
+                      <w:szCs w:val="22"/>
+                    </w:rPr>
+                    <m:t>0</m:t>
+                  </m:r>
+                </m:sub>
+                <m:sup>
+                  <m:r>
+                    <w:rPr>
+                      <w:rFonts w:ascii="Cambria Math" w:hAnsi="Cambria Math"/>
+                      <w:sz w:val="20"/>
+                      <w:szCs w:val="22"/>
+                    </w:rPr>
+                    <m:t>2</m:t>
+                  </m:r>
+                </m:sup>
+              </m:sSubSup>
+            </m:num>
+            <m:den>
+              <m:r>
+                <w:rPr>
+                  <w:rFonts w:ascii="Cambria Math" w:hAnsi="Cambria Math"/>
+                  <w:sz w:val="20"/>
+                  <w:szCs w:val="22"/>
+                </w:rPr>
+                <m:t>k</m:t>
+              </m:r>
+            </m:den>
+          </m:f>
+          <m:r>
+            <w:rPr>
+              <w:rFonts w:ascii="Cambria Math" w:hAnsi="Cambria Math"/>
+              <w:sz w:val="20"/>
+              <w:szCs w:val="22"/>
+            </w:rPr>
+            <m:t>,γ=</m:t>
+          </m:r>
+          <m:f>
+            <m:fPr>
+              <m:ctrlPr>
+                <w:rPr>
+                  <w:rFonts w:ascii="Cambria Math" w:hAnsi="Cambria Math"/>
+                  <w:sz w:val="20"/>
+                  <w:szCs w:val="22"/>
+                </w:rPr>
+              </m:ctrlPr>
+            </m:fPr>
+            <m:num>
+              <m:sSubSup>
+                <m:sSubSupPr>
+                  <m:ctrlPr>
+                    <w:rPr>
+                      <w:rFonts w:ascii="Cambria Math" w:hAnsi="Cambria Math"/>
+                      <w:sz w:val="20"/>
+                      <w:szCs w:val="22"/>
+                    </w:rPr>
+                  </m:ctrlPr>
+                </m:sSubSupPr>
+                <m:e>
+                  <m:r>
+                    <w:rPr>
+                      <w:rFonts w:ascii="Cambria Math" w:hAnsi="Cambria Math"/>
+                      <w:sz w:val="20"/>
+                      <w:szCs w:val="22"/>
+                    </w:rPr>
+                    <m:t>ω</m:t>
+                  </m:r>
+                </m:e>
+                <m:sub>
+                  <m:r>
+                    <w:rPr>
+                      <w:rFonts w:ascii="Cambria Math" w:hAnsi="Cambria Math"/>
+                      <w:sz w:val="20"/>
+                      <w:szCs w:val="22"/>
+                    </w:rPr>
+                    <m:t>0</m:t>
+                  </m:r>
+                </m:sub>
+                <m:sup>
+                  <m:r>
+                    <w:rPr>
+                      <w:rFonts w:ascii="Cambria Math" w:hAnsi="Cambria Math"/>
+                      <w:sz w:val="20"/>
+                      <w:szCs w:val="22"/>
+                    </w:rPr>
+                    <m:t>4</m:t>
+                  </m:r>
+                </m:sup>
+              </m:sSubSup>
+            </m:num>
+            <m:den>
+              <m:r>
+                <w:rPr>
+                  <w:rFonts w:ascii="Cambria Math" w:hAnsi="Cambria Math"/>
+                  <w:sz w:val="20"/>
+                  <w:szCs w:val="22"/>
+                </w:rPr>
+                <m:t>k</m:t>
+              </m:r>
+            </m:den>
+          </m:f>
+          <m:r>
+            <w:rPr>
+              <w:rFonts w:ascii="Cambria Math" w:hAnsi="Cambria Math"/>
+              <w:sz w:val="20"/>
+              <w:szCs w:val="22"/>
+            </w:rPr>
+            <m:t>=</m:t>
+          </m:r>
+          <m:sSubSup>
+            <m:sSubSupPr>
+              <m:ctrlPr>
+                <w:rPr>
+                  <w:rFonts w:ascii="Cambria Math" w:hAnsi="Cambria Math"/>
+                  <w:sz w:val="20"/>
+                  <w:szCs w:val="22"/>
+                </w:rPr>
+              </m:ctrlPr>
+            </m:sSubSupPr>
+            <m:e>
+              <m:r>
+                <w:rPr>
+                  <w:rFonts w:ascii="Cambria Math" w:hAnsi="Cambria Math"/>
+                  <w:sz w:val="20"/>
+                  <w:szCs w:val="22"/>
+                </w:rPr>
+                <m:t>ω</m:t>
+              </m:r>
+            </m:e>
+            <m:sub>
+              <m:r>
+                <w:rPr>
+                  <w:rFonts w:ascii="Cambria Math" w:hAnsi="Cambria Math"/>
+                  <w:sz w:val="20"/>
+                  <w:szCs w:val="22"/>
+                </w:rPr>
+                <m:t>0</m:t>
+              </m:r>
+            </m:sub>
+            <m:sup>
+              <m:r>
+                <w:rPr>
+                  <w:rFonts w:ascii="Cambria Math" w:hAnsi="Cambria Math"/>
+                  <w:sz w:val="20"/>
+                  <w:szCs w:val="22"/>
+                </w:rPr>
+                <m:t>4</m:t>
+              </m:r>
+            </m:sup>
+          </m:sSubSup>
+          <m:r>
+            <w:rPr>
+              <w:rFonts w:ascii="Cambria Math" w:hAnsi="Cambria Math"/>
+              <w:sz w:val="20"/>
+              <w:szCs w:val="22"/>
+            </w:rPr>
+            <m:t>⋅α</m:t>
+          </m:r>
+        </m:oMath>
+      </m:oMathPara>
+    </w:p>
+    <w:p>
+      <w:pPr>
+        <w:rPr>
+          <w:rFonts w:hint="eastAsia"/>
+          <w:sz w:val="20"/>
+          <w:szCs w:val="22"/>
+        </w:rPr>
+      </w:pPr>
+      <w:r>
+        <w:rPr>
+          <w:rFonts w:hint="eastAsia"/>
+          <w:sz w:val="20"/>
+          <w:szCs w:val="22"/>
+        </w:rPr>
+        <w:t xml:space="preserve">이다. </w:t>
       </w:r>
     </w:p>
     <w:sectPr>
@@ -8405,7 +13620,7 @@
   <w:style w:type="paragraph" w:default="1" w:styleId="a">
     <w:name w:val="Normal"/>
     <w:qFormat/>
-    <w:rsid w:val="002D0FB5"/>
+    <w:rsid w:val="005D03F6"/>
     <w:pPr>
       <w:widowControl w:val="0"/>
       <w:wordWrap w:val="0"/>
@@ -9267,4 +14482,16 @@
     </a:ext>
   </a:extLst>
 </a:theme>
+</file>
+
+<file path=customXml/item1.xml><?xml version="1.0" encoding="utf-8"?>
+<b:Sources xmlns:b="http://schemas.openxmlformats.org/officeDocument/2006/bibliography" xmlns="http://schemas.openxmlformats.org/officeDocument/2006/bibliography" SelectedStyle="\APASixthEditionOfficeOnline.xsl" StyleName="APA" Version="6"/>
+</file>
+
+<file path=customXml/itemProps1.xml><?xml version="1.0" encoding="utf-8"?>
+<ds:datastoreItem xmlns:ds="http://schemas.openxmlformats.org/officeDocument/2006/customXml" ds:itemID="{940419A7-9142-4DF0-AA5C-3123CD3C278B}">
+  <ds:schemaRefs>
+    <ds:schemaRef ds:uri="http://schemas.openxmlformats.org/officeDocument/2006/bibliography"/>
+  </ds:schemaRefs>
+</ds:datastoreItem>
 </file>
--- a/experiment 6 - Damped Harmonic Oscillator/FUNDAMENTAL PHYSICS EXPERIMENT 6.docx
+++ b/experiment 6 - Damped Harmonic Oscillator/FUNDAMENTAL PHYSICS EXPERIMENT 6.docx
@@ -6744,6 +6744,14 @@
                         </w:rPr>
                         <m:t>k</m:t>
                       </m:r>
+                      <m:r>
+                        <w:rPr>
+                          <w:rFonts w:ascii="Cambria Math" w:hAnsi="Cambria Math"/>
+                          <w:sz w:val="20"/>
+                          <w:szCs w:val="22"/>
+                        </w:rPr>
+                        <m:t>^2</m:t>
+                      </m:r>
                     </m:den>
                   </m:f>
                   <m:r>
@@ -6907,6 +6915,14 @@
                         </w:rPr>
                         <m:t>k</m:t>
                       </m:r>
+                      <m:r>
+                        <w:rPr>
+                          <w:rFonts w:ascii="Cambria Math" w:hAnsi="Cambria Math"/>
+                          <w:sz w:val="20"/>
+                          <w:szCs w:val="22"/>
+                        </w:rPr>
+                        <m:t>^2</m:t>
+                      </m:r>
                     </m:den>
                   </m:f>
                   <m:r>
@@ -6979,6 +6995,14 @@
                         </w:rPr>
                         <m:t>k</m:t>
                       </m:r>
+                      <m:r>
+                        <w:rPr>
+                          <w:rFonts w:ascii="Cambria Math" w:hAnsi="Cambria Math"/>
+                          <w:sz w:val="20"/>
+                          <w:szCs w:val="22"/>
+                        </w:rPr>
+                        <m:t>^2</m:t>
+                      </m:r>
                     </m:den>
                   </m:f>
                 </m:e>
@@ -7051,6 +7075,14 @@
                 </w:rPr>
                 <m:t>k</m:t>
               </m:r>
+              <m:r>
+                <w:rPr>
+                  <w:rFonts w:ascii="Cambria Math" w:hAnsi="Cambria Math"/>
+                  <w:sz w:val="20"/>
+                  <w:szCs w:val="22"/>
+                </w:rPr>
+                <m:t>^2</m:t>
+              </m:r>
             </m:den>
           </m:f>
           <m:r>
@@ -7170,6 +7202,14 @@
                 </w:rPr>
                 <m:t>k</m:t>
               </m:r>
+              <m:r>
+                <w:rPr>
+                  <w:rFonts w:ascii="Cambria Math" w:hAnsi="Cambria Math"/>
+                  <w:sz w:val="20"/>
+                  <w:szCs w:val="22"/>
+                </w:rPr>
+                <m:t>^2</m:t>
+              </m:r>
             </m:den>
           </m:f>
           <m:r>
@@ -7241,6 +7281,14 @@
                   <w:szCs w:val="22"/>
                 </w:rPr>
                 <m:t>k</m:t>
+              </m:r>
+              <m:r>
+                <w:rPr>
+                  <w:rFonts w:ascii="Cambria Math" w:hAnsi="Cambria Math"/>
+                  <w:sz w:val="20"/>
+                  <w:szCs w:val="22"/>
+                </w:rPr>
+                <m:t>^2</m:t>
               </m:r>
             </m:den>
           </m:f>
@@ -8463,10 +8511,26 @@
       </w:pPr>
       <w:r>
         <w:rPr>
-          <w:sz w:val="20"/>
-          <w:szCs w:val="22"/>
-        </w:rPr>
-        <w:t>alpha=0.00325887</w:t>
+          <w:rFonts w:hint="eastAsia"/>
+          <w:sz w:val="20"/>
+          <w:szCs w:val="22"/>
+        </w:rPr>
+        <w:t>4.5mm 떨어져 있을 때:</w:t>
+      </w:r>
+    </w:p>
+    <w:p>
+      <w:pPr>
+        <w:rPr>
+          <w:sz w:val="20"/>
+          <w:szCs w:val="22"/>
+        </w:rPr>
+      </w:pPr>
+      <w:r>
+        <w:rPr>
+          <w:sz w:val="20"/>
+          <w:szCs w:val="22"/>
+        </w:rPr>
+        <w:t>alpha=0.00334061</w:t>
       </w:r>
       <w:r>
         <w:rPr>
@@ -8480,15 +8544,7 @@
           <w:sz w:val="20"/>
           <w:szCs w:val="22"/>
         </w:rPr>
-        <w:t>beta=-0.10014173</w:t>
-      </w:r>
-      <w:r>
-        <w:rPr>
-          <w:rFonts w:hint="eastAsia"/>
-          <w:sz w:val="20"/>
-          <w:szCs w:val="22"/>
-        </w:rPr>
-        <w:t>7</w:t>
+        <w:t>beta=-0.100330207</w:t>
       </w:r>
       <w:r>
         <w:rPr>
@@ -8502,15 +8558,7 @@
           <w:sz w:val="20"/>
           <w:szCs w:val="22"/>
         </w:rPr>
-        <w:t>gamma=0.8221</w:t>
-      </w:r>
-      <w:r>
-        <w:rPr>
-          <w:rFonts w:hint="eastAsia"/>
-          <w:sz w:val="20"/>
-          <w:szCs w:val="22"/>
-        </w:rPr>
-        <w:t>10</w:t>
+        <w:t>gamma=0.817398</w:t>
       </w:r>
       <w:r>
         <w:rPr>
@@ -8524,15 +8572,7 @@
           <w:sz w:val="20"/>
           <w:szCs w:val="22"/>
         </w:rPr>
-        <w:t>(gamma/alpha)^0.25 = 3.98534</w:t>
-      </w:r>
-      <w:r>
-        <w:rPr>
-          <w:rFonts w:hint="eastAsia"/>
-          <w:sz w:val="20"/>
-          <w:szCs w:val="22"/>
-        </w:rPr>
-        <w:t>2</w:t>
+        <w:t>(gamma/alpha)^0.25 = 3.9550480</w:t>
       </w:r>
       <w:r>
         <w:rPr>
@@ -8546,7 +8586,7 @@
           <w:sz w:val="20"/>
           <w:szCs w:val="22"/>
         </w:rPr>
-        <w:t>RMSE=0.0111045</w:t>
+        <w:t>RMSE=0.0098044147</w:t>
       </w:r>
       <w:r>
         <w:rPr>
@@ -8560,15 +8600,7 @@
           <w:sz w:val="20"/>
           <w:szCs w:val="22"/>
         </w:rPr>
-        <w:t>R^2=0.96731</w:t>
-      </w:r>
-      <w:r>
-        <w:rPr>
-          <w:rFonts w:hint="eastAsia"/>
-          <w:sz w:val="20"/>
-          <w:szCs w:val="22"/>
-        </w:rPr>
-        <w:t>7</w:t>
+        <w:t>R^2=0.9745220</w:t>
       </w:r>
     </w:p>
     <w:p>
@@ -8688,10 +8720,27 @@
       </w:pPr>
       <w:r>
         <w:rPr>
-          <w:sz w:val="20"/>
-          <w:szCs w:val="22"/>
-        </w:rPr>
-        <w:t>alpha=0.003261453</w:t>
+          <w:rFonts w:hint="eastAsia"/>
+          <w:sz w:val="20"/>
+          <w:szCs w:val="22"/>
+        </w:rPr>
+        <w:t>5mm 떨어져 있을 때:</w:t>
+      </w:r>
+    </w:p>
+    <w:p>
+      <w:pPr>
+        <w:rPr>
+          <w:rFonts w:hint="eastAsia"/>
+          <w:sz w:val="20"/>
+          <w:szCs w:val="22"/>
+        </w:rPr>
+      </w:pPr>
+      <w:r>
+        <w:rPr>
+          <w:sz w:val="20"/>
+          <w:szCs w:val="22"/>
+        </w:rPr>
+        <w:t>alpha=0.003461760</w:t>
       </w:r>
       <w:r>
         <w:rPr>
@@ -8705,7 +8754,7 @@
           <w:sz w:val="20"/>
           <w:szCs w:val="22"/>
         </w:rPr>
-        <w:t>beta=-0.09993831</w:t>
+        <w:t>beta=-0.10048193</w:t>
       </w:r>
       <w:r>
         <w:rPr>
@@ -8719,7 +8768,7 @@
           <w:sz w:val="20"/>
           <w:szCs w:val="22"/>
         </w:rPr>
-        <w:t>gamma=0.827683</w:t>
+        <w:t>gamma=0.8161803</w:t>
       </w:r>
       <w:r>
         <w:rPr>
@@ -8733,7 +8782,7 @@
           <w:sz w:val="20"/>
           <w:szCs w:val="22"/>
         </w:rPr>
-        <w:t>(gamma/alpha)^0.25 = 3.991289</w:t>
+        <w:t>(gamma/alpha)^0.25 = 3.91852194</w:t>
       </w:r>
       <w:r>
         <w:rPr>
@@ -8747,7 +8796,7 @@
           <w:sz w:val="20"/>
           <w:szCs w:val="22"/>
         </w:rPr>
-        <w:t>RMSE=0.0102065</w:t>
+        <w:t>RMSE=0.008967422</w:t>
       </w:r>
       <w:r>
         <w:rPr>
@@ -8761,7 +8810,14 @@
           <w:sz w:val="20"/>
           <w:szCs w:val="22"/>
         </w:rPr>
-        <w:t>R^2=0.976944</w:t>
+        <w:t>R^2=0.982202</w:t>
+      </w:r>
+      <w:r>
+        <w:rPr>
+          <w:sz w:val="20"/>
+          <w:szCs w:val="22"/>
+        </w:rPr>
+        <w:br/>
       </w:r>
     </w:p>
     <w:p>
@@ -9365,6 +9421,7 @@
           <w:sz w:val="20"/>
           <w:szCs w:val="22"/>
         </w:rPr>
+        <w:lastRenderedPageBreak/>
         <w:t>으로</w:t>
       </w:r>
       <w:proofErr w:type="spellEnd"/>
@@ -9410,7 +9467,6 @@
               <w:sz w:val="20"/>
               <w:szCs w:val="22"/>
             </w:rPr>
-            <w:lastRenderedPageBreak/>
             <m:t>θ</m:t>
           </m:r>
           <m:d>
@@ -12264,6 +12320,14 @@
               <w:sz w:val="20"/>
               <w:szCs w:val="22"/>
             </w:rPr>
+            <m:t>A</m:t>
+          </m:r>
+          <m:r>
+            <w:rPr>
+              <w:rFonts w:ascii="Cambria Math" w:hAnsi="Cambria Math"/>
+              <w:sz w:val="20"/>
+              <w:szCs w:val="22"/>
+            </w:rPr>
             <m:t>A=</m:t>
           </m:r>
           <m:f>
@@ -12351,6 +12415,14 @@
                           <w:szCs w:val="22"/>
                         </w:rPr>
                         <m:t>k</m:t>
+                      </m:r>
+                      <m:r>
+                        <w:rPr>
+                          <w:rFonts w:ascii="Cambria Math" w:hAnsi="Cambria Math"/>
+                          <w:sz w:val="20"/>
+                          <w:szCs w:val="22"/>
+                        </w:rPr>
+                        <m:t>^2</m:t>
                       </m:r>
                     </m:den>
                   </m:f>
@@ -12515,6 +12587,14 @@
                         </w:rPr>
                         <m:t>k</m:t>
                       </m:r>
+                      <m:r>
+                        <w:rPr>
+                          <w:rFonts w:ascii="Cambria Math" w:hAnsi="Cambria Math"/>
+                          <w:sz w:val="20"/>
+                          <w:szCs w:val="22"/>
+                        </w:rPr>
+                        <m:t>^2</m:t>
+                      </m:r>
                     </m:den>
                   </m:f>
                   <m:r>
@@ -12587,6 +12667,14 @@
                         </w:rPr>
                         <m:t>k</m:t>
                       </m:r>
+                      <m:r>
+                        <w:rPr>
+                          <w:rFonts w:ascii="Cambria Math" w:hAnsi="Cambria Math"/>
+                          <w:sz w:val="20"/>
+                          <w:szCs w:val="22"/>
+                        </w:rPr>
+                        <m:t>^2</m:t>
+                      </m:r>
                     </m:den>
                   </m:f>
                 </m:e>
@@ -12659,6 +12747,14 @@
                 </w:rPr>
                 <m:t>k</m:t>
               </m:r>
+              <m:r>
+                <w:rPr>
+                  <w:rFonts w:ascii="Cambria Math" w:hAnsi="Cambria Math"/>
+                  <w:sz w:val="20"/>
+                  <w:szCs w:val="22"/>
+                </w:rPr>
+                <m:t>^2</m:t>
+              </m:r>
             </m:den>
           </m:f>
           <m:r>
@@ -12778,6 +12874,14 @@
                 </w:rPr>
                 <m:t>k</m:t>
               </m:r>
+              <m:r>
+                <w:rPr>
+                  <w:rFonts w:ascii="Cambria Math" w:hAnsi="Cambria Math"/>
+                  <w:sz w:val="20"/>
+                  <w:szCs w:val="22"/>
+                </w:rPr>
+                <m:t>^2</m:t>
+              </m:r>
             </m:den>
           </m:f>
           <m:r>
@@ -12849,6 +12953,14 @@
                   <w:szCs w:val="22"/>
                 </w:rPr>
                 <m:t>k</m:t>
+              </m:r>
+              <m:r>
+                <w:rPr>
+                  <w:rFonts w:ascii="Cambria Math" w:hAnsi="Cambria Math"/>
+                  <w:sz w:val="20"/>
+                  <w:szCs w:val="22"/>
+                </w:rPr>
+                <m:t>^2</m:t>
               </m:r>
             </m:den>
           </m:f>
@@ -12915,7 +13027,6 @@
     <w:p>
       <w:pPr>
         <w:rPr>
-          <w:rFonts w:hint="eastAsia"/>
           <w:sz w:val="20"/>
           <w:szCs w:val="22"/>
         </w:rPr>
@@ -12927,6 +13038,2830 @@
           <w:szCs w:val="22"/>
         </w:rPr>
         <w:t xml:space="preserve">이다. </w:t>
+      </w:r>
+      <w:r>
+        <w:rPr>
+          <w:rFonts w:hint="eastAsia"/>
+          <w:sz w:val="20"/>
+          <w:szCs w:val="22"/>
+        </w:rPr>
+        <w:t xml:space="preserve">즉, </w:t>
+      </w:r>
+      <m:oMath>
+        <m:r>
+          <w:rPr>
+            <w:rFonts w:ascii="Cambria Math" w:hAnsi="Cambria Math"/>
+            <w:sz w:val="20"/>
+            <w:szCs w:val="22"/>
+          </w:rPr>
+          <m:t>α</m:t>
+        </m:r>
+      </m:oMath>
+      <w:r>
+        <w:rPr>
+          <w:rFonts w:hint="eastAsia"/>
+          <w:sz w:val="20"/>
+          <w:szCs w:val="22"/>
+        </w:rPr>
+        <w:t xml:space="preserve">는 driving force의 진폭의 역수이다. </w:t>
+      </w:r>
+      <w:r>
+        <w:rPr>
+          <w:rFonts w:hint="eastAsia"/>
+          <w:sz w:val="20"/>
+          <w:szCs w:val="22"/>
+        </w:rPr>
+        <w:t xml:space="preserve">그리고 </w:t>
+      </w:r>
+      <m:oMath>
+        <m:r>
+          <w:rPr>
+            <w:rFonts w:ascii="Cambria Math" w:hAnsi="Cambria Math"/>
+            <w:sz w:val="20"/>
+            <w:szCs w:val="22"/>
+          </w:rPr>
+          <m:t>β</m:t>
+        </m:r>
+      </m:oMath>
+      <w:r>
+        <w:rPr>
+          <w:rFonts w:hint="eastAsia"/>
+          <w:sz w:val="20"/>
+          <w:szCs w:val="22"/>
+        </w:rPr>
+        <w:t xml:space="preserve">는 원래 식의 형태를 정리하는 과정에서 나온 항으로, 고유 각진동수가 고정 되어있다고 할 때, 더 강하게 감쇄될수록 그 값이 커지는 성질이 있다. </w:t>
+      </w:r>
+      <w:r>
+        <w:rPr>
+          <w:rFonts w:hint="eastAsia"/>
+          <w:sz w:val="20"/>
+          <w:szCs w:val="22"/>
+        </w:rPr>
+        <w:t>그리고</w:t>
+      </w:r>
+      <w:r>
+        <w:rPr>
+          <w:rFonts w:hint="eastAsia"/>
+          <w:sz w:val="20"/>
+          <w:szCs w:val="22"/>
+        </w:rPr>
+        <w:t xml:space="preserve"> 마지막으로</w:t>
+      </w:r>
+      <w:r>
+        <w:rPr>
+          <w:rFonts w:hint="eastAsia"/>
+          <w:sz w:val="20"/>
+          <w:szCs w:val="22"/>
+        </w:rPr>
+        <w:t xml:space="preserve"> </w:t>
+      </w:r>
+      <m:oMath>
+        <m:r>
+          <w:rPr>
+            <w:rFonts w:ascii="Cambria Math" w:hAnsi="Cambria Math"/>
+            <w:sz w:val="20"/>
+            <w:szCs w:val="22"/>
+          </w:rPr>
+          <m:t>γ</m:t>
+        </m:r>
+      </m:oMath>
+      <w:r>
+        <w:rPr>
+          <w:rFonts w:hint="eastAsia"/>
+          <w:sz w:val="20"/>
+          <w:szCs w:val="22"/>
+        </w:rPr>
+        <w:t xml:space="preserve">는 고유 각진동수를 driving force의 진폭으로 나눈 것이다. </w:t>
+      </w:r>
+      <w:r>
+        <w:rPr>
+          <w:rFonts w:hint="eastAsia"/>
+          <w:sz w:val="20"/>
+          <w:szCs w:val="22"/>
+        </w:rPr>
+        <w:t xml:space="preserve">즉, </w:t>
+      </w:r>
+      <m:oMath>
+        <m:r>
+          <w:rPr>
+            <w:rFonts w:ascii="Cambria Math" w:hAnsi="Cambria Math"/>
+            <w:sz w:val="20"/>
+            <w:szCs w:val="22"/>
+          </w:rPr>
+          <m:t>γ=</m:t>
+        </m:r>
+        <m:sSubSup>
+          <m:sSubSupPr>
+            <m:ctrlPr>
+              <w:rPr>
+                <w:rFonts w:ascii="Cambria Math" w:hAnsi="Cambria Math"/>
+                <w:sz w:val="20"/>
+                <w:szCs w:val="22"/>
+              </w:rPr>
+            </m:ctrlPr>
+          </m:sSubSupPr>
+          <m:e>
+            <m:r>
+              <w:rPr>
+                <w:rFonts w:ascii="Cambria Math" w:hAnsi="Cambria Math"/>
+                <w:sz w:val="20"/>
+                <w:szCs w:val="22"/>
+              </w:rPr>
+              <m:t>ω</m:t>
+            </m:r>
+          </m:e>
+          <m:sub>
+            <m:r>
+              <w:rPr>
+                <w:rFonts w:ascii="Cambria Math" w:hAnsi="Cambria Math"/>
+                <w:sz w:val="20"/>
+                <w:szCs w:val="22"/>
+              </w:rPr>
+              <m:t>0</m:t>
+            </m:r>
+          </m:sub>
+          <m:sup>
+            <m:r>
+              <w:rPr>
+                <w:rFonts w:ascii="Cambria Math" w:hAnsi="Cambria Math"/>
+                <w:sz w:val="20"/>
+                <w:szCs w:val="22"/>
+              </w:rPr>
+              <m:t>4</m:t>
+            </m:r>
+          </m:sup>
+        </m:sSubSup>
+        <m:r>
+          <w:rPr>
+            <w:rFonts w:ascii="Cambria Math" w:hAnsi="Cambria Math"/>
+            <w:sz w:val="20"/>
+            <w:szCs w:val="22"/>
+          </w:rPr>
+          <m:t>⋅α</m:t>
+        </m:r>
+      </m:oMath>
+      <w:r>
+        <w:rPr>
+          <w:rFonts w:hint="eastAsia"/>
+          <w:sz w:val="20"/>
+          <w:szCs w:val="22"/>
+        </w:rPr>
+        <w:t>이</w:t>
+      </w:r>
+      <w:proofErr w:type="spellStart"/>
+      <w:r>
+        <w:rPr>
+          <w:rFonts w:hint="eastAsia"/>
+          <w:sz w:val="20"/>
+          <w:szCs w:val="22"/>
+        </w:rPr>
+        <w:t>므로</w:t>
+      </w:r>
+      <w:proofErr w:type="spellEnd"/>
+      <w:r>
+        <w:rPr>
+          <w:rFonts w:hint="eastAsia"/>
+          <w:sz w:val="20"/>
+          <w:szCs w:val="22"/>
+        </w:rPr>
+        <w:t xml:space="preserve">, </w:t>
+      </w:r>
+      <m:oMath>
+        <m:sSup>
+          <m:sSupPr>
+            <m:ctrlPr>
+              <w:rPr>
+                <w:rFonts w:ascii="Cambria Math" w:hAnsi="Cambria Math"/>
+                <w:sz w:val="20"/>
+                <w:szCs w:val="22"/>
+              </w:rPr>
+            </m:ctrlPr>
+          </m:sSupPr>
+          <m:e>
+            <m:d>
+              <m:dPr>
+                <m:ctrlPr>
+                  <w:rPr>
+                    <w:rFonts w:ascii="Cambria Math" w:hAnsi="Cambria Math"/>
+                    <w:sz w:val="20"/>
+                    <w:szCs w:val="22"/>
+                  </w:rPr>
+                </m:ctrlPr>
+              </m:dPr>
+              <m:e>
+                <m:f>
+                  <m:fPr>
+                    <m:ctrlPr>
+                      <w:rPr>
+                        <w:rFonts w:ascii="Cambria Math" w:hAnsi="Cambria Math"/>
+                        <w:sz w:val="20"/>
+                        <w:szCs w:val="22"/>
+                      </w:rPr>
+                    </m:ctrlPr>
+                  </m:fPr>
+                  <m:num>
+                    <m:r>
+                      <w:rPr>
+                        <w:rFonts w:ascii="Cambria Math" w:hAnsi="Cambria Math"/>
+                        <w:sz w:val="20"/>
+                        <w:szCs w:val="22"/>
+                      </w:rPr>
+                      <m:t>γ</m:t>
+                    </m:r>
+                  </m:num>
+                  <m:den>
+                    <m:r>
+                      <w:rPr>
+                        <w:rFonts w:ascii="Cambria Math" w:hAnsi="Cambria Math"/>
+                        <w:sz w:val="20"/>
+                        <w:szCs w:val="22"/>
+                      </w:rPr>
+                      <m:t>α</m:t>
+                    </m:r>
+                  </m:den>
+                </m:f>
+              </m:e>
+            </m:d>
+          </m:e>
+          <m:sup>
+            <m:r>
+              <w:rPr>
+                <w:rFonts w:ascii="Cambria Math" w:hAnsi="Cambria Math"/>
+                <w:sz w:val="20"/>
+                <w:szCs w:val="22"/>
+              </w:rPr>
+              <m:t>1/4</m:t>
+            </m:r>
+          </m:sup>
+        </m:sSup>
+        <m:r>
+          <w:rPr>
+            <w:rFonts w:ascii="Cambria Math" w:hAnsi="Cambria Math"/>
+            <w:sz w:val="20"/>
+            <w:szCs w:val="22"/>
+          </w:rPr>
+          <m:t>=</m:t>
+        </m:r>
+        <m:sSub>
+          <m:sSubPr>
+            <m:ctrlPr>
+              <w:rPr>
+                <w:rFonts w:ascii="Cambria Math" w:hAnsi="Cambria Math"/>
+                <w:sz w:val="20"/>
+                <w:szCs w:val="22"/>
+              </w:rPr>
+            </m:ctrlPr>
+          </m:sSubPr>
+          <m:e>
+            <m:r>
+              <w:rPr>
+                <w:rFonts w:ascii="Cambria Math" w:hAnsi="Cambria Math"/>
+                <w:sz w:val="20"/>
+                <w:szCs w:val="22"/>
+              </w:rPr>
+              <m:t>ω</m:t>
+            </m:r>
+          </m:e>
+          <m:sub>
+            <m:r>
+              <w:rPr>
+                <w:rFonts w:ascii="Cambria Math" w:hAnsi="Cambria Math"/>
+                <w:sz w:val="20"/>
+                <w:szCs w:val="22"/>
+              </w:rPr>
+              <m:t>0</m:t>
+            </m:r>
+          </m:sub>
+        </m:sSub>
+      </m:oMath>
+      <w:r>
+        <w:rPr>
+          <w:rFonts w:hint="eastAsia"/>
+          <w:sz w:val="20"/>
+          <w:szCs w:val="22"/>
+        </w:rPr>
+        <w:t xml:space="preserve">이다. </w:t>
+      </w:r>
+    </w:p>
+    <w:p>
+      <w:pPr>
+        <w:rPr>
+          <w:sz w:val="20"/>
+          <w:szCs w:val="22"/>
+        </w:rPr>
+      </w:pPr>
+      <w:r>
+        <w:rPr>
+          <w:rFonts w:hint="eastAsia"/>
+          <w:sz w:val="20"/>
+          <w:szCs w:val="22"/>
+        </w:rPr>
+        <w:t xml:space="preserve">그렇다면 이 값들을 이용해 </w:t>
+      </w:r>
+      <w:proofErr w:type="spellStart"/>
+      <w:r>
+        <w:rPr>
+          <w:rFonts w:hint="eastAsia"/>
+          <w:sz w:val="20"/>
+          <w:szCs w:val="22"/>
+        </w:rPr>
+        <w:t>댐핑</w:t>
+      </w:r>
+      <w:proofErr w:type="spellEnd"/>
+      <w:r>
+        <w:rPr>
+          <w:rFonts w:hint="eastAsia"/>
+          <w:sz w:val="20"/>
+          <w:szCs w:val="22"/>
+        </w:rPr>
+        <w:t xml:space="preserve"> 계수를 구할 수 있을까? </w:t>
+      </w:r>
+      <w:proofErr w:type="spellStart"/>
+      <w:r>
+        <w:rPr>
+          <w:rFonts w:hint="eastAsia"/>
+          <w:sz w:val="20"/>
+          <w:szCs w:val="22"/>
+        </w:rPr>
+        <w:t>댐핑</w:t>
+      </w:r>
+      <w:proofErr w:type="spellEnd"/>
+      <w:r>
+        <w:rPr>
+          <w:rFonts w:hint="eastAsia"/>
+          <w:sz w:val="20"/>
+          <w:szCs w:val="22"/>
+        </w:rPr>
+        <w:t xml:space="preserve"> 계수를 알아보기 위해 </w:t>
+      </w:r>
+      <w:proofErr w:type="spellStart"/>
+      <w:r>
+        <w:rPr>
+          <w:rFonts w:hint="eastAsia"/>
+          <w:sz w:val="20"/>
+          <w:szCs w:val="22"/>
+        </w:rPr>
+        <w:t>댐핑</w:t>
+      </w:r>
+      <w:proofErr w:type="spellEnd"/>
+      <w:r>
+        <w:rPr>
+          <w:rFonts w:hint="eastAsia"/>
+          <w:sz w:val="20"/>
+          <w:szCs w:val="22"/>
+        </w:rPr>
+        <w:t xml:space="preserve"> 계수가 나오는 식을 다시 생각해보자. </w:t>
+      </w:r>
+    </w:p>
+    <w:p>
+      <w:pPr>
+        <w:rPr>
+          <w:sz w:val="20"/>
+          <w:szCs w:val="22"/>
+        </w:rPr>
+      </w:pPr>
+      <m:oMathPara>
+        <m:oMath>
+          <m:r>
+            <w:rPr>
+              <w:rFonts w:ascii="Cambria Math" w:hAnsi="Cambria Math"/>
+              <w:sz w:val="20"/>
+              <w:szCs w:val="22"/>
+            </w:rPr>
+            <m:t>I</m:t>
+          </m:r>
+          <m:acc>
+            <m:accPr>
+              <m:chr m:val="̈"/>
+              <m:ctrlPr>
+                <w:rPr>
+                  <w:rFonts w:ascii="Cambria Math" w:hAnsi="Cambria Math"/>
+                  <w:sz w:val="20"/>
+                  <w:szCs w:val="22"/>
+                </w:rPr>
+              </m:ctrlPr>
+            </m:accPr>
+            <m:e>
+              <m:r>
+                <w:rPr>
+                  <w:rFonts w:ascii="Cambria Math" w:hAnsi="Cambria Math"/>
+                  <w:sz w:val="20"/>
+                  <w:szCs w:val="22"/>
+                </w:rPr>
+                <m:t>θ</m:t>
+              </m:r>
+            </m:e>
+          </m:acc>
+          <m:r>
+            <w:rPr>
+              <w:rFonts w:ascii="Cambria Math" w:hAnsi="Cambria Math"/>
+              <w:sz w:val="20"/>
+              <w:szCs w:val="22"/>
+            </w:rPr>
+            <m:t>+b</m:t>
+          </m:r>
+          <m:acc>
+            <m:accPr>
+              <m:chr m:val="̇"/>
+              <m:ctrlPr>
+                <w:rPr>
+                  <w:rFonts w:ascii="Cambria Math" w:hAnsi="Cambria Math"/>
+                  <w:sz w:val="20"/>
+                  <w:szCs w:val="22"/>
+                </w:rPr>
+              </m:ctrlPr>
+            </m:accPr>
+            <m:e>
+              <m:r>
+                <w:rPr>
+                  <w:rFonts w:ascii="Cambria Math" w:hAnsi="Cambria Math"/>
+                  <w:sz w:val="20"/>
+                  <w:szCs w:val="22"/>
+                </w:rPr>
+                <m:t>θ</m:t>
+              </m:r>
+            </m:e>
+          </m:acc>
+          <m:r>
+            <w:rPr>
+              <w:rFonts w:ascii="Cambria Math" w:hAnsi="Cambria Math"/>
+              <w:sz w:val="20"/>
+              <w:szCs w:val="22"/>
+            </w:rPr>
+            <m:t>+κθ=Ikcos</m:t>
+          </m:r>
+          <m:d>
+            <m:dPr>
+              <m:ctrlPr>
+                <w:rPr>
+                  <w:rFonts w:ascii="Cambria Math" w:hAnsi="Cambria Math"/>
+                  <w:sz w:val="20"/>
+                  <w:szCs w:val="22"/>
+                </w:rPr>
+              </m:ctrlPr>
+            </m:dPr>
+            <m:e>
+              <m:r>
+                <w:rPr>
+                  <w:rFonts w:ascii="Cambria Math" w:hAnsi="Cambria Math"/>
+                  <w:sz w:val="20"/>
+                  <w:szCs w:val="22"/>
+                </w:rPr>
+                <m:t>ωt</m:t>
+              </m:r>
+            </m:e>
+          </m:d>
+        </m:oMath>
+      </m:oMathPara>
+    </w:p>
+    <w:p>
+      <w:pPr>
+        <w:rPr>
+          <w:sz w:val="20"/>
+          <w:szCs w:val="22"/>
+        </w:rPr>
+      </w:pPr>
+      <w:r>
+        <w:rPr>
+          <w:rFonts w:hint="eastAsia"/>
+          <w:sz w:val="20"/>
+          <w:szCs w:val="22"/>
+        </w:rPr>
+        <w:t xml:space="preserve">여기서, 우변에는 이전 식과의 일관성을 위해 진폭을 Ik로 표시하였다. </w:t>
+      </w:r>
+    </w:p>
+    <w:p>
+      <w:pPr>
+        <w:rPr>
+          <w:sz w:val="20"/>
+          <w:szCs w:val="22"/>
+        </w:rPr>
+      </w:pPr>
+      <w:r>
+        <w:rPr>
+          <w:rFonts w:hint="eastAsia"/>
+          <w:sz w:val="20"/>
+          <w:szCs w:val="22"/>
+        </w:rPr>
+        <w:t>즉, 이를 정리하면</w:t>
+      </w:r>
+    </w:p>
+    <w:p>
+      <w:pPr>
+        <w:rPr>
+          <w:sz w:val="20"/>
+          <w:szCs w:val="22"/>
+        </w:rPr>
+      </w:pPr>
+      <m:oMathPara>
+        <m:oMath>
+          <m:acc>
+            <m:accPr>
+              <m:chr m:val="̈"/>
+              <m:ctrlPr>
+                <w:rPr>
+                  <w:rFonts w:ascii="Cambria Math" w:hAnsi="Cambria Math"/>
+                  <w:sz w:val="20"/>
+                  <w:szCs w:val="22"/>
+                </w:rPr>
+              </m:ctrlPr>
+            </m:accPr>
+            <m:e>
+              <m:r>
+                <w:rPr>
+                  <w:rFonts w:ascii="Cambria Math" w:hAnsi="Cambria Math"/>
+                  <w:sz w:val="20"/>
+                  <w:szCs w:val="22"/>
+                </w:rPr>
+                <m:t>θ</m:t>
+              </m:r>
+            </m:e>
+          </m:acc>
+          <m:r>
+            <w:rPr>
+              <w:rFonts w:ascii="Cambria Math" w:hAnsi="Cambria Math"/>
+              <w:sz w:val="20"/>
+              <w:szCs w:val="22"/>
+            </w:rPr>
+            <m:t>+</m:t>
+          </m:r>
+          <m:f>
+            <m:fPr>
+              <m:ctrlPr>
+                <w:rPr>
+                  <w:rFonts w:ascii="Cambria Math" w:hAnsi="Cambria Math"/>
+                  <w:sz w:val="20"/>
+                  <w:szCs w:val="22"/>
+                </w:rPr>
+              </m:ctrlPr>
+            </m:fPr>
+            <m:num>
+              <m:r>
+                <w:rPr>
+                  <w:rFonts w:ascii="Cambria Math" w:hAnsi="Cambria Math"/>
+                  <w:sz w:val="20"/>
+                  <w:szCs w:val="22"/>
+                </w:rPr>
+                <m:t>b</m:t>
+              </m:r>
+            </m:num>
+            <m:den>
+              <m:r>
+                <w:rPr>
+                  <w:rFonts w:ascii="Cambria Math" w:hAnsi="Cambria Math"/>
+                  <w:sz w:val="20"/>
+                  <w:szCs w:val="22"/>
+                </w:rPr>
+                <m:t>I</m:t>
+              </m:r>
+            </m:den>
+          </m:f>
+          <m:acc>
+            <m:accPr>
+              <m:chr m:val="̇"/>
+              <m:ctrlPr>
+                <w:rPr>
+                  <w:rFonts w:ascii="Cambria Math" w:hAnsi="Cambria Math"/>
+                  <w:sz w:val="20"/>
+                  <w:szCs w:val="22"/>
+                </w:rPr>
+              </m:ctrlPr>
+            </m:accPr>
+            <m:e>
+              <m:r>
+                <w:rPr>
+                  <w:rFonts w:ascii="Cambria Math" w:hAnsi="Cambria Math"/>
+                  <w:sz w:val="20"/>
+                  <w:szCs w:val="22"/>
+                </w:rPr>
+                <m:t>θ</m:t>
+              </m:r>
+            </m:e>
+          </m:acc>
+          <m:r>
+            <w:rPr>
+              <w:rFonts w:ascii="Cambria Math" w:hAnsi="Cambria Math"/>
+              <w:sz w:val="20"/>
+              <w:szCs w:val="22"/>
+            </w:rPr>
+            <m:t>+</m:t>
+          </m:r>
+          <m:sSubSup>
+            <m:sSubSupPr>
+              <m:ctrlPr>
+                <w:rPr>
+                  <w:rFonts w:ascii="Cambria Math" w:hAnsi="Cambria Math"/>
+                  <w:sz w:val="20"/>
+                  <w:szCs w:val="22"/>
+                </w:rPr>
+              </m:ctrlPr>
+            </m:sSubSupPr>
+            <m:e>
+              <m:r>
+                <w:rPr>
+                  <w:rFonts w:ascii="Cambria Math" w:hAnsi="Cambria Math"/>
+                  <w:sz w:val="20"/>
+                  <w:szCs w:val="22"/>
+                </w:rPr>
+                <m:t>ω</m:t>
+              </m:r>
+            </m:e>
+            <m:sub>
+              <m:r>
+                <w:rPr>
+                  <w:rFonts w:ascii="Cambria Math" w:hAnsi="Cambria Math"/>
+                  <w:sz w:val="20"/>
+                  <w:szCs w:val="22"/>
+                </w:rPr>
+                <m:t>0</m:t>
+              </m:r>
+            </m:sub>
+            <m:sup>
+              <m:r>
+                <w:rPr>
+                  <w:rFonts w:ascii="Cambria Math" w:hAnsi="Cambria Math"/>
+                  <w:sz w:val="20"/>
+                  <w:szCs w:val="22"/>
+                </w:rPr>
+                <m:t>2</m:t>
+              </m:r>
+            </m:sup>
+          </m:sSubSup>
+          <m:r>
+            <w:rPr>
+              <w:rFonts w:ascii="Cambria Math" w:hAnsi="Cambria Math"/>
+              <w:sz w:val="20"/>
+              <w:szCs w:val="22"/>
+            </w:rPr>
+            <m:t>θ=kcos</m:t>
+          </m:r>
+          <m:d>
+            <m:dPr>
+              <m:ctrlPr>
+                <w:rPr>
+                  <w:rFonts w:ascii="Cambria Math" w:hAnsi="Cambria Math"/>
+                  <w:sz w:val="20"/>
+                  <w:szCs w:val="22"/>
+                </w:rPr>
+              </m:ctrlPr>
+            </m:dPr>
+            <m:e>
+              <m:r>
+                <w:rPr>
+                  <w:rFonts w:ascii="Cambria Math" w:hAnsi="Cambria Math"/>
+                  <w:sz w:val="20"/>
+                  <w:szCs w:val="22"/>
+                </w:rPr>
+                <m:t>ωt</m:t>
+              </m:r>
+            </m:e>
+          </m:d>
+        </m:oMath>
+      </m:oMathPara>
+    </w:p>
+    <w:p>
+      <w:pPr>
+        <w:rPr>
+          <w:sz w:val="20"/>
+          <w:szCs w:val="22"/>
+        </w:rPr>
+      </w:pPr>
+      <w:r>
+        <w:rPr>
+          <w:rFonts w:hint="eastAsia"/>
+          <w:sz w:val="20"/>
+          <w:szCs w:val="22"/>
+        </w:rPr>
+        <w:t>이다. 즉, 앞선 식에서 고려한 c를 다시 생각해보면</w:t>
+      </w:r>
+    </w:p>
+    <w:p>
+      <w:pPr>
+        <w:rPr>
+          <w:sz w:val="20"/>
+          <w:szCs w:val="22"/>
+        </w:rPr>
+      </w:pPr>
+      <m:oMathPara>
+        <m:oMath>
+          <m:r>
+            <w:rPr>
+              <w:rFonts w:ascii="Cambria Math" w:hAnsi="Cambria Math"/>
+              <w:sz w:val="20"/>
+              <w:szCs w:val="22"/>
+            </w:rPr>
+            <m:t>2c=</m:t>
+          </m:r>
+          <m:f>
+            <m:fPr>
+              <m:ctrlPr>
+                <w:rPr>
+                  <w:rFonts w:ascii="Cambria Math" w:hAnsi="Cambria Math"/>
+                  <w:sz w:val="20"/>
+                  <w:szCs w:val="22"/>
+                </w:rPr>
+              </m:ctrlPr>
+            </m:fPr>
+            <m:num>
+              <m:r>
+                <w:rPr>
+                  <w:rFonts w:ascii="Cambria Math" w:hAnsi="Cambria Math"/>
+                  <w:sz w:val="20"/>
+                  <w:szCs w:val="22"/>
+                </w:rPr>
+                <m:t>b</m:t>
+              </m:r>
+            </m:num>
+            <m:den>
+              <m:r>
+                <w:rPr>
+                  <w:rFonts w:ascii="Cambria Math" w:hAnsi="Cambria Math"/>
+                  <w:sz w:val="20"/>
+                  <w:szCs w:val="22"/>
+                </w:rPr>
+                <m:t>I</m:t>
+              </m:r>
+            </m:den>
+          </m:f>
+        </m:oMath>
+      </m:oMathPara>
+    </w:p>
+    <w:p>
+      <w:pPr>
+        <w:rPr>
+          <w:sz w:val="20"/>
+          <w:szCs w:val="22"/>
+        </w:rPr>
+      </w:pPr>
+      <w:r>
+        <w:rPr>
+          <w:rFonts w:hint="eastAsia"/>
+          <w:sz w:val="20"/>
+          <w:szCs w:val="22"/>
+        </w:rPr>
+        <w:t xml:space="preserve">이다. 이를 </w:t>
+      </w:r>
+      <m:oMath>
+        <m:r>
+          <w:rPr>
+            <w:rFonts w:ascii="Cambria Math" w:hAnsi="Cambria Math"/>
+            <w:sz w:val="20"/>
+            <w:szCs w:val="22"/>
+          </w:rPr>
+          <m:t>β</m:t>
+        </m:r>
+      </m:oMath>
+      <w:r>
+        <w:rPr>
+          <w:rFonts w:hint="eastAsia"/>
+          <w:sz w:val="20"/>
+          <w:szCs w:val="22"/>
+        </w:rPr>
+        <w:t xml:space="preserve">를 구한 식에 넣자. </w:t>
+      </w:r>
+      <m:oMath>
+        <m:r>
+          <w:rPr>
+            <w:rFonts w:ascii="Cambria Math" w:hAnsi="Cambria Math"/>
+            <w:sz w:val="20"/>
+            <w:szCs w:val="22"/>
+          </w:rPr>
+          <m:t>β,</m:t>
+        </m:r>
+        <m:sSub>
+          <m:sSubPr>
+            <m:ctrlPr>
+              <w:rPr>
+                <w:rFonts w:ascii="Cambria Math" w:hAnsi="Cambria Math"/>
+                <w:sz w:val="20"/>
+                <w:szCs w:val="22"/>
+              </w:rPr>
+            </m:ctrlPr>
+          </m:sSubPr>
+          <m:e>
+            <m:r>
+              <w:rPr>
+                <w:rFonts w:ascii="Cambria Math" w:hAnsi="Cambria Math"/>
+                <w:sz w:val="20"/>
+                <w:szCs w:val="22"/>
+              </w:rPr>
+              <m:t>ω</m:t>
+            </m:r>
+          </m:e>
+          <m:sub>
+            <m:r>
+              <w:rPr>
+                <w:rFonts w:ascii="Cambria Math" w:hAnsi="Cambria Math"/>
+                <w:sz w:val="20"/>
+                <w:szCs w:val="22"/>
+              </w:rPr>
+              <m:t>0</m:t>
+            </m:r>
+          </m:sub>
+        </m:sSub>
+        <m:r>
+          <w:rPr>
+            <w:rFonts w:ascii="Cambria Math" w:hAnsi="Cambria Math"/>
+            <w:sz w:val="20"/>
+            <w:szCs w:val="22"/>
+          </w:rPr>
+          <m:t>,I,k</m:t>
+        </m:r>
+      </m:oMath>
+      <w:r>
+        <w:rPr>
+          <w:rFonts w:hint="eastAsia"/>
+          <w:sz w:val="20"/>
+          <w:szCs w:val="22"/>
+        </w:rPr>
+        <w:t xml:space="preserve">를 모두 알고 있기 때문에 b를 구해낼 수 있다. </w:t>
+      </w:r>
+    </w:p>
+    <w:p>
+      <w:pPr>
+        <w:rPr>
+          <w:sz w:val="20"/>
+          <w:szCs w:val="22"/>
+        </w:rPr>
+      </w:pPr>
+      <m:oMathPara>
+        <m:oMath>
+          <m:r>
+            <w:rPr>
+              <w:rFonts w:ascii="Cambria Math" w:hAnsi="Cambria Math"/>
+              <w:sz w:val="20"/>
+              <w:szCs w:val="22"/>
+            </w:rPr>
+            <m:t>β=</m:t>
+          </m:r>
+          <m:f>
+            <m:fPr>
+              <m:ctrlPr>
+                <w:rPr>
+                  <w:rFonts w:ascii="Cambria Math" w:hAnsi="Cambria Math"/>
+                  <w:sz w:val="20"/>
+                  <w:szCs w:val="22"/>
+                </w:rPr>
+              </m:ctrlPr>
+            </m:fPr>
+            <m:num>
+              <m:sSup>
+                <m:sSupPr>
+                  <m:ctrlPr>
+                    <w:rPr>
+                      <w:rFonts w:ascii="Cambria Math" w:hAnsi="Cambria Math"/>
+                      <w:sz w:val="20"/>
+                      <w:szCs w:val="22"/>
+                    </w:rPr>
+                  </m:ctrlPr>
+                </m:sSupPr>
+                <m:e>
+                  <m:r>
+                    <w:rPr>
+                      <w:rFonts w:ascii="Cambria Math" w:hAnsi="Cambria Math"/>
+                      <w:sz w:val="20"/>
+                      <w:szCs w:val="22"/>
+                    </w:rPr>
+                    <m:t>b</m:t>
+                  </m:r>
+                </m:e>
+                <m:sup>
+                  <m:r>
+                    <w:rPr>
+                      <w:rFonts w:ascii="Cambria Math" w:hAnsi="Cambria Math"/>
+                      <w:sz w:val="20"/>
+                      <w:szCs w:val="22"/>
+                    </w:rPr>
+                    <m:t>2</m:t>
+                  </m:r>
+                </m:sup>
+              </m:sSup>
+              <m:r>
+                <w:rPr>
+                  <w:rFonts w:ascii="Cambria Math" w:hAnsi="Cambria Math"/>
+                  <w:sz w:val="20"/>
+                  <w:szCs w:val="22"/>
+                </w:rPr>
+                <m:t>/</m:t>
+              </m:r>
+              <m:sSup>
+                <m:sSupPr>
+                  <m:ctrlPr>
+                    <w:rPr>
+                      <w:rFonts w:ascii="Cambria Math" w:hAnsi="Cambria Math"/>
+                      <w:sz w:val="20"/>
+                      <w:szCs w:val="22"/>
+                    </w:rPr>
+                  </m:ctrlPr>
+                </m:sSupPr>
+                <m:e>
+                  <m:r>
+                    <w:rPr>
+                      <w:rFonts w:ascii="Cambria Math" w:hAnsi="Cambria Math"/>
+                      <w:sz w:val="20"/>
+                      <w:szCs w:val="22"/>
+                    </w:rPr>
+                    <m:t>I</m:t>
+                  </m:r>
+                </m:e>
+                <m:sup>
+                  <m:r>
+                    <w:rPr>
+                      <w:rFonts w:ascii="Cambria Math" w:hAnsi="Cambria Math"/>
+                      <w:sz w:val="20"/>
+                      <w:szCs w:val="22"/>
+                    </w:rPr>
+                    <m:t>2</m:t>
+                  </m:r>
+                </m:sup>
+              </m:sSup>
+              <m:r>
+                <w:rPr>
+                  <w:rFonts w:ascii="Cambria Math" w:hAnsi="Cambria Math"/>
+                  <w:sz w:val="20"/>
+                  <w:szCs w:val="22"/>
+                </w:rPr>
+                <m:t>-2</m:t>
+              </m:r>
+              <m:sSubSup>
+                <m:sSubSupPr>
+                  <m:ctrlPr>
+                    <w:rPr>
+                      <w:rFonts w:ascii="Cambria Math" w:hAnsi="Cambria Math"/>
+                      <w:sz w:val="20"/>
+                      <w:szCs w:val="22"/>
+                    </w:rPr>
+                  </m:ctrlPr>
+                </m:sSubSupPr>
+                <m:e>
+                  <m:r>
+                    <w:rPr>
+                      <w:rFonts w:ascii="Cambria Math" w:hAnsi="Cambria Math"/>
+                      <w:sz w:val="20"/>
+                      <w:szCs w:val="22"/>
+                    </w:rPr>
+                    <m:t>ω</m:t>
+                  </m:r>
+                </m:e>
+                <m:sub>
+                  <m:r>
+                    <w:rPr>
+                      <w:rFonts w:ascii="Cambria Math" w:hAnsi="Cambria Math"/>
+                      <w:sz w:val="20"/>
+                      <w:szCs w:val="22"/>
+                    </w:rPr>
+                    <m:t>0</m:t>
+                  </m:r>
+                </m:sub>
+                <m:sup>
+                  <m:r>
+                    <w:rPr>
+                      <w:rFonts w:ascii="Cambria Math" w:hAnsi="Cambria Math"/>
+                      <w:sz w:val="20"/>
+                      <w:szCs w:val="22"/>
+                    </w:rPr>
+                    <m:t>2</m:t>
+                  </m:r>
+                </m:sup>
+              </m:sSubSup>
+            </m:num>
+            <m:den>
+              <m:r>
+                <w:rPr>
+                  <w:rFonts w:ascii="Cambria Math" w:hAnsi="Cambria Math"/>
+                  <w:sz w:val="20"/>
+                  <w:szCs w:val="22"/>
+                </w:rPr>
+                <m:t>k</m:t>
+              </m:r>
+            </m:den>
+          </m:f>
+        </m:oMath>
+      </m:oMathPara>
+    </w:p>
+    <w:p>
+      <w:pPr>
+        <w:rPr>
+          <w:rFonts w:hint="eastAsia"/>
+          <w:sz w:val="20"/>
+          <w:szCs w:val="22"/>
+        </w:rPr>
+      </w:pPr>
+      <m:oMathPara>
+        <m:oMath>
+          <m:r>
+            <w:rPr>
+              <w:rFonts w:ascii="Cambria Math" w:hAnsi="Cambria Math"/>
+              <w:sz w:val="20"/>
+              <w:szCs w:val="22"/>
+            </w:rPr>
+            <m:t>b=I</m:t>
+          </m:r>
+          <m:rad>
+            <m:radPr>
+              <m:degHide m:val="1"/>
+              <m:ctrlPr>
+                <w:rPr>
+                  <w:rFonts w:ascii="Cambria Math" w:hAnsi="Cambria Math"/>
+                  <w:sz w:val="20"/>
+                  <w:szCs w:val="22"/>
+                </w:rPr>
+              </m:ctrlPr>
+            </m:radPr>
+            <m:deg/>
+            <m:e>
+              <m:r>
+                <w:rPr>
+                  <w:rFonts w:ascii="Cambria Math" w:hAnsi="Cambria Math"/>
+                  <w:sz w:val="20"/>
+                  <w:szCs w:val="22"/>
+                </w:rPr>
+                <m:t>kβ+2</m:t>
+              </m:r>
+              <m:sSubSup>
+                <m:sSubSupPr>
+                  <m:ctrlPr>
+                    <w:rPr>
+                      <w:rFonts w:ascii="Cambria Math" w:hAnsi="Cambria Math"/>
+                      <w:sz w:val="20"/>
+                      <w:szCs w:val="22"/>
+                    </w:rPr>
+                  </m:ctrlPr>
+                </m:sSubSupPr>
+                <m:e>
+                  <m:r>
+                    <w:rPr>
+                      <w:rFonts w:ascii="Cambria Math" w:hAnsi="Cambria Math"/>
+                      <w:sz w:val="20"/>
+                      <w:szCs w:val="22"/>
+                    </w:rPr>
+                    <m:t>ω</m:t>
+                  </m:r>
+                </m:e>
+                <m:sub>
+                  <m:r>
+                    <w:rPr>
+                      <w:rFonts w:ascii="Cambria Math" w:hAnsi="Cambria Math"/>
+                      <w:sz w:val="20"/>
+                      <w:szCs w:val="22"/>
+                    </w:rPr>
+                    <m:t>0</m:t>
+                  </m:r>
+                </m:sub>
+                <m:sup>
+                  <m:r>
+                    <w:rPr>
+                      <w:rFonts w:ascii="Cambria Math" w:hAnsi="Cambria Math"/>
+                      <w:sz w:val="20"/>
+                      <w:szCs w:val="22"/>
+                    </w:rPr>
+                    <m:t>2</m:t>
+                  </m:r>
+                </m:sup>
+              </m:sSubSup>
+            </m:e>
+          </m:rad>
+        </m:oMath>
+      </m:oMathPara>
+    </w:p>
+    <w:p>
+      <w:pPr>
+        <w:rPr>
+          <w:sz w:val="20"/>
+          <w:szCs w:val="22"/>
+        </w:rPr>
+      </w:pPr>
+      <w:r>
+        <w:rPr>
+          <w:rFonts w:hint="eastAsia"/>
+          <w:sz w:val="20"/>
+          <w:szCs w:val="22"/>
+        </w:rPr>
+        <w:t xml:space="preserve">이 때, </w:t>
+      </w:r>
+      <m:oMath>
+        <m:r>
+          <w:rPr>
+            <w:rFonts w:ascii="Cambria Math" w:hAnsi="Cambria Math"/>
+            <w:sz w:val="20"/>
+            <w:szCs w:val="22"/>
+          </w:rPr>
+          <m:t>β</m:t>
+        </m:r>
+      </m:oMath>
+      <w:r>
+        <w:rPr>
+          <w:rFonts w:hint="eastAsia"/>
+          <w:sz w:val="20"/>
+          <w:szCs w:val="22"/>
+        </w:rPr>
+        <w:t xml:space="preserve">&lt;0 이고, 실험 결과에서 볼 수 있듯이, 자석이 멀리 떨어질수록 </w:t>
+      </w:r>
+      <m:oMath>
+        <m:r>
+          <w:rPr>
+            <w:rFonts w:ascii="Cambria Math" w:hAnsi="Cambria Math"/>
+            <w:sz w:val="20"/>
+            <w:szCs w:val="22"/>
+          </w:rPr>
+          <m:t>β</m:t>
+        </m:r>
+      </m:oMath>
+      <w:r>
+        <w:rPr>
+          <w:rFonts w:hint="eastAsia"/>
+          <w:sz w:val="20"/>
+          <w:szCs w:val="22"/>
+        </w:rPr>
+        <w:t xml:space="preserve">값이 줄어드는 것을 볼 수 있다. 즉, 자석을 멀리 떨어뜨리면 b의 값이 줄어든다. 그 값을 실제로 구해보면 다음처럼 구해진다: </w:t>
+      </w:r>
+    </w:p>
+    <w:p>
+      <w:pPr>
+        <w:rPr>
+          <w:sz w:val="20"/>
+          <w:szCs w:val="22"/>
+        </w:rPr>
+      </w:pPr>
+      <m:oMathPara>
+        <m:oMath>
+          <m:sSub>
+            <m:sSubPr>
+              <m:ctrlPr>
+                <w:rPr>
+                  <w:rFonts w:ascii="Cambria Math" w:hAnsi="Cambria Math"/>
+                  <w:sz w:val="20"/>
+                  <w:szCs w:val="22"/>
+                </w:rPr>
+              </m:ctrlPr>
+            </m:sSubPr>
+            <m:e>
+              <m:r>
+                <w:rPr>
+                  <w:rFonts w:ascii="Cambria Math" w:hAnsi="Cambria Math"/>
+                  <w:sz w:val="20"/>
+                  <w:szCs w:val="22"/>
+                </w:rPr>
+                <m:t>b</m:t>
+              </m:r>
+            </m:e>
+            <m:sub>
+              <m:r>
+                <w:rPr>
+                  <w:rFonts w:ascii="Cambria Math" w:hAnsi="Cambria Math"/>
+                  <w:sz w:val="20"/>
+                  <w:szCs w:val="22"/>
+                </w:rPr>
+                <m:t>4mm</m:t>
+              </m:r>
+            </m:sub>
+          </m:sSub>
+          <m:r>
+            <w:rPr>
+              <w:rFonts w:ascii="Cambria Math" w:hAnsi="Cambria Math"/>
+              <w:sz w:val="20"/>
+              <w:szCs w:val="22"/>
+            </w:rPr>
+            <m:t>=0.000789769308</m:t>
+          </m:r>
+        </m:oMath>
+      </m:oMathPara>
+    </w:p>
+    <w:p>
+      <w:pPr>
+        <w:rPr>
+          <w:sz w:val="20"/>
+          <w:szCs w:val="22"/>
+        </w:rPr>
+      </w:pPr>
+      <m:oMathPara>
+        <m:oMath>
+          <m:sSub>
+            <m:sSubPr>
+              <m:ctrlPr>
+                <w:rPr>
+                  <w:rFonts w:ascii="Cambria Math" w:hAnsi="Cambria Math"/>
+                  <w:sz w:val="20"/>
+                  <w:szCs w:val="22"/>
+                </w:rPr>
+              </m:ctrlPr>
+            </m:sSubPr>
+            <m:e>
+              <m:r>
+                <w:rPr>
+                  <w:rFonts w:ascii="Cambria Math" w:hAnsi="Cambria Math"/>
+                  <w:sz w:val="20"/>
+                  <w:szCs w:val="22"/>
+                </w:rPr>
+                <m:t>b</m:t>
+              </m:r>
+            </m:e>
+            <m:sub>
+              <m:r>
+                <w:rPr>
+                  <w:rFonts w:ascii="Cambria Math" w:hAnsi="Cambria Math"/>
+                  <w:sz w:val="20"/>
+                  <w:szCs w:val="22"/>
+                </w:rPr>
+                <m:t>4.5mm</m:t>
+              </m:r>
+            </m:sub>
+          </m:sSub>
+          <m:r>
+            <w:rPr>
+              <w:rFonts w:ascii="Cambria Math" w:hAnsi="Cambria Math"/>
+              <w:sz w:val="20"/>
+              <w:szCs w:val="22"/>
+            </w:rPr>
+            <m:t>=0.000789748577</m:t>
+          </m:r>
+        </m:oMath>
+      </m:oMathPara>
+    </w:p>
+    <w:p>
+      <w:pPr>
+        <w:rPr>
+          <w:sz w:val="20"/>
+          <w:szCs w:val="22"/>
+        </w:rPr>
+      </w:pPr>
+      <m:oMathPara>
+        <m:oMath>
+          <m:sSub>
+            <m:sSubPr>
+              <m:ctrlPr>
+                <w:rPr>
+                  <w:rFonts w:ascii="Cambria Math" w:hAnsi="Cambria Math"/>
+                  <w:sz w:val="20"/>
+                  <w:szCs w:val="22"/>
+                </w:rPr>
+              </m:ctrlPr>
+            </m:sSubPr>
+            <m:e>
+              <m:r>
+                <w:rPr>
+                  <w:rFonts w:ascii="Cambria Math" w:hAnsi="Cambria Math"/>
+                  <w:sz w:val="20"/>
+                  <w:szCs w:val="22"/>
+                </w:rPr>
+                <m:t>b</m:t>
+              </m:r>
+            </m:e>
+            <m:sub>
+              <m:r>
+                <w:rPr>
+                  <w:rFonts w:ascii="Cambria Math" w:hAnsi="Cambria Math"/>
+                  <w:sz w:val="20"/>
+                  <w:szCs w:val="22"/>
+                </w:rPr>
+                <m:t>5mm</m:t>
+              </m:r>
+            </m:sub>
+          </m:sSub>
+          <m:r>
+            <w:rPr>
+              <w:rFonts w:ascii="Cambria Math" w:hAnsi="Cambria Math"/>
+              <w:sz w:val="20"/>
+              <w:szCs w:val="22"/>
+            </w:rPr>
+            <m:t>=0.0007897136</m:t>
+          </m:r>
+        </m:oMath>
+      </m:oMathPara>
+    </w:p>
+    <w:p>
+      <w:pPr>
+        <w:rPr>
+          <w:sz w:val="20"/>
+          <w:szCs w:val="22"/>
+        </w:rPr>
+      </w:pPr>
+      <w:r>
+        <w:rPr>
+          <w:rFonts w:hint="eastAsia"/>
+          <w:sz w:val="20"/>
+          <w:szCs w:val="22"/>
+        </w:rPr>
+        <w:t>즉, 자석을 멀리 옮길수록 b가 줄어든다.</w:t>
+      </w:r>
+    </w:p>
+    <w:p>
+      <w:pPr>
+        <w:rPr>
+          <w:sz w:val="20"/>
+          <w:szCs w:val="22"/>
+        </w:rPr>
+      </w:pPr>
+    </w:p>
+    <w:p>
+      <w:pPr>
+        <w:rPr>
+          <w:sz w:val="20"/>
+          <w:szCs w:val="22"/>
+        </w:rPr>
+      </w:pPr>
+      <w:r>
+        <w:rPr>
+          <w:rFonts w:hint="eastAsia"/>
+          <w:sz w:val="20"/>
+          <w:szCs w:val="22"/>
+        </w:rPr>
+        <w:t xml:space="preserve">마지막으로, 진폭이 가장 커지는 진동수인 </w:t>
+      </w:r>
+      <m:oMath>
+        <m:sSub>
+          <m:sSubPr>
+            <m:ctrlPr>
+              <w:rPr>
+                <w:rFonts w:ascii="Cambria Math" w:hAnsi="Cambria Math"/>
+                <w:sz w:val="20"/>
+                <w:szCs w:val="22"/>
+              </w:rPr>
+            </m:ctrlPr>
+          </m:sSubPr>
+          <m:e>
+            <m:r>
+              <w:rPr>
+                <w:rFonts w:ascii="Cambria Math" w:hAnsi="Cambria Math"/>
+                <w:sz w:val="20"/>
+                <w:szCs w:val="22"/>
+              </w:rPr>
+              <m:t>ω</m:t>
+            </m:r>
+          </m:e>
+          <m:sub>
+            <m:r>
+              <w:rPr>
+                <w:rFonts w:ascii="Cambria Math" w:hAnsi="Cambria Math"/>
+                <w:sz w:val="20"/>
+                <w:szCs w:val="22"/>
+              </w:rPr>
+              <m:t>r</m:t>
+            </m:r>
+          </m:sub>
+        </m:sSub>
+      </m:oMath>
+      <w:r>
+        <w:rPr>
+          <w:rFonts w:hint="eastAsia"/>
+          <w:sz w:val="20"/>
+          <w:szCs w:val="22"/>
+        </w:rPr>
+        <w:t>을 식으로부터 구</w:t>
+      </w:r>
+      <w:r>
+        <w:rPr>
+          <w:rFonts w:hint="eastAsia"/>
+          <w:sz w:val="20"/>
+          <w:szCs w:val="22"/>
+        </w:rPr>
+        <w:t>해보자. 우리가 가진 식은</w:t>
+      </w:r>
+    </w:p>
+    <w:p>
+      <w:pPr>
+        <w:rPr>
+          <w:sz w:val="20"/>
+          <w:szCs w:val="22"/>
+        </w:rPr>
+      </w:pPr>
+      <m:oMathPara>
+        <m:oMath>
+          <m:sSup>
+            <m:sSupPr>
+              <m:ctrlPr>
+                <w:rPr>
+                  <w:rFonts w:ascii="Cambria Math" w:hAnsi="Cambria Math"/>
+                  <w:sz w:val="20"/>
+                  <w:szCs w:val="22"/>
+                </w:rPr>
+              </m:ctrlPr>
+            </m:sSupPr>
+            <m:e>
+              <m:r>
+                <w:rPr>
+                  <w:rFonts w:ascii="Cambria Math" w:hAnsi="Cambria Math"/>
+                  <w:sz w:val="20"/>
+                  <w:szCs w:val="22"/>
+                </w:rPr>
+                <m:t>A</m:t>
+              </m:r>
+            </m:e>
+            <m:sup>
+              <m:r>
+                <w:rPr>
+                  <w:rFonts w:ascii="Cambria Math" w:hAnsi="Cambria Math"/>
+                  <w:sz w:val="20"/>
+                  <w:szCs w:val="22"/>
+                </w:rPr>
+                <m:t>-2</m:t>
+              </m:r>
+            </m:sup>
+          </m:sSup>
+          <m:r>
+            <w:rPr>
+              <w:rFonts w:ascii="Cambria Math" w:hAnsi="Cambria Math"/>
+              <w:sz w:val="20"/>
+              <w:szCs w:val="22"/>
+            </w:rPr>
+            <m:t>=α</m:t>
+          </m:r>
+          <m:sSup>
+            <m:sSupPr>
+              <m:ctrlPr>
+                <w:rPr>
+                  <w:rFonts w:ascii="Cambria Math" w:hAnsi="Cambria Math"/>
+                  <w:sz w:val="20"/>
+                  <w:szCs w:val="22"/>
+                </w:rPr>
+              </m:ctrlPr>
+            </m:sSupPr>
+            <m:e>
+              <m:d>
+                <m:dPr>
+                  <m:ctrlPr>
+                    <w:rPr>
+                      <w:rFonts w:ascii="Cambria Math" w:hAnsi="Cambria Math"/>
+                      <w:sz w:val="20"/>
+                      <w:szCs w:val="22"/>
+                    </w:rPr>
+                  </m:ctrlPr>
+                </m:dPr>
+                <m:e>
+                  <m:sSup>
+                    <m:sSupPr>
+                      <m:ctrlPr>
+                        <w:rPr>
+                          <w:rFonts w:ascii="Cambria Math" w:hAnsi="Cambria Math"/>
+                          <w:sz w:val="20"/>
+                          <w:szCs w:val="22"/>
+                        </w:rPr>
+                      </m:ctrlPr>
+                    </m:sSupPr>
+                    <m:e>
+                      <m:r>
+                        <w:rPr>
+                          <w:rFonts w:ascii="Cambria Math" w:hAnsi="Cambria Math"/>
+                          <w:sz w:val="20"/>
+                          <w:szCs w:val="22"/>
+                        </w:rPr>
+                        <m:t>ω</m:t>
+                      </m:r>
+                    </m:e>
+                    <m:sup>
+                      <m:r>
+                        <w:rPr>
+                          <w:rFonts w:ascii="Cambria Math" w:hAnsi="Cambria Math"/>
+                          <w:sz w:val="20"/>
+                          <w:szCs w:val="22"/>
+                        </w:rPr>
+                        <m:t>2</m:t>
+                      </m:r>
+                    </m:sup>
+                  </m:sSup>
+                </m:e>
+              </m:d>
+            </m:e>
+            <m:sup>
+              <m:r>
+                <w:rPr>
+                  <w:rFonts w:ascii="Cambria Math" w:hAnsi="Cambria Math"/>
+                  <w:sz w:val="20"/>
+                  <w:szCs w:val="22"/>
+                </w:rPr>
+                <m:t>2</m:t>
+              </m:r>
+            </m:sup>
+          </m:sSup>
+          <m:r>
+            <w:rPr>
+              <w:rFonts w:ascii="Cambria Math" w:hAnsi="Cambria Math"/>
+              <w:sz w:val="20"/>
+              <w:szCs w:val="22"/>
+            </w:rPr>
+            <m:t>+β</m:t>
+          </m:r>
+          <m:sSup>
+            <m:sSupPr>
+              <m:ctrlPr>
+                <w:rPr>
+                  <w:rFonts w:ascii="Cambria Math" w:hAnsi="Cambria Math"/>
+                  <w:sz w:val="20"/>
+                  <w:szCs w:val="22"/>
+                </w:rPr>
+              </m:ctrlPr>
+            </m:sSupPr>
+            <m:e>
+              <m:r>
+                <w:rPr>
+                  <w:rFonts w:ascii="Cambria Math" w:hAnsi="Cambria Math"/>
+                  <w:sz w:val="20"/>
+                  <w:szCs w:val="22"/>
+                </w:rPr>
+                <m:t>ω</m:t>
+              </m:r>
+            </m:e>
+            <m:sup>
+              <m:r>
+                <w:rPr>
+                  <w:rFonts w:ascii="Cambria Math" w:hAnsi="Cambria Math"/>
+                  <w:sz w:val="20"/>
+                  <w:szCs w:val="22"/>
+                </w:rPr>
+                <m:t>2</m:t>
+              </m:r>
+            </m:sup>
+          </m:sSup>
+          <m:r>
+            <w:rPr>
+              <w:rFonts w:ascii="Cambria Math" w:hAnsi="Cambria Math"/>
+              <w:sz w:val="20"/>
+              <w:szCs w:val="22"/>
+            </w:rPr>
+            <m:t>+γ</m:t>
+          </m:r>
+        </m:oMath>
+      </m:oMathPara>
+    </w:p>
+    <w:p>
+      <w:pPr>
+        <w:rPr>
+          <w:sz w:val="20"/>
+          <w:szCs w:val="22"/>
+        </w:rPr>
+      </w:pPr>
+      <w:r>
+        <w:rPr>
+          <w:rFonts w:hint="eastAsia"/>
+          <w:sz w:val="20"/>
+          <w:szCs w:val="22"/>
+        </w:rPr>
+        <w:t xml:space="preserve">이다. 즉, 우변이 최소가 될 때 진폭이 최대가 된다. 그렇다면 우변으로 </w:t>
+      </w:r>
+      <m:oMath>
+        <m:sSup>
+          <m:sSupPr>
+            <m:ctrlPr>
+              <w:rPr>
+                <w:rFonts w:ascii="Cambria Math" w:hAnsi="Cambria Math"/>
+                <w:sz w:val="20"/>
+                <w:szCs w:val="22"/>
+              </w:rPr>
+            </m:ctrlPr>
+          </m:sSupPr>
+          <m:e>
+            <m:r>
+              <w:rPr>
+                <w:rFonts w:ascii="Cambria Math" w:hAnsi="Cambria Math"/>
+                <w:sz w:val="20"/>
+                <w:szCs w:val="22"/>
+              </w:rPr>
+              <m:t>ω</m:t>
+            </m:r>
+          </m:e>
+          <m:sup>
+            <m:r>
+              <w:rPr>
+                <w:rFonts w:ascii="Cambria Math" w:hAnsi="Cambria Math"/>
+                <w:sz w:val="20"/>
+                <w:szCs w:val="22"/>
+              </w:rPr>
+              <m:t>2</m:t>
+            </m:r>
+          </m:sup>
+        </m:sSup>
+      </m:oMath>
+      <w:proofErr w:type="spellStart"/>
+      <w:r>
+        <w:rPr>
+          <w:rFonts w:hint="eastAsia"/>
+          <w:sz w:val="20"/>
+          <w:szCs w:val="22"/>
+        </w:rPr>
+        <w:t>으로</w:t>
+      </w:r>
+      <w:proofErr w:type="spellEnd"/>
+      <w:r>
+        <w:rPr>
+          <w:rFonts w:hint="eastAsia"/>
+          <w:sz w:val="20"/>
+          <w:szCs w:val="22"/>
+        </w:rPr>
+        <w:t xml:space="preserve"> 미분하여 최대가 되는 </w:t>
+      </w:r>
+      <m:oMath>
+        <m:r>
+          <w:rPr>
+            <w:rFonts w:ascii="Cambria Math" w:hAnsi="Cambria Math"/>
+            <w:sz w:val="20"/>
+            <w:szCs w:val="22"/>
+          </w:rPr>
+          <m:t>ω=</m:t>
+        </m:r>
+        <m:sSub>
+          <m:sSubPr>
+            <m:ctrlPr>
+              <w:rPr>
+                <w:rFonts w:ascii="Cambria Math" w:hAnsi="Cambria Math"/>
+                <w:sz w:val="20"/>
+                <w:szCs w:val="22"/>
+              </w:rPr>
+            </m:ctrlPr>
+          </m:sSubPr>
+          <m:e>
+            <m:r>
+              <w:rPr>
+                <w:rFonts w:ascii="Cambria Math" w:hAnsi="Cambria Math"/>
+                <w:sz w:val="20"/>
+                <w:szCs w:val="22"/>
+              </w:rPr>
+              <m:t>ω</m:t>
+            </m:r>
+          </m:e>
+          <m:sub>
+            <m:r>
+              <w:rPr>
+                <w:rFonts w:ascii="Cambria Math" w:hAnsi="Cambria Math"/>
+                <w:sz w:val="20"/>
+                <w:szCs w:val="22"/>
+              </w:rPr>
+              <m:t>r</m:t>
+            </m:r>
+          </m:sub>
+        </m:sSub>
+      </m:oMath>
+      <w:r>
+        <w:rPr>
+          <w:rFonts w:hint="eastAsia"/>
+          <w:sz w:val="20"/>
+          <w:szCs w:val="22"/>
+        </w:rPr>
+        <w:t xml:space="preserve">을 구해보자. </w:t>
+      </w:r>
+    </w:p>
+    <w:p>
+      <w:pPr>
+        <w:rPr>
+          <w:sz w:val="20"/>
+          <w:szCs w:val="22"/>
+        </w:rPr>
+      </w:pPr>
+      <m:oMathPara>
+        <m:oMath>
+          <m:f>
+            <m:fPr>
+              <m:ctrlPr>
+                <w:rPr>
+                  <w:rFonts w:ascii="Cambria Math" w:hAnsi="Cambria Math"/>
+                  <w:sz w:val="20"/>
+                  <w:szCs w:val="22"/>
+                </w:rPr>
+              </m:ctrlPr>
+            </m:fPr>
+            <m:num>
+              <m:r>
+                <w:rPr>
+                  <w:rFonts w:ascii="Cambria Math" w:hAnsi="Cambria Math"/>
+                  <w:sz w:val="20"/>
+                  <w:szCs w:val="22"/>
+                </w:rPr>
+                <m:t>d</m:t>
+              </m:r>
+            </m:num>
+            <m:den>
+              <m:r>
+                <w:rPr>
+                  <w:rFonts w:ascii="Cambria Math" w:hAnsi="Cambria Math"/>
+                  <w:sz w:val="20"/>
+                  <w:szCs w:val="22"/>
+                </w:rPr>
+                <m:t>d</m:t>
+              </m:r>
+              <m:d>
+                <m:dPr>
+                  <m:ctrlPr>
+                    <w:rPr>
+                      <w:rFonts w:ascii="Cambria Math" w:hAnsi="Cambria Math"/>
+                      <w:sz w:val="20"/>
+                      <w:szCs w:val="22"/>
+                    </w:rPr>
+                  </m:ctrlPr>
+                </m:dPr>
+                <m:e>
+                  <m:sSup>
+                    <m:sSupPr>
+                      <m:ctrlPr>
+                        <w:rPr>
+                          <w:rFonts w:ascii="Cambria Math" w:hAnsi="Cambria Math"/>
+                          <w:sz w:val="20"/>
+                          <w:szCs w:val="22"/>
+                        </w:rPr>
+                      </m:ctrlPr>
+                    </m:sSupPr>
+                    <m:e>
+                      <m:r>
+                        <w:rPr>
+                          <w:rFonts w:ascii="Cambria Math" w:hAnsi="Cambria Math"/>
+                          <w:sz w:val="20"/>
+                          <w:szCs w:val="22"/>
+                        </w:rPr>
+                        <m:t>ω</m:t>
+                      </m:r>
+                    </m:e>
+                    <m:sup>
+                      <m:r>
+                        <w:rPr>
+                          <w:rFonts w:ascii="Cambria Math" w:hAnsi="Cambria Math"/>
+                          <w:sz w:val="20"/>
+                          <w:szCs w:val="22"/>
+                        </w:rPr>
+                        <m:t>2</m:t>
+                      </m:r>
+                    </m:sup>
+                  </m:sSup>
+                </m:e>
+              </m:d>
+            </m:den>
+          </m:f>
+          <m:d>
+            <m:dPr>
+              <m:ctrlPr>
+                <w:rPr>
+                  <w:rFonts w:ascii="Cambria Math" w:hAnsi="Cambria Math"/>
+                  <w:sz w:val="20"/>
+                  <w:szCs w:val="22"/>
+                </w:rPr>
+              </m:ctrlPr>
+            </m:dPr>
+            <m:e>
+              <m:r>
+                <w:rPr>
+                  <w:rFonts w:ascii="Cambria Math" w:hAnsi="Cambria Math"/>
+                  <w:sz w:val="20"/>
+                  <w:szCs w:val="22"/>
+                </w:rPr>
+                <m:t>α</m:t>
+              </m:r>
+              <m:sSup>
+                <m:sSupPr>
+                  <m:ctrlPr>
+                    <w:rPr>
+                      <w:rFonts w:ascii="Cambria Math" w:hAnsi="Cambria Math"/>
+                      <w:sz w:val="20"/>
+                      <w:szCs w:val="22"/>
+                    </w:rPr>
+                  </m:ctrlPr>
+                </m:sSupPr>
+                <m:e>
+                  <m:d>
+                    <m:dPr>
+                      <m:ctrlPr>
+                        <w:rPr>
+                          <w:rFonts w:ascii="Cambria Math" w:hAnsi="Cambria Math"/>
+                          <w:sz w:val="20"/>
+                          <w:szCs w:val="22"/>
+                        </w:rPr>
+                      </m:ctrlPr>
+                    </m:dPr>
+                    <m:e>
+                      <m:sSup>
+                        <m:sSupPr>
+                          <m:ctrlPr>
+                            <w:rPr>
+                              <w:rFonts w:ascii="Cambria Math" w:hAnsi="Cambria Math"/>
+                              <w:sz w:val="20"/>
+                              <w:szCs w:val="22"/>
+                            </w:rPr>
+                          </m:ctrlPr>
+                        </m:sSupPr>
+                        <m:e>
+                          <m:r>
+                            <w:rPr>
+                              <w:rFonts w:ascii="Cambria Math" w:hAnsi="Cambria Math"/>
+                              <w:sz w:val="20"/>
+                              <w:szCs w:val="22"/>
+                            </w:rPr>
+                            <m:t>ω</m:t>
+                          </m:r>
+                        </m:e>
+                        <m:sup>
+                          <m:r>
+                            <w:rPr>
+                              <w:rFonts w:ascii="Cambria Math" w:hAnsi="Cambria Math"/>
+                              <w:sz w:val="20"/>
+                              <w:szCs w:val="22"/>
+                            </w:rPr>
+                            <m:t>2</m:t>
+                          </m:r>
+                        </m:sup>
+                      </m:sSup>
+                    </m:e>
+                  </m:d>
+                </m:e>
+                <m:sup>
+                  <m:r>
+                    <w:rPr>
+                      <w:rFonts w:ascii="Cambria Math" w:hAnsi="Cambria Math"/>
+                      <w:sz w:val="20"/>
+                      <w:szCs w:val="22"/>
+                    </w:rPr>
+                    <m:t>2</m:t>
+                  </m:r>
+                </m:sup>
+              </m:sSup>
+              <m:r>
+                <w:rPr>
+                  <w:rFonts w:ascii="Cambria Math" w:hAnsi="Cambria Math"/>
+                  <w:sz w:val="20"/>
+                  <w:szCs w:val="22"/>
+                </w:rPr>
+                <m:t>+β</m:t>
+              </m:r>
+              <m:sSup>
+                <m:sSupPr>
+                  <m:ctrlPr>
+                    <w:rPr>
+                      <w:rFonts w:ascii="Cambria Math" w:hAnsi="Cambria Math"/>
+                      <w:sz w:val="20"/>
+                      <w:szCs w:val="22"/>
+                    </w:rPr>
+                  </m:ctrlPr>
+                </m:sSupPr>
+                <m:e>
+                  <m:r>
+                    <w:rPr>
+                      <w:rFonts w:ascii="Cambria Math" w:hAnsi="Cambria Math"/>
+                      <w:sz w:val="20"/>
+                      <w:szCs w:val="22"/>
+                    </w:rPr>
+                    <m:t>ω</m:t>
+                  </m:r>
+                </m:e>
+                <m:sup>
+                  <m:r>
+                    <w:rPr>
+                      <w:rFonts w:ascii="Cambria Math" w:hAnsi="Cambria Math"/>
+                      <w:sz w:val="20"/>
+                      <w:szCs w:val="22"/>
+                    </w:rPr>
+                    <m:t>2</m:t>
+                  </m:r>
+                </m:sup>
+              </m:sSup>
+              <m:r>
+                <w:rPr>
+                  <w:rFonts w:ascii="Cambria Math" w:hAnsi="Cambria Math"/>
+                  <w:sz w:val="20"/>
+                  <w:szCs w:val="22"/>
+                </w:rPr>
+                <m:t>+γ</m:t>
+              </m:r>
+            </m:e>
+          </m:d>
+          <m:r>
+            <w:rPr>
+              <w:rFonts w:ascii="Cambria Math" w:hAnsi="Cambria Math"/>
+              <w:sz w:val="20"/>
+              <w:szCs w:val="22"/>
+            </w:rPr>
+            <m:t>=2α</m:t>
+          </m:r>
+          <m:sSup>
+            <m:sSupPr>
+              <m:ctrlPr>
+                <w:rPr>
+                  <w:rFonts w:ascii="Cambria Math" w:hAnsi="Cambria Math"/>
+                  <w:sz w:val="20"/>
+                  <w:szCs w:val="22"/>
+                </w:rPr>
+              </m:ctrlPr>
+            </m:sSupPr>
+            <m:e>
+              <m:r>
+                <w:rPr>
+                  <w:rFonts w:ascii="Cambria Math" w:hAnsi="Cambria Math"/>
+                  <w:sz w:val="20"/>
+                  <w:szCs w:val="22"/>
+                </w:rPr>
+                <m:t>ω</m:t>
+              </m:r>
+            </m:e>
+            <m:sup>
+              <m:r>
+                <w:rPr>
+                  <w:rFonts w:ascii="Cambria Math" w:hAnsi="Cambria Math"/>
+                  <w:sz w:val="20"/>
+                  <w:szCs w:val="22"/>
+                </w:rPr>
+                <m:t>2</m:t>
+              </m:r>
+            </m:sup>
+          </m:sSup>
+          <m:r>
+            <w:rPr>
+              <w:rFonts w:ascii="Cambria Math" w:hAnsi="Cambria Math"/>
+              <w:sz w:val="20"/>
+              <w:szCs w:val="22"/>
+            </w:rPr>
+            <m:t>+β=0</m:t>
+          </m:r>
+        </m:oMath>
+      </m:oMathPara>
+    </w:p>
+    <w:p>
+      <w:pPr>
+        <w:rPr>
+          <w:sz w:val="20"/>
+          <w:szCs w:val="22"/>
+        </w:rPr>
+      </w:pPr>
+      <m:oMathPara>
+        <m:oMath>
+          <m:sSub>
+            <m:sSubPr>
+              <m:ctrlPr>
+                <w:rPr>
+                  <w:rFonts w:ascii="Cambria Math" w:hAnsi="Cambria Math"/>
+                  <w:sz w:val="20"/>
+                  <w:szCs w:val="22"/>
+                </w:rPr>
+              </m:ctrlPr>
+            </m:sSubPr>
+            <m:e>
+              <m:r>
+                <w:rPr>
+                  <w:rFonts w:ascii="Cambria Math" w:hAnsi="Cambria Math"/>
+                  <w:sz w:val="20"/>
+                  <w:szCs w:val="22"/>
+                </w:rPr>
+                <m:t>ω</m:t>
+              </m:r>
+            </m:e>
+            <m:sub>
+              <m:r>
+                <w:rPr>
+                  <w:rFonts w:ascii="Cambria Math" w:hAnsi="Cambria Math"/>
+                  <w:sz w:val="20"/>
+                  <w:szCs w:val="22"/>
+                </w:rPr>
+                <m:t>r</m:t>
+              </m:r>
+            </m:sub>
+          </m:sSub>
+          <m:r>
+            <w:rPr>
+              <w:rFonts w:ascii="Cambria Math" w:hAnsi="Cambria Math"/>
+              <w:sz w:val="20"/>
+              <w:szCs w:val="22"/>
+            </w:rPr>
+            <m:t>=</m:t>
+          </m:r>
+          <m:rad>
+            <m:radPr>
+              <m:degHide m:val="1"/>
+              <m:ctrlPr>
+                <w:rPr>
+                  <w:rFonts w:ascii="Cambria Math" w:hAnsi="Cambria Math"/>
+                  <w:sz w:val="20"/>
+                  <w:szCs w:val="22"/>
+                </w:rPr>
+              </m:ctrlPr>
+            </m:radPr>
+            <m:deg/>
+            <m:e>
+              <m:r>
+                <w:rPr>
+                  <w:rFonts w:ascii="Cambria Math" w:hAnsi="Cambria Math"/>
+                  <w:sz w:val="20"/>
+                  <w:szCs w:val="22"/>
+                </w:rPr>
+                <m:t>-</m:t>
+              </m:r>
+              <m:f>
+                <m:fPr>
+                  <m:ctrlPr>
+                    <w:rPr>
+                      <w:rFonts w:ascii="Cambria Math" w:hAnsi="Cambria Math"/>
+                      <w:sz w:val="20"/>
+                      <w:szCs w:val="22"/>
+                    </w:rPr>
+                  </m:ctrlPr>
+                </m:fPr>
+                <m:num>
+                  <m:r>
+                    <w:rPr>
+                      <w:rFonts w:ascii="Cambria Math" w:hAnsi="Cambria Math"/>
+                      <w:sz w:val="20"/>
+                      <w:szCs w:val="22"/>
+                    </w:rPr>
+                    <m:t>β</m:t>
+                  </m:r>
+                </m:num>
+                <m:den>
+                  <m:r>
+                    <w:rPr>
+                      <w:rFonts w:ascii="Cambria Math" w:hAnsi="Cambria Math"/>
+                      <w:sz w:val="20"/>
+                      <w:szCs w:val="22"/>
+                    </w:rPr>
+                    <m:t>2α</m:t>
+                  </m:r>
+                </m:den>
+              </m:f>
+            </m:e>
+          </m:rad>
+        </m:oMath>
+      </m:oMathPara>
+    </w:p>
+    <w:p>
+      <w:pPr>
+        <w:rPr>
+          <w:sz w:val="20"/>
+          <w:szCs w:val="22"/>
+        </w:rPr>
+      </w:pPr>
+      <w:r>
+        <w:rPr>
+          <w:rFonts w:hint="eastAsia"/>
+          <w:sz w:val="20"/>
+          <w:szCs w:val="22"/>
+        </w:rPr>
+        <w:t xml:space="preserve">이를 각 피팅 결과에 대해 구해보면, </w:t>
+      </w:r>
+    </w:p>
+    <w:p>
+      <w:pPr>
+        <w:rPr>
+          <w:sz w:val="20"/>
+          <w:szCs w:val="22"/>
+        </w:rPr>
+      </w:pPr>
+      <m:oMathPara>
+        <m:oMath>
+          <m:sSub>
+            <m:sSubPr>
+              <m:ctrlPr>
+                <w:rPr>
+                  <w:rFonts w:ascii="Cambria Math" w:hAnsi="Cambria Math"/>
+                  <w:sz w:val="20"/>
+                  <w:szCs w:val="22"/>
+                </w:rPr>
+              </m:ctrlPr>
+            </m:sSubPr>
+            <m:e>
+              <m:r>
+                <w:rPr>
+                  <w:rFonts w:ascii="Cambria Math" w:hAnsi="Cambria Math"/>
+                  <w:sz w:val="20"/>
+                  <w:szCs w:val="22"/>
+                </w:rPr>
+                <m:t>ω</m:t>
+              </m:r>
+            </m:e>
+            <m:sub>
+              <m:r>
+                <w:rPr>
+                  <w:rFonts w:ascii="Cambria Math" w:hAnsi="Cambria Math"/>
+                  <w:sz w:val="20"/>
+                  <w:szCs w:val="22"/>
+                </w:rPr>
+                <m:t>r,4mm</m:t>
+              </m:r>
+            </m:sub>
+          </m:sSub>
+          <m:r>
+            <w:rPr>
+              <w:rFonts w:ascii="Cambria Math" w:hAnsi="Cambria Math"/>
+              <w:sz w:val="20"/>
+              <w:szCs w:val="22"/>
+            </w:rPr>
+            <m:t>=3.8971</m:t>
+          </m:r>
+          <m:r>
+            <w:rPr>
+              <w:rFonts w:ascii="Cambria Math" w:hAnsi="Cambria Math"/>
+              <w:sz w:val="20"/>
+              <w:szCs w:val="22"/>
+            </w:rPr>
+            <m:t>7</m:t>
+          </m:r>
+          <m:r>
+            <w:rPr>
+              <w:rFonts w:ascii="Cambria Math" w:hAnsi="Cambria Math"/>
+              <w:sz w:val="20"/>
+              <w:szCs w:val="22"/>
+            </w:rPr>
+            <m:t>Hz</m:t>
+          </m:r>
+        </m:oMath>
+      </m:oMathPara>
+    </w:p>
+    <w:p>
+      <w:pPr>
+        <w:rPr>
+          <w:sz w:val="20"/>
+          <w:szCs w:val="22"/>
+        </w:rPr>
+      </w:pPr>
+      <m:oMathPara>
+        <m:oMath>
+          <m:sSub>
+            <m:sSubPr>
+              <m:ctrlPr>
+                <w:rPr>
+                  <w:rFonts w:ascii="Cambria Math" w:hAnsi="Cambria Math"/>
+                  <w:sz w:val="20"/>
+                  <w:szCs w:val="22"/>
+                </w:rPr>
+              </m:ctrlPr>
+            </m:sSubPr>
+            <m:e>
+              <m:r>
+                <w:rPr>
+                  <w:rFonts w:ascii="Cambria Math" w:hAnsi="Cambria Math"/>
+                  <w:sz w:val="20"/>
+                  <w:szCs w:val="22"/>
+                </w:rPr>
+                <m:t>ω</m:t>
+              </m:r>
+            </m:e>
+            <m:sub>
+              <m:r>
+                <w:rPr>
+                  <w:rFonts w:ascii="Cambria Math" w:hAnsi="Cambria Math"/>
+                  <w:sz w:val="20"/>
+                  <w:szCs w:val="22"/>
+                </w:rPr>
+                <m:t>r,4.5mm</m:t>
+              </m:r>
+            </m:sub>
+          </m:sSub>
+          <m:r>
+            <w:rPr>
+              <w:rFonts w:ascii="Cambria Math" w:hAnsi="Cambria Math"/>
+              <w:sz w:val="20"/>
+              <w:szCs w:val="22"/>
+            </w:rPr>
+            <m:t>=3.8989</m:t>
+          </m:r>
+          <m:r>
+            <w:rPr>
+              <w:rFonts w:ascii="Cambria Math" w:hAnsi="Cambria Math"/>
+              <w:sz w:val="20"/>
+              <w:szCs w:val="22"/>
+            </w:rPr>
+            <m:t>2</m:t>
+          </m:r>
+          <m:r>
+            <w:rPr>
+              <w:rFonts w:ascii="Cambria Math" w:hAnsi="Cambria Math"/>
+              <w:sz w:val="20"/>
+              <w:szCs w:val="22"/>
+            </w:rPr>
+            <m:t>Hz</m:t>
+          </m:r>
+        </m:oMath>
+      </m:oMathPara>
+    </w:p>
+    <w:p>
+      <w:pPr>
+        <w:rPr>
+          <w:sz w:val="20"/>
+          <w:szCs w:val="22"/>
+        </w:rPr>
+      </w:pPr>
+      <m:oMathPara>
+        <m:oMath>
+          <m:sSub>
+            <m:sSubPr>
+              <m:ctrlPr>
+                <w:rPr>
+                  <w:rFonts w:ascii="Cambria Math" w:hAnsi="Cambria Math"/>
+                  <w:sz w:val="20"/>
+                  <w:szCs w:val="22"/>
+                </w:rPr>
+              </m:ctrlPr>
+            </m:sSubPr>
+            <m:e>
+              <m:r>
+                <w:rPr>
+                  <w:rFonts w:ascii="Cambria Math" w:hAnsi="Cambria Math"/>
+                  <w:sz w:val="20"/>
+                  <w:szCs w:val="22"/>
+                </w:rPr>
+                <m:t>ω</m:t>
+              </m:r>
+            </m:e>
+            <m:sub>
+              <m:r>
+                <w:rPr>
+                  <w:rFonts w:ascii="Cambria Math" w:hAnsi="Cambria Math"/>
+                  <w:sz w:val="20"/>
+                  <w:szCs w:val="22"/>
+                </w:rPr>
+                <m:t>r,5mm</m:t>
+              </m:r>
+            </m:sub>
+          </m:sSub>
+          <m:r>
+            <w:rPr>
+              <w:rFonts w:ascii="Cambria Math" w:hAnsi="Cambria Math"/>
+              <w:sz w:val="20"/>
+              <w:szCs w:val="22"/>
+            </w:rPr>
+            <m:t>=3.90186Hz</m:t>
+          </m:r>
+        </m:oMath>
+      </m:oMathPara>
+    </w:p>
+    <w:p>
+      <w:pPr>
+        <w:rPr>
+          <w:sz w:val="20"/>
+          <w:szCs w:val="22"/>
+        </w:rPr>
+      </w:pPr>
+      <w:r>
+        <w:rPr>
+          <w:rFonts w:hint="eastAsia"/>
+          <w:sz w:val="20"/>
+          <w:szCs w:val="22"/>
+        </w:rPr>
+        <w:t>이다. 한편, 이론적으로 예상되는 식인</w:t>
+      </w:r>
+    </w:p>
+    <w:p>
+      <w:pPr>
+        <w:rPr>
+          <w:sz w:val="20"/>
+          <w:szCs w:val="22"/>
+        </w:rPr>
+      </w:pPr>
+      <m:oMathPara>
+        <m:oMath>
+          <m:r>
+            <w:rPr>
+              <w:rFonts w:ascii="Cambria Math" w:hAnsi="Cambria Math"/>
+              <w:sz w:val="20"/>
+              <w:szCs w:val="22"/>
+            </w:rPr>
+            <m:t>A=</m:t>
+          </m:r>
+          <m:f>
+            <m:fPr>
+              <m:ctrlPr>
+                <w:rPr>
+                  <w:rFonts w:ascii="Cambria Math" w:hAnsi="Cambria Math"/>
+                  <w:sz w:val="20"/>
+                  <w:szCs w:val="22"/>
+                </w:rPr>
+              </m:ctrlPr>
+            </m:fPr>
+            <m:num>
+              <m:r>
+                <w:rPr>
+                  <w:rFonts w:ascii="Cambria Math" w:hAnsi="Cambria Math"/>
+                  <w:sz w:val="20"/>
+                  <w:szCs w:val="22"/>
+                </w:rPr>
+                <m:t>k</m:t>
+              </m:r>
+            </m:num>
+            <m:den>
+              <m:rad>
+                <m:radPr>
+                  <m:degHide m:val="1"/>
+                  <m:ctrlPr>
+                    <w:rPr>
+                      <w:rFonts w:ascii="Cambria Math" w:hAnsi="Cambria Math"/>
+                      <w:sz w:val="20"/>
+                      <w:szCs w:val="22"/>
+                    </w:rPr>
+                  </m:ctrlPr>
+                </m:radPr>
+                <m:deg/>
+                <m:e>
+                  <m:sSup>
+                    <m:sSupPr>
+                      <m:ctrlPr>
+                        <w:rPr>
+                          <w:rFonts w:ascii="Cambria Math" w:hAnsi="Cambria Math"/>
+                          <w:sz w:val="20"/>
+                          <w:szCs w:val="22"/>
+                        </w:rPr>
+                      </m:ctrlPr>
+                    </m:sSupPr>
+                    <m:e>
+                      <m:d>
+                        <m:dPr>
+                          <m:ctrlPr>
+                            <w:rPr>
+                              <w:rFonts w:ascii="Cambria Math" w:hAnsi="Cambria Math"/>
+                              <w:sz w:val="20"/>
+                              <w:szCs w:val="22"/>
+                            </w:rPr>
+                          </m:ctrlPr>
+                        </m:dPr>
+                        <m:e>
+                          <m:sSubSup>
+                            <m:sSubSupPr>
+                              <m:ctrlPr>
+                                <w:rPr>
+                                  <w:rFonts w:ascii="Cambria Math" w:hAnsi="Cambria Math"/>
+                                  <w:sz w:val="20"/>
+                                  <w:szCs w:val="22"/>
+                                </w:rPr>
+                              </m:ctrlPr>
+                            </m:sSubSupPr>
+                            <m:e>
+                              <m:r>
+                                <w:rPr>
+                                  <w:rFonts w:ascii="Cambria Math" w:hAnsi="Cambria Math"/>
+                                  <w:sz w:val="20"/>
+                                  <w:szCs w:val="22"/>
+                                </w:rPr>
+                                <m:t>ω</m:t>
+                              </m:r>
+                            </m:e>
+                            <m:sub>
+                              <m:r>
+                                <w:rPr>
+                                  <w:rFonts w:ascii="Cambria Math" w:hAnsi="Cambria Math"/>
+                                  <w:sz w:val="20"/>
+                                  <w:szCs w:val="22"/>
+                                </w:rPr>
+                                <m:t>0</m:t>
+                              </m:r>
+                            </m:sub>
+                            <m:sup>
+                              <m:r>
+                                <w:rPr>
+                                  <w:rFonts w:ascii="Cambria Math" w:hAnsi="Cambria Math"/>
+                                  <w:sz w:val="20"/>
+                                  <w:szCs w:val="22"/>
+                                </w:rPr>
+                                <m:t>2</m:t>
+                              </m:r>
+                            </m:sup>
+                          </m:sSubSup>
+                          <m:r>
+                            <w:rPr>
+                              <w:rFonts w:ascii="Cambria Math" w:hAnsi="Cambria Math"/>
+                              <w:sz w:val="20"/>
+                              <w:szCs w:val="22"/>
+                            </w:rPr>
+                            <m:t>-</m:t>
+                          </m:r>
+                          <m:sSup>
+                            <m:sSupPr>
+                              <m:ctrlPr>
+                                <w:rPr>
+                                  <w:rFonts w:ascii="Cambria Math" w:hAnsi="Cambria Math"/>
+                                  <w:sz w:val="20"/>
+                                  <w:szCs w:val="22"/>
+                                </w:rPr>
+                              </m:ctrlPr>
+                            </m:sSupPr>
+                            <m:e>
+                              <m:r>
+                                <w:rPr>
+                                  <w:rFonts w:ascii="Cambria Math" w:hAnsi="Cambria Math"/>
+                                  <w:sz w:val="20"/>
+                                  <w:szCs w:val="22"/>
+                                </w:rPr>
+                                <m:t>ω</m:t>
+                              </m:r>
+                            </m:e>
+                            <m:sup>
+                              <m:r>
+                                <w:rPr>
+                                  <w:rFonts w:ascii="Cambria Math" w:hAnsi="Cambria Math"/>
+                                  <w:sz w:val="20"/>
+                                  <w:szCs w:val="22"/>
+                                </w:rPr>
+                                <m:t>2</m:t>
+                              </m:r>
+                            </m:sup>
+                          </m:sSup>
+                        </m:e>
+                      </m:d>
+                    </m:e>
+                    <m:sup>
+                      <m:r>
+                        <w:rPr>
+                          <w:rFonts w:ascii="Cambria Math" w:hAnsi="Cambria Math"/>
+                          <w:sz w:val="20"/>
+                          <w:szCs w:val="22"/>
+                        </w:rPr>
+                        <m:t>2</m:t>
+                      </m:r>
+                    </m:sup>
+                  </m:sSup>
+                  <m:r>
+                    <w:rPr>
+                      <w:rFonts w:ascii="Cambria Math" w:hAnsi="Cambria Math"/>
+                      <w:sz w:val="20"/>
+                      <w:szCs w:val="22"/>
+                    </w:rPr>
+                    <m:t>+</m:t>
+                  </m:r>
+                  <m:sSup>
+                    <m:sSupPr>
+                      <m:ctrlPr>
+                        <w:rPr>
+                          <w:rFonts w:ascii="Cambria Math" w:hAnsi="Cambria Math"/>
+                          <w:sz w:val="20"/>
+                          <w:szCs w:val="22"/>
+                        </w:rPr>
+                      </m:ctrlPr>
+                    </m:sSupPr>
+                    <m:e>
+                      <m:d>
+                        <m:dPr>
+                          <m:ctrlPr>
+                            <w:rPr>
+                              <w:rFonts w:ascii="Cambria Math" w:hAnsi="Cambria Math"/>
+                              <w:sz w:val="20"/>
+                              <w:szCs w:val="22"/>
+                            </w:rPr>
+                          </m:ctrlPr>
+                        </m:dPr>
+                        <m:e>
+                          <m:r>
+                            <w:rPr>
+                              <w:rFonts w:ascii="Cambria Math" w:hAnsi="Cambria Math"/>
+                              <w:sz w:val="20"/>
+                              <w:szCs w:val="22"/>
+                            </w:rPr>
+                            <m:t>2cω</m:t>
+                          </m:r>
+                        </m:e>
+                      </m:d>
+                    </m:e>
+                    <m:sup>
+                      <m:r>
+                        <w:rPr>
+                          <w:rFonts w:ascii="Cambria Math" w:hAnsi="Cambria Math"/>
+                          <w:sz w:val="20"/>
+                          <w:szCs w:val="22"/>
+                        </w:rPr>
+                        <m:t>2</m:t>
+                      </m:r>
+                    </m:sup>
+                  </m:sSup>
+                </m:e>
+              </m:rad>
+            </m:den>
+          </m:f>
+        </m:oMath>
+      </m:oMathPara>
+    </w:p>
+    <w:p>
+      <w:pPr>
+        <w:rPr>
+          <w:sz w:val="20"/>
+          <w:szCs w:val="22"/>
+        </w:rPr>
+      </w:pPr>
+      <w:r>
+        <w:rPr>
+          <w:rFonts w:hint="eastAsia"/>
+          <w:sz w:val="20"/>
+          <w:szCs w:val="22"/>
+        </w:rPr>
+        <w:t xml:space="preserve">의 분모를 </w:t>
+      </w:r>
+      <m:oMath>
+        <m:r>
+          <w:rPr>
+            <w:rFonts w:ascii="Cambria Math" w:hAnsi="Cambria Math"/>
+            <w:sz w:val="20"/>
+            <w:szCs w:val="22"/>
+          </w:rPr>
+          <m:t>ω</m:t>
+        </m:r>
+      </m:oMath>
+      <w:r>
+        <w:rPr>
+          <w:rFonts w:hint="eastAsia"/>
+          <w:sz w:val="20"/>
+          <w:szCs w:val="22"/>
+        </w:rPr>
+        <w:t xml:space="preserve">로 미분하면 A가 최대가 되는 각진동수를 알 수 있다. 이를 계산해보면, </w:t>
+      </w:r>
+    </w:p>
+    <w:p>
+      <w:pPr>
+        <w:rPr>
+          <w:sz w:val="20"/>
+          <w:szCs w:val="22"/>
+        </w:rPr>
+      </w:pPr>
+      <m:oMathPara>
+        <m:oMath>
+          <m:sSub>
+            <m:sSubPr>
+              <m:ctrlPr>
+                <w:rPr>
+                  <w:rFonts w:ascii="Cambria Math" w:hAnsi="Cambria Math"/>
+                  <w:sz w:val="20"/>
+                  <w:szCs w:val="22"/>
+                </w:rPr>
+              </m:ctrlPr>
+            </m:sSubPr>
+            <m:e>
+              <m:r>
+                <w:rPr>
+                  <w:rFonts w:ascii="Cambria Math" w:hAnsi="Cambria Math"/>
+                  <w:sz w:val="20"/>
+                  <w:szCs w:val="22"/>
+                </w:rPr>
+                <m:t>ω</m:t>
+              </m:r>
+            </m:e>
+            <m:sub>
+              <m:r>
+                <w:rPr>
+                  <w:rFonts w:ascii="Cambria Math" w:hAnsi="Cambria Math"/>
+                  <w:sz w:val="20"/>
+                  <w:szCs w:val="22"/>
+                </w:rPr>
+                <m:t>r</m:t>
+              </m:r>
+            </m:sub>
+          </m:sSub>
+          <m:r>
+            <w:rPr>
+              <w:rFonts w:ascii="Cambria Math" w:hAnsi="Cambria Math"/>
+              <w:sz w:val="20"/>
+              <w:szCs w:val="22"/>
+            </w:rPr>
+            <m:t>=</m:t>
+          </m:r>
+          <m:rad>
+            <m:radPr>
+              <m:degHide m:val="1"/>
+              <m:ctrlPr>
+                <w:rPr>
+                  <w:rFonts w:ascii="Cambria Math" w:hAnsi="Cambria Math"/>
+                  <w:sz w:val="20"/>
+                  <w:szCs w:val="22"/>
+                </w:rPr>
+              </m:ctrlPr>
+            </m:radPr>
+            <m:deg/>
+            <m:e>
+              <m:sSubSup>
+                <m:sSubSupPr>
+                  <m:ctrlPr>
+                    <w:rPr>
+                      <w:rFonts w:ascii="Cambria Math" w:hAnsi="Cambria Math"/>
+                      <w:sz w:val="20"/>
+                      <w:szCs w:val="22"/>
+                    </w:rPr>
+                  </m:ctrlPr>
+                </m:sSubSupPr>
+                <m:e>
+                  <m:r>
+                    <w:rPr>
+                      <w:rFonts w:ascii="Cambria Math" w:hAnsi="Cambria Math"/>
+                      <w:sz w:val="20"/>
+                      <w:szCs w:val="22"/>
+                    </w:rPr>
+                    <m:t>ω</m:t>
+                  </m:r>
+                </m:e>
+                <m:sub>
+                  <m:r>
+                    <w:rPr>
+                      <w:rFonts w:ascii="Cambria Math" w:hAnsi="Cambria Math"/>
+                      <w:sz w:val="20"/>
+                      <w:szCs w:val="22"/>
+                    </w:rPr>
+                    <m:t>0</m:t>
+                  </m:r>
+                </m:sub>
+                <m:sup>
+                  <m:r>
+                    <w:rPr>
+                      <w:rFonts w:ascii="Cambria Math" w:hAnsi="Cambria Math"/>
+                      <w:sz w:val="20"/>
+                      <w:szCs w:val="22"/>
+                    </w:rPr>
+                    <m:t>2</m:t>
+                  </m:r>
+                </m:sup>
+              </m:sSubSup>
+              <m:r>
+                <w:rPr>
+                  <w:rFonts w:ascii="Cambria Math" w:hAnsi="Cambria Math"/>
+                  <w:sz w:val="20"/>
+                  <w:szCs w:val="22"/>
+                </w:rPr>
+                <m:t>-2</m:t>
+              </m:r>
+              <m:sSup>
+                <m:sSupPr>
+                  <m:ctrlPr>
+                    <w:rPr>
+                      <w:rFonts w:ascii="Cambria Math" w:hAnsi="Cambria Math"/>
+                      <w:sz w:val="20"/>
+                      <w:szCs w:val="22"/>
+                    </w:rPr>
+                  </m:ctrlPr>
+                </m:sSupPr>
+                <m:e>
+                  <m:r>
+                    <w:rPr>
+                      <w:rFonts w:ascii="Cambria Math" w:hAnsi="Cambria Math"/>
+                      <w:sz w:val="20"/>
+                      <w:szCs w:val="22"/>
+                    </w:rPr>
+                    <m:t>c</m:t>
+                  </m:r>
+                </m:e>
+                <m:sup>
+                  <m:r>
+                    <w:rPr>
+                      <w:rFonts w:ascii="Cambria Math" w:hAnsi="Cambria Math"/>
+                      <w:sz w:val="20"/>
+                      <w:szCs w:val="22"/>
+                    </w:rPr>
+                    <m:t>2</m:t>
+                  </m:r>
+                </m:sup>
+              </m:sSup>
+            </m:e>
+          </m:rad>
+        </m:oMath>
+      </m:oMathPara>
+    </w:p>
+    <w:p>
+      <w:pPr>
+        <w:rPr>
+          <w:sz w:val="20"/>
+          <w:szCs w:val="22"/>
+        </w:rPr>
+      </w:pPr>
+      <w:r>
+        <w:rPr>
+          <w:rFonts w:hint="eastAsia"/>
+          <w:sz w:val="20"/>
+          <w:szCs w:val="22"/>
+        </w:rPr>
+        <w:t xml:space="preserve">이다. 즉, </w:t>
+      </w:r>
+      <w:r>
+        <w:rPr>
+          <w:rFonts w:hint="eastAsia"/>
+          <w:sz w:val="20"/>
+          <w:szCs w:val="22"/>
+        </w:rPr>
+        <w:t xml:space="preserve">감쇄가 작게 될수록 </w:t>
+      </w:r>
+      <m:oMath>
+        <m:sSub>
+          <m:sSubPr>
+            <m:ctrlPr>
+              <w:rPr>
+                <w:rFonts w:ascii="Cambria Math" w:hAnsi="Cambria Math"/>
+                <w:sz w:val="20"/>
+                <w:szCs w:val="22"/>
+              </w:rPr>
+            </m:ctrlPr>
+          </m:sSubPr>
+          <m:e>
+            <m:r>
+              <w:rPr>
+                <w:rFonts w:ascii="Cambria Math" w:hAnsi="Cambria Math"/>
+                <w:sz w:val="20"/>
+                <w:szCs w:val="22"/>
+              </w:rPr>
+              <m:t>ω</m:t>
+            </m:r>
+          </m:e>
+          <m:sub>
+            <m:r>
+              <w:rPr>
+                <w:rFonts w:ascii="Cambria Math" w:hAnsi="Cambria Math"/>
+                <w:sz w:val="20"/>
+                <w:szCs w:val="22"/>
+              </w:rPr>
+              <m:t>r</m:t>
+            </m:r>
+          </m:sub>
+        </m:sSub>
+      </m:oMath>
+      <w:r>
+        <w:rPr>
+          <w:rFonts w:hint="eastAsia"/>
+          <w:sz w:val="20"/>
+          <w:szCs w:val="22"/>
+        </w:rPr>
+        <w:t>의 값이 커진다고 예상된다. 앞서 구한 수치들은 이를 잘 뒷받침한다고 보여</w:t>
+      </w:r>
+      <w:r>
+        <w:rPr>
+          <w:rFonts w:hint="eastAsia"/>
+          <w:sz w:val="20"/>
+          <w:szCs w:val="22"/>
+        </w:rPr>
+        <w:t xml:space="preserve"> </w:t>
+      </w:r>
+      <w:r>
+        <w:rPr>
+          <w:rFonts w:hint="eastAsia"/>
+          <w:sz w:val="20"/>
+          <w:szCs w:val="22"/>
+        </w:rPr>
+        <w:t>진다.</w:t>
+      </w:r>
+    </w:p>
+    <w:p>
+      <w:pPr>
+        <w:rPr>
+          <w:sz w:val="20"/>
+          <w:szCs w:val="22"/>
+        </w:rPr>
+      </w:pPr>
+    </w:p>
+    <w:p>
+      <w:pPr>
+        <w:rPr>
+          <w:sz w:val="20"/>
+          <w:szCs w:val="22"/>
+        </w:rPr>
+      </w:pPr>
+    </w:p>
+    <w:p>
+      <w:pPr>
+        <w:pStyle w:val="a6"/>
+        <w:numPr>
+          <w:ilvl w:val="0"/>
+          <w:numId w:val="3"/>
+        </w:numPr>
+        <w:rPr>
+          <w:rFonts w:hint="eastAsia"/>
+          <w:sz w:val="24"/>
+          <w:szCs w:val="28"/>
+        </w:rPr>
+      </w:pPr>
+      <w:r>
+        <w:rPr>
+          <w:rFonts w:hint="eastAsia"/>
+          <w:sz w:val="24"/>
+          <w:szCs w:val="28"/>
+        </w:rPr>
+        <w:t>Summary and Conclusions</w:t>
+      </w:r>
+    </w:p>
+    <w:p>
+      <w:pPr>
+        <w:rPr>
+          <w:sz w:val="20"/>
+          <w:szCs w:val="22"/>
+        </w:rPr>
+      </w:pPr>
+      <w:r>
+        <w:rPr>
+          <w:rFonts w:hint="eastAsia"/>
+          <w:sz w:val="20"/>
+          <w:szCs w:val="22"/>
+        </w:rPr>
+        <w:t xml:space="preserve"> 첫 번째 실험에서 이론적으로 구한 고유 각진동수와 실험적으로 구한 고유 각진동수의 차이는 사실 이 실험이 Simple Harmonic Oscillator을 이용해 한 실험이 아니라 Damped Harmonic Oscillator을 이용하여 수행한 실험이기 때문에 발생한 것으로 해석할 수 있다.</w:t>
+      </w:r>
+    </w:p>
+    <w:p>
+      <w:pPr>
+        <w:rPr>
+          <w:sz w:val="20"/>
+          <w:szCs w:val="22"/>
+        </w:rPr>
+      </w:pPr>
+      <w:r>
+        <w:rPr>
+          <w:rFonts w:hint="eastAsia"/>
+          <w:sz w:val="20"/>
+          <w:szCs w:val="22"/>
+        </w:rPr>
+        <w:t xml:space="preserve"> 두 번째 실험에서 각진동수와 위상차의 관계, 각진동수와 진폭의 관계를 살펴보았고, 이는 이론적으로 예상되는 양상과 잘 들어맞는다는 것을 알 수 있었다. </w:t>
+      </w:r>
+    </w:p>
+    <w:p>
+      <w:pPr>
+        <w:rPr>
+          <w:rFonts w:hint="eastAsia"/>
+          <w:sz w:val="20"/>
+          <w:szCs w:val="22"/>
+        </w:rPr>
+      </w:pPr>
+      <w:r>
+        <w:rPr>
+          <w:rFonts w:hint="eastAsia"/>
+          <w:sz w:val="20"/>
+          <w:szCs w:val="22"/>
+        </w:rPr>
+        <w:t xml:space="preserve"> </w:t>
       </w:r>
     </w:p>
     <w:sectPr>
@@ -13620,7 +16555,7 @@
   <w:style w:type="paragraph" w:default="1" w:styleId="a">
     <w:name w:val="Normal"/>
     <w:qFormat/>
-    <w:rsid w:val="005D03F6"/>
+    <w:rsid w:val="000D59B6"/>
     <w:pPr>
       <w:widowControl w:val="0"/>
       <w:wordWrap w:val="0"/>
@@ -13828,7 +16763,6 @@
   <w:style w:type="character" w:default="1" w:styleId="a0">
     <w:name w:val="Default Paragraph Font"/>
     <w:uiPriority w:val="1"/>
-    <w:semiHidden/>
     <w:unhideWhenUsed/>
   </w:style>
   <w:style w:type="table" w:default="1" w:styleId="a1">

--- a/experiment 6 - Damped Harmonic Oscillator/FUNDAMENTAL PHYSICS EXPERIMENT 6.docx
+++ b/experiment 6 - Damped Harmonic Oscillator/FUNDAMENTAL PHYSICS EXPERIMENT 6.docx
@@ -46,18 +46,8 @@
           <w:sz w:val="20"/>
           <w:szCs w:val="22"/>
         </w:rPr>
-        <w:t xml:space="preserve">2025160133 </w:t>
-      </w:r>
-      <w:proofErr w:type="spellStart"/>
-      <w:r>
-        <w:rPr>
-          <w:rFonts w:hint="eastAsia"/>
-          <w:sz w:val="20"/>
-          <w:szCs w:val="22"/>
-        </w:rPr>
-        <w:t>조한흠</w:t>
-      </w:r>
-      <w:proofErr w:type="spellEnd"/>
+        <w:t>2025160133 조한흠</w:t>
+      </w:r>
     </w:p>
     <w:p>
       <w:pPr>
@@ -1848,23 +1838,13 @@
           </m:sub>
         </m:sSub>
       </m:oMath>
-      <w:proofErr w:type="spellStart"/>
-      <w:r>
-        <w:rPr>
-          <w:rFonts w:hint="eastAsia"/>
-          <w:sz w:val="20"/>
-          <w:szCs w:val="22"/>
-        </w:rPr>
-        <w:t>라고</w:t>
-      </w:r>
-      <w:proofErr w:type="spellEnd"/>
-      <w:r>
-        <w:rPr>
-          <w:rFonts w:hint="eastAsia"/>
-          <w:sz w:val="20"/>
-          <w:szCs w:val="22"/>
-        </w:rPr>
-        <w:t xml:space="preserve"> 하자. 첫 번째 방법으로 구한 고유 각진동수는 실제로 관측한 값이므로 </w:t>
+      <w:r>
+        <w:rPr>
+          <w:rFonts w:hint="eastAsia"/>
+          <w:sz w:val="20"/>
+          <w:szCs w:val="22"/>
+        </w:rPr>
+        <w:t xml:space="preserve">라고 하자. 첫 번째 방법으로 구한 고유 각진동수는 실제로 관측한 값이므로 </w:t>
       </w:r>
       <m:oMath>
         <m:sSub>
@@ -1899,23 +1879,13 @@
           </m:sub>
         </m:sSub>
       </m:oMath>
-      <w:proofErr w:type="spellStart"/>
-      <w:r>
-        <w:rPr>
-          <w:rFonts w:hint="eastAsia"/>
-          <w:sz w:val="20"/>
-          <w:szCs w:val="22"/>
-        </w:rPr>
-        <w:t>라고</w:t>
-      </w:r>
-      <w:proofErr w:type="spellEnd"/>
-      <w:r>
-        <w:rPr>
-          <w:rFonts w:hint="eastAsia"/>
-          <w:sz w:val="20"/>
-          <w:szCs w:val="22"/>
-        </w:rPr>
-        <w:t xml:space="preserve"> 하자. </w:t>
+      <w:r>
+        <w:rPr>
+          <w:rFonts w:hint="eastAsia"/>
+          <w:sz w:val="20"/>
+          <w:szCs w:val="22"/>
+        </w:rPr>
+        <w:t xml:space="preserve">라고 하자. </w:t>
       </w:r>
       <w:r>
         <w:rPr>
@@ -2065,23 +2035,7 @@
               <w:sz w:val="20"/>
               <w:szCs w:val="22"/>
             </w:rPr>
-            <m:t>%</m:t>
-          </m:r>
-          <m:r>
-            <w:rPr>
-              <w:rFonts w:ascii="Cambria Math" w:hAnsi="Cambria Math"/>
-              <w:sz w:val="20"/>
-              <w:szCs w:val="22"/>
-            </w:rPr>
-            <m:t>=-0.015</m:t>
-          </m:r>
-          <m:r>
-            <w:rPr>
-              <w:rFonts w:ascii="Cambria Math" w:hAnsi="Cambria Math"/>
-              <w:sz w:val="20"/>
-              <w:szCs w:val="22"/>
-            </w:rPr>
-            <m:t>%</m:t>
+            <m:t>%=-0.015%</m:t>
           </m:r>
         </m:oMath>
       </m:oMathPara>
@@ -2089,7 +2043,6 @@
     <w:p>
       <w:pPr>
         <w:rPr>
-          <w:rFonts w:hint="eastAsia"/>
           <w:sz w:val="20"/>
           <w:szCs w:val="22"/>
         </w:rPr>
@@ -2498,25 +2451,7 @@
           <w:sz w:val="20"/>
           <w:szCs w:val="22"/>
         </w:rPr>
-        <w:t xml:space="preserve">는 driving force의 </w:t>
-      </w:r>
-      <w:proofErr w:type="spellStart"/>
-      <w:r>
-        <w:rPr>
-          <w:rFonts w:hint="eastAsia"/>
-          <w:sz w:val="20"/>
-          <w:szCs w:val="22"/>
-        </w:rPr>
-        <w:t>각진동수이다</w:t>
-      </w:r>
-      <w:proofErr w:type="spellEnd"/>
-      <w:r>
-        <w:rPr>
-          <w:rFonts w:hint="eastAsia"/>
-          <w:sz w:val="20"/>
-          <w:szCs w:val="22"/>
-        </w:rPr>
-        <w:t xml:space="preserve">. </w:t>
+        <w:t xml:space="preserve">는 driving force의 각진동수이다. </w:t>
       </w:r>
     </w:p>
     <w:p>
@@ -2594,23 +2529,13 @@
           </m:e>
         </m:d>
       </m:oMath>
-      <w:proofErr w:type="spellStart"/>
-      <w:r>
-        <w:rPr>
-          <w:rFonts w:hint="eastAsia"/>
-          <w:sz w:val="20"/>
-          <w:szCs w:val="22"/>
-        </w:rPr>
-        <w:t>를</w:t>
-      </w:r>
-      <w:proofErr w:type="spellEnd"/>
-      <w:r>
-        <w:rPr>
-          <w:rFonts w:hint="eastAsia"/>
-          <w:sz w:val="20"/>
-          <w:szCs w:val="22"/>
-        </w:rPr>
-        <w:t xml:space="preserve"> 대입하자. 이를 대입하고, 코사인과 사인의 덧셈공식을 이용하여 </w:t>
+      <w:r>
+        <w:rPr>
+          <w:rFonts w:hint="eastAsia"/>
+          <w:sz w:val="20"/>
+          <w:szCs w:val="22"/>
+        </w:rPr>
+        <w:t xml:space="preserve">를 대입하자. 이를 대입하고, 코사인과 사인의 덧셈공식을 이용하여 </w:t>
       </w:r>
       <m:oMath>
         <m:r>
@@ -2797,7 +2722,7 @@
               <w:sz w:val="20"/>
               <w:szCs w:val="22"/>
             </w:rPr>
-            <m:t>cosδ+2βωsinδ</m:t>
+            <m:t>cosδ+2βωsinδ}Dcosωt+D{</m:t>
           </m:r>
           <m:r>
             <w:rPr>
@@ -2805,23 +2730,7 @@
               <w:sz w:val="20"/>
               <w:szCs w:val="22"/>
             </w:rPr>
-            <m:t>}</m:t>
-          </m:r>
-          <m:r>
-            <w:rPr>
-              <w:rFonts w:ascii="Cambria Math" w:hAnsi="Cambria Math"/>
-              <w:sz w:val="20"/>
-              <w:szCs w:val="22"/>
-            </w:rPr>
-            <m:t>Dcosωt+D</m:t>
-          </m:r>
-          <m:r>
-            <w:rPr>
-              <w:rFonts w:ascii="Cambria Math" w:hAnsi="Cambria Math"/>
-              <w:sz w:val="20"/>
-              <w:szCs w:val="22"/>
-            </w:rPr>
-            <m:t>{</m:t>
+            <m:t>-</m:t>
           </m:r>
           <m:d>
             <m:dPr>
@@ -2922,23 +2831,7 @@
               <w:sz w:val="20"/>
               <w:szCs w:val="22"/>
             </w:rPr>
-            <m:t>sinδ-2βωcosδ</m:t>
-          </m:r>
-          <m:r>
-            <w:rPr>
-              <w:rFonts w:ascii="Cambria Math" w:hAnsi="Cambria Math"/>
-              <w:sz w:val="20"/>
-              <w:szCs w:val="22"/>
-            </w:rPr>
-            <m:t>}</m:t>
-          </m:r>
-          <m:r>
-            <w:rPr>
-              <w:rFonts w:ascii="Cambria Math" w:hAnsi="Cambria Math"/>
-              <w:sz w:val="20"/>
-              <w:szCs w:val="22"/>
-            </w:rPr>
-            <m:t>sinωt=Acosωt</m:t>
+            <m:t>sinδ-2βωcosδ}sinωt=Acosωt</m:t>
           </m:r>
         </m:oMath>
       </m:oMathPara>
@@ -2986,6 +2879,14 @@
       </w:pPr>
       <m:oMathPara>
         <m:oMath>
+          <m:r>
+            <w:rPr>
+              <w:rFonts w:ascii="Cambria Math" w:hAnsi="Cambria Math"/>
+              <w:sz w:val="20"/>
+              <w:szCs w:val="22"/>
+            </w:rPr>
+            <m:t>-</m:t>
+          </m:r>
           <m:d>
             <m:dPr>
               <m:ctrlPr>
@@ -3085,15 +2986,7 @@
               <w:sz w:val="20"/>
               <w:szCs w:val="22"/>
             </w:rPr>
-            <m:t>sinδ-2βωcosδ</m:t>
-          </m:r>
-          <m:r>
-            <w:rPr>
-              <w:rFonts w:ascii="Cambria Math" w:hAnsi="Cambria Math"/>
-              <w:sz w:val="20"/>
-              <w:szCs w:val="22"/>
-            </w:rPr>
-            <m:t>=0</m:t>
+            <m:t>sinδ-2βωcosδ=0</m:t>
           </m:r>
         </m:oMath>
       </m:oMathPara>
@@ -3113,7 +3006,23 @@
               <w:sz w:val="20"/>
               <w:szCs w:val="22"/>
             </w:rPr>
-            <m:t>δ=ta</m:t>
+            <m:t>δ=</m:t>
+          </m:r>
+          <m:r>
+            <w:rPr>
+              <w:rFonts w:ascii="Cambria Math" w:hAnsi="Cambria Math"/>
+              <w:sz w:val="20"/>
+              <w:szCs w:val="22"/>
+            </w:rPr>
+            <m:t>-</m:t>
+          </m:r>
+          <m:r>
+            <w:rPr>
+              <w:rFonts w:ascii="Cambria Math" w:hAnsi="Cambria Math"/>
+              <w:sz w:val="20"/>
+              <w:szCs w:val="22"/>
+            </w:rPr>
+            <m:t>ta</m:t>
           </m:r>
           <m:sSup>
             <m:sSupPr>
@@ -3887,7 +3796,23 @@
               <w:sz w:val="20"/>
               <w:szCs w:val="22"/>
             </w:rPr>
-            <m:t>δ=ta</m:t>
+            <m:t>δ=</m:t>
+          </m:r>
+          <m:r>
+            <w:rPr>
+              <w:rFonts w:ascii="Cambria Math" w:hAnsi="Cambria Math"/>
+              <w:sz w:val="20"/>
+              <w:szCs w:val="22"/>
+            </w:rPr>
+            <m:t>-</m:t>
+          </m:r>
+          <m:r>
+            <w:rPr>
+              <w:rFonts w:ascii="Cambria Math" w:hAnsi="Cambria Math"/>
+              <w:sz w:val="20"/>
+              <w:szCs w:val="22"/>
+            </w:rPr>
+            <m:t>ta</m:t>
           </m:r>
           <m:sSup>
             <m:sSupPr>
@@ -4168,7 +4093,6 @@
     <w:p>
       <w:pPr>
         <w:rPr>
-          <w:rFonts w:hint="eastAsia"/>
           <w:sz w:val="20"/>
           <w:szCs w:val="22"/>
         </w:rPr>
@@ -4205,49 +4129,12 @@
           <w:sz w:val="20"/>
           <w:szCs w:val="22"/>
         </w:rPr>
-        <w:t xml:space="preserve">값은 얻은 driving force와 angle의 그래프의 진폭이 1이 되도록 </w:t>
-      </w:r>
-      <w:proofErr w:type="spellStart"/>
-      <w:r>
-        <w:rPr>
-          <w:rFonts w:hint="eastAsia"/>
-          <w:sz w:val="20"/>
-          <w:szCs w:val="22"/>
-        </w:rPr>
-        <w:t>정규화한</w:t>
-      </w:r>
-      <w:proofErr w:type="spellEnd"/>
-      <w:r>
-        <w:rPr>
-          <w:rFonts w:hint="eastAsia"/>
-          <w:sz w:val="20"/>
-          <w:szCs w:val="22"/>
-        </w:rPr>
-        <w:t xml:space="preserve"> 뒤, </w:t>
-      </w:r>
-      <w:proofErr w:type="spellStart"/>
-      <w:r>
-        <w:rPr>
-          <w:rFonts w:hint="eastAsia"/>
-          <w:sz w:val="20"/>
-          <w:szCs w:val="22"/>
-        </w:rPr>
-        <w:t>arccos</w:t>
-      </w:r>
-      <w:proofErr w:type="spellEnd"/>
-      <w:r>
-        <w:rPr>
-          <w:rFonts w:hint="eastAsia"/>
-          <w:sz w:val="20"/>
-          <w:szCs w:val="22"/>
-        </w:rPr>
-        <w:t xml:space="preserve">를 취하고, 두 값의 차를 구해서 얻을 수 있다. </w:t>
+        <w:t xml:space="preserve">값은 얻은 driving force와 angle의 그래프의 진폭이 1이 되도록 정규화한 뒤, arccos를 취하고, 두 값의 차를 구해서 얻을 수 있다. </w:t>
       </w:r>
     </w:p>
     <w:p>
       <w:pPr>
         <w:rPr>
-          <w:rFonts w:hint="eastAsia"/>
           <w:sz w:val="20"/>
           <w:szCs w:val="22"/>
         </w:rPr>
@@ -4364,31 +4251,7 @@
           <w:sz w:val="20"/>
           <w:szCs w:val="22"/>
         </w:rPr>
-        <w:t>&lt;figure 3: angle vs time of disk</w:t>
-      </w:r>
-      <w:r>
-        <w:rPr>
-          <w:rFonts w:hint="eastAsia"/>
-          <w:sz w:val="20"/>
-          <w:szCs w:val="22"/>
-        </w:rPr>
-        <w:t>:4mm</w:t>
-      </w:r>
-      <w:r>
-        <w:rPr>
-          <w:rFonts w:hint="eastAsia"/>
-          <w:sz w:val="20"/>
-          <w:szCs w:val="22"/>
-        </w:rPr>
-        <w:t>&gt;</w:t>
-      </w:r>
-      <w:r>
-        <w:rPr>
-          <w:rFonts w:hint="eastAsia"/>
-          <w:sz w:val="20"/>
-          <w:szCs w:val="22"/>
-        </w:rPr>
-        <w:t xml:space="preserve">       &lt;figure 4: angle vs time of driver&gt;</w:t>
+        <w:t>&lt;figure 3: angle vs time of disk:4mm&gt;       &lt;figure 4: angle vs time of driver&gt;</w:t>
       </w:r>
     </w:p>
     <w:p>
@@ -4405,7 +4268,7 @@
           <w:szCs w:val="22"/>
         </w:rPr>
         <w:drawing>
-          <wp:inline distT="0" distB="0" distL="0" distR="0" wp14:anchorId="58E85698" wp14:editId="2BAF4996">
+          <wp:inline distT="0" distB="0" distL="0" distR="0" wp14:anchorId="58E85698" wp14:editId="31C423DB">
             <wp:extent cx="2624472" cy="1968500"/>
             <wp:effectExtent l="0" t="0" r="4445" b="0"/>
             <wp:docPr id="1729943305" name="그림 6"/>
@@ -4498,7 +4361,6 @@
     <w:p>
       <w:pPr>
         <w:rPr>
-          <w:rFonts w:hint="eastAsia"/>
           <w:sz w:val="20"/>
           <w:szCs w:val="22"/>
         </w:rPr>
@@ -4566,7 +4428,6 @@
           <w:p>
             <w:pPr>
               <w:rPr>
-                <w:rFonts w:hint="eastAsia"/>
                 <w:sz w:val="20"/>
                 <w:szCs w:val="22"/>
               </w:rPr>
@@ -4595,7 +4456,6 @@
           <w:p>
             <w:pPr>
               <w:rPr>
-                <w:rFonts w:hint="eastAsia"/>
                 <w:sz w:val="20"/>
                 <w:szCs w:val="22"/>
               </w:rPr>
@@ -4617,7 +4477,6 @@
           <w:p>
             <w:pPr>
               <w:rPr>
-                <w:rFonts w:hint="eastAsia"/>
                 <w:sz w:val="20"/>
                 <w:szCs w:val="22"/>
               </w:rPr>
@@ -4639,7 +4498,6 @@
           <w:p>
             <w:pPr>
               <w:rPr>
-                <w:rFonts w:hint="eastAsia"/>
                 <w:sz w:val="20"/>
                 <w:szCs w:val="22"/>
               </w:rPr>
@@ -4663,7 +4521,6 @@
           <w:p>
             <w:pPr>
               <w:rPr>
-                <w:rFonts w:hint="eastAsia"/>
                 <w:sz w:val="20"/>
                 <w:szCs w:val="22"/>
               </w:rPr>
@@ -4741,7 +4598,6 @@
           <w:p>
             <w:pPr>
               <w:rPr>
-                <w:rFonts w:hint="eastAsia"/>
                 <w:sz w:val="20"/>
                 <w:szCs w:val="22"/>
               </w:rPr>
@@ -4752,7 +4608,7 @@
                 <w:sz w:val="20"/>
                 <w:szCs w:val="22"/>
               </w:rPr>
-              <w:t>-17.6</w:t>
+              <w:t>17.6</w:t>
             </w:r>
           </w:p>
         </w:tc>
@@ -4763,7 +4619,6 @@
           <w:p>
             <w:pPr>
               <w:rPr>
-                <w:rFonts w:hint="eastAsia"/>
                 <w:sz w:val="20"/>
                 <w:szCs w:val="22"/>
               </w:rPr>
@@ -4774,7 +4629,7 @@
                 <w:sz w:val="20"/>
                 <w:szCs w:val="22"/>
               </w:rPr>
-              <w:t>-20.2</w:t>
+              <w:t>20.2</w:t>
             </w:r>
           </w:p>
         </w:tc>
@@ -4785,7 +4640,6 @@
           <w:p>
             <w:pPr>
               <w:rPr>
-                <w:rFonts w:hint="eastAsia"/>
                 <w:sz w:val="20"/>
                 <w:szCs w:val="22"/>
               </w:rPr>
@@ -4796,7 +4650,7 @@
                 <w:sz w:val="20"/>
                 <w:szCs w:val="22"/>
               </w:rPr>
-              <w:t>-20.5</w:t>
+              <w:t>20.5</w:t>
             </w:r>
           </w:p>
         </w:tc>
@@ -4809,7 +4663,6 @@
           <w:p>
             <w:pPr>
               <w:rPr>
-                <w:rFonts w:hint="eastAsia"/>
                 <w:sz w:val="20"/>
                 <w:szCs w:val="22"/>
               </w:rPr>
@@ -4841,15 +4694,149 @@
                         <w:sz w:val="20"/>
                         <w:szCs w:val="22"/>
                       </w:rPr>
-                      <m:t>ω</m:t>
+                      <m:t>ω~</m:t>
                     </m:r>
+                    <m:sSub>
+                      <m:sSubPr>
+                        <m:ctrlPr>
+                          <w:rPr>
+                            <w:rFonts w:ascii="Cambria Math" w:hAnsi="Cambria Math"/>
+                            <w:sz w:val="20"/>
+                            <w:szCs w:val="22"/>
+                          </w:rPr>
+                        </m:ctrlPr>
+                      </m:sSubPr>
+                      <m:e>
+                        <m:r>
+                          <w:rPr>
+                            <w:rFonts w:ascii="Cambria Math" w:hAnsi="Cambria Math"/>
+                            <w:sz w:val="20"/>
+                            <w:szCs w:val="22"/>
+                          </w:rPr>
+                          <m:t>ω</m:t>
+                        </m:r>
+                      </m:e>
+                      <m:sub>
+                        <m:r>
+                          <w:rPr>
+                            <w:rFonts w:ascii="Cambria Math" w:hAnsi="Cambria Math"/>
+                            <w:sz w:val="20"/>
+                            <w:szCs w:val="22"/>
+                          </w:rPr>
+                          <m:t>0</m:t>
+                        </m:r>
+                      </m:sub>
+                    </m:sSub>
+                  </m:e>
+                </m:d>
+              </m:oMath>
+            </m:oMathPara>
+          </w:p>
+        </w:tc>
+        <w:tc>
+          <w:tcPr>
+            <w:tcW w:w="2254" w:type="dxa"/>
+          </w:tcPr>
+          <w:p>
+            <w:pPr>
+              <w:rPr>
+                <w:sz w:val="20"/>
+                <w:szCs w:val="22"/>
+              </w:rPr>
+            </w:pPr>
+            <w:r>
+              <w:rPr>
+                <w:rFonts w:hint="eastAsia"/>
+                <w:sz w:val="20"/>
+                <w:szCs w:val="22"/>
+              </w:rPr>
+              <w:t>78.6</w:t>
+            </w:r>
+          </w:p>
+        </w:tc>
+        <w:tc>
+          <w:tcPr>
+            <w:tcW w:w="2254" w:type="dxa"/>
+          </w:tcPr>
+          <w:p>
+            <w:pPr>
+              <w:rPr>
+                <w:sz w:val="20"/>
+                <w:szCs w:val="22"/>
+              </w:rPr>
+            </w:pPr>
+            <w:r>
+              <w:rPr>
+                <w:rFonts w:hint="eastAsia"/>
+                <w:sz w:val="20"/>
+                <w:szCs w:val="22"/>
+              </w:rPr>
+              <w:t>78.3</w:t>
+            </w:r>
+          </w:p>
+        </w:tc>
+        <w:tc>
+          <w:tcPr>
+            <w:tcW w:w="2254" w:type="dxa"/>
+          </w:tcPr>
+          <w:p>
+            <w:pPr>
+              <w:rPr>
+                <w:sz w:val="20"/>
+                <w:szCs w:val="22"/>
+              </w:rPr>
+            </w:pPr>
+            <w:r>
+              <w:rPr>
+                <w:rFonts w:hint="eastAsia"/>
+                <w:sz w:val="20"/>
+                <w:szCs w:val="22"/>
+              </w:rPr>
+              <w:t>77.2</w:t>
+            </w:r>
+          </w:p>
+        </w:tc>
+      </w:tr>
+      <w:tr>
+        <w:tc>
+          <w:tcPr>
+            <w:tcW w:w="2254" w:type="dxa"/>
+          </w:tcPr>
+          <w:p>
+            <w:pPr>
+              <w:rPr>
+                <w:sz w:val="20"/>
+                <w:szCs w:val="22"/>
+              </w:rPr>
+            </w:pPr>
+            <m:oMathPara>
+              <m:oMath>
+                <m:r>
+                  <w:rPr>
+                    <w:rFonts w:ascii="Cambria Math" w:hAnsi="Cambria Math"/>
+                    <w:sz w:val="20"/>
+                    <w:szCs w:val="22"/>
+                  </w:rPr>
+                  <m:t>δ</m:t>
+                </m:r>
+                <m:d>
+                  <m:dPr>
+                    <m:ctrlPr>
+                      <w:rPr>
+                        <w:rFonts w:ascii="Cambria Math" w:hAnsi="Cambria Math"/>
+                        <w:sz w:val="20"/>
+                        <w:szCs w:val="22"/>
+                      </w:rPr>
+                    </m:ctrlPr>
+                  </m:dPr>
+                  <m:e>
                     <m:r>
                       <w:rPr>
                         <w:rFonts w:ascii="Cambria Math" w:hAnsi="Cambria Math"/>
                         <w:sz w:val="20"/>
                         <w:szCs w:val="22"/>
                       </w:rPr>
-                      <m:t>~</m:t>
+                      <m:t>ω&gt;</m:t>
                     </m:r>
                     <m:sSub>
                       <m:sSubPr>
@@ -4906,7 +4893,7 @@
                 <w:sz w:val="20"/>
                 <w:szCs w:val="22"/>
               </w:rPr>
-              <w:t>-78.6</w:t>
+              <w:t>100.1</w:t>
             </w:r>
           </w:p>
         </w:tc>
@@ -4928,7 +4915,7 @@
                 <w:sz w:val="20"/>
                 <w:szCs w:val="22"/>
               </w:rPr>
-              <w:t>-78.3</w:t>
+              <w:t>99.2</w:t>
             </w:r>
           </w:p>
         </w:tc>
@@ -4950,161 +4937,7 @@
                 <w:sz w:val="20"/>
                 <w:szCs w:val="22"/>
               </w:rPr>
-              <w:t>-77.2</w:t>
-            </w:r>
-          </w:p>
-        </w:tc>
-      </w:tr>
-      <w:tr>
-        <w:tc>
-          <w:tcPr>
-            <w:tcW w:w="2254" w:type="dxa"/>
-          </w:tcPr>
-          <w:p>
-            <w:pPr>
-              <w:rPr>
-                <w:rFonts w:hint="eastAsia"/>
-                <w:sz w:val="20"/>
-                <w:szCs w:val="22"/>
-              </w:rPr>
-            </w:pPr>
-            <m:oMathPara>
-              <m:oMath>
-                <m:r>
-                  <w:rPr>
-                    <w:rFonts w:ascii="Cambria Math" w:hAnsi="Cambria Math"/>
-                    <w:sz w:val="20"/>
-                    <w:szCs w:val="22"/>
-                  </w:rPr>
-                  <m:t>δ</m:t>
-                </m:r>
-                <m:d>
-                  <m:dPr>
-                    <m:ctrlPr>
-                      <w:rPr>
-                        <w:rFonts w:ascii="Cambria Math" w:hAnsi="Cambria Math"/>
-                        <w:sz w:val="20"/>
-                        <w:szCs w:val="22"/>
-                      </w:rPr>
-                    </m:ctrlPr>
-                  </m:dPr>
-                  <m:e>
-                    <m:r>
-                      <w:rPr>
-                        <w:rFonts w:ascii="Cambria Math" w:hAnsi="Cambria Math"/>
-                        <w:sz w:val="20"/>
-                        <w:szCs w:val="22"/>
-                      </w:rPr>
-                      <m:t>ω</m:t>
-                    </m:r>
-                    <m:r>
-                      <w:rPr>
-                        <w:rFonts w:ascii="Cambria Math" w:hAnsi="Cambria Math"/>
-                        <w:sz w:val="20"/>
-                        <w:szCs w:val="22"/>
-                      </w:rPr>
-                      <m:t>&gt;</m:t>
-                    </m:r>
-                    <m:sSub>
-                      <m:sSubPr>
-                        <m:ctrlPr>
-                          <w:rPr>
-                            <w:rFonts w:ascii="Cambria Math" w:hAnsi="Cambria Math"/>
-                            <w:sz w:val="20"/>
-                            <w:szCs w:val="22"/>
-                          </w:rPr>
-                        </m:ctrlPr>
-                      </m:sSubPr>
-                      <m:e>
-                        <m:r>
-                          <w:rPr>
-                            <w:rFonts w:ascii="Cambria Math" w:hAnsi="Cambria Math"/>
-                            <w:sz w:val="20"/>
-                            <w:szCs w:val="22"/>
-                          </w:rPr>
-                          <m:t>ω</m:t>
-                        </m:r>
-                      </m:e>
-                      <m:sub>
-                        <m:r>
-                          <w:rPr>
-                            <w:rFonts w:ascii="Cambria Math" w:hAnsi="Cambria Math"/>
-                            <w:sz w:val="20"/>
-                            <w:szCs w:val="22"/>
-                          </w:rPr>
-                          <m:t>0</m:t>
-                        </m:r>
-                      </m:sub>
-                    </m:sSub>
-                  </m:e>
-                </m:d>
-              </m:oMath>
-            </m:oMathPara>
-          </w:p>
-        </w:tc>
-        <w:tc>
-          <w:tcPr>
-            <w:tcW w:w="2254" w:type="dxa"/>
-          </w:tcPr>
-          <w:p>
-            <w:pPr>
-              <w:rPr>
-                <w:rFonts w:hint="eastAsia"/>
-                <w:sz w:val="20"/>
-                <w:szCs w:val="22"/>
-              </w:rPr>
-            </w:pPr>
-            <w:r>
-              <w:rPr>
-                <w:rFonts w:hint="eastAsia"/>
-                <w:sz w:val="20"/>
-                <w:szCs w:val="22"/>
-              </w:rPr>
-              <w:t>79.9</w:t>
-            </w:r>
-          </w:p>
-        </w:tc>
-        <w:tc>
-          <w:tcPr>
-            <w:tcW w:w="2254" w:type="dxa"/>
-          </w:tcPr>
-          <w:p>
-            <w:pPr>
-              <w:rPr>
-                <w:rFonts w:hint="eastAsia"/>
-                <w:sz w:val="20"/>
-                <w:szCs w:val="22"/>
-              </w:rPr>
-            </w:pPr>
-            <w:r>
-              <w:rPr>
-                <w:rFonts w:hint="eastAsia"/>
-                <w:sz w:val="20"/>
-                <w:szCs w:val="22"/>
-              </w:rPr>
-              <w:t>80.8</w:t>
-            </w:r>
-          </w:p>
-        </w:tc>
-        <w:tc>
-          <w:tcPr>
-            <w:tcW w:w="2254" w:type="dxa"/>
-          </w:tcPr>
-          <w:p>
-            <w:pPr>
-              <w:rPr>
-                <w:rFonts w:hint="eastAsia"/>
-                <w:sz w:val="20"/>
-                <w:szCs w:val="22"/>
-              </w:rPr>
-            </w:pPr>
-            <w:r>
-              <w:rPr>
-                <w:rFonts w:hint="eastAsia"/>
-                <w:sz w:val="20"/>
-                <w:szCs w:val="22"/>
-              </w:rPr>
-              <w:t>85.0</w:t>
+              <w:t>95.0</w:t>
             </w:r>
           </w:p>
         </w:tc>
@@ -5158,15 +4991,7 @@
             <w:sz w:val="20"/>
             <w:szCs w:val="22"/>
           </w:rPr>
-          <m:t>ω</m:t>
-        </m:r>
-        <m:r>
-          <w:rPr>
-            <w:rFonts w:ascii="Cambria Math" w:hAnsi="Cambria Math"/>
-            <w:sz w:val="20"/>
-            <w:szCs w:val="22"/>
-          </w:rPr>
-          <m:t>&lt;&lt;</m:t>
+          <m:t>ω&lt;&lt;</m:t>
         </m:r>
         <m:sSub>
           <m:sSubPr>
@@ -5225,7 +5050,23 @@
               <w:sz w:val="20"/>
               <w:szCs w:val="22"/>
             </w:rPr>
-            <m:t>δ=ta</m:t>
+            <m:t>δ=</m:t>
+          </m:r>
+          <m:r>
+            <w:rPr>
+              <w:rFonts w:ascii="Cambria Math" w:hAnsi="Cambria Math"/>
+              <w:sz w:val="20"/>
+              <w:szCs w:val="22"/>
+            </w:rPr>
+            <m:t>-</m:t>
+          </m:r>
+          <m:r>
+            <w:rPr>
+              <w:rFonts w:ascii="Cambria Math" w:hAnsi="Cambria Math"/>
+              <w:sz w:val="20"/>
+              <w:szCs w:val="22"/>
+            </w:rPr>
+            <m:t>ta</m:t>
           </m:r>
           <m:sSup>
             <m:sSupPr>
@@ -5510,31 +5351,37 @@
           <w:szCs w:val="22"/>
         </w:rPr>
       </w:pPr>
-      <w:proofErr w:type="spellStart"/>
-      <w:r>
-        <w:rPr>
-          <w:rFonts w:hint="eastAsia"/>
-          <w:sz w:val="20"/>
-          <w:szCs w:val="22"/>
-        </w:rPr>
-        <w:t>를</w:t>
-      </w:r>
-      <w:proofErr w:type="spellEnd"/>
-      <w:r>
-        <w:rPr>
-          <w:rFonts w:hint="eastAsia"/>
-          <w:sz w:val="20"/>
-          <w:szCs w:val="22"/>
-        </w:rPr>
-        <w:t xml:space="preserve"> 생각하면 </w:t>
-      </w:r>
-      <w:r>
-        <w:rPr>
-          <w:rFonts w:hint="eastAsia"/>
-          <w:sz w:val="20"/>
-          <w:szCs w:val="22"/>
-        </w:rPr>
-        <w:t>arctan 안의 값이 음수이므로 델타 값이 음수가 나오는 것은 합당하다. 이 때, 분자</w:t>
+      <w:r>
+        <w:rPr>
+          <w:rFonts w:hint="eastAsia"/>
+          <w:sz w:val="20"/>
+          <w:szCs w:val="22"/>
+        </w:rPr>
+        <w:t xml:space="preserve">를 생각하면 </w:t>
+      </w:r>
+      <w:r>
+        <w:rPr>
+          <w:rFonts w:hint="eastAsia"/>
+          <w:sz w:val="20"/>
+          <w:szCs w:val="22"/>
+        </w:rPr>
+        <w:t xml:space="preserve">arctan 안의 값이 음수이므로 델타 값이 </w:t>
+      </w:r>
+      <w:r>
+        <w:rPr>
+          <w:rFonts w:hint="eastAsia"/>
+          <w:sz w:val="20"/>
+          <w:szCs w:val="22"/>
+        </w:rPr>
+        <w:t>양수</w:t>
+      </w:r>
+      <w:r>
+        <w:rPr>
+          <w:rFonts w:hint="eastAsia"/>
+          <w:sz w:val="20"/>
+          <w:szCs w:val="22"/>
+        </w:rPr>
+        <w:t>가 나오는 것은 합당하다. 이 때, 분자</w:t>
       </w:r>
       <w:r>
         <w:rPr>
@@ -5578,15 +5425,7 @@
             <w:sz w:val="20"/>
             <w:szCs w:val="22"/>
           </w:rPr>
-          <m:t>ω </m:t>
-        </m:r>
-        <m:r>
-          <w:rPr>
-            <w:rFonts w:ascii="Cambria Math" w:hAnsi="Cambria Math"/>
-            <w:sz w:val="20"/>
-            <w:szCs w:val="22"/>
-          </w:rPr>
-          <m:t>~</m:t>
+          <m:t>ω ~</m:t>
         </m:r>
         <m:sSub>
           <m:sSubPr>
@@ -5675,7 +5514,7 @@
           <w:sz w:val="20"/>
           <w:szCs w:val="22"/>
         </w:rPr>
-        <w:t xml:space="preserve">이면 분모는 매우 작은 음수, 분자는 양수이므로 그 값은 -90도에 가까운 값이 나올 수 있다. 반대로, </w:t>
+        <w:t xml:space="preserve">이면 분모는 매우 작은 음수, 분자는 양수이므로 그 값은 90도에 가까운 값이 나올 수 있다. 반대로, </w:t>
       </w:r>
       <m:oMath>
         <m:r>
@@ -5724,7 +5563,31 @@
           <w:sz w:val="20"/>
           <w:szCs w:val="22"/>
         </w:rPr>
-        <w:t xml:space="preserve">인 경우엔 90도에 가까운 값을 얻는다. </w:t>
+        <w:t xml:space="preserve">인 경우엔 </w:t>
+      </w:r>
+      <w:r>
+        <w:rPr>
+          <w:rFonts w:hint="eastAsia"/>
+          <w:sz w:val="20"/>
+          <w:szCs w:val="22"/>
+        </w:rPr>
+        <w:t>-</w:t>
+      </w:r>
+      <w:r>
+        <w:rPr>
+          <w:rFonts w:hint="eastAsia"/>
+          <w:sz w:val="20"/>
+          <w:szCs w:val="22"/>
+        </w:rPr>
+        <w:t xml:space="preserve">90도에 가까운 값을 얻는다. </w:t>
+      </w:r>
+      <w:r>
+        <w:rPr>
+          <w:rFonts w:hint="eastAsia"/>
+          <w:sz w:val="20"/>
+          <w:szCs w:val="22"/>
+        </w:rPr>
+        <w:t xml:space="preserve">이는 탄젠트로 먼저 정의된 값을 아크탄젠트에 넣어 생긴 문제로, 단순히 주기인 180도를 더해 평행이동 시킴으로써 고칠 수 있다. </w:t>
       </w:r>
       <w:r>
         <w:rPr>
@@ -6064,7 +5927,23 @@
           <w:sz w:val="20"/>
           <w:szCs w:val="22"/>
         </w:rPr>
-        <w:t xml:space="preserve">가 더 작은 양수였을 것으로 예상된다. </w:t>
+        <w:t xml:space="preserve">가 더 </w:t>
+      </w:r>
+      <w:r>
+        <w:rPr>
+          <w:rFonts w:hint="eastAsia"/>
+          <w:sz w:val="20"/>
+          <w:szCs w:val="22"/>
+        </w:rPr>
+        <w:t>큰</w:t>
+      </w:r>
+      <w:r>
+        <w:rPr>
+          <w:rFonts w:hint="eastAsia"/>
+          <w:sz w:val="20"/>
+          <w:szCs w:val="22"/>
+        </w:rPr>
+        <w:t xml:space="preserve"> 양수였을 것으로 예상된다. </w:t>
       </w:r>
     </w:p>
     <w:p>
@@ -6374,15 +6253,7 @@
               <w:sz w:val="20"/>
               <w:szCs w:val="22"/>
             </w:rPr>
-            <m:t>A</m:t>
-          </m:r>
-          <m:r>
-            <w:rPr>
-              <w:rFonts w:ascii="Cambria Math" w:hAnsi="Cambria Math"/>
-              <w:sz w:val="20"/>
-              <w:szCs w:val="22"/>
-            </w:rPr>
-            <m:t>=</m:t>
+            <m:t>A=</m:t>
           </m:r>
           <m:f>
             <m:fPr>
@@ -6446,23 +6317,7 @@
                               <w:sz w:val="20"/>
                               <w:szCs w:val="22"/>
                             </w:rPr>
-                            <m:t>2</m:t>
-                          </m:r>
-                          <m:r>
-                            <w:rPr>
-                              <w:rFonts w:ascii="Cambria Math" w:hAnsi="Cambria Math"/>
-                              <w:sz w:val="20"/>
-                              <w:szCs w:val="22"/>
-                            </w:rPr>
-                            <m:t>c</m:t>
-                          </m:r>
-                          <m:r>
-                            <w:rPr>
-                              <w:rFonts w:ascii="Cambria Math" w:hAnsi="Cambria Math"/>
-                              <w:sz w:val="20"/>
-                              <w:szCs w:val="22"/>
-                            </w:rPr>
-                            <m:t>ω</m:t>
+                            <m:t>2cω</m:t>
                           </m:r>
                         </m:e>
                       </m:d>
@@ -6742,15 +6597,7 @@
                           <w:sz w:val="20"/>
                           <w:szCs w:val="22"/>
                         </w:rPr>
-                        <m:t>k</m:t>
-                      </m:r>
-                      <m:r>
-                        <w:rPr>
-                          <w:rFonts w:ascii="Cambria Math" w:hAnsi="Cambria Math"/>
-                          <w:sz w:val="20"/>
-                          <w:szCs w:val="22"/>
-                        </w:rPr>
-                        <m:t>^2</m:t>
+                        <m:t>k^2</m:t>
                       </m:r>
                     </m:den>
                   </m:f>
@@ -6913,15 +6760,7 @@
                           <w:sz w:val="20"/>
                           <w:szCs w:val="22"/>
                         </w:rPr>
-                        <m:t>k</m:t>
-                      </m:r>
-                      <m:r>
-                        <w:rPr>
-                          <w:rFonts w:ascii="Cambria Math" w:hAnsi="Cambria Math"/>
-                          <w:sz w:val="20"/>
-                          <w:szCs w:val="22"/>
-                        </w:rPr>
-                        <m:t>^2</m:t>
+                        <m:t>k^2</m:t>
                       </m:r>
                     </m:den>
                   </m:f>
@@ -6993,15 +6832,7 @@
                           <w:sz w:val="20"/>
                           <w:szCs w:val="22"/>
                         </w:rPr>
-                        <m:t>k</m:t>
-                      </m:r>
-                      <m:r>
-                        <w:rPr>
-                          <w:rFonts w:ascii="Cambria Math" w:hAnsi="Cambria Math"/>
-                          <w:sz w:val="20"/>
-                          <w:szCs w:val="22"/>
-                        </w:rPr>
-                        <m:t>^2</m:t>
+                        <m:t>k^2</m:t>
                       </m:r>
                     </m:den>
                   </m:f>
@@ -7015,7 +6846,6 @@
     <w:p>
       <w:pPr>
         <w:rPr>
-          <w:rFonts w:hint="eastAsia"/>
           <w:sz w:val="20"/>
           <w:szCs w:val="22"/>
         </w:rPr>
@@ -7073,15 +6903,7 @@
                   <w:sz w:val="20"/>
                   <w:szCs w:val="22"/>
                 </w:rPr>
-                <m:t>k</m:t>
-              </m:r>
-              <m:r>
-                <w:rPr>
-                  <w:rFonts w:ascii="Cambria Math" w:hAnsi="Cambria Math"/>
-                  <w:sz w:val="20"/>
-                  <w:szCs w:val="22"/>
-                </w:rPr>
-                <m:t>^2</m:t>
+                <m:t>k^2</m:t>
               </m:r>
             </m:den>
           </m:f>
@@ -7200,15 +7022,7 @@
                   <w:sz w:val="20"/>
                   <w:szCs w:val="22"/>
                 </w:rPr>
-                <m:t>k</m:t>
-              </m:r>
-              <m:r>
-                <w:rPr>
-                  <w:rFonts w:ascii="Cambria Math" w:hAnsi="Cambria Math"/>
-                  <w:sz w:val="20"/>
-                  <w:szCs w:val="22"/>
-                </w:rPr>
-                <m:t>^2</m:t>
+                <m:t>k^2</m:t>
               </m:r>
             </m:den>
           </m:f>
@@ -7280,15 +7094,7 @@
                   <w:sz w:val="20"/>
                   <w:szCs w:val="22"/>
                 </w:rPr>
-                <m:t>k</m:t>
-              </m:r>
-              <m:r>
-                <w:rPr>
-                  <w:rFonts w:ascii="Cambria Math" w:hAnsi="Cambria Math"/>
-                  <w:sz w:val="20"/>
-                  <w:szCs w:val="22"/>
-                </w:rPr>
-                <m:t>^2</m:t>
+                <m:t>k^2</m:t>
               </m:r>
             </m:den>
           </m:f>
@@ -7536,7 +7342,6 @@
     <w:p>
       <w:pPr>
         <w:rPr>
-          <w:rFonts w:hint="eastAsia"/>
           <w:sz w:val="20"/>
           <w:szCs w:val="22"/>
         </w:rPr>
@@ -7637,23 +7442,13 @@
           </m:sup>
         </m:sSup>
       </m:oMath>
-      <w:proofErr w:type="spellStart"/>
-      <w:r>
-        <w:rPr>
-          <w:rFonts w:hint="eastAsia"/>
-          <w:sz w:val="20"/>
-          <w:szCs w:val="22"/>
-        </w:rPr>
-        <w:t>를</w:t>
-      </w:r>
-      <w:proofErr w:type="spellEnd"/>
-      <w:r>
-        <w:rPr>
-          <w:rFonts w:hint="eastAsia"/>
-          <w:sz w:val="20"/>
-          <w:szCs w:val="22"/>
-        </w:rPr>
-        <w:t xml:space="preserve"> 얻을 수 있다. </w:t>
+      <w:r>
+        <w:rPr>
+          <w:rFonts w:hint="eastAsia"/>
+          <w:sz w:val="20"/>
+          <w:szCs w:val="22"/>
+        </w:rPr>
+        <w:t xml:space="preserve">를 얻을 수 있다. </w:t>
       </w:r>
     </w:p>
     <w:p>
@@ -7672,7 +7467,7 @@
         </w:rPr>
         <w:lastRenderedPageBreak/>
         <w:drawing>
-          <wp:inline distT="0" distB="0" distL="0" distR="0" wp14:anchorId="57C084F1" wp14:editId="2D2E1571">
+          <wp:inline distT="0" distB="0" distL="0" distR="0" wp14:anchorId="57C084F1" wp14:editId="1ADD2AEA">
             <wp:extent cx="2531346" cy="1898650"/>
             <wp:effectExtent l="0" t="0" r="2540" b="6350"/>
             <wp:docPr id="1322646992" name="그림 8"/>
@@ -7721,7 +7516,7 @@
           <w:szCs w:val="22"/>
         </w:rPr>
         <w:drawing>
-          <wp:inline distT="0" distB="0" distL="0" distR="0" wp14:anchorId="37B41B4C" wp14:editId="131BD103">
+          <wp:inline distT="0" distB="0" distL="0" distR="0" wp14:anchorId="37B41B4C" wp14:editId="1040A3EB">
             <wp:extent cx="2559050" cy="1919429"/>
             <wp:effectExtent l="0" t="0" r="0" b="5080"/>
             <wp:docPr id="970445552" name="그림 9"/>
@@ -7766,36 +7561,17 @@
     <w:p>
       <w:pPr>
         <w:rPr>
-          <w:rFonts w:hint="eastAsia"/>
-          <w:sz w:val="20"/>
-          <w:szCs w:val="22"/>
-        </w:rPr>
-      </w:pPr>
-      <w:r>
-        <w:rPr>
-          <w:rFonts w:hint="eastAsia"/>
-          <w:sz w:val="20"/>
-          <w:szCs w:val="22"/>
-        </w:rPr>
-        <w:t xml:space="preserve">&lt;figure 7: </w:t>
-      </w:r>
-      <w:proofErr w:type="spellStart"/>
-      <w:r>
-        <w:rPr>
-          <w:rFonts w:hint="eastAsia"/>
-          <w:sz w:val="20"/>
-          <w:szCs w:val="22"/>
-        </w:rPr>
-        <w:t>freq</w:t>
-      </w:r>
-      <w:proofErr w:type="spellEnd"/>
-      <w:r>
-        <w:rPr>
-          <w:rFonts w:hint="eastAsia"/>
-          <w:sz w:val="20"/>
-          <w:szCs w:val="22"/>
-        </w:rPr>
-        <w:t xml:space="preserve"> vs amp 4mm&gt; </w:t>
+          <w:sz w:val="20"/>
+          <w:szCs w:val="22"/>
+        </w:rPr>
+      </w:pPr>
+      <w:r>
+        <w:rPr>
+          <w:rFonts w:hint="eastAsia"/>
+          <w:sz w:val="20"/>
+          <w:szCs w:val="22"/>
+        </w:rPr>
+        <w:t xml:space="preserve">&lt;figure 7: freq vs amp 4mm&gt; </w:t>
       </w:r>
       <w:r>
         <w:rPr>
@@ -7817,25 +7593,7 @@
           <w:sz w:val="20"/>
           <w:szCs w:val="22"/>
         </w:rPr>
-        <w:t xml:space="preserve">&lt;figure 8: </w:t>
-      </w:r>
-      <w:proofErr w:type="spellStart"/>
-      <w:r>
-        <w:rPr>
-          <w:rFonts w:hint="eastAsia"/>
-          <w:sz w:val="20"/>
-          <w:szCs w:val="22"/>
-        </w:rPr>
-        <w:t>freq</w:t>
-      </w:r>
-      <w:proofErr w:type="spellEnd"/>
-      <w:r>
-        <w:rPr>
-          <w:rFonts w:hint="eastAsia"/>
-          <w:sz w:val="20"/>
-          <w:szCs w:val="22"/>
-        </w:rPr>
-        <w:t xml:space="preserve"> vs amp 4.5mm&gt;</w:t>
+        <w:t>&lt;figure 8: freq vs amp 4.5mm&gt;</w:t>
       </w:r>
     </w:p>
     <w:p>
@@ -7853,7 +7611,7 @@
           <w:szCs w:val="22"/>
         </w:rPr>
         <w:drawing>
-          <wp:inline distT="0" distB="0" distL="0" distR="0" wp14:anchorId="77F7E80D" wp14:editId="6771C83E">
+          <wp:inline distT="0" distB="0" distL="0" distR="0" wp14:anchorId="77F7E80D" wp14:editId="3B6441E4">
             <wp:extent cx="2482850" cy="1862276"/>
             <wp:effectExtent l="0" t="0" r="0" b="5080"/>
             <wp:docPr id="1554118924" name="그림 10"/>
@@ -7908,25 +7666,7 @@
           <w:sz w:val="20"/>
           <w:szCs w:val="22"/>
         </w:rPr>
-        <w:t xml:space="preserve">&lt;figure 9: </w:t>
-      </w:r>
-      <w:proofErr w:type="spellStart"/>
-      <w:r>
-        <w:rPr>
-          <w:rFonts w:hint="eastAsia"/>
-          <w:sz w:val="20"/>
-          <w:szCs w:val="22"/>
-        </w:rPr>
-        <w:t>freq</w:t>
-      </w:r>
-      <w:proofErr w:type="spellEnd"/>
-      <w:r>
-        <w:rPr>
-          <w:rFonts w:hint="eastAsia"/>
-          <w:sz w:val="20"/>
-          <w:szCs w:val="22"/>
-        </w:rPr>
-        <w:t xml:space="preserve"> vs amp 5mm</w:t>
+        <w:t>&lt;figure 9: freq vs amp 5mm</w:t>
       </w:r>
       <w:r>
         <w:rPr>
@@ -7950,25 +7690,7 @@
           <w:sz w:val="20"/>
           <w:szCs w:val="22"/>
         </w:rPr>
-        <w:t xml:space="preserve">위의 데이터는 frequency와 amplitude를 모든 </w:t>
-      </w:r>
-      <w:proofErr w:type="spellStart"/>
-      <w:r>
-        <w:rPr>
-          <w:rFonts w:hint="eastAsia"/>
-          <w:sz w:val="20"/>
-          <w:szCs w:val="22"/>
-        </w:rPr>
-        <w:t>댐핑</w:t>
-      </w:r>
-      <w:proofErr w:type="spellEnd"/>
-      <w:r>
-        <w:rPr>
-          <w:rFonts w:hint="eastAsia"/>
-          <w:sz w:val="20"/>
-          <w:szCs w:val="22"/>
-        </w:rPr>
-        <w:t xml:space="preserve"> 조건에 대해 나타낸 것이다. </w:t>
+        <w:t xml:space="preserve">위의 데이터는 frequency와 amplitude를 모든 댐핑 조건에 대해 나타낸 것이다. </w:t>
       </w:r>
       <w:r>
         <w:rPr>
@@ -8138,25 +7860,7 @@
           <w:sz w:val="20"/>
           <w:szCs w:val="22"/>
         </w:rPr>
-        <w:t xml:space="preserve">꼴로 </w:t>
-      </w:r>
-      <w:proofErr w:type="spellStart"/>
-      <w:r>
-        <w:rPr>
-          <w:rFonts w:hint="eastAsia"/>
-          <w:sz w:val="20"/>
-          <w:szCs w:val="22"/>
-        </w:rPr>
-        <w:t>피팅하면</w:t>
-      </w:r>
-      <w:proofErr w:type="spellEnd"/>
-      <w:r>
-        <w:rPr>
-          <w:rFonts w:hint="eastAsia"/>
-          <w:sz w:val="20"/>
-          <w:szCs w:val="22"/>
-        </w:rPr>
-        <w:t xml:space="preserve"> 다음과 같은 결과를 얻을 수 있다.</w:t>
+        <w:t>꼴로 피팅하면 다음과 같은 결과를 얻을 수 있다.</w:t>
       </w:r>
     </w:p>
     <w:p>
@@ -8277,7 +7981,6 @@
     <w:p>
       <w:pPr>
         <w:rPr>
-          <w:rFonts w:hint="eastAsia"/>
           <w:sz w:val="20"/>
           <w:szCs w:val="22"/>
         </w:rPr>
@@ -8295,7 +7998,6 @@
     <w:p>
       <w:pPr>
         <w:rPr>
-          <w:rFonts w:hint="eastAsia"/>
           <w:sz w:val="20"/>
           <w:szCs w:val="22"/>
         </w:rPr>
@@ -8504,7 +8206,6 @@
     <w:p>
       <w:pPr>
         <w:rPr>
-          <w:rFonts w:hint="eastAsia"/>
           <w:sz w:val="20"/>
           <w:szCs w:val="22"/>
         </w:rPr>
@@ -8730,7 +8431,6 @@
     <w:p>
       <w:pPr>
         <w:rPr>
-          <w:rFonts w:hint="eastAsia"/>
           <w:sz w:val="20"/>
           <w:szCs w:val="22"/>
         </w:rPr>
@@ -9414,7 +9114,6 @@
           <w:szCs w:val="22"/>
         </w:rPr>
       </w:pPr>
-      <w:proofErr w:type="spellStart"/>
       <w:r>
         <w:rPr>
           <w:rFonts w:hint="eastAsia"/>
@@ -9422,16 +9121,7 @@
           <w:szCs w:val="22"/>
         </w:rPr>
         <w:lastRenderedPageBreak/>
-        <w:t>으로</w:t>
-      </w:r>
-      <w:proofErr w:type="spellEnd"/>
-      <w:r>
-        <w:rPr>
-          <w:rFonts w:hint="eastAsia"/>
-          <w:sz w:val="20"/>
-          <w:szCs w:val="22"/>
-        </w:rPr>
-        <w:t xml:space="preserve"> 쓸 수 있다. 이 때, </w:t>
+        <w:t xml:space="preserve">으로 쓸 수 있다. 이 때, </w:t>
       </w:r>
       <m:oMath>
         <m:r>
@@ -9669,25 +9359,7 @@
           <w:sz w:val="20"/>
           <w:szCs w:val="22"/>
         </w:rPr>
-        <w:t xml:space="preserve">로 적을 수 있다. 이 때, A는 이 진동의 초기 진폭이다. 이제, 이 진동의 </w:t>
-      </w:r>
-      <w:proofErr w:type="spellStart"/>
-      <w:r>
-        <w:rPr>
-          <w:rFonts w:hint="eastAsia"/>
-          <w:sz w:val="20"/>
-          <w:szCs w:val="22"/>
-        </w:rPr>
-        <w:t>극값이</w:t>
-      </w:r>
-      <w:proofErr w:type="spellEnd"/>
-      <w:r>
-        <w:rPr>
-          <w:rFonts w:hint="eastAsia"/>
-          <w:sz w:val="20"/>
-          <w:szCs w:val="22"/>
-        </w:rPr>
-        <w:t xml:space="preserve"> 발생하는 주기를 계산해보자. 그러기 위해서는 </w:t>
+        <w:t xml:space="preserve">로 적을 수 있다. 이 때, A는 이 진동의 초기 진폭이다. 이제, 이 진동의 극값이 발생하는 주기를 계산해보자. 그러기 위해서는 </w:t>
       </w:r>
       <m:oMath>
         <m:r>
@@ -9726,25 +9398,7 @@
           <w:sz w:val="20"/>
           <w:szCs w:val="22"/>
         </w:rPr>
-        <w:t xml:space="preserve">의 </w:t>
-      </w:r>
-      <w:proofErr w:type="spellStart"/>
-      <w:r>
-        <w:rPr>
-          <w:rFonts w:hint="eastAsia"/>
-          <w:sz w:val="20"/>
-          <w:szCs w:val="22"/>
-        </w:rPr>
-        <w:t>시간미분을</w:t>
-      </w:r>
-      <w:proofErr w:type="spellEnd"/>
-      <w:r>
-        <w:rPr>
-          <w:rFonts w:hint="eastAsia"/>
-          <w:sz w:val="20"/>
-          <w:szCs w:val="22"/>
-        </w:rPr>
-        <w:t xml:space="preserve"> 구하면 된다.</w:t>
+        <w:t>의 시간미분을 구하면 된다.</w:t>
       </w:r>
     </w:p>
     <w:p>
@@ -10931,25 +10585,7 @@
           <w:sz w:val="20"/>
           <w:szCs w:val="22"/>
         </w:rPr>
-        <w:t xml:space="preserve">즉, 주기를 구하면 </w:t>
-      </w:r>
-      <w:proofErr w:type="spellStart"/>
-      <w:r>
-        <w:rPr>
-          <w:rFonts w:hint="eastAsia"/>
-          <w:sz w:val="20"/>
-          <w:szCs w:val="22"/>
-        </w:rPr>
-        <w:t>극값이</w:t>
-      </w:r>
-      <w:proofErr w:type="spellEnd"/>
-      <w:r>
-        <w:rPr>
-          <w:rFonts w:hint="eastAsia"/>
-          <w:sz w:val="20"/>
-          <w:szCs w:val="22"/>
-        </w:rPr>
-        <w:t xml:space="preserve"> 두 번 생기는 시간이므로, </w:t>
+        <w:t xml:space="preserve">즉, 주기를 구하면 극값이 두 번 생기는 시간이므로, </w:t>
       </w:r>
     </w:p>
     <w:p>
@@ -11357,6 +10993,14 @@
                       <w:sz w:val="20"/>
                       <w:szCs w:val="22"/>
                     </w:rPr>
+                    <m:t>-</m:t>
+                  </m:r>
+                  <m:r>
+                    <w:rPr>
+                      <w:rFonts w:ascii="Cambria Math" w:hAnsi="Cambria Math"/>
+                      <w:sz w:val="20"/>
+                      <w:szCs w:val="22"/>
+                    </w:rPr>
                     <m:t>ω</m:t>
                   </m:r>
                 </m:e>
@@ -11387,7 +11031,7 @@
                   <w:sz w:val="20"/>
                   <w:szCs w:val="22"/>
                 </w:rPr>
-                <m:t>-</m:t>
+                <m:t>+</m:t>
               </m:r>
               <m:sSubSup>
                 <m:sSubSupPr>
@@ -11438,23 +11082,7 @@
               <w:sz w:val="20"/>
               <w:szCs w:val="22"/>
             </w:rPr>
-            <m:t>=</m:t>
-          </m:r>
-          <m:r>
-            <w:rPr>
-              <w:rFonts w:ascii="Cambria Math" w:hAnsi="Cambria Math"/>
-              <w:sz w:val="20"/>
-              <w:szCs w:val="22"/>
-            </w:rPr>
-            <m:t>0.14636</m:t>
-          </m:r>
-          <m:r>
-            <w:rPr>
-              <w:rFonts w:ascii="Cambria Math" w:hAnsi="Cambria Math"/>
-              <w:sz w:val="20"/>
-              <w:szCs w:val="22"/>
-            </w:rPr>
-            <m:t>7 Hz</m:t>
+            <m:t>=0.146367 Hz</m:t>
           </m:r>
         </m:oMath>
       </m:oMathPara>
@@ -11876,23 +11504,7 @@
                               <w:sz w:val="20"/>
                               <w:szCs w:val="22"/>
                             </w:rPr>
-                            <m:t>2</m:t>
-                          </m:r>
-                          <m:r>
-                            <w:rPr>
-                              <w:rFonts w:ascii="Cambria Math" w:hAnsi="Cambria Math"/>
-                              <w:sz w:val="20"/>
-                              <w:szCs w:val="22"/>
-                            </w:rPr>
-                            <m:t>c</m:t>
-                          </m:r>
-                          <m:r>
-                            <w:rPr>
-                              <w:rFonts w:ascii="Cambria Math" w:hAnsi="Cambria Math"/>
-                              <w:sz w:val="20"/>
-                              <w:szCs w:val="22"/>
-                            </w:rPr>
-                            <m:t>ω</m:t>
+                            <m:t>2cω</m:t>
                           </m:r>
                         </m:e>
                       </m:d>
@@ -12070,25 +11682,7 @@
           <w:sz w:val="20"/>
           <w:szCs w:val="22"/>
         </w:rPr>
-        <w:t xml:space="preserve">는 driving force의 </w:t>
-      </w:r>
-      <w:proofErr w:type="spellStart"/>
-      <w:r>
-        <w:rPr>
-          <w:rFonts w:hint="eastAsia"/>
-          <w:sz w:val="20"/>
-          <w:szCs w:val="22"/>
-        </w:rPr>
-        <w:t>각진동수이고</w:t>
-      </w:r>
-      <w:proofErr w:type="spellEnd"/>
-      <w:r>
-        <w:rPr>
-          <w:rFonts w:hint="eastAsia"/>
-          <w:sz w:val="20"/>
-          <w:szCs w:val="22"/>
-        </w:rPr>
-        <w:t xml:space="preserve">, </w:t>
+        <w:t xml:space="preserve">는 driving force의 각진동수이고, </w:t>
       </w:r>
       <m:oMath>
         <m:sSub>
@@ -12129,25 +11723,7 @@
           <w:sz w:val="20"/>
           <w:szCs w:val="22"/>
         </w:rPr>
-        <w:t xml:space="preserve">는 driving force가 없을 때의 고유 </w:t>
-      </w:r>
-      <w:proofErr w:type="spellStart"/>
-      <w:r>
-        <w:rPr>
-          <w:rFonts w:hint="eastAsia"/>
-          <w:sz w:val="20"/>
-          <w:szCs w:val="22"/>
-        </w:rPr>
-        <w:t>각진동수이다</w:t>
-      </w:r>
-      <w:proofErr w:type="spellEnd"/>
-      <w:r>
-        <w:rPr>
-          <w:rFonts w:hint="eastAsia"/>
-          <w:sz w:val="20"/>
-          <w:szCs w:val="22"/>
-        </w:rPr>
-        <w:t xml:space="preserve">. 마지막으로 c는 감쇄를 발생시키는 항의 계수의 절반이다. (감쇄를 일으키는 항을 </w:t>
+        <w:t xml:space="preserve">는 driving force가 없을 때의 고유 각진동수이다. 마지막으로 c는 감쇄를 발생시키는 항의 계수의 절반이다. (감쇄를 일으키는 항을 </w:t>
       </w:r>
       <m:oMath>
         <m:r>
@@ -12156,15 +11732,7 @@
             <w:sz w:val="20"/>
             <w:szCs w:val="22"/>
           </w:rPr>
-          <m:t>2</m:t>
-        </m:r>
-        <m:r>
-          <w:rPr>
-            <w:rFonts w:ascii="Cambria Math" w:hAnsi="Cambria Math"/>
-            <w:sz w:val="20"/>
-            <w:szCs w:val="22"/>
-          </w:rPr>
-          <m:t>c</m:t>
+          <m:t>2c</m:t>
         </m:r>
         <m:f>
           <m:fPr>
@@ -12286,23 +11854,13 @@
           </m:sup>
         </m:sSup>
       </m:oMath>
-      <w:proofErr w:type="spellStart"/>
-      <w:r>
-        <w:rPr>
-          <w:rFonts w:hint="eastAsia"/>
-          <w:sz w:val="20"/>
-          <w:szCs w:val="22"/>
-        </w:rPr>
-        <w:t>를</w:t>
-      </w:r>
-      <w:proofErr w:type="spellEnd"/>
-      <w:r>
-        <w:rPr>
-          <w:rFonts w:hint="eastAsia"/>
-          <w:sz w:val="20"/>
-          <w:szCs w:val="22"/>
-        </w:rPr>
-        <w:t xml:space="preserve"> 얻을 수 있다. </w:t>
+      <w:r>
+        <w:rPr>
+          <w:rFonts w:hint="eastAsia"/>
+          <w:sz w:val="20"/>
+          <w:szCs w:val="22"/>
+        </w:rPr>
+        <w:t xml:space="preserve">를 얻을 수 있다. </w:t>
       </w:r>
     </w:p>
     <w:p>
@@ -12314,14 +11872,6 @@
       </w:pPr>
       <m:oMathPara>
         <m:oMath>
-          <m:r>
-            <w:rPr>
-              <w:rFonts w:ascii="Cambria Math" w:hAnsi="Cambria Math"/>
-              <w:sz w:val="20"/>
-              <w:szCs w:val="22"/>
-            </w:rPr>
-            <m:t>A</m:t>
-          </m:r>
           <m:r>
             <w:rPr>
               <w:rFonts w:ascii="Cambria Math" w:hAnsi="Cambria Math"/>
@@ -12414,15 +11964,7 @@
                           <w:sz w:val="20"/>
                           <w:szCs w:val="22"/>
                         </w:rPr>
-                        <m:t>k</m:t>
-                      </m:r>
-                      <m:r>
-                        <w:rPr>
-                          <w:rFonts w:ascii="Cambria Math" w:hAnsi="Cambria Math"/>
-                          <w:sz w:val="20"/>
-                          <w:szCs w:val="22"/>
-                        </w:rPr>
-                        <m:t>^2</m:t>
+                        <m:t>k^2</m:t>
                       </m:r>
                     </m:den>
                   </m:f>
@@ -12585,15 +12127,7 @@
                           <w:sz w:val="20"/>
                           <w:szCs w:val="22"/>
                         </w:rPr>
-                        <m:t>k</m:t>
-                      </m:r>
-                      <m:r>
-                        <w:rPr>
-                          <w:rFonts w:ascii="Cambria Math" w:hAnsi="Cambria Math"/>
-                          <w:sz w:val="20"/>
-                          <w:szCs w:val="22"/>
-                        </w:rPr>
-                        <m:t>^2</m:t>
+                        <m:t>k^2</m:t>
                       </m:r>
                     </m:den>
                   </m:f>
@@ -12665,15 +12199,7 @@
                           <w:sz w:val="20"/>
                           <w:szCs w:val="22"/>
                         </w:rPr>
-                        <m:t>k</m:t>
-                      </m:r>
-                      <m:r>
-                        <w:rPr>
-                          <w:rFonts w:ascii="Cambria Math" w:hAnsi="Cambria Math"/>
-                          <w:sz w:val="20"/>
-                          <w:szCs w:val="22"/>
-                        </w:rPr>
-                        <m:t>^2</m:t>
+                        <m:t>k^2</m:t>
                       </m:r>
                     </m:den>
                   </m:f>
@@ -12745,15 +12271,7 @@
                   <w:sz w:val="20"/>
                   <w:szCs w:val="22"/>
                 </w:rPr>
-                <m:t>k</m:t>
-              </m:r>
-              <m:r>
-                <w:rPr>
-                  <w:rFonts w:ascii="Cambria Math" w:hAnsi="Cambria Math"/>
-                  <w:sz w:val="20"/>
-                  <w:szCs w:val="22"/>
-                </w:rPr>
-                <m:t>^2</m:t>
+                <m:t>k^2</m:t>
               </m:r>
             </m:den>
           </m:f>
@@ -12872,15 +12390,7 @@
                   <w:sz w:val="20"/>
                   <w:szCs w:val="22"/>
                 </w:rPr>
-                <m:t>k</m:t>
-              </m:r>
-              <m:r>
-                <w:rPr>
-                  <w:rFonts w:ascii="Cambria Math" w:hAnsi="Cambria Math"/>
-                  <w:sz w:val="20"/>
-                  <w:szCs w:val="22"/>
-                </w:rPr>
-                <m:t>^2</m:t>
+                <m:t>k^2</m:t>
               </m:r>
             </m:den>
           </m:f>
@@ -12952,15 +12462,7 @@
                   <w:sz w:val="20"/>
                   <w:szCs w:val="22"/>
                 </w:rPr>
-                <m:t>k</m:t>
-              </m:r>
-              <m:r>
-                <w:rPr>
-                  <w:rFonts w:ascii="Cambria Math" w:hAnsi="Cambria Math"/>
-                  <w:sz w:val="20"/>
-                  <w:szCs w:val="22"/>
-                </w:rPr>
-                <m:t>^2</m:t>
+                <m:t>k^2</m:t>
               </m:r>
             </m:den>
           </m:f>
@@ -13206,25 +12708,7 @@
           <w:sz w:val="20"/>
           <w:szCs w:val="22"/>
         </w:rPr>
-        <w:t>이</w:t>
-      </w:r>
-      <w:proofErr w:type="spellStart"/>
-      <w:r>
-        <w:rPr>
-          <w:rFonts w:hint="eastAsia"/>
-          <w:sz w:val="20"/>
-          <w:szCs w:val="22"/>
-        </w:rPr>
-        <w:t>므로</w:t>
-      </w:r>
-      <w:proofErr w:type="spellEnd"/>
-      <w:r>
-        <w:rPr>
-          <w:rFonts w:hint="eastAsia"/>
-          <w:sz w:val="20"/>
-          <w:szCs w:val="22"/>
-        </w:rPr>
-        <w:t xml:space="preserve">, </w:t>
+        <w:t xml:space="preserve">이므로, </w:t>
       </w:r>
       <m:oMath>
         <m:sSup>
@@ -13356,61 +12840,7 @@
           <w:sz w:val="20"/>
           <w:szCs w:val="22"/>
         </w:rPr>
-        <w:t xml:space="preserve">그렇다면 이 값들을 이용해 </w:t>
-      </w:r>
-      <w:proofErr w:type="spellStart"/>
-      <w:r>
-        <w:rPr>
-          <w:rFonts w:hint="eastAsia"/>
-          <w:sz w:val="20"/>
-          <w:szCs w:val="22"/>
-        </w:rPr>
-        <w:t>댐핑</w:t>
-      </w:r>
-      <w:proofErr w:type="spellEnd"/>
-      <w:r>
-        <w:rPr>
-          <w:rFonts w:hint="eastAsia"/>
-          <w:sz w:val="20"/>
-          <w:szCs w:val="22"/>
-        </w:rPr>
-        <w:t xml:space="preserve"> 계수를 구할 수 있을까? </w:t>
-      </w:r>
-      <w:proofErr w:type="spellStart"/>
-      <w:r>
-        <w:rPr>
-          <w:rFonts w:hint="eastAsia"/>
-          <w:sz w:val="20"/>
-          <w:szCs w:val="22"/>
-        </w:rPr>
-        <w:t>댐핑</w:t>
-      </w:r>
-      <w:proofErr w:type="spellEnd"/>
-      <w:r>
-        <w:rPr>
-          <w:rFonts w:hint="eastAsia"/>
-          <w:sz w:val="20"/>
-          <w:szCs w:val="22"/>
-        </w:rPr>
-        <w:t xml:space="preserve"> 계수를 알아보기 위해 </w:t>
-      </w:r>
-      <w:proofErr w:type="spellStart"/>
-      <w:r>
-        <w:rPr>
-          <w:rFonts w:hint="eastAsia"/>
-          <w:sz w:val="20"/>
-          <w:szCs w:val="22"/>
-        </w:rPr>
-        <w:t>댐핑</w:t>
-      </w:r>
-      <w:proofErr w:type="spellEnd"/>
-      <w:r>
-        <w:rPr>
-          <w:rFonts w:hint="eastAsia"/>
-          <w:sz w:val="20"/>
-          <w:szCs w:val="22"/>
-        </w:rPr>
-        <w:t xml:space="preserve"> 계수가 나오는 식을 다시 생각해보자. </w:t>
+        <w:t xml:space="preserve">그렇다면 이 값들을 이용해 댐핑 계수를 구할 수 있을까? 댐핑 계수를 알아보기 위해 댐핑 계수가 나오는 식을 다시 생각해보자. </w:t>
       </w:r>
     </w:p>
     <w:p>
@@ -14026,14 +13456,38 @@
               </m:sSubSup>
             </m:num>
             <m:den>
-              <m:r>
-                <w:rPr>
-                  <w:rFonts w:ascii="Cambria Math" w:hAnsi="Cambria Math"/>
-                  <w:sz w:val="20"/>
-                  <w:szCs w:val="22"/>
-                </w:rPr>
-                <m:t>k</m:t>
-              </m:r>
+              <m:sSup>
+                <m:sSupPr>
+                  <m:ctrlPr>
+                    <w:rPr>
+                      <w:rFonts w:ascii="Cambria Math" w:hAnsi="Cambria Math"/>
+                      <w:i/>
+                      <w:sz w:val="20"/>
+                      <w:szCs w:val="22"/>
+                    </w:rPr>
+                  </m:ctrlPr>
+                </m:sSupPr>
+                <m:e>
+                  <m:r>
+                    <w:rPr>
+                      <w:rFonts w:ascii="Cambria Math" w:hAnsi="Cambria Math"/>
+                      <w:sz w:val="20"/>
+                      <w:szCs w:val="22"/>
+                    </w:rPr>
+                    <m:t>k</m:t>
+                  </m:r>
+                </m:e>
+                <m:sup>
+                  <m:r>
+                    <w:rPr>
+                      <w:rFonts w:ascii="Cambria Math" w:hAnsi="Cambria Math"/>
+                      <w:sz w:val="20"/>
+                      <w:szCs w:val="22"/>
+                    </w:rPr>
+                    <m:t>2</m:t>
+                  </m:r>
+                </m:sup>
+              </m:sSup>
             </m:den>
           </m:f>
         </m:oMath>
@@ -14042,7 +13496,6 @@
     <w:p>
       <w:pPr>
         <w:rPr>
-          <w:rFonts w:hint="eastAsia"/>
           <w:sz w:val="20"/>
           <w:szCs w:val="22"/>
         </w:rPr>
@@ -14070,13 +13523,45 @@
             </m:radPr>
             <m:deg/>
             <m:e>
-              <m:r>
-                <w:rPr>
-                  <w:rFonts w:ascii="Cambria Math" w:hAnsi="Cambria Math"/>
-                  <w:sz w:val="20"/>
-                  <w:szCs w:val="22"/>
-                </w:rPr>
-                <m:t>kβ+2</m:t>
+              <m:sSup>
+                <m:sSupPr>
+                  <m:ctrlPr>
+                    <w:rPr>
+                      <w:rFonts w:ascii="Cambria Math" w:hAnsi="Cambria Math"/>
+                      <w:i/>
+                      <w:sz w:val="20"/>
+                      <w:szCs w:val="22"/>
+                    </w:rPr>
+                  </m:ctrlPr>
+                </m:sSupPr>
+                <m:e>
+                  <m:r>
+                    <w:rPr>
+                      <w:rFonts w:ascii="Cambria Math" w:hAnsi="Cambria Math"/>
+                      <w:sz w:val="20"/>
+                      <w:szCs w:val="22"/>
+                    </w:rPr>
+                    <m:t>k</m:t>
+                  </m:r>
+                </m:e>
+                <m:sup>
+                  <m:r>
+                    <w:rPr>
+                      <w:rFonts w:ascii="Cambria Math" w:hAnsi="Cambria Math"/>
+                      <w:sz w:val="20"/>
+                      <w:szCs w:val="22"/>
+                    </w:rPr>
+                    <m:t>2</m:t>
+                  </m:r>
+                </m:sup>
+              </m:sSup>
+              <m:r>
+                <w:rPr>
+                  <w:rFonts w:ascii="Cambria Math" w:hAnsi="Cambria Math"/>
+                  <w:sz w:val="20"/>
+                  <w:szCs w:val="22"/>
+                </w:rPr>
+                <m:t>β+2</m:t>
               </m:r>
               <m:sSubSup>
                 <m:sSubSupPr>
@@ -14127,6 +13612,7 @@
     <w:p>
       <w:pPr>
         <w:rPr>
+          <w:rFonts w:hint="eastAsia"/>
           <w:sz w:val="20"/>
           <w:szCs w:val="22"/>
         </w:rPr>
@@ -14173,12 +13659,73 @@
           <w:sz w:val="20"/>
           <w:szCs w:val="22"/>
         </w:rPr>
-        <w:t xml:space="preserve">값이 줄어드는 것을 볼 수 있다. 즉, 자석을 멀리 떨어뜨리면 b의 값이 줄어든다. 그 값을 실제로 구해보면 다음처럼 구해진다: </w:t>
+        <w:t>값이 줄어드는 것을 볼 수 있다. 즉, 자석을 멀리 떨어뜨리면 b의 값이 줄어</w:t>
+      </w:r>
+      <w:r>
+        <w:rPr>
+          <w:rFonts w:hint="eastAsia"/>
+          <w:sz w:val="20"/>
+          <w:szCs w:val="22"/>
+        </w:rPr>
+        <w:t>들 것이라고 예상할 수 있다.</w:t>
+      </w:r>
+      <w:r>
+        <w:rPr>
+          <w:rFonts w:hint="eastAsia"/>
+          <w:sz w:val="20"/>
+          <w:szCs w:val="22"/>
+        </w:rPr>
+        <w:t xml:space="preserve"> 이 때, k도 피팅을 통해 구한 </w:t>
+      </w:r>
+      <m:oMath>
+        <m:r>
+          <w:rPr>
+            <w:rFonts w:ascii="Cambria Math" w:hAnsi="Cambria Math"/>
+            <w:sz w:val="20"/>
+            <w:szCs w:val="22"/>
+          </w:rPr>
+          <m:t>α</m:t>
+        </m:r>
+      </m:oMath>
+      <w:r>
+        <w:rPr>
+          <w:rFonts w:hint="eastAsia"/>
+          <w:sz w:val="20"/>
+          <w:szCs w:val="22"/>
+        </w:rPr>
+        <w:t xml:space="preserve">를 이용해 구한 값이므로, </w:t>
+      </w:r>
+      <m:oMath>
+        <m:r>
+          <w:rPr>
+            <w:rFonts w:ascii="Cambria Math" w:hAnsi="Cambria Math"/>
+            <w:sz w:val="20"/>
+            <w:szCs w:val="22"/>
+          </w:rPr>
+          <m:t>α,β</m:t>
+        </m:r>
+      </m:oMath>
+      <w:r>
+        <w:rPr>
+          <w:rFonts w:hint="eastAsia"/>
+          <w:sz w:val="20"/>
+          <w:szCs w:val="22"/>
+        </w:rPr>
+        <w:t>를 b를 구하는 식에 대입해서 구하</w:t>
+      </w:r>
+      <w:r>
+        <w:rPr>
+          <w:rFonts w:hint="eastAsia"/>
+          <w:sz w:val="20"/>
+          <w:szCs w:val="22"/>
+        </w:rPr>
+        <w:t>면</w:t>
       </w:r>
     </w:p>
     <w:p>
       <w:pPr>
         <w:rPr>
+          <w:rFonts w:hint="eastAsia"/>
           <w:sz w:val="20"/>
           <w:szCs w:val="22"/>
         </w:rPr>
@@ -14222,14 +13769,46 @@
               <w:sz w:val="20"/>
               <w:szCs w:val="22"/>
             </w:rPr>
-            <m:t>=0.000789769308</m:t>
+            <m:t>=1.5×</m:t>
           </m:r>
+          <m:sSup>
+            <m:sSupPr>
+              <m:ctrlPr>
+                <w:rPr>
+                  <w:rFonts w:ascii="Cambria Math" w:hAnsi="Cambria Math"/>
+                  <w:sz w:val="20"/>
+                  <w:szCs w:val="22"/>
+                </w:rPr>
+              </m:ctrlPr>
+            </m:sSupPr>
+            <m:e>
+              <m:r>
+                <w:rPr>
+                  <w:rFonts w:ascii="Cambria Math" w:hAnsi="Cambria Math"/>
+                  <w:sz w:val="20"/>
+                  <w:szCs w:val="22"/>
+                </w:rPr>
+                <m:t>10</m:t>
+              </m:r>
+            </m:e>
+            <m:sup>
+              <m:r>
+                <w:rPr>
+                  <w:rFonts w:ascii="Cambria Math" w:hAnsi="Cambria Math"/>
+                  <w:sz w:val="20"/>
+                  <w:szCs w:val="22"/>
+                </w:rPr>
+                <m:t>-4</m:t>
+              </m:r>
+            </m:sup>
+          </m:sSup>
         </m:oMath>
       </m:oMathPara>
     </w:p>
     <w:p>
       <w:pPr>
         <w:rPr>
+          <w:rFonts w:hint="eastAsia"/>
           <w:sz w:val="20"/>
           <w:szCs w:val="22"/>
         </w:rPr>
@@ -14273,14 +13852,46 @@
               <w:sz w:val="20"/>
               <w:szCs w:val="22"/>
             </w:rPr>
-            <m:t>=0.000789748577</m:t>
+            <m:t>=1.6×</m:t>
           </m:r>
+          <m:sSup>
+            <m:sSupPr>
+              <m:ctrlPr>
+                <w:rPr>
+                  <w:rFonts w:ascii="Cambria Math" w:hAnsi="Cambria Math"/>
+                  <w:sz w:val="20"/>
+                  <w:szCs w:val="22"/>
+                </w:rPr>
+              </m:ctrlPr>
+            </m:sSupPr>
+            <m:e>
+              <m:r>
+                <w:rPr>
+                  <w:rFonts w:ascii="Cambria Math" w:hAnsi="Cambria Math"/>
+                  <w:sz w:val="20"/>
+                  <w:szCs w:val="22"/>
+                </w:rPr>
+                <m:t>10</m:t>
+              </m:r>
+            </m:e>
+            <m:sup>
+              <m:r>
+                <w:rPr>
+                  <w:rFonts w:ascii="Cambria Math" w:hAnsi="Cambria Math"/>
+                  <w:sz w:val="20"/>
+                  <w:szCs w:val="22"/>
+                </w:rPr>
+                <m:t>-4</m:t>
+              </m:r>
+            </m:sup>
+          </m:sSup>
         </m:oMath>
       </m:oMathPara>
     </w:p>
     <w:p>
       <w:pPr>
         <w:rPr>
+          <w:rFonts w:hint="eastAsia"/>
           <w:sz w:val="20"/>
           <w:szCs w:val="22"/>
         </w:rPr>
@@ -14324,25 +13935,81 @@
               <w:sz w:val="20"/>
               <w:szCs w:val="22"/>
             </w:rPr>
-            <m:t>=0.0007897136</m:t>
+            <m:t>=1.8×</m:t>
           </m:r>
+          <m:sSup>
+            <m:sSupPr>
+              <m:ctrlPr>
+                <w:rPr>
+                  <w:rFonts w:ascii="Cambria Math" w:hAnsi="Cambria Math"/>
+                  <w:sz w:val="20"/>
+                  <w:szCs w:val="22"/>
+                </w:rPr>
+              </m:ctrlPr>
+            </m:sSupPr>
+            <m:e>
+              <m:r>
+                <w:rPr>
+                  <w:rFonts w:ascii="Cambria Math" w:hAnsi="Cambria Math"/>
+                  <w:sz w:val="20"/>
+                  <w:szCs w:val="22"/>
+                </w:rPr>
+                <m:t>10</m:t>
+              </m:r>
+            </m:e>
+            <m:sup>
+              <m:r>
+                <w:rPr>
+                  <w:rFonts w:ascii="Cambria Math" w:hAnsi="Cambria Math"/>
+                  <w:sz w:val="20"/>
+                  <w:szCs w:val="22"/>
+                </w:rPr>
+                <m:t>-4</m:t>
+              </m:r>
+            </m:sup>
+          </m:sSup>
         </m:oMath>
       </m:oMathPara>
     </w:p>
     <w:p>
       <w:pPr>
         <w:rPr>
-          <w:sz w:val="20"/>
-          <w:szCs w:val="22"/>
-        </w:rPr>
-      </w:pPr>
-      <w:r>
-        <w:rPr>
-          <w:rFonts w:hint="eastAsia"/>
-          <w:sz w:val="20"/>
-          <w:szCs w:val="22"/>
-        </w:rPr>
-        <w:t>즉, 자석을 멀리 옮길수록 b가 줄어든다.</w:t>
+          <w:rFonts w:hint="eastAsia"/>
+          <w:sz w:val="20"/>
+          <w:szCs w:val="22"/>
+        </w:rPr>
+      </w:pPr>
+      <w:r>
+        <w:rPr>
+          <w:rFonts w:hint="eastAsia"/>
+          <w:sz w:val="20"/>
+          <w:szCs w:val="22"/>
+        </w:rPr>
+        <w:t xml:space="preserve">이다. </w:t>
+      </w:r>
+      <w:r>
+        <w:rPr>
+          <w:rFonts w:hint="eastAsia"/>
+          <w:sz w:val="20"/>
+          <w:szCs w:val="22"/>
+        </w:rPr>
+        <w:t xml:space="preserve">이는 이론적인 </w:t>
+      </w:r>
+      <w:r>
+        <w:rPr>
+          <w:rFonts w:hint="eastAsia"/>
+          <w:sz w:val="20"/>
+          <w:szCs w:val="22"/>
+        </w:rPr>
+        <w:t>예상</w:t>
+      </w:r>
+      <w:r>
+        <w:rPr>
+          <w:rFonts w:hint="eastAsia"/>
+          <w:sz w:val="20"/>
+          <w:szCs w:val="22"/>
+        </w:rPr>
+        <w:t xml:space="preserve">과 반대이다. </w:t>
       </w:r>
     </w:p>
     <w:p>
@@ -14631,23 +14298,13 @@
           </m:sup>
         </m:sSup>
       </m:oMath>
-      <w:proofErr w:type="spellStart"/>
-      <w:r>
-        <w:rPr>
-          <w:rFonts w:hint="eastAsia"/>
-          <w:sz w:val="20"/>
-          <w:szCs w:val="22"/>
-        </w:rPr>
-        <w:t>으로</w:t>
-      </w:r>
-      <w:proofErr w:type="spellEnd"/>
-      <w:r>
-        <w:rPr>
-          <w:rFonts w:hint="eastAsia"/>
-          <w:sz w:val="20"/>
-          <w:szCs w:val="22"/>
-        </w:rPr>
-        <w:t xml:space="preserve"> 미분하여 최대가 되는 </w:t>
+      <w:r>
+        <w:rPr>
+          <w:rFonts w:hint="eastAsia"/>
+          <w:sz w:val="20"/>
+          <w:szCs w:val="22"/>
+        </w:rPr>
+        <w:t xml:space="preserve">으로 미분하여 최대가 되는 </w:t>
       </w:r>
       <m:oMath>
         <m:r>
@@ -15135,7 +14792,7 @@
               <w:sz w:val="20"/>
               <w:szCs w:val="22"/>
             </w:rPr>
-            <m:t>=3.8971</m:t>
+            <m:t>=3.8</m:t>
           </m:r>
           <m:r>
             <w:rPr>
@@ -15143,7 +14800,7 @@
               <w:sz w:val="20"/>
               <w:szCs w:val="22"/>
             </w:rPr>
-            <m:t>7</m:t>
+            <m:t>94</m:t>
           </m:r>
           <m:r>
             <w:rPr>
@@ -15202,7 +14859,7 @@
               <w:sz w:val="20"/>
               <w:szCs w:val="22"/>
             </w:rPr>
-            <m:t>=3.8989</m:t>
+            <m:t>=3.8</m:t>
           </m:r>
           <m:r>
             <w:rPr>
@@ -15210,7 +14867,7 @@
               <w:sz w:val="20"/>
               <w:szCs w:val="22"/>
             </w:rPr>
-            <m:t>2</m:t>
+            <m:t>75</m:t>
           </m:r>
           <m:r>
             <w:rPr>
@@ -15269,7 +14926,23 @@
               <w:sz w:val="20"/>
               <w:szCs w:val="22"/>
             </w:rPr>
-            <m:t>=3.90186Hz</m:t>
+            <m:t>=3.</m:t>
+          </m:r>
+          <m:r>
+            <w:rPr>
+              <w:rFonts w:ascii="Cambria Math" w:hAnsi="Cambria Math"/>
+              <w:sz w:val="20"/>
+              <w:szCs w:val="22"/>
+            </w:rPr>
+            <m:t>810</m:t>
+          </m:r>
+          <m:r>
+            <w:rPr>
+              <w:rFonts w:ascii="Cambria Math" w:hAnsi="Cambria Math"/>
+              <w:sz w:val="20"/>
+              <w:szCs w:val="22"/>
+            </w:rPr>
+            <m:t>Hz</m:t>
           </m:r>
         </m:oMath>
       </m:oMathPara>
@@ -15699,6 +15372,7 @@
     <w:p>
       <w:pPr>
         <w:rPr>
+          <w:rFonts w:hint="eastAsia"/>
           <w:sz w:val="20"/>
           <w:szCs w:val="22"/>
         </w:rPr>
@@ -15758,32 +15432,41 @@
           <w:sz w:val="20"/>
           <w:szCs w:val="22"/>
         </w:rPr>
-        <w:t>의 값이 커진다고 예상된다. 앞서 구한 수치들은 이를 잘 뒷받침한다고 보여</w:t>
-      </w:r>
-      <w:r>
-        <w:rPr>
-          <w:rFonts w:hint="eastAsia"/>
-          <w:sz w:val="20"/>
-          <w:szCs w:val="22"/>
-        </w:rPr>
-        <w:t xml:space="preserve"> </w:t>
-      </w:r>
-      <w:r>
-        <w:rPr>
-          <w:rFonts w:hint="eastAsia"/>
-          <w:sz w:val="20"/>
-          <w:szCs w:val="22"/>
-        </w:rPr>
-        <w:t>진다.</w:t>
+        <w:t>의 값이 커진다고 예상된다.</w:t>
+      </w:r>
+      <w:r>
+        <w:rPr>
+          <w:rFonts w:hint="eastAsia"/>
+          <w:sz w:val="20"/>
+          <w:szCs w:val="22"/>
+        </w:rPr>
+        <w:t xml:space="preserve"> 즉, 이 경우도 이론적인 경우와 실측 값이 반대이다. </w:t>
       </w:r>
     </w:p>
     <w:p>
       <w:pPr>
         <w:rPr>
-          <w:sz w:val="20"/>
-          <w:szCs w:val="22"/>
-        </w:rPr>
-      </w:pPr>
+          <w:rFonts w:hint="eastAsia"/>
+          <w:sz w:val="20"/>
+          <w:szCs w:val="22"/>
+        </w:rPr>
+      </w:pPr>
+      <w:r>
+        <w:rPr>
+          <w:rFonts w:hint="eastAsia"/>
+          <w:sz w:val="20"/>
+          <w:szCs w:val="22"/>
+        </w:rPr>
+        <w:t xml:space="preserve">이렇게 이론과 실측값이 반대로 나오는 두 경우에 대하여, </w:t>
+      </w:r>
+      <w:r>
+        <w:rPr>
+          <w:rFonts w:hint="eastAsia"/>
+          <w:sz w:val="20"/>
+          <w:szCs w:val="22"/>
+        </w:rPr>
+        <w:t xml:space="preserve">0.5mm라는 간격이 너무 작아 다른 예상치 못한 변수가 개입하여 다른 결과를 만들어냈다는 예상을 해볼 수 있다. </w:t>
+      </w:r>
     </w:p>
     <w:p>
       <w:pPr>
@@ -15801,7 +15484,6 @@
           <w:numId w:val="3"/>
         </w:numPr>
         <w:rPr>
-          <w:rFonts w:hint="eastAsia"/>
           <w:sz w:val="24"/>
           <w:szCs w:val="28"/>
         </w:rPr>
@@ -15834,17 +15516,26 @@
     <w:p>
       <w:pPr>
         <w:rPr>
-          <w:sz w:val="20"/>
-          <w:szCs w:val="22"/>
-        </w:rPr>
-      </w:pPr>
-      <w:r>
-        <w:rPr>
-          <w:rFonts w:hint="eastAsia"/>
-          <w:sz w:val="20"/>
-          <w:szCs w:val="22"/>
-        </w:rPr>
-        <w:t xml:space="preserve"> 두 번째 실험에서 각진동수와 위상차의 관계, 각진동수와 진폭의 관계를 살펴보았고, 이는 이론적으로 예상되는 양상과 잘 들어맞는다는 것을 알 수 있었다. </w:t>
+          <w:rFonts w:hint="eastAsia"/>
+          <w:sz w:val="20"/>
+          <w:szCs w:val="22"/>
+        </w:rPr>
+      </w:pPr>
+      <w:r>
+        <w:rPr>
+          <w:rFonts w:hint="eastAsia"/>
+          <w:sz w:val="20"/>
+          <w:szCs w:val="22"/>
+        </w:rPr>
+        <w:t xml:space="preserve"> 두 번째 실험에서 각진동수와 위상차의 관계, 각진동수와 진폭의 관계를 살펴보았</w:t>
+      </w:r>
+      <w:r>
+        <w:rPr>
+          <w:rFonts w:hint="eastAsia"/>
+          <w:sz w:val="20"/>
+          <w:szCs w:val="22"/>
+        </w:rPr>
+        <w:t xml:space="preserve">다. 하지만 자석과 관련된 댐핑 부분에서, 이론과 실험이 들어맞지 않는 경우를 볼 수 있었다. 이에 대한 원인을 몇 가지 떠올려볼 수 있는데, 우선 0.5mm라는 간격이 지나치게 작다는 것이다. 이 때문에 다른 노이즈가 실험에 개입하여 더 큰 효과를 냈을 수 있다. 그 노이즈로 예상되는 사안 중 하나는, 자석과 원반의 측정 센서가 매우 가까이 있는데, 자석의 위치가 원반에 가까워지며 센서 내부에 영향을 주었을 수도 있다는 것이다.  </w:t>
       </w:r>
     </w:p>
     <w:p>
@@ -15862,6 +15553,255 @@
           <w:szCs w:val="22"/>
         </w:rPr>
         <w:t xml:space="preserve"> </w:t>
+      </w:r>
+      <w:r>
+        <w:rPr>
+          <w:rFonts w:hint="eastAsia"/>
+          <w:sz w:val="20"/>
+          <w:szCs w:val="22"/>
+        </w:rPr>
+        <w:t xml:space="preserve">또 다른 원인으로 지목되는 것은, 피팅으로 얻은 값에서 </w:t>
+      </w:r>
+      <m:oMath>
+        <m:sSub>
+          <m:sSubPr>
+            <m:ctrlPr>
+              <w:rPr>
+                <w:rFonts w:ascii="Cambria Math" w:hAnsi="Cambria Math"/>
+                <w:sz w:val="20"/>
+                <w:szCs w:val="22"/>
+              </w:rPr>
+            </m:ctrlPr>
+          </m:sSubPr>
+          <m:e>
+            <m:r>
+              <w:rPr>
+                <w:rFonts w:ascii="Cambria Math" w:hAnsi="Cambria Math"/>
+                <w:sz w:val="20"/>
+                <w:szCs w:val="22"/>
+              </w:rPr>
+              <m:t>ω</m:t>
+            </m:r>
+          </m:e>
+          <m:sub>
+            <m:r>
+              <w:rPr>
+                <w:rFonts w:ascii="Cambria Math" w:hAnsi="Cambria Math"/>
+                <w:sz w:val="20"/>
+                <w:szCs w:val="22"/>
+              </w:rPr>
+              <m:t>0</m:t>
+            </m:r>
+          </m:sub>
+        </m:sSub>
+      </m:oMath>
+      <w:r>
+        <w:rPr>
+          <w:rFonts w:hint="eastAsia"/>
+          <w:sz w:val="20"/>
+          <w:szCs w:val="22"/>
+        </w:rPr>
+        <w:t xml:space="preserve">에 해당하는 </w:t>
+      </w:r>
+      <m:oMath>
+        <m:sSup>
+          <m:sSupPr>
+            <m:ctrlPr>
+              <w:rPr>
+                <w:rFonts w:ascii="Cambria Math" w:hAnsi="Cambria Math"/>
+                <w:sz w:val="20"/>
+                <w:szCs w:val="22"/>
+              </w:rPr>
+            </m:ctrlPr>
+          </m:sSupPr>
+          <m:e>
+            <m:d>
+              <m:dPr>
+                <m:ctrlPr>
+                  <w:rPr>
+                    <w:rFonts w:ascii="Cambria Math" w:hAnsi="Cambria Math"/>
+                    <w:sz w:val="20"/>
+                    <w:szCs w:val="22"/>
+                  </w:rPr>
+                </m:ctrlPr>
+              </m:dPr>
+              <m:e>
+                <m:f>
+                  <m:fPr>
+                    <m:ctrlPr>
+                      <w:rPr>
+                        <w:rFonts w:ascii="Cambria Math" w:hAnsi="Cambria Math"/>
+                        <w:sz w:val="20"/>
+                        <w:szCs w:val="22"/>
+                      </w:rPr>
+                    </m:ctrlPr>
+                  </m:fPr>
+                  <m:num>
+                    <m:r>
+                      <w:rPr>
+                        <w:rFonts w:ascii="Cambria Math" w:hAnsi="Cambria Math"/>
+                        <w:sz w:val="20"/>
+                        <w:szCs w:val="22"/>
+                      </w:rPr>
+                      <m:t>γ</m:t>
+                    </m:r>
+                  </m:num>
+                  <m:den>
+                    <m:r>
+                      <w:rPr>
+                        <w:rFonts w:ascii="Cambria Math" w:hAnsi="Cambria Math"/>
+                        <w:sz w:val="20"/>
+                        <w:szCs w:val="22"/>
+                      </w:rPr>
+                      <m:t>α</m:t>
+                    </m:r>
+                  </m:den>
+                </m:f>
+              </m:e>
+            </m:d>
+          </m:e>
+          <m:sup>
+            <m:r>
+              <w:rPr>
+                <w:rFonts w:ascii="Cambria Math" w:hAnsi="Cambria Math"/>
+                <w:sz w:val="20"/>
+                <w:szCs w:val="22"/>
+              </w:rPr>
+              <m:t>1/4</m:t>
+            </m:r>
+          </m:sup>
+        </m:sSup>
+      </m:oMath>
+      <w:r>
+        <w:rPr>
+          <w:rFonts w:hint="eastAsia"/>
+          <w:sz w:val="20"/>
+          <w:szCs w:val="22"/>
+        </w:rPr>
+        <w:t xml:space="preserve">의 값이 계속 줄어들었다는 것이다. 이는 원리적으로는 댐핑과 무관하다. 하지만, 측정 사이에 실의 장력이 미세하게 변해 </w:t>
+      </w:r>
+      <m:oMath>
+        <m:sSub>
+          <m:sSubPr>
+            <m:ctrlPr>
+              <w:rPr>
+                <w:rFonts w:ascii="Cambria Math" w:hAnsi="Cambria Math"/>
+                <w:sz w:val="20"/>
+                <w:szCs w:val="22"/>
+              </w:rPr>
+            </m:ctrlPr>
+          </m:sSubPr>
+          <m:e>
+            <m:r>
+              <w:rPr>
+                <w:rFonts w:ascii="Cambria Math" w:hAnsi="Cambria Math"/>
+                <w:sz w:val="20"/>
+                <w:szCs w:val="22"/>
+              </w:rPr>
+              <m:t>ω</m:t>
+            </m:r>
+          </m:e>
+          <m:sub>
+            <m:r>
+              <w:rPr>
+                <w:rFonts w:ascii="Cambria Math" w:hAnsi="Cambria Math"/>
+                <w:sz w:val="20"/>
+                <w:szCs w:val="22"/>
+              </w:rPr>
+              <m:t>0</m:t>
+            </m:r>
+          </m:sub>
+        </m:sSub>
+      </m:oMath>
+      <w:r>
+        <w:rPr>
+          <w:rFonts w:hint="eastAsia"/>
+          <w:sz w:val="20"/>
+          <w:szCs w:val="22"/>
+        </w:rPr>
+        <w:t xml:space="preserve">가 변했다면 b와 </w:t>
+      </w:r>
+      <m:oMath>
+        <m:sSub>
+          <m:sSubPr>
+            <m:ctrlPr>
+              <w:rPr>
+                <w:rFonts w:ascii="Cambria Math" w:hAnsi="Cambria Math"/>
+                <w:sz w:val="20"/>
+                <w:szCs w:val="22"/>
+              </w:rPr>
+            </m:ctrlPr>
+          </m:sSubPr>
+          <m:e>
+            <m:r>
+              <w:rPr>
+                <w:rFonts w:ascii="Cambria Math" w:hAnsi="Cambria Math"/>
+                <w:sz w:val="20"/>
+                <w:szCs w:val="22"/>
+              </w:rPr>
+              <m:t>ω</m:t>
+            </m:r>
+          </m:e>
+          <m:sub>
+            <m:r>
+              <w:rPr>
+                <w:rFonts w:ascii="Cambria Math" w:hAnsi="Cambria Math"/>
+                <w:sz w:val="20"/>
+                <w:szCs w:val="22"/>
+              </w:rPr>
+              <m:t>r</m:t>
+            </m:r>
+          </m:sub>
+        </m:sSub>
+      </m:oMath>
+      <w:r>
+        <w:rPr>
+          <w:rFonts w:hint="eastAsia"/>
+          <w:sz w:val="20"/>
+          <w:szCs w:val="22"/>
+        </w:rPr>
+        <w:t xml:space="preserve">을 구할 때 나타난 이론과 상반되는 실험 결과를 설명할 수 있다. </w:t>
+      </w:r>
+      <m:oMath>
+        <m:sSub>
+          <m:sSubPr>
+            <m:ctrlPr>
+              <w:rPr>
+                <w:rFonts w:ascii="Cambria Math" w:hAnsi="Cambria Math"/>
+                <w:sz w:val="20"/>
+                <w:szCs w:val="22"/>
+              </w:rPr>
+            </m:ctrlPr>
+          </m:sSubPr>
+          <m:e>
+            <m:r>
+              <w:rPr>
+                <w:rFonts w:ascii="Cambria Math" w:hAnsi="Cambria Math"/>
+                <w:sz w:val="20"/>
+                <w:szCs w:val="22"/>
+              </w:rPr>
+              <m:t>ω</m:t>
+            </m:r>
+          </m:e>
+          <m:sub>
+            <m:r>
+              <w:rPr>
+                <w:rFonts w:ascii="Cambria Math" w:hAnsi="Cambria Math"/>
+                <w:sz w:val="20"/>
+                <w:szCs w:val="22"/>
+              </w:rPr>
+              <m:t>0</m:t>
+            </m:r>
+          </m:sub>
+        </m:sSub>
+      </m:oMath>
+      <w:r>
+        <w:rPr>
+          <w:rFonts w:hint="eastAsia"/>
+          <w:sz w:val="20"/>
+          <w:szCs w:val="22"/>
+        </w:rPr>
+        <w:t>가 이 두 값의 계산에 중요한 역할을 하기 때문이다.</w:t>
       </w:r>
     </w:p>
     <w:sectPr>
@@ -16763,6 +16703,7 @@
   <w:style w:type="character" w:default="1" w:styleId="a0">
     <w:name w:val="Default Paragraph Font"/>
     <w:uiPriority w:val="1"/>
+    <w:semiHidden/>
     <w:unhideWhenUsed/>
   </w:style>
   <w:style w:type="table" w:default="1" w:styleId="a1">

--- a/experiment 6 - Damped Harmonic Oscillator/FUNDAMENTAL PHYSICS EXPERIMENT 6.docx
+++ b/experiment 6 - Damped Harmonic Oscillator/FUNDAMENTAL PHYSICS EXPERIMENT 6.docx
@@ -895,7 +895,39 @@
               <w:sz w:val="20"/>
               <w:szCs w:val="22"/>
             </w:rPr>
-            <m:t>=4.07 Hz (4.07118 Hz)</m:t>
+            <m:t xml:space="preserve">=4.07 </m:t>
+          </m:r>
+          <m:r>
+            <w:rPr>
+              <w:rFonts w:ascii="Cambria Math" w:hAnsi="Cambria Math"/>
+              <w:sz w:val="20"/>
+              <w:szCs w:val="22"/>
+            </w:rPr>
+            <m:t>rad/s</m:t>
+          </m:r>
+          <m:r>
+            <w:rPr>
+              <w:rFonts w:ascii="Cambria Math" w:hAnsi="Cambria Math"/>
+              <w:sz w:val="20"/>
+              <w:szCs w:val="22"/>
+            </w:rPr>
+            <m:t xml:space="preserve"> (4.07118 </m:t>
+          </m:r>
+          <m:r>
+            <w:rPr>
+              <w:rFonts w:ascii="Cambria Math" w:hAnsi="Cambria Math"/>
+              <w:sz w:val="20"/>
+              <w:szCs w:val="22"/>
+            </w:rPr>
+            <m:t>rad/s</m:t>
+          </m:r>
+          <m:r>
+            <w:rPr>
+              <w:rFonts w:ascii="Cambria Math" w:hAnsi="Cambria Math"/>
+              <w:sz w:val="20"/>
+              <w:szCs w:val="22"/>
+            </w:rPr>
+            <m:t>)</m:t>
           </m:r>
         </m:oMath>
       </m:oMathPara>
@@ -1716,7 +1748,7 @@
                   <w:sz w:val="20"/>
                   <w:szCs w:val="22"/>
                 </w:rPr>
-                <m:t>Hz</m:t>
+                <m:t>rad/s</m:t>
               </m:r>
             </m:e>
           </m:d>
@@ -1745,7 +1777,7 @@
                   <w:sz w:val="20"/>
                   <w:szCs w:val="22"/>
                 </w:rPr>
-                <m:t>Hz</m:t>
+                <m:t>rad/s</m:t>
               </m:r>
             </m:e>
           </m:d>
@@ -1774,7 +1806,15 @@
                   <w:sz w:val="20"/>
                   <w:szCs w:val="22"/>
                 </w:rPr>
-                <m:t>4.07178Hz</m:t>
+                <m:t>4.07178</m:t>
+              </m:r>
+              <m:r>
+                <w:rPr>
+                  <w:rFonts w:ascii="Cambria Math" w:hAnsi="Cambria Math"/>
+                  <w:sz w:val="20"/>
+                  <w:szCs w:val="22"/>
+                </w:rPr>
+                <m:t xml:space="preserve"> rad/s</m:t>
               </m:r>
             </m:e>
           </m:d>
@@ -2722,15 +2762,7 @@
               <w:sz w:val="20"/>
               <w:szCs w:val="22"/>
             </w:rPr>
-            <m:t>cosδ+2βωsinδ}Dcosωt+D{</m:t>
-          </m:r>
-          <m:r>
-            <w:rPr>
-              <w:rFonts w:ascii="Cambria Math" w:hAnsi="Cambria Math"/>
-              <w:sz w:val="20"/>
-              <w:szCs w:val="22"/>
-            </w:rPr>
-            <m:t>-</m:t>
+            <m:t>cosδ+2βωsinδ}Dcosωt+D{-</m:t>
           </m:r>
           <m:d>
             <m:dPr>
@@ -3006,23 +3038,7 @@
               <w:sz w:val="20"/>
               <w:szCs w:val="22"/>
             </w:rPr>
-            <m:t>δ=</m:t>
-          </m:r>
-          <m:r>
-            <w:rPr>
-              <w:rFonts w:ascii="Cambria Math" w:hAnsi="Cambria Math"/>
-              <w:sz w:val="20"/>
-              <w:szCs w:val="22"/>
-            </w:rPr>
-            <m:t>-</m:t>
-          </m:r>
-          <m:r>
-            <w:rPr>
-              <w:rFonts w:ascii="Cambria Math" w:hAnsi="Cambria Math"/>
-              <w:sz w:val="20"/>
-              <w:szCs w:val="22"/>
-            </w:rPr>
-            <m:t>ta</m:t>
+            <m:t>δ=-ta</m:t>
           </m:r>
           <m:sSup>
             <m:sSupPr>
@@ -3796,23 +3812,7 @@
               <w:sz w:val="20"/>
               <w:szCs w:val="22"/>
             </w:rPr>
-            <m:t>δ=</m:t>
-          </m:r>
-          <m:r>
-            <w:rPr>
-              <w:rFonts w:ascii="Cambria Math" w:hAnsi="Cambria Math"/>
-              <w:sz w:val="20"/>
-              <w:szCs w:val="22"/>
-            </w:rPr>
-            <m:t>-</m:t>
-          </m:r>
-          <m:r>
-            <w:rPr>
-              <w:rFonts w:ascii="Cambria Math" w:hAnsi="Cambria Math"/>
-              <w:sz w:val="20"/>
-              <w:szCs w:val="22"/>
-            </w:rPr>
-            <m:t>ta</m:t>
+            <m:t>δ=-ta</m:t>
           </m:r>
           <m:sSup>
             <m:sSupPr>
@@ -4190,16 +4190,15 @@
       </w:r>
       <w:r>
         <w:rPr>
-          <w:rFonts w:hint="eastAsia"/>
           <w:noProof/>
           <w:sz w:val="20"/>
           <w:szCs w:val="22"/>
         </w:rPr>
         <w:drawing>
-          <wp:inline distT="0" distB="0" distL="0" distR="0" wp14:anchorId="15B2CE60" wp14:editId="29876EFF">
-            <wp:extent cx="2658110" cy="1993730"/>
-            <wp:effectExtent l="0" t="0" r="8890" b="6985"/>
-            <wp:docPr id="1416027586" name="그림 5"/>
+          <wp:inline distT="0" distB="0" distL="0" distR="0" wp14:anchorId="59AECDD5" wp14:editId="0C89551E">
+            <wp:extent cx="2651664" cy="1988894"/>
+            <wp:effectExtent l="0" t="0" r="0" b="0"/>
+            <wp:docPr id="757743055" name="그림 1"/>
             <wp:cNvGraphicFramePr>
               <a:graphicFrameLocks xmlns:a="http://schemas.openxmlformats.org/drawingml/2006/main" noChangeAspect="1"/>
             </wp:cNvGraphicFramePr>
@@ -4207,7 +4206,7 @@
               <a:graphicData uri="http://schemas.openxmlformats.org/drawingml/2006/picture">
                 <pic:pic xmlns:pic="http://schemas.openxmlformats.org/drawingml/2006/picture">
                   <pic:nvPicPr>
-                    <pic:cNvPr id="1416027586" name="그림 1416027586"/>
+                    <pic:cNvPr id="757743055" name="그림 757743055"/>
                     <pic:cNvPicPr/>
                   </pic:nvPicPr>
                   <pic:blipFill>
@@ -4225,7 +4224,7 @@
                   <pic:spPr>
                     <a:xfrm>
                       <a:off x="0" y="0"/>
-                      <a:ext cx="2669485" cy="2002262"/>
+                      <a:ext cx="2667362" cy="2000669"/>
                     </a:xfrm>
                     <a:prstGeom prst="rect">
                       <a:avLst/>
@@ -4268,7 +4267,7 @@
           <w:szCs w:val="22"/>
         </w:rPr>
         <w:drawing>
-          <wp:inline distT="0" distB="0" distL="0" distR="0" wp14:anchorId="58E85698" wp14:editId="31C423DB">
+          <wp:inline distT="0" distB="0" distL="0" distR="0" wp14:anchorId="58E85698" wp14:editId="2216251F">
             <wp:extent cx="2624472" cy="1968500"/>
             <wp:effectExtent l="0" t="0" r="4445" b="0"/>
             <wp:docPr id="1729943305" name="그림 6"/>
@@ -4372,6 +4371,22 @@
           <w:szCs w:val="22"/>
         </w:rPr>
         <w:t>&lt;figure 5: angle vs time of disk: 4.5mm&gt;    &lt;figure 6: angle vs time of disk: 5mm&gt;</w:t>
+      </w:r>
+    </w:p>
+    <w:p>
+      <w:pPr>
+        <w:rPr>
+          <w:sz w:val="20"/>
+          <w:szCs w:val="22"/>
+        </w:rPr>
+      </w:pPr>
+      <w:r>
+        <w:rPr>
+          <w:rFonts w:hint="eastAsia"/>
+          <w:sz w:val="20"/>
+          <w:szCs w:val="22"/>
+        </w:rPr>
+        <w:t xml:space="preserve">위의 그래프들은 표시된 범위 외에도 몇 백 초 가량이 더 있었지만, 전부 표시할 경우 진동이 전혀 표현되지 않았기에 일부만 취하였다. </w:t>
       </w:r>
     </w:p>
     <w:p>
@@ -4882,7 +4897,6 @@
           <w:p>
             <w:pPr>
               <w:rPr>
-                <w:rFonts w:hint="eastAsia"/>
                 <w:sz w:val="20"/>
                 <w:szCs w:val="22"/>
               </w:rPr>
@@ -4904,7 +4918,6 @@
           <w:p>
             <w:pPr>
               <w:rPr>
-                <w:rFonts w:hint="eastAsia"/>
                 <w:sz w:val="20"/>
                 <w:szCs w:val="22"/>
               </w:rPr>
@@ -4926,7 +4939,6 @@
           <w:p>
             <w:pPr>
               <w:rPr>
-                <w:rFonts w:hint="eastAsia"/>
                 <w:sz w:val="20"/>
                 <w:szCs w:val="22"/>
               </w:rPr>
@@ -5050,23 +5062,8 @@
               <w:sz w:val="20"/>
               <w:szCs w:val="22"/>
             </w:rPr>
-            <m:t>δ=</m:t>
-          </m:r>
-          <m:r>
-            <w:rPr>
-              <w:rFonts w:ascii="Cambria Math" w:hAnsi="Cambria Math"/>
-              <w:sz w:val="20"/>
-              <w:szCs w:val="22"/>
-            </w:rPr>
-            <m:t>-</m:t>
-          </m:r>
-          <m:r>
-            <w:rPr>
-              <w:rFonts w:ascii="Cambria Math" w:hAnsi="Cambria Math"/>
-              <w:sz w:val="20"/>
-              <w:szCs w:val="22"/>
-            </w:rPr>
-            <m:t>ta</m:t>
+            <w:lastRenderedPageBreak/>
+            <m:t>δ=-ta</m:t>
           </m:r>
           <m:sSup>
             <m:sSupPr>
@@ -5381,16 +5378,7 @@
           <w:sz w:val="20"/>
           <w:szCs w:val="22"/>
         </w:rPr>
-        <w:t>가 나오는 것은 합당하다. 이 때, 분자</w:t>
-      </w:r>
-      <w:r>
-        <w:rPr>
-          <w:rFonts w:hint="eastAsia"/>
-          <w:sz w:val="20"/>
-          <w:szCs w:val="22"/>
-        </w:rPr>
-        <w:lastRenderedPageBreak/>
-        <w:t xml:space="preserve">는 비교적 작은 수에 비례하고, 분모는 큰 수에 비례하는 것으로 해석할 수 있다. 즉, </w:t>
+        <w:t xml:space="preserve">가 나오는 것은 합당하다. 이 때, 분자는 비교적 작은 수에 비례하고, 분모는 큰 수에 비례하는 것으로 해석할 수 있다. 즉, </w:t>
       </w:r>
       <m:oMath>
         <m:r>
@@ -7467,7 +7455,7 @@
         </w:rPr>
         <w:lastRenderedPageBreak/>
         <w:drawing>
-          <wp:inline distT="0" distB="0" distL="0" distR="0" wp14:anchorId="57C084F1" wp14:editId="1ADD2AEA">
+          <wp:inline distT="0" distB="0" distL="0" distR="0" wp14:anchorId="57C084F1" wp14:editId="0A9570D4">
             <wp:extent cx="2531346" cy="1898650"/>
             <wp:effectExtent l="0" t="0" r="2540" b="6350"/>
             <wp:docPr id="1322646992" name="그림 8"/>
@@ -7516,7 +7504,7 @@
           <w:szCs w:val="22"/>
         </w:rPr>
         <w:drawing>
-          <wp:inline distT="0" distB="0" distL="0" distR="0" wp14:anchorId="37B41B4C" wp14:editId="1040A3EB">
+          <wp:inline distT="0" distB="0" distL="0" distR="0" wp14:anchorId="37B41B4C" wp14:editId="5A0846EA">
             <wp:extent cx="2559050" cy="1919429"/>
             <wp:effectExtent l="0" t="0" r="0" b="5080"/>
             <wp:docPr id="970445552" name="그림 9"/>
@@ -7611,7 +7599,7 @@
           <w:szCs w:val="22"/>
         </w:rPr>
         <w:drawing>
-          <wp:inline distT="0" distB="0" distL="0" distR="0" wp14:anchorId="77F7E80D" wp14:editId="3B6441E4">
+          <wp:inline distT="0" distB="0" distL="0" distR="0" wp14:anchorId="77F7E80D" wp14:editId="47C48AA9">
             <wp:extent cx="2482850" cy="1862276"/>
             <wp:effectExtent l="0" t="0" r="0" b="5080"/>
             <wp:docPr id="1554118924" name="그림 10"/>
@@ -8544,6 +8532,7 @@
     <w:p>
       <w:pPr>
         <w:rPr>
+          <w:rFonts w:hint="eastAsia"/>
           <w:sz w:val="20"/>
           <w:szCs w:val="22"/>
         </w:rPr>
@@ -8555,6 +8544,21 @@
           <w:szCs w:val="22"/>
         </w:rPr>
         <w:t xml:space="preserve"> 첫 번째 실험에서, 실험 데이터로부터 고유 각진동수를 구할 때 진동의 진폭이 시간에 따라 줄어드는 것은 무시하였다. 하지만, 감쇄 진동을 할 경우에 일반적으로 그 진동수가 감쇄진동이 아닐 때보다 조금 줄어든다. 그렇다면, 1번 실험에서 발생한 -0.015%의 오차는 감쇄의 효과로 인해 진동수가 줄어들었기 때문일 수 있다. </w:t>
+      </w:r>
+      <w:r>
+        <w:rPr>
+          <w:sz w:val="20"/>
+          <w:szCs w:val="22"/>
+        </w:rPr>
+        <w:t>다만</w:t>
+      </w:r>
+      <w:r>
+        <w:rPr>
+          <w:rFonts w:hint="eastAsia"/>
+          <w:sz w:val="20"/>
+          <w:szCs w:val="22"/>
+        </w:rPr>
+        <w:t xml:space="preserve">, -0.015%의 오차는 측정 불확도를 고려할 때, 우연히 발생한 오차일 수도 있다. </w:t>
       </w:r>
     </w:p>
     <w:p>
@@ -9007,6 +9011,7 @@
               <w:sz w:val="20"/>
               <w:szCs w:val="22"/>
             </w:rPr>
+            <w:lastRenderedPageBreak/>
             <m:t>α=-β±i</m:t>
           </m:r>
           <m:rad>
@@ -9120,7 +9125,6 @@
           <w:sz w:val="20"/>
           <w:szCs w:val="22"/>
         </w:rPr>
-        <w:lastRenderedPageBreak/>
         <w:t xml:space="preserve">으로 쓸 수 있다. 이 때, </w:t>
       </w:r>
       <m:oMath>
@@ -10993,15 +10997,7 @@
                       <w:sz w:val="20"/>
                       <w:szCs w:val="22"/>
                     </w:rPr>
-                    <m:t>-</m:t>
-                  </m:r>
-                  <m:r>
-                    <w:rPr>
-                      <w:rFonts w:ascii="Cambria Math" w:hAnsi="Cambria Math"/>
-                      <w:sz w:val="20"/>
-                      <w:szCs w:val="22"/>
-                    </w:rPr>
-                    <m:t>ω</m:t>
+                    <m:t>-ω</m:t>
                   </m:r>
                 </m:e>
                 <m:sub>
@@ -11082,7 +11078,31 @@
               <w:sz w:val="20"/>
               <w:szCs w:val="22"/>
             </w:rPr>
-            <m:t>=0.146367 Hz</m:t>
+            <m:t>=</m:t>
+          </m:r>
+          <m:r>
+            <w:rPr>
+              <w:rFonts w:ascii="Cambria Math" w:hAnsi="Cambria Math"/>
+              <w:sz w:val="20"/>
+              <w:szCs w:val="22"/>
+            </w:rPr>
+            <m:t>0.07</m:t>
+          </m:r>
+          <m:r>
+            <w:rPr>
+              <w:rFonts w:ascii="Cambria Math" w:hAnsi="Cambria Math"/>
+              <w:sz w:val="20"/>
+              <w:szCs w:val="22"/>
+            </w:rPr>
+            <m:t xml:space="preserve"> </m:t>
+          </m:r>
+          <m:r>
+            <w:rPr>
+              <w:rFonts w:ascii="Cambria Math" w:hAnsi="Cambria Math"/>
+              <w:sz w:val="20"/>
+              <w:szCs w:val="22"/>
+            </w:rPr>
+            <m:t>rad/s</m:t>
           </m:r>
         </m:oMath>
       </m:oMathPara>
@@ -11232,7 +11252,7 @@
           <w:sz w:val="20"/>
           <w:szCs w:val="22"/>
         </w:rPr>
-        <w:t>이 그래프는 피팅으로 구한 것은 아니지만, 여전히 이론적인 식과 실제 데이터를 비교할 수는 있다. 이를 통해 RMSE와 R</w:t>
+        <w:t>이 그래프는 피팅으로 구한 것은 아니지만, 여전히 이론적인 식과 실제 데이터를 비교할 수는 있다. 이를 통해 R</w:t>
       </w:r>
       <w:r>
         <w:rPr>
@@ -11250,21 +11270,6 @@
           <w:szCs w:val="22"/>
         </w:rPr>
         <w:t>를 구하면 다음과 같다.</w:t>
-      </w:r>
-    </w:p>
-    <w:p>
-      <w:pPr>
-        <w:rPr>
-          <w:sz w:val="20"/>
-          <w:szCs w:val="22"/>
-        </w:rPr>
-      </w:pPr>
-      <w:r>
-        <w:rPr>
-          <w:sz w:val="20"/>
-          <w:szCs w:val="22"/>
-        </w:rPr>
-        <w:t>RMSE=3.17362e-05</w:t>
       </w:r>
       <w:r>
         <w:rPr>
@@ -12223,7 +12228,6 @@
           <w:sz w:val="20"/>
           <w:szCs w:val="22"/>
         </w:rPr>
-        <w:lastRenderedPageBreak/>
         <w:t xml:space="preserve">이고, </w:t>
       </w:r>
     </w:p>
@@ -12242,6 +12246,7 @@
               <w:sz w:val="20"/>
               <w:szCs w:val="22"/>
             </w:rPr>
+            <w:lastRenderedPageBreak/>
             <m:t>α=</m:t>
           </m:r>
           <m:f>
@@ -12565,7 +12570,23 @@
           <w:sz w:val="20"/>
           <w:szCs w:val="22"/>
         </w:rPr>
-        <w:t xml:space="preserve">는 driving force의 진폭의 역수이다. </w:t>
+        <w:t>는 driving force의 진폭의 역수</w:t>
+      </w:r>
+      <w:r>
+        <w:rPr>
+          <w:rFonts w:hint="eastAsia"/>
+          <w:sz w:val="20"/>
+          <w:szCs w:val="22"/>
+        </w:rPr>
+        <w:t>의 제곱</w:t>
+      </w:r>
+      <w:r>
+        <w:rPr>
+          <w:rFonts w:hint="eastAsia"/>
+          <w:sz w:val="20"/>
+          <w:szCs w:val="22"/>
+        </w:rPr>
+        <w:t xml:space="preserve">이다. </w:t>
       </w:r>
       <w:r>
         <w:rPr>
@@ -12633,7 +12654,39 @@
           <w:sz w:val="20"/>
           <w:szCs w:val="22"/>
         </w:rPr>
-        <w:t xml:space="preserve">는 고유 각진동수를 driving force의 진폭으로 나눈 것이다. </w:t>
+        <w:t>는 고유 각진동수</w:t>
+      </w:r>
+      <w:r>
+        <w:rPr>
+          <w:rFonts w:hint="eastAsia"/>
+          <w:sz w:val="20"/>
+          <w:szCs w:val="22"/>
+        </w:rPr>
+        <w:t>의 네제곱을</w:t>
+      </w:r>
+      <w:r>
+        <w:rPr>
+          <w:rFonts w:hint="eastAsia"/>
+          <w:sz w:val="20"/>
+          <w:szCs w:val="22"/>
+        </w:rPr>
+        <w:t xml:space="preserve"> driving force의 진폭</w:t>
+      </w:r>
+      <w:r>
+        <w:rPr>
+          <w:rFonts w:hint="eastAsia"/>
+          <w:sz w:val="20"/>
+          <w:szCs w:val="22"/>
+        </w:rPr>
+        <w:t>의 제곱</w:t>
+      </w:r>
+      <w:r>
+        <w:rPr>
+          <w:rFonts w:hint="eastAsia"/>
+          <w:sz w:val="20"/>
+          <w:szCs w:val="22"/>
+        </w:rPr>
+        <w:t xml:space="preserve">으로 나눈 것이다. </w:t>
       </w:r>
       <w:r>
         <w:rPr>
@@ -13612,7 +13665,6 @@
     <w:p>
       <w:pPr>
         <w:rPr>
-          <w:rFonts w:hint="eastAsia"/>
           <w:sz w:val="20"/>
           <w:szCs w:val="22"/>
         </w:rPr>
@@ -13725,7 +13777,6 @@
     <w:p>
       <w:pPr>
         <w:rPr>
-          <w:rFonts w:hint="eastAsia"/>
           <w:sz w:val="20"/>
           <w:szCs w:val="22"/>
         </w:rPr>
@@ -13808,7 +13859,6 @@
     <w:p>
       <w:pPr>
         <w:rPr>
-          <w:rFonts w:hint="eastAsia"/>
           <w:sz w:val="20"/>
           <w:szCs w:val="22"/>
         </w:rPr>
@@ -13891,7 +13941,6 @@
     <w:p>
       <w:pPr>
         <w:rPr>
-          <w:rFonts w:hint="eastAsia"/>
           <w:sz w:val="20"/>
           <w:szCs w:val="22"/>
         </w:rPr>
@@ -13974,7 +14023,6 @@
     <w:p>
       <w:pPr>
         <w:rPr>
-          <w:rFonts w:hint="eastAsia"/>
           <w:sz w:val="20"/>
           <w:szCs w:val="22"/>
         </w:rPr>
@@ -14792,7 +14840,7 @@
               <w:sz w:val="20"/>
               <w:szCs w:val="22"/>
             </w:rPr>
-            <m:t>=3.8</m:t>
+            <m:t>=3.894</m:t>
           </m:r>
           <m:r>
             <w:rPr>
@@ -14800,15 +14848,7 @@
               <w:sz w:val="20"/>
               <w:szCs w:val="22"/>
             </w:rPr>
-            <m:t>94</m:t>
-          </m:r>
-          <m:r>
-            <w:rPr>
-              <w:rFonts w:ascii="Cambria Math" w:hAnsi="Cambria Math"/>
-              <w:sz w:val="20"/>
-              <w:szCs w:val="22"/>
-            </w:rPr>
-            <m:t>Hz</m:t>
+            <m:t xml:space="preserve"> rad/s</m:t>
           </m:r>
         </m:oMath>
       </m:oMathPara>
@@ -14859,7 +14899,7 @@
               <w:sz w:val="20"/>
               <w:szCs w:val="22"/>
             </w:rPr>
-            <m:t>=3.8</m:t>
+            <m:t>=3.875</m:t>
           </m:r>
           <m:r>
             <w:rPr>
@@ -14867,15 +14907,7 @@
               <w:sz w:val="20"/>
               <w:szCs w:val="22"/>
             </w:rPr>
-            <m:t>75</m:t>
-          </m:r>
-          <m:r>
-            <w:rPr>
-              <w:rFonts w:ascii="Cambria Math" w:hAnsi="Cambria Math"/>
-              <w:sz w:val="20"/>
-              <w:szCs w:val="22"/>
-            </w:rPr>
-            <m:t>Hz</m:t>
+            <m:t xml:space="preserve"> rad/s</m:t>
           </m:r>
         </m:oMath>
       </m:oMathPara>
@@ -14883,6 +14915,7 @@
     <w:p>
       <w:pPr>
         <w:rPr>
+          <w:rFonts w:hint="eastAsia"/>
           <w:sz w:val="20"/>
           <w:szCs w:val="22"/>
         </w:rPr>
@@ -14926,7 +14959,7 @@
               <w:sz w:val="20"/>
               <w:szCs w:val="22"/>
             </w:rPr>
-            <m:t>=3.</m:t>
+            <m:t>=3.810</m:t>
           </m:r>
           <m:r>
             <w:rPr>
@@ -14934,15 +14967,7 @@
               <w:sz w:val="20"/>
               <w:szCs w:val="22"/>
             </w:rPr>
-            <m:t>810</m:t>
-          </m:r>
-          <m:r>
-            <w:rPr>
-              <w:rFonts w:ascii="Cambria Math" w:hAnsi="Cambria Math"/>
-              <w:sz w:val="20"/>
-              <w:szCs w:val="22"/>
-            </w:rPr>
-            <m:t>Hz</m:t>
+            <m:t xml:space="preserve"> rad/s</m:t>
           </m:r>
         </m:oMath>
       </m:oMathPara>
@@ -15372,7 +15397,6 @@
     <w:p>
       <w:pPr>
         <w:rPr>
-          <w:rFonts w:hint="eastAsia"/>
           <w:sz w:val="20"/>
           <w:szCs w:val="22"/>
         </w:rPr>
@@ -15446,7 +15470,6 @@
     <w:p>
       <w:pPr>
         <w:rPr>
-          <w:rFonts w:hint="eastAsia"/>
           <w:sz w:val="20"/>
           <w:szCs w:val="22"/>
         </w:rPr>
@@ -15500,23 +15523,47 @@
     <w:p>
       <w:pPr>
         <w:rPr>
-          <w:sz w:val="20"/>
-          <w:szCs w:val="22"/>
-        </w:rPr>
-      </w:pPr>
-      <w:r>
-        <w:rPr>
-          <w:rFonts w:hint="eastAsia"/>
-          <w:sz w:val="20"/>
-          <w:szCs w:val="22"/>
-        </w:rPr>
-        <w:t xml:space="preserve"> 첫 번째 실험에서 이론적으로 구한 고유 각진동수와 실험적으로 구한 고유 각진동수의 차이는 사실 이 실험이 Simple Harmonic Oscillator을 이용해 한 실험이 아니라 Damped Harmonic Oscillator을 이용하여 수행한 실험이기 때문에 발생한 것으로 해석할 수 있다.</w:t>
+          <w:rFonts w:hint="eastAsia"/>
+          <w:sz w:val="20"/>
+          <w:szCs w:val="22"/>
+        </w:rPr>
+      </w:pPr>
+      <w:r>
+        <w:rPr>
+          <w:rFonts w:hint="eastAsia"/>
+          <w:sz w:val="20"/>
+          <w:szCs w:val="22"/>
+        </w:rPr>
+        <w:t xml:space="preserve"> 첫 번째 실험에서 이론적으로 구한 고유 각진동수와 실험적으로 구한 고유 각진동수의 차이는 사실 이 실험이 Simple Harmonic Oscillator을 이용해 한 실험이 아니라 Damped Harmonic Oscillator을 이용하여 수행한 실험이기 때문에 발</w:t>
+      </w:r>
+      <w:r>
+        <w:rPr>
+          <w:rFonts w:hint="eastAsia"/>
+          <w:sz w:val="20"/>
+          <w:szCs w:val="22"/>
+        </w:rPr>
+        <w:t>생했을 가능성이 있다</w:t>
+      </w:r>
+      <w:r>
+        <w:rPr>
+          <w:rFonts w:hint="eastAsia"/>
+          <w:sz w:val="20"/>
+          <w:szCs w:val="22"/>
+        </w:rPr>
+        <w:t>.</w:t>
+      </w:r>
+      <w:r>
+        <w:rPr>
+          <w:rFonts w:hint="eastAsia"/>
+          <w:sz w:val="20"/>
+          <w:szCs w:val="22"/>
+        </w:rPr>
+        <w:t xml:space="preserve"> 물론, 오차가 -0.015%이기 때문에 우연히 발생한 오차일 가능성도 배제할 수는 없다. </w:t>
       </w:r>
     </w:p>
     <w:p>
       <w:pPr>
         <w:rPr>
-          <w:rFonts w:hint="eastAsia"/>
           <w:sz w:val="20"/>
           <w:szCs w:val="22"/>
         </w:rPr>
@@ -15541,7 +15588,6 @@
     <w:p>
       <w:pPr>
         <w:rPr>
-          <w:rFonts w:hint="eastAsia"/>
           <w:sz w:val="20"/>
           <w:szCs w:val="22"/>
         </w:rPr>
@@ -15802,6 +15848,48 @@
           <w:szCs w:val="22"/>
         </w:rPr>
         <w:t>가 이 두 값의 계산에 중요한 역할을 하기 때문이다.</w:t>
+      </w:r>
+    </w:p>
+    <w:p>
+      <w:pPr>
+        <w:rPr>
+          <w:rFonts w:hint="eastAsia"/>
+          <w:sz w:val="20"/>
+          <w:szCs w:val="22"/>
+        </w:rPr>
+      </w:pPr>
+      <w:r>
+        <w:rPr>
+          <w:rFonts w:hint="eastAsia"/>
+          <w:sz w:val="20"/>
+          <w:szCs w:val="22"/>
+        </w:rPr>
+        <w:t xml:space="preserve"> 한 편, 두 번째 실험에서 각진동수가 연속적으로 변했기 때문에 </w:t>
+      </w:r>
+      <w:r>
+        <w:rPr>
+          <w:rFonts w:hint="eastAsia"/>
+          <w:sz w:val="20"/>
+          <w:szCs w:val="22"/>
+        </w:rPr>
+        <w:t>매 순간 정상 진동을 하지 못하</w:t>
+      </w:r>
+      <w:r>
+        <w:rPr>
+          <w:rFonts w:hint="eastAsia"/>
+          <w:sz w:val="20"/>
+          <w:szCs w:val="22"/>
+        </w:rPr>
+        <w:lastRenderedPageBreak/>
+        <w:t xml:space="preserve">고 </w:t>
+      </w:r>
+      <w:r>
+        <w:rPr>
+          <w:rFonts w:hint="eastAsia"/>
+          <w:sz w:val="20"/>
+          <w:szCs w:val="22"/>
+        </w:rPr>
+        <w:t xml:space="preserve">Homogeneous 한 진동이 계속해서 생성되었을 수 있다. Homogeneous 한 항은 원래 시간이 지남에 따라 사라지는 것으로 생각되지만, 그것은 driving force의 각진동수가 일정하게 유지될 때의 이야기이다. 즉, 새로운 Homogeneous한 항이 계속 생겨나 데이터에 영향을 주었을 수도 있다. </w:t>
       </w:r>
     </w:p>
     <w:sectPr>
